--- a/Outputs/table1.docx
+++ b/Outputs/table1.docx
@@ -11,30 +11,29 @@
       </w:tblPr>
       <w:tr>
         <w:trPr>
-          <w:trHeight w:val="720" w:hRule="auto"/>
+          <w:trHeight w:val="360" w:hRule="auto"/>
           <w:tblHeader/>
         </w:trPr>
-        header1
-        <w:tc>
-          <w:tcPr>
-            <w:tcBorders>
-              <w:bottom w:val="single" w:sz="12" w:space="0" w:color="000000"/>
-              <w:top w:val="single" w:sz="12" w:space="0" w:color="000000"/>
-              <w:left w:val="none" w:sz="0" w:space="0" w:color="000000"/>
-              <w:right w:val="none" w:sz="0" w:space="0" w:color="000000"/>
-            </w:tcBorders>
-            <w:shd w:val="clear" w:color="auto" w:fill="D3D3D3"/>
-            <w:tcMar>
-              <w:top w:w="0" w:type="dxa"/>
-              <w:bottom w:w="0" w:type="dxa"/>
-              <w:left w:w="0" w:type="dxa"/>
-              <w:right w:w="0" w:type="dxa"/>
-            </w:tcMar>
-            <w:vAlign w:val="center"/>
-          </w:tcPr>
-          <w:p>
-            <w:pPr>
-              <w:pStyle w:val="Normal"/>
+        header 1
+        <w:tc>
+          <w:tcPr>
+            <w:tcBorders>
+              <w:bottom w:val="single" w:sz="12" w:space="0" w:color="666666"/>
+              <w:top w:val="single" w:sz="12" w:space="0" w:color="666666"/>
+              <w:left w:val="none" w:sz="0" w:space="0" w:color="000000"/>
+              <w:right w:val="none" w:sz="0" w:space="0" w:color="000000"/>
+            </w:tcBorders>
+            <w:shd w:val="clear" w:color="auto" w:fill="FFFFFF"/>
+            <w:tcMar>
+              <w:top w:w="0" w:type="dxa"/>
+              <w:bottom w:w="0" w:type="dxa"/>
+              <w:left w:w="0" w:type="dxa"/>
+              <w:right w:w="0" w:type="dxa"/>
+            </w:tcMar>
+            <w:vAlign w:val="center"/>
+          </w:tcPr>
+          <w:p>
+            <w:pPr>
               <w:jc w:val="left"/>
               <w:pBdr>
                 <w:bottom w:val="none" w:sz="0" w:space="0" w:color="000000"/>
@@ -64,30 +63,29 @@
                 <w:szCs w:val="20"/>
                 <w:color w:val="000000"/>
               </w:rPr>
-              <w:t xml:space="preserve"/>
-            </w:r>
-          </w:p>
-        </w:tc>
-        <w:tc>
-          <w:tcPr>
-            <w:tcBorders>
-              <w:bottom w:val="single" w:sz="12" w:space="0" w:color="000000"/>
-              <w:top w:val="single" w:sz="12" w:space="0" w:color="000000"/>
-              <w:left w:val="none" w:sz="0" w:space="0" w:color="000000"/>
-              <w:right w:val="none" w:sz="0" w:space="0" w:color="000000"/>
-            </w:tcBorders>
-            <w:shd w:val="clear" w:color="auto" w:fill="D3D3D3"/>
-            <w:tcMar>
-              <w:top w:w="0" w:type="dxa"/>
-              <w:bottom w:w="0" w:type="dxa"/>
-              <w:left w:w="0" w:type="dxa"/>
-              <w:right w:w="0" w:type="dxa"/>
-            </w:tcMar>
-            <w:vAlign w:val="center"/>
-          </w:tcPr>
-          <w:p>
-            <w:pPr>
-              <w:pStyle w:val="Normal"/>
+              <w:t xml:space="preserve">Variable</w:t>
+            </w:r>
+          </w:p>
+        </w:tc>
+        <w:tc>
+          <w:tcPr>
+            <w:tcBorders>
+              <w:bottom w:val="single" w:sz="12" w:space="0" w:color="666666"/>
+              <w:top w:val="single" w:sz="12" w:space="0" w:color="666666"/>
+              <w:left w:val="none" w:sz="0" w:space="0" w:color="000000"/>
+              <w:right w:val="none" w:sz="0" w:space="0" w:color="000000"/>
+            </w:tcBorders>
+            <w:shd w:val="clear" w:color="auto" w:fill="FFFFFF"/>
+            <w:tcMar>
+              <w:top w:w="0" w:type="dxa"/>
+              <w:bottom w:w="0" w:type="dxa"/>
+              <w:left w:w="0" w:type="dxa"/>
+              <w:right w:w="0" w:type="dxa"/>
+            </w:tcMar>
+            <w:vAlign w:val="center"/>
+          </w:tcPr>
+          <w:p>
+            <w:pPr>
               <w:jc w:val="center"/>
               <w:pBdr>
                 <w:bottom w:val="none" w:sz="0" w:space="0" w:color="000000"/>
@@ -117,9 +115,38 @@
                 <w:szCs w:val="20"/>
                 <w:color w:val="000000"/>
               </w:rPr>
-              <w:t xml:space="preserve">Suprahepatic</w:t>
-            </w:r>
-            <w:r>
+              <w:t xml:space="preserve">n_pct</w:t>
+            </w:r>
+          </w:p>
+        </w:tc>
+        <w:tc>
+          <w:tcPr>
+            <w:tcBorders>
+              <w:bottom w:val="single" w:sz="12" w:space="0" w:color="666666"/>
+              <w:top w:val="single" w:sz="12" w:space="0" w:color="666666"/>
+              <w:left w:val="none" w:sz="0" w:space="0" w:color="000000"/>
+              <w:right w:val="none" w:sz="0" w:space="0" w:color="000000"/>
+            </w:tcBorders>
+            <w:shd w:val="clear" w:color="auto" w:fill="FFFFFF"/>
+            <w:tcMar>
+              <w:top w:w="0" w:type="dxa"/>
+              <w:bottom w:w="0" w:type="dxa"/>
+              <w:left w:w="0" w:type="dxa"/>
+              <w:right w:w="0" w:type="dxa"/>
+            </w:tcMar>
+            <w:vAlign w:val="center"/>
+          </w:tcPr>
+          <w:p>
+            <w:pPr>
+              <w:jc w:val="center"/>
+              <w:pBdr>
+                <w:bottom w:val="none" w:sz="0" w:space="0" w:color="000000"/>
+                <w:top w:val="none" w:sz="0" w:space="0" w:color="000000"/>
+                <w:left w:val="none" w:sz="0" w:space="0" w:color="000000"/>
+                <w:right w:val="none" w:sz="0" w:space="0" w:color="000000"/>
+              </w:pBdr>
+              <w:spacing w:after="100" w:before="100" w:line="240"/>
+              <w:ind w:left="100" w:right="100" w:firstLine="0" w:firstLineChars="0"/>
               <w:rPr>
                 <w:rFonts w:ascii="Helvetica" w:hAnsi="Helvetica" w:eastAsia="Helvetica" w:cs="Helvetica"/>
                 <w:i w:val="true"/>
@@ -129,8 +156,7 @@
                 <w:szCs w:val="20"/>
                 <w:color w:val="000000"/>
               </w:rPr>
-              <w:br/>
-            </w:r>
+            </w:pPr>
             <w:r>
               <w:rPr>
                 <w:rFonts w:ascii="Helvetica" w:hAnsi="Helvetica" w:eastAsia="Helvetica" w:cs="Helvetica"/>
@@ -141,30 +167,29 @@
                 <w:szCs w:val="20"/>
                 <w:color w:val="000000"/>
               </w:rPr>
-              <w:t xml:space="preserve">n = 3</w:t>
-            </w:r>
-          </w:p>
-        </w:tc>
-        <w:tc>
-          <w:tcPr>
-            <w:tcBorders>
-              <w:bottom w:val="single" w:sz="12" w:space="0" w:color="000000"/>
-              <w:top w:val="single" w:sz="12" w:space="0" w:color="000000"/>
-              <w:left w:val="none" w:sz="0" w:space="0" w:color="000000"/>
-              <w:right w:val="none" w:sz="0" w:space="0" w:color="000000"/>
-            </w:tcBorders>
-            <w:shd w:val="clear" w:color="auto" w:fill="D3D3D3"/>
-            <w:tcMar>
-              <w:top w:w="0" w:type="dxa"/>
-              <w:bottom w:w="0" w:type="dxa"/>
-              <w:left w:w="0" w:type="dxa"/>
-              <w:right w:w="0" w:type="dxa"/>
-            </w:tcMar>
-            <w:vAlign w:val="center"/>
-          </w:tcPr>
-          <w:p>
-            <w:pPr>
-              <w:pStyle w:val="Normal"/>
+              <w:t xml:space="preserve">Mean_SD</w:t>
+            </w:r>
+          </w:p>
+        </w:tc>
+        <w:tc>
+          <w:tcPr>
+            <w:tcBorders>
+              <w:bottom w:val="single" w:sz="12" w:space="0" w:color="666666"/>
+              <w:top w:val="single" w:sz="12" w:space="0" w:color="666666"/>
+              <w:left w:val="none" w:sz="0" w:space="0" w:color="000000"/>
+              <w:right w:val="none" w:sz="0" w:space="0" w:color="000000"/>
+            </w:tcBorders>
+            <w:shd w:val="clear" w:color="auto" w:fill="FFFFFF"/>
+            <w:tcMar>
+              <w:top w:w="0" w:type="dxa"/>
+              <w:bottom w:w="0" w:type="dxa"/>
+              <w:left w:w="0" w:type="dxa"/>
+              <w:right w:w="0" w:type="dxa"/>
+            </w:tcMar>
+            <w:vAlign w:val="center"/>
+          </w:tcPr>
+          <w:p>
+            <w:pPr>
               <w:jc w:val="center"/>
               <w:pBdr>
                 <w:bottom w:val="none" w:sz="0" w:space="0" w:color="000000"/>
@@ -194,291 +219,35 @@
                 <w:szCs w:val="20"/>
                 <w:color w:val="000000"/>
               </w:rPr>
-              <w:t xml:space="preserve">Retrohepatic</w:t>
-            </w:r>
-            <w:r>
-              <w:rPr>
-                <w:rFonts w:ascii="Helvetica" w:hAnsi="Helvetica" w:eastAsia="Helvetica" w:cs="Helvetica"/>
-                <w:i w:val="true"/>
-                <w:b w:val="true"/>
-                <w:u w:val="none"/>
-                <w:sz w:val="20"/>
-                <w:szCs w:val="20"/>
-                <w:color w:val="000000"/>
-              </w:rPr>
-              <w:br/>
-            </w:r>
-            <w:r>
-              <w:rPr>
-                <w:rFonts w:ascii="Helvetica" w:hAnsi="Helvetica" w:eastAsia="Helvetica" w:cs="Helvetica"/>
-                <w:i w:val="true"/>
-                <w:b w:val="true"/>
-                <w:u w:val="none"/>
-                <w:sz w:val="20"/>
-                <w:szCs w:val="20"/>
-                <w:color w:val="000000"/>
-              </w:rPr>
-              <w:t xml:space="preserve">n = 12</w:t>
-            </w:r>
-          </w:p>
-        </w:tc>
-        <w:tc>
-          <w:tcPr>
-            <w:tcBorders>
-              <w:bottom w:val="single" w:sz="12" w:space="0" w:color="000000"/>
-              <w:top w:val="single" w:sz="12" w:space="0" w:color="000000"/>
-              <w:left w:val="none" w:sz="0" w:space="0" w:color="000000"/>
-              <w:right w:val="none" w:sz="0" w:space="0" w:color="000000"/>
-            </w:tcBorders>
-            <w:shd w:val="clear" w:color="auto" w:fill="D3D3D3"/>
-            <w:tcMar>
-              <w:top w:w="0" w:type="dxa"/>
-              <w:bottom w:w="0" w:type="dxa"/>
-              <w:left w:w="0" w:type="dxa"/>
-              <w:right w:w="0" w:type="dxa"/>
-            </w:tcMar>
-            <w:vAlign w:val="center"/>
-          </w:tcPr>
-          <w:p>
-            <w:pPr>
-              <w:pStyle w:val="Normal"/>
-              <w:jc w:val="center"/>
-              <w:pBdr>
-                <w:bottom w:val="none" w:sz="0" w:space="0" w:color="000000"/>
-                <w:top w:val="none" w:sz="0" w:space="0" w:color="000000"/>
-                <w:left w:val="none" w:sz="0" w:space="0" w:color="000000"/>
-                <w:right w:val="none" w:sz="0" w:space="0" w:color="000000"/>
-              </w:pBdr>
-              <w:spacing w:after="100" w:before="100" w:line="240"/>
-              <w:ind w:left="100" w:right="100" w:firstLine="0" w:firstLineChars="0"/>
-              <w:rPr>
-                <w:rFonts w:ascii="Helvetica" w:hAnsi="Helvetica" w:eastAsia="Helvetica" w:cs="Helvetica"/>
-                <w:i w:val="true"/>
-                <w:b w:val="true"/>
-                <w:u w:val="none"/>
-                <w:sz w:val="20"/>
-                <w:szCs w:val="20"/>
-                <w:color w:val="000000"/>
-              </w:rPr>
-            </w:pPr>
-            <w:r>
-              <w:rPr>
-                <w:rFonts w:ascii="Helvetica" w:hAnsi="Helvetica" w:eastAsia="Helvetica" w:cs="Helvetica"/>
-                <w:i w:val="true"/>
-                <w:b w:val="true"/>
-                <w:u w:val="none"/>
-                <w:sz w:val="20"/>
-                <w:szCs w:val="20"/>
-                <w:color w:val="000000"/>
-              </w:rPr>
-              <w:t xml:space="preserve">Juxtarenal</w:t>
-            </w:r>
-            <w:r>
-              <w:rPr>
-                <w:rFonts w:ascii="Helvetica" w:hAnsi="Helvetica" w:eastAsia="Helvetica" w:cs="Helvetica"/>
-                <w:i w:val="true"/>
-                <w:b w:val="true"/>
-                <w:u w:val="none"/>
-                <w:sz w:val="20"/>
-                <w:szCs w:val="20"/>
-                <w:color w:val="000000"/>
-              </w:rPr>
-              <w:br/>
-            </w:r>
-            <w:r>
-              <w:rPr>
-                <w:rFonts w:ascii="Helvetica" w:hAnsi="Helvetica" w:eastAsia="Helvetica" w:cs="Helvetica"/>
-                <w:i w:val="true"/>
-                <w:b w:val="true"/>
-                <w:u w:val="none"/>
-                <w:sz w:val="20"/>
-                <w:szCs w:val="20"/>
-                <w:color w:val="000000"/>
-              </w:rPr>
-              <w:t xml:space="preserve">n = 32</w:t>
-            </w:r>
-          </w:p>
-        </w:tc>
-        <w:tc>
-          <w:tcPr>
-            <w:tcBorders>
-              <w:bottom w:val="single" w:sz="12" w:space="0" w:color="000000"/>
-              <w:top w:val="single" w:sz="12" w:space="0" w:color="000000"/>
-              <w:left w:val="none" w:sz="0" w:space="0" w:color="000000"/>
-              <w:right w:val="none" w:sz="0" w:space="0" w:color="000000"/>
-            </w:tcBorders>
-            <w:shd w:val="clear" w:color="auto" w:fill="D3D3D3"/>
-            <w:tcMar>
-              <w:top w:w="0" w:type="dxa"/>
-              <w:bottom w:w="0" w:type="dxa"/>
-              <w:left w:w="0" w:type="dxa"/>
-              <w:right w:w="0" w:type="dxa"/>
-            </w:tcMar>
-            <w:vAlign w:val="center"/>
-          </w:tcPr>
-          <w:p>
-            <w:pPr>
-              <w:pStyle w:val="Normal"/>
-              <w:jc w:val="center"/>
-              <w:pBdr>
-                <w:bottom w:val="none" w:sz="0" w:space="0" w:color="000000"/>
-                <w:top w:val="none" w:sz="0" w:space="0" w:color="000000"/>
-                <w:left w:val="none" w:sz="0" w:space="0" w:color="000000"/>
-                <w:right w:val="none" w:sz="0" w:space="0" w:color="000000"/>
-              </w:pBdr>
-              <w:spacing w:after="100" w:before="100" w:line="240"/>
-              <w:ind w:left="100" w:right="100" w:firstLine="0" w:firstLineChars="0"/>
-              <w:rPr>
-                <w:rFonts w:ascii="Helvetica" w:hAnsi="Helvetica" w:eastAsia="Helvetica" w:cs="Helvetica"/>
-                <w:i w:val="true"/>
-                <w:b w:val="true"/>
-                <w:u w:val="none"/>
-                <w:sz w:val="20"/>
-                <w:szCs w:val="20"/>
-                <w:color w:val="000000"/>
-              </w:rPr>
-            </w:pPr>
-            <w:r>
-              <w:rPr>
-                <w:rFonts w:ascii="Helvetica" w:hAnsi="Helvetica" w:eastAsia="Helvetica" w:cs="Helvetica"/>
-                <w:i w:val="true"/>
-                <w:b w:val="true"/>
-                <w:u w:val="none"/>
-                <w:sz w:val="20"/>
-                <w:szCs w:val="20"/>
-                <w:color w:val="000000"/>
-              </w:rPr>
-              <w:t xml:space="preserve">Infrarenal</w:t>
-            </w:r>
-            <w:r>
-              <w:rPr>
-                <w:rFonts w:ascii="Helvetica" w:hAnsi="Helvetica" w:eastAsia="Helvetica" w:cs="Helvetica"/>
-                <w:i w:val="true"/>
-                <w:b w:val="true"/>
-                <w:u w:val="none"/>
-                <w:sz w:val="20"/>
-                <w:szCs w:val="20"/>
-                <w:color w:val="000000"/>
-              </w:rPr>
-              <w:br/>
-            </w:r>
-            <w:r>
-              <w:rPr>
-                <w:rFonts w:ascii="Helvetica" w:hAnsi="Helvetica" w:eastAsia="Helvetica" w:cs="Helvetica"/>
-                <w:i w:val="true"/>
-                <w:b w:val="true"/>
-                <w:u w:val="none"/>
-                <w:sz w:val="20"/>
-                <w:szCs w:val="20"/>
-                <w:color w:val="000000"/>
-              </w:rPr>
-              <w:t xml:space="preserve">n = 88</w:t>
-            </w:r>
-          </w:p>
-        </w:tc>
-        <w:tc>
-          <w:tcPr>
-            <w:tcBorders>
-              <w:bottom w:val="single" w:sz="12" w:space="0" w:color="000000"/>
-              <w:top w:val="single" w:sz="12" w:space="0" w:color="000000"/>
-              <w:left w:val="none" w:sz="0" w:space="0" w:color="000000"/>
-              <w:right w:val="none" w:sz="0" w:space="0" w:color="000000"/>
-            </w:tcBorders>
-            <w:shd w:val="clear" w:color="auto" w:fill="D3D3D3"/>
-            <w:tcMar>
-              <w:top w:w="0" w:type="dxa"/>
-              <w:bottom w:w="0" w:type="dxa"/>
-              <w:left w:w="0" w:type="dxa"/>
-              <w:right w:w="0" w:type="dxa"/>
-            </w:tcMar>
-            <w:vAlign w:val="center"/>
-          </w:tcPr>
-          <w:p>
-            <w:pPr>
-              <w:pStyle w:val="Normal"/>
-              <w:jc w:val="center"/>
-              <w:pBdr>
-                <w:bottom w:val="none" w:sz="0" w:space="0" w:color="000000"/>
-                <w:top w:val="none" w:sz="0" w:space="0" w:color="000000"/>
-                <w:left w:val="none" w:sz="0" w:space="0" w:color="000000"/>
-                <w:right w:val="none" w:sz="0" w:space="0" w:color="000000"/>
-              </w:pBdr>
-              <w:spacing w:after="100" w:before="100" w:line="240"/>
-              <w:ind w:left="100" w:right="100" w:firstLine="0" w:firstLineChars="0"/>
-              <w:rPr>
-                <w:rFonts w:ascii="Helvetica" w:hAnsi="Helvetica" w:eastAsia="Helvetica" w:cs="Helvetica"/>
-                <w:i w:val="true"/>
-                <w:b w:val="true"/>
-                <w:u w:val="none"/>
-                <w:sz w:val="20"/>
-                <w:szCs w:val="20"/>
-                <w:color w:val="000000"/>
-              </w:rPr>
-            </w:pPr>
-            <w:r>
-              <w:rPr>
-                <w:rFonts w:ascii="Helvetica" w:hAnsi="Helvetica" w:eastAsia="Helvetica" w:cs="Helvetica"/>
-                <w:i w:val="true"/>
-                <w:b w:val="true"/>
-                <w:u w:val="none"/>
-                <w:sz w:val="20"/>
-                <w:szCs w:val="20"/>
-                <w:color w:val="000000"/>
-              </w:rPr>
-              <w:t xml:space="preserve">Total</w:t>
-            </w:r>
-            <w:r>
-              <w:rPr>
-                <w:rFonts w:ascii="Helvetica" w:hAnsi="Helvetica" w:eastAsia="Helvetica" w:cs="Helvetica"/>
-                <w:i w:val="true"/>
-                <w:b w:val="true"/>
-                <w:u w:val="none"/>
-                <w:sz w:val="20"/>
-                <w:szCs w:val="20"/>
-                <w:color w:val="000000"/>
-              </w:rPr>
-              <w:br/>
-            </w:r>
-            <w:r>
-              <w:rPr>
-                <w:rFonts w:ascii="Helvetica" w:hAnsi="Helvetica" w:eastAsia="Helvetica" w:cs="Helvetica"/>
-                <w:i w:val="true"/>
-                <w:b w:val="true"/>
-                <w:u w:val="none"/>
-                <w:sz w:val="20"/>
-                <w:szCs w:val="20"/>
-                <w:color w:val="000000"/>
-              </w:rPr>
-              <w:t xml:space="preserve">n = 135</w:t>
+              <w:t xml:space="preserve">Median_IQR</w:t>
             </w:r>
           </w:p>
         </w:tc>
       </w:tr>
       <w:tr>
         <w:trPr>
-          <w:trHeight w:val="288" w:hRule="auto"/>
+          <w:trHeight w:val="360" w:hRule="auto"/>
         </w:trPr>
-        body1
-        <w:tc>
-          <w:tcPr>
-            <w:tcBorders>
-              <w:bottom w:val="none" w:sz="0" w:space="0" w:color="000000"/>
-              <w:top w:val="single" w:sz="12" w:space="0" w:color="000000"/>
-              <w:left w:val="none" w:sz="0" w:space="0" w:color="000000"/>
-              <w:right w:val="none" w:sz="0" w:space="0" w:color="000000"/>
-            </w:tcBorders>
-            <w:shd w:val="clear" w:color="auto" w:fill="FFFFFF"/>
-            <w:tcMar>
-              <w:top w:w="0" w:type="dxa"/>
-              <w:bottom w:w="0" w:type="dxa"/>
-              <w:left w:w="0" w:type="dxa"/>
-              <w:right w:w="0" w:type="dxa"/>
-            </w:tcMar>
-            <w:vAlign w:val="center"/>
-          </w:tcPr>
-          <w:p>
-            <w:pPr>
-              <w:pStyle w:val="Normal"/>
+        body 1
+        <w:tc>
+          <w:tcPr>
+            <w:tcBorders>
+              <w:bottom w:val="none" w:sz="0" w:space="0" w:color="000000"/>
+              <w:top w:val="single" w:sz="12" w:space="0" w:color="666666"/>
+              <w:left w:val="none" w:sz="0" w:space="0" w:color="000000"/>
+              <w:right w:val="none" w:sz="0" w:space="0" w:color="000000"/>
+            </w:tcBorders>
+            <w:shd w:val="clear" w:color="auto" w:fill="FFFFFF"/>
+            <w:tcMar>
+              <w:top w:w="0" w:type="dxa"/>
+              <w:bottom w:w="0" w:type="dxa"/>
+              <w:left w:w="0" w:type="dxa"/>
+              <w:right w:w="0" w:type="dxa"/>
+            </w:tcMar>
+            <w:vAlign w:val="center"/>
+          </w:tcPr>
+          <w:p>
+            <w:pPr>
               <w:jc w:val="left"/>
               <w:pBdr>
                 <w:bottom w:val="none" w:sz="0" w:space="0" w:color="000000"/>
@@ -491,47 +260,46 @@
               <w:rPr>
                 <w:rFonts w:ascii="Helvetica" w:hAnsi="Helvetica" w:eastAsia="Helvetica" w:cs="Helvetica"/>
                 <w:i w:val="false"/>
-                <w:b w:val="true"/>
-                <w:u w:val="none"/>
-                <w:sz w:val="20"/>
-                <w:szCs w:val="20"/>
-                <w:color w:val="000000"/>
-              </w:rPr>
-            </w:pPr>
-            <w:r>
-              <w:rPr>
-                <w:rFonts w:ascii="Helvetica" w:hAnsi="Helvetica" w:eastAsia="Helvetica" w:cs="Helvetica"/>
-                <w:i w:val="false"/>
-                <w:b w:val="true"/>
-                <w:u w:val="none"/>
-                <w:sz w:val="20"/>
-                <w:szCs w:val="20"/>
-                <w:color w:val="000000"/>
-              </w:rPr>
-              <w:t xml:space="preserve">Mechanism</w:t>
-            </w:r>
-          </w:p>
-        </w:tc>
-        <w:tc>
-          <w:tcPr>
-            <w:tcBorders>
-              <w:bottom w:val="none" w:sz="0" w:space="0" w:color="000000"/>
-              <w:top w:val="single" w:sz="12" w:space="0" w:color="000000"/>
-              <w:left w:val="none" w:sz="0" w:space="0" w:color="000000"/>
-              <w:right w:val="none" w:sz="0" w:space="0" w:color="000000"/>
-            </w:tcBorders>
-            <w:shd w:val="clear" w:color="auto" w:fill="FFFFFF"/>
-            <w:tcMar>
-              <w:top w:w="0" w:type="dxa"/>
-              <w:bottom w:w="0" w:type="dxa"/>
-              <w:left w:w="0" w:type="dxa"/>
-              <w:right w:w="0" w:type="dxa"/>
-            </w:tcMar>
-            <w:vAlign w:val="center"/>
-          </w:tcPr>
-          <w:p>
-            <w:pPr>
-              <w:pStyle w:val="Normal"/>
+                <w:b w:val="false"/>
+                <w:u w:val="none"/>
+                <w:sz w:val="20"/>
+                <w:szCs w:val="20"/>
+                <w:color w:val="000000"/>
+              </w:rPr>
+            </w:pPr>
+            <w:r>
+              <w:rPr>
+                <w:rFonts w:ascii="Helvetica" w:hAnsi="Helvetica" w:eastAsia="Helvetica" w:cs="Helvetica"/>
+                <w:i w:val="false"/>
+                <w:b w:val="false"/>
+                <w:u w:val="none"/>
+                <w:sz w:val="20"/>
+                <w:szCs w:val="20"/>
+                <w:color w:val="000000"/>
+              </w:rPr>
+              <w:t xml:space="preserve">age</w:t>
+            </w:r>
+          </w:p>
+        </w:tc>
+        <w:tc>
+          <w:tcPr>
+            <w:tcBorders>
+              <w:bottom w:val="none" w:sz="0" w:space="0" w:color="000000"/>
+              <w:top w:val="single" w:sz="12" w:space="0" w:color="666666"/>
+              <w:left w:val="none" w:sz="0" w:space="0" w:color="000000"/>
+              <w:right w:val="none" w:sz="0" w:space="0" w:color="000000"/>
+            </w:tcBorders>
+            <w:shd w:val="clear" w:color="auto" w:fill="FFFFFF"/>
+            <w:tcMar>
+              <w:top w:w="0" w:type="dxa"/>
+              <w:bottom w:w="0" w:type="dxa"/>
+              <w:left w:w="0" w:type="dxa"/>
+              <w:right w:w="0" w:type="dxa"/>
+            </w:tcMar>
+            <w:vAlign w:val="center"/>
+          </w:tcPr>
+          <w:p>
+            <w:pPr>
               <w:jc w:val="center"/>
               <w:pBdr>
                 <w:bottom w:val="none" w:sz="0" w:space="0" w:color="000000"/>
@@ -544,18 +312,18 @@
               <w:rPr>
                 <w:rFonts w:ascii="Helvetica" w:hAnsi="Helvetica" w:eastAsia="Helvetica" w:cs="Helvetica"/>
                 <w:i w:val="false"/>
-                <w:b w:val="true"/>
-                <w:u w:val="none"/>
-                <w:sz w:val="20"/>
-                <w:szCs w:val="20"/>
-                <w:color w:val="000000"/>
-              </w:rPr>
-            </w:pPr>
-            <w:r>
-              <w:rPr>
-                <w:rFonts w:ascii="Helvetica" w:hAnsi="Helvetica" w:eastAsia="Helvetica" w:cs="Helvetica"/>
-                <w:i w:val="false"/>
-                <w:b w:val="true"/>
+                <w:b w:val="false"/>
+                <w:u w:val="none"/>
+                <w:sz w:val="20"/>
+                <w:szCs w:val="20"/>
+                <w:color w:val="000000"/>
+              </w:rPr>
+            </w:pPr>
+            <w:r>
+              <w:rPr>
+                <w:rFonts w:ascii="Helvetica" w:hAnsi="Helvetica" w:eastAsia="Helvetica" w:cs="Helvetica"/>
+                <w:i w:val="false"/>
+                <w:b w:val="false"/>
                 <w:u w:val="none"/>
                 <w:sz w:val="20"/>
                 <w:szCs w:val="20"/>
@@ -569,22 +337,21 @@
           <w:tcPr>
             <w:tcBorders>
               <w:bottom w:val="none" w:sz="0" w:space="0" w:color="000000"/>
-              <w:top w:val="single" w:sz="12" w:space="0" w:color="000000"/>
-              <w:left w:val="none" w:sz="0" w:space="0" w:color="000000"/>
-              <w:right w:val="none" w:sz="0" w:space="0" w:color="000000"/>
-            </w:tcBorders>
-            <w:shd w:val="clear" w:color="auto" w:fill="FFFFFF"/>
-            <w:tcMar>
-              <w:top w:w="0" w:type="dxa"/>
-              <w:bottom w:w="0" w:type="dxa"/>
-              <w:left w:w="0" w:type="dxa"/>
-              <w:right w:w="0" w:type="dxa"/>
-            </w:tcMar>
-            <w:vAlign w:val="center"/>
-          </w:tcPr>
-          <w:p>
-            <w:pPr>
-              <w:pStyle w:val="Normal"/>
+              <w:top w:val="single" w:sz="12" w:space="0" w:color="666666"/>
+              <w:left w:val="none" w:sz="0" w:space="0" w:color="000000"/>
+              <w:right w:val="none" w:sz="0" w:space="0" w:color="000000"/>
+            </w:tcBorders>
+            <w:shd w:val="clear" w:color="auto" w:fill="FFFFFF"/>
+            <w:tcMar>
+              <w:top w:w="0" w:type="dxa"/>
+              <w:bottom w:w="0" w:type="dxa"/>
+              <w:left w:w="0" w:type="dxa"/>
+              <w:right w:w="0" w:type="dxa"/>
+            </w:tcMar>
+            <w:vAlign w:val="center"/>
+          </w:tcPr>
+          <w:p>
+            <w:pPr>
               <w:jc w:val="center"/>
               <w:pBdr>
                 <w:bottom w:val="none" w:sz="0" w:space="0" w:color="000000"/>
@@ -597,47 +364,46 @@
               <w:rPr>
                 <w:rFonts w:ascii="Helvetica" w:hAnsi="Helvetica" w:eastAsia="Helvetica" w:cs="Helvetica"/>
                 <w:i w:val="false"/>
-                <w:b w:val="true"/>
-                <w:u w:val="none"/>
-                <w:sz w:val="20"/>
-                <w:szCs w:val="20"/>
-                <w:color w:val="000000"/>
-              </w:rPr>
-            </w:pPr>
-            <w:r>
-              <w:rPr>
-                <w:rFonts w:ascii="Helvetica" w:hAnsi="Helvetica" w:eastAsia="Helvetica" w:cs="Helvetica"/>
-                <w:i w:val="false"/>
-                <w:b w:val="true"/>
-                <w:u w:val="none"/>
-                <w:sz w:val="20"/>
-                <w:szCs w:val="20"/>
-                <w:color w:val="000000"/>
-              </w:rPr>
-              <w:t xml:space="preserve"/>
-            </w:r>
-          </w:p>
-        </w:tc>
-        <w:tc>
-          <w:tcPr>
-            <w:tcBorders>
-              <w:bottom w:val="none" w:sz="0" w:space="0" w:color="000000"/>
-              <w:top w:val="single" w:sz="12" w:space="0" w:color="000000"/>
-              <w:left w:val="none" w:sz="0" w:space="0" w:color="000000"/>
-              <w:right w:val="none" w:sz="0" w:space="0" w:color="000000"/>
-            </w:tcBorders>
-            <w:shd w:val="clear" w:color="auto" w:fill="FFFFFF"/>
-            <w:tcMar>
-              <w:top w:w="0" w:type="dxa"/>
-              <w:bottom w:w="0" w:type="dxa"/>
-              <w:left w:w="0" w:type="dxa"/>
-              <w:right w:w="0" w:type="dxa"/>
-            </w:tcMar>
-            <w:vAlign w:val="center"/>
-          </w:tcPr>
-          <w:p>
-            <w:pPr>
-              <w:pStyle w:val="Normal"/>
+                <w:b w:val="false"/>
+                <w:u w:val="none"/>
+                <w:sz w:val="20"/>
+                <w:szCs w:val="20"/>
+                <w:color w:val="000000"/>
+              </w:rPr>
+            </w:pPr>
+            <w:r>
+              <w:rPr>
+                <w:rFonts w:ascii="Helvetica" w:hAnsi="Helvetica" w:eastAsia="Helvetica" w:cs="Helvetica"/>
+                <w:i w:val="false"/>
+                <w:b w:val="false"/>
+                <w:u w:val="none"/>
+                <w:sz w:val="20"/>
+                <w:szCs w:val="20"/>
+                <w:color w:val="000000"/>
+              </w:rPr>
+              <w:t xml:space="preserve">31.5 ± 12.4</w:t>
+            </w:r>
+          </w:p>
+        </w:tc>
+        <w:tc>
+          <w:tcPr>
+            <w:tcBorders>
+              <w:bottom w:val="none" w:sz="0" w:space="0" w:color="000000"/>
+              <w:top w:val="single" w:sz="12" w:space="0" w:color="666666"/>
+              <w:left w:val="none" w:sz="0" w:space="0" w:color="000000"/>
+              <w:right w:val="none" w:sz="0" w:space="0" w:color="000000"/>
+            </w:tcBorders>
+            <w:shd w:val="clear" w:color="auto" w:fill="FFFFFF"/>
+            <w:tcMar>
+              <w:top w:w="0" w:type="dxa"/>
+              <w:bottom w:w="0" w:type="dxa"/>
+              <w:left w:w="0" w:type="dxa"/>
+              <w:right w:w="0" w:type="dxa"/>
+            </w:tcMar>
+            <w:vAlign w:val="center"/>
+          </w:tcPr>
+          <w:p>
+            <w:pPr>
               <w:jc w:val="center"/>
               <w:pBdr>
                 <w:bottom w:val="none" w:sz="0" w:space="0" w:color="000000"/>
@@ -650,159 +416,52 @@
               <w:rPr>
                 <w:rFonts w:ascii="Helvetica" w:hAnsi="Helvetica" w:eastAsia="Helvetica" w:cs="Helvetica"/>
                 <w:i w:val="false"/>
-                <w:b w:val="true"/>
-                <w:u w:val="none"/>
-                <w:sz w:val="20"/>
-                <w:szCs w:val="20"/>
-                <w:color w:val="000000"/>
-              </w:rPr>
-            </w:pPr>
-            <w:r>
-              <w:rPr>
-                <w:rFonts w:ascii="Helvetica" w:hAnsi="Helvetica" w:eastAsia="Helvetica" w:cs="Helvetica"/>
-                <w:i w:val="false"/>
-                <w:b w:val="true"/>
-                <w:u w:val="none"/>
-                <w:sz w:val="20"/>
-                <w:szCs w:val="20"/>
-                <w:color w:val="000000"/>
-              </w:rPr>
-              <w:t xml:space="preserve"/>
-            </w:r>
-          </w:p>
-        </w:tc>
-        <w:tc>
-          <w:tcPr>
-            <w:tcBorders>
-              <w:bottom w:val="none" w:sz="0" w:space="0" w:color="000000"/>
-              <w:top w:val="single" w:sz="12" w:space="0" w:color="000000"/>
-              <w:left w:val="none" w:sz="0" w:space="0" w:color="000000"/>
-              <w:right w:val="none" w:sz="0" w:space="0" w:color="000000"/>
-            </w:tcBorders>
-            <w:shd w:val="clear" w:color="auto" w:fill="FFFFFF"/>
-            <w:tcMar>
-              <w:top w:w="0" w:type="dxa"/>
-              <w:bottom w:w="0" w:type="dxa"/>
-              <w:left w:w="0" w:type="dxa"/>
-              <w:right w:w="0" w:type="dxa"/>
-            </w:tcMar>
-            <w:vAlign w:val="center"/>
-          </w:tcPr>
-          <w:p>
-            <w:pPr>
-              <w:pStyle w:val="Normal"/>
-              <w:jc w:val="center"/>
-              <w:pBdr>
-                <w:bottom w:val="none" w:sz="0" w:space="0" w:color="000000"/>
-                <w:top w:val="none" w:sz="0" w:space="0" w:color="000000"/>
-                <w:left w:val="none" w:sz="0" w:space="0" w:color="000000"/>
-                <w:right w:val="none" w:sz="0" w:space="0" w:color="000000"/>
-              </w:pBdr>
-              <w:spacing w:after="100" w:before="100" w:line="240"/>
-              <w:ind w:left="100" w:right="100" w:firstLine="0" w:firstLineChars="0"/>
-              <w:rPr>
-                <w:rFonts w:ascii="Helvetica" w:hAnsi="Helvetica" w:eastAsia="Helvetica" w:cs="Helvetica"/>
-                <w:i w:val="false"/>
-                <w:b w:val="true"/>
-                <w:u w:val="none"/>
-                <w:sz w:val="20"/>
-                <w:szCs w:val="20"/>
-                <w:color w:val="000000"/>
-              </w:rPr>
-            </w:pPr>
-            <w:r>
-              <w:rPr>
-                <w:rFonts w:ascii="Helvetica" w:hAnsi="Helvetica" w:eastAsia="Helvetica" w:cs="Helvetica"/>
-                <w:i w:val="false"/>
-                <w:b w:val="true"/>
-                <w:u w:val="none"/>
-                <w:sz w:val="20"/>
-                <w:szCs w:val="20"/>
-                <w:color w:val="000000"/>
-              </w:rPr>
-              <w:t xml:space="preserve"/>
-            </w:r>
-          </w:p>
-        </w:tc>
-        <w:tc>
-          <w:tcPr>
-            <w:tcBorders>
-              <w:bottom w:val="none" w:sz="0" w:space="0" w:color="000000"/>
-              <w:top w:val="single" w:sz="12" w:space="0" w:color="000000"/>
-              <w:left w:val="none" w:sz="0" w:space="0" w:color="000000"/>
-              <w:right w:val="none" w:sz="0" w:space="0" w:color="000000"/>
-            </w:tcBorders>
-            <w:shd w:val="clear" w:color="auto" w:fill="FFFFFF"/>
-            <w:tcMar>
-              <w:top w:w="0" w:type="dxa"/>
-              <w:bottom w:w="0" w:type="dxa"/>
-              <w:left w:w="0" w:type="dxa"/>
-              <w:right w:w="0" w:type="dxa"/>
-            </w:tcMar>
-            <w:vAlign w:val="center"/>
-          </w:tcPr>
-          <w:p>
-            <w:pPr>
-              <w:pStyle w:val="Normal"/>
-              <w:jc w:val="center"/>
-              <w:pBdr>
-                <w:bottom w:val="none" w:sz="0" w:space="0" w:color="000000"/>
-                <w:top w:val="none" w:sz="0" w:space="0" w:color="000000"/>
-                <w:left w:val="none" w:sz="0" w:space="0" w:color="000000"/>
-                <w:right w:val="none" w:sz="0" w:space="0" w:color="000000"/>
-              </w:pBdr>
-              <w:spacing w:after="100" w:before="100" w:line="240"/>
-              <w:ind w:left="100" w:right="100" w:firstLine="0" w:firstLineChars="0"/>
-              <w:rPr>
-                <w:rFonts w:ascii="Helvetica" w:hAnsi="Helvetica" w:eastAsia="Helvetica" w:cs="Helvetica"/>
-                <w:i w:val="false"/>
-                <w:b w:val="true"/>
-                <w:u w:val="none"/>
-                <w:sz w:val="20"/>
-                <w:szCs w:val="20"/>
-                <w:color w:val="000000"/>
-              </w:rPr>
-            </w:pPr>
-            <w:r>
-              <w:rPr>
-                <w:rFonts w:ascii="Helvetica" w:hAnsi="Helvetica" w:eastAsia="Helvetica" w:cs="Helvetica"/>
-                <w:i w:val="false"/>
-                <w:b w:val="true"/>
-                <w:u w:val="none"/>
-                <w:sz w:val="20"/>
-                <w:szCs w:val="20"/>
-                <w:color w:val="000000"/>
-              </w:rPr>
-              <w:t xml:space="preserve"/>
+                <w:b w:val="false"/>
+                <w:u w:val="none"/>
+                <w:sz w:val="20"/>
+                <w:szCs w:val="20"/>
+                <w:color w:val="000000"/>
+              </w:rPr>
+            </w:pPr>
+            <w:r>
+              <w:rPr>
+                <w:rFonts w:ascii="Helvetica" w:hAnsi="Helvetica" w:eastAsia="Helvetica" w:cs="Helvetica"/>
+                <w:i w:val="false"/>
+                <w:b w:val="false"/>
+                <w:u w:val="none"/>
+                <w:sz w:val="20"/>
+                <w:szCs w:val="20"/>
+                <w:color w:val="000000"/>
+              </w:rPr>
+              <w:t xml:space="preserve">28 [23–36.5]</w:t>
             </w:r>
           </w:p>
         </w:tc>
       </w:tr>
       <w:tr>
         <w:trPr>
-          <w:trHeight w:val="288" w:hRule="auto"/>
+          <w:trHeight w:val="360" w:hRule="auto"/>
         </w:trPr>
-        body2
-        <w:tc>
-          <w:tcPr>
-            <w:tcBorders>
-              <w:bottom w:val="none" w:sz="0" w:space="0" w:color="000000"/>
-              <w:top w:val="none" w:sz="0" w:space="0" w:color="000000"/>
-              <w:left w:val="none" w:sz="0" w:space="0" w:color="000000"/>
-              <w:right w:val="none" w:sz="0" w:space="0" w:color="000000"/>
-            </w:tcBorders>
-            <w:shd w:val="clear" w:color="auto" w:fill="FFFFFF"/>
-            <w:tcMar>
-              <w:top w:w="0" w:type="dxa"/>
-              <w:bottom w:w="0" w:type="dxa"/>
-              <w:left w:w="0" w:type="dxa"/>
-              <w:right w:w="0" w:type="dxa"/>
-            </w:tcMar>
-            <w:vAlign w:val="center"/>
-          </w:tcPr>
-          <w:p>
-            <w:pPr>
-              <w:pStyle w:val="Normal"/>
+        body 2
+        <w:tc>
+          <w:tcPr>
+            <w:tcBorders>
+              <w:bottom w:val="none" w:sz="0" w:space="0" w:color="000000"/>
+              <w:top w:val="none" w:sz="0" w:space="0" w:color="000000"/>
+              <w:left w:val="none" w:sz="0" w:space="0" w:color="000000"/>
+              <w:right w:val="none" w:sz="0" w:space="0" w:color="000000"/>
+            </w:tcBorders>
+            <w:shd w:val="clear" w:color="auto" w:fill="FFFFFF"/>
+            <w:tcMar>
+              <w:top w:w="0" w:type="dxa"/>
+              <w:bottom w:w="0" w:type="dxa"/>
+              <w:left w:w="0" w:type="dxa"/>
+              <w:right w:w="0" w:type="dxa"/>
+            </w:tcMar>
+            <w:vAlign w:val="center"/>
+          </w:tcPr>
+          <w:p>
+            <w:pPr>
               <w:jc w:val="left"/>
               <w:pBdr>
                 <w:bottom w:val="none" w:sz="0" w:space="0" w:color="000000"/>
@@ -832,30 +491,29 @@
                 <w:szCs w:val="20"/>
                 <w:color w:val="000000"/>
               </w:rPr>
-              <w:t xml:space="preserve">  Blunt</w:t>
-            </w:r>
-          </w:p>
-        </w:tc>
-        <w:tc>
-          <w:tcPr>
-            <w:tcBorders>
-              <w:bottom w:val="none" w:sz="0" w:space="0" w:color="000000"/>
-              <w:top w:val="none" w:sz="0" w:space="0" w:color="000000"/>
-              <w:left w:val="none" w:sz="0" w:space="0" w:color="000000"/>
-              <w:right w:val="none" w:sz="0" w:space="0" w:color="000000"/>
-            </w:tcBorders>
-            <w:shd w:val="clear" w:color="auto" w:fill="FFFFFF"/>
-            <w:tcMar>
-              <w:top w:w="0" w:type="dxa"/>
-              <w:bottom w:w="0" w:type="dxa"/>
-              <w:left w:w="0" w:type="dxa"/>
-              <w:right w:w="0" w:type="dxa"/>
-            </w:tcMar>
-            <w:vAlign w:val="center"/>
-          </w:tcPr>
-          <w:p>
-            <w:pPr>
-              <w:pStyle w:val="Normal"/>
+              <w:t xml:space="preserve">gender: Female</w:t>
+            </w:r>
+          </w:p>
+        </w:tc>
+        <w:tc>
+          <w:tcPr>
+            <w:tcBorders>
+              <w:bottom w:val="none" w:sz="0" w:space="0" w:color="000000"/>
+              <w:top w:val="none" w:sz="0" w:space="0" w:color="000000"/>
+              <w:left w:val="none" w:sz="0" w:space="0" w:color="000000"/>
+              <w:right w:val="none" w:sz="0" w:space="0" w:color="000000"/>
+            </w:tcBorders>
+            <w:shd w:val="clear" w:color="auto" w:fill="FFFFFF"/>
+            <w:tcMar>
+              <w:top w:w="0" w:type="dxa"/>
+              <w:bottom w:w="0" w:type="dxa"/>
+              <w:left w:w="0" w:type="dxa"/>
+              <w:right w:w="0" w:type="dxa"/>
+            </w:tcMar>
+            <w:vAlign w:val="center"/>
+          </w:tcPr>
+          <w:p>
+            <w:pPr>
               <w:jc w:val="center"/>
               <w:pBdr>
                 <w:bottom w:val="none" w:sz="0" w:space="0" w:color="000000"/>
@@ -885,30 +543,29 @@
                 <w:szCs w:val="20"/>
                 <w:color w:val="000000"/>
               </w:rPr>
-              <w:t xml:space="preserve">1 (33.5%)</w:t>
-            </w:r>
-          </w:p>
-        </w:tc>
-        <w:tc>
-          <w:tcPr>
-            <w:tcBorders>
-              <w:bottom w:val="none" w:sz="0" w:space="0" w:color="000000"/>
-              <w:top w:val="none" w:sz="0" w:space="0" w:color="000000"/>
-              <w:left w:val="none" w:sz="0" w:space="0" w:color="000000"/>
-              <w:right w:val="none" w:sz="0" w:space="0" w:color="000000"/>
-            </w:tcBorders>
-            <w:shd w:val="clear" w:color="auto" w:fill="FFFFFF"/>
-            <w:tcMar>
-              <w:top w:w="0" w:type="dxa"/>
-              <w:bottom w:w="0" w:type="dxa"/>
-              <w:left w:w="0" w:type="dxa"/>
-              <w:right w:w="0" w:type="dxa"/>
-            </w:tcMar>
-            <w:vAlign w:val="center"/>
-          </w:tcPr>
-          <w:p>
-            <w:pPr>
-              <w:pStyle w:val="Normal"/>
+              <w:t xml:space="preserve">20 (15%)</w:t>
+            </w:r>
+          </w:p>
+        </w:tc>
+        <w:tc>
+          <w:tcPr>
+            <w:tcBorders>
+              <w:bottom w:val="none" w:sz="0" w:space="0" w:color="000000"/>
+              <w:top w:val="none" w:sz="0" w:space="0" w:color="000000"/>
+              <w:left w:val="none" w:sz="0" w:space="0" w:color="000000"/>
+              <w:right w:val="none" w:sz="0" w:space="0" w:color="000000"/>
+            </w:tcBorders>
+            <w:shd w:val="clear" w:color="auto" w:fill="FFFFFF"/>
+            <w:tcMar>
+              <w:top w:w="0" w:type="dxa"/>
+              <w:bottom w:w="0" w:type="dxa"/>
+              <w:left w:w="0" w:type="dxa"/>
+              <w:right w:w="0" w:type="dxa"/>
+            </w:tcMar>
+            <w:vAlign w:val="center"/>
+          </w:tcPr>
+          <w:p>
+            <w:pPr>
               <w:jc w:val="center"/>
               <w:pBdr>
                 <w:bottom w:val="none" w:sz="0" w:space="0" w:color="000000"/>
@@ -938,30 +595,29 @@
                 <w:szCs w:val="20"/>
                 <w:color w:val="000000"/>
               </w:rPr>
-              <w:t xml:space="preserve">2 (16.5%)</w:t>
-            </w:r>
-          </w:p>
-        </w:tc>
-        <w:tc>
-          <w:tcPr>
-            <w:tcBorders>
-              <w:bottom w:val="none" w:sz="0" w:space="0" w:color="000000"/>
-              <w:top w:val="none" w:sz="0" w:space="0" w:color="000000"/>
-              <w:left w:val="none" w:sz="0" w:space="0" w:color="000000"/>
-              <w:right w:val="none" w:sz="0" w:space="0" w:color="000000"/>
-            </w:tcBorders>
-            <w:shd w:val="clear" w:color="auto" w:fill="FFFFFF"/>
-            <w:tcMar>
-              <w:top w:w="0" w:type="dxa"/>
-              <w:bottom w:w="0" w:type="dxa"/>
-              <w:left w:w="0" w:type="dxa"/>
-              <w:right w:w="0" w:type="dxa"/>
-            </w:tcMar>
-            <w:vAlign w:val="center"/>
-          </w:tcPr>
-          <w:p>
-            <w:pPr>
-              <w:pStyle w:val="Normal"/>
+              <w:t xml:space="preserve"/>
+            </w:r>
+          </w:p>
+        </w:tc>
+        <w:tc>
+          <w:tcPr>
+            <w:tcBorders>
+              <w:bottom w:val="none" w:sz="0" w:space="0" w:color="000000"/>
+              <w:top w:val="none" w:sz="0" w:space="0" w:color="000000"/>
+              <w:left w:val="none" w:sz="0" w:space="0" w:color="000000"/>
+              <w:right w:val="none" w:sz="0" w:space="0" w:color="000000"/>
+            </w:tcBorders>
+            <w:shd w:val="clear" w:color="auto" w:fill="FFFFFF"/>
+            <w:tcMar>
+              <w:top w:w="0" w:type="dxa"/>
+              <w:bottom w:w="0" w:type="dxa"/>
+              <w:left w:w="0" w:type="dxa"/>
+              <w:right w:w="0" w:type="dxa"/>
+            </w:tcMar>
+            <w:vAlign w:val="center"/>
+          </w:tcPr>
+          <w:p>
+            <w:pPr>
               <w:jc w:val="center"/>
               <w:pBdr>
                 <w:bottom w:val="none" w:sz="0" w:space="0" w:color="000000"/>
@@ -991,142 +647,35 @@
                 <w:szCs w:val="20"/>
                 <w:color w:val="000000"/>
               </w:rPr>
-              <w:t xml:space="preserve">7 (22%)</w:t>
-            </w:r>
-          </w:p>
-        </w:tc>
-        <w:tc>
-          <w:tcPr>
-            <w:tcBorders>
-              <w:bottom w:val="none" w:sz="0" w:space="0" w:color="000000"/>
-              <w:top w:val="none" w:sz="0" w:space="0" w:color="000000"/>
-              <w:left w:val="none" w:sz="0" w:space="0" w:color="000000"/>
-              <w:right w:val="none" w:sz="0" w:space="0" w:color="000000"/>
-            </w:tcBorders>
-            <w:shd w:val="clear" w:color="auto" w:fill="FFFFFF"/>
-            <w:tcMar>
-              <w:top w:w="0" w:type="dxa"/>
-              <w:bottom w:w="0" w:type="dxa"/>
-              <w:left w:w="0" w:type="dxa"/>
-              <w:right w:w="0" w:type="dxa"/>
-            </w:tcMar>
-            <w:vAlign w:val="center"/>
-          </w:tcPr>
-          <w:p>
-            <w:pPr>
-              <w:pStyle w:val="Normal"/>
-              <w:jc w:val="center"/>
-              <w:pBdr>
-                <w:bottom w:val="none" w:sz="0" w:space="0" w:color="000000"/>
-                <w:top w:val="none" w:sz="0" w:space="0" w:color="000000"/>
-                <w:left w:val="none" w:sz="0" w:space="0" w:color="000000"/>
-                <w:right w:val="none" w:sz="0" w:space="0" w:color="000000"/>
-              </w:pBdr>
-              <w:spacing w:after="100" w:before="100" w:line="240"/>
-              <w:ind w:left="100" w:right="100" w:firstLine="0" w:firstLineChars="0"/>
-              <w:rPr>
-                <w:rFonts w:ascii="Helvetica" w:hAnsi="Helvetica" w:eastAsia="Helvetica" w:cs="Helvetica"/>
-                <w:i w:val="false"/>
-                <w:b w:val="false"/>
-                <w:u w:val="none"/>
-                <w:sz w:val="20"/>
-                <w:szCs w:val="20"/>
-                <w:color w:val="000000"/>
-              </w:rPr>
-            </w:pPr>
-            <w:r>
-              <w:rPr>
-                <w:rFonts w:ascii="Helvetica" w:hAnsi="Helvetica" w:eastAsia="Helvetica" w:cs="Helvetica"/>
-                <w:i w:val="false"/>
-                <w:b w:val="false"/>
-                <w:u w:val="none"/>
-                <w:sz w:val="20"/>
-                <w:szCs w:val="20"/>
-                <w:color w:val="000000"/>
-              </w:rPr>
-              <w:t xml:space="preserve">5 (5.5%)</w:t>
-            </w:r>
-          </w:p>
-        </w:tc>
-        <w:tc>
-          <w:tcPr>
-            <w:tcBorders>
-              <w:bottom w:val="none" w:sz="0" w:space="0" w:color="000000"/>
-              <w:top w:val="none" w:sz="0" w:space="0" w:color="000000"/>
-              <w:left w:val="none" w:sz="0" w:space="0" w:color="000000"/>
-              <w:right w:val="none" w:sz="0" w:space="0" w:color="000000"/>
-            </w:tcBorders>
-            <w:shd w:val="clear" w:color="auto" w:fill="FFFFFF"/>
-            <w:tcMar>
-              <w:top w:w="0" w:type="dxa"/>
-              <w:bottom w:w="0" w:type="dxa"/>
-              <w:left w:w="0" w:type="dxa"/>
-              <w:right w:w="0" w:type="dxa"/>
-            </w:tcMar>
-            <w:vAlign w:val="center"/>
-          </w:tcPr>
-          <w:p>
-            <w:pPr>
-              <w:pStyle w:val="Normal"/>
-              <w:jc w:val="center"/>
-              <w:pBdr>
-                <w:bottom w:val="none" w:sz="0" w:space="0" w:color="000000"/>
-                <w:top w:val="none" w:sz="0" w:space="0" w:color="000000"/>
-                <w:left w:val="none" w:sz="0" w:space="0" w:color="000000"/>
-                <w:right w:val="none" w:sz="0" w:space="0" w:color="000000"/>
-              </w:pBdr>
-              <w:spacing w:after="100" w:before="100" w:line="240"/>
-              <w:ind w:left="100" w:right="100" w:firstLine="0" w:firstLineChars="0"/>
-              <w:rPr>
-                <w:rFonts w:ascii="Helvetica" w:hAnsi="Helvetica" w:eastAsia="Helvetica" w:cs="Helvetica"/>
-                <w:i w:val="false"/>
-                <w:b w:val="true"/>
-                <w:u w:val="none"/>
-                <w:sz w:val="20"/>
-                <w:szCs w:val="20"/>
-                <w:color w:val="000000"/>
-              </w:rPr>
-            </w:pPr>
-            <w:r>
-              <w:rPr>
-                <w:rFonts w:ascii="Helvetica" w:hAnsi="Helvetica" w:eastAsia="Helvetica" w:cs="Helvetica"/>
-                <w:i w:val="false"/>
-                <w:b w:val="true"/>
-                <w:u w:val="none"/>
-                <w:sz w:val="20"/>
-                <w:szCs w:val="20"/>
-                <w:color w:val="000000"/>
-              </w:rPr>
-              <w:t xml:space="preserve">15 (11%)</w:t>
+              <w:t xml:space="preserve"/>
             </w:r>
           </w:p>
         </w:tc>
       </w:tr>
       <w:tr>
         <w:trPr>
-          <w:trHeight w:val="288" w:hRule="auto"/>
+          <w:trHeight w:val="360" w:hRule="auto"/>
         </w:trPr>
-        body3
-        <w:tc>
-          <w:tcPr>
-            <w:tcBorders>
-              <w:bottom w:val="none" w:sz="0" w:space="0" w:color="000000"/>
-              <w:top w:val="none" w:sz="0" w:space="0" w:color="000000"/>
-              <w:left w:val="none" w:sz="0" w:space="0" w:color="000000"/>
-              <w:right w:val="none" w:sz="0" w:space="0" w:color="000000"/>
-            </w:tcBorders>
-            <w:shd w:val="clear" w:color="auto" w:fill="FFFFFF"/>
-            <w:tcMar>
-              <w:top w:w="0" w:type="dxa"/>
-              <w:bottom w:w="0" w:type="dxa"/>
-              <w:left w:w="0" w:type="dxa"/>
-              <w:right w:w="0" w:type="dxa"/>
-            </w:tcMar>
-            <w:vAlign w:val="center"/>
-          </w:tcPr>
-          <w:p>
-            <w:pPr>
-              <w:pStyle w:val="Normal"/>
+        body 3
+        <w:tc>
+          <w:tcPr>
+            <w:tcBorders>
+              <w:bottom w:val="none" w:sz="0" w:space="0" w:color="000000"/>
+              <w:top w:val="none" w:sz="0" w:space="0" w:color="000000"/>
+              <w:left w:val="none" w:sz="0" w:space="0" w:color="000000"/>
+              <w:right w:val="none" w:sz="0" w:space="0" w:color="000000"/>
+            </w:tcBorders>
+            <w:shd w:val="clear" w:color="auto" w:fill="FFFFFF"/>
+            <w:tcMar>
+              <w:top w:w="0" w:type="dxa"/>
+              <w:bottom w:w="0" w:type="dxa"/>
+              <w:left w:w="0" w:type="dxa"/>
+              <w:right w:w="0" w:type="dxa"/>
+            </w:tcMar>
+            <w:vAlign w:val="center"/>
+          </w:tcPr>
+          <w:p>
+            <w:pPr>
               <w:jc w:val="left"/>
               <w:pBdr>
                 <w:bottom w:val="none" w:sz="0" w:space="0" w:color="000000"/>
@@ -1156,30 +705,29 @@
                 <w:szCs w:val="20"/>
                 <w:color w:val="000000"/>
               </w:rPr>
-              <w:t xml:space="preserve">  Penetrating</w:t>
-            </w:r>
-          </w:p>
-        </w:tc>
-        <w:tc>
-          <w:tcPr>
-            <w:tcBorders>
-              <w:bottom w:val="none" w:sz="0" w:space="0" w:color="000000"/>
-              <w:top w:val="none" w:sz="0" w:space="0" w:color="000000"/>
-              <w:left w:val="none" w:sz="0" w:space="0" w:color="000000"/>
-              <w:right w:val="none" w:sz="0" w:space="0" w:color="000000"/>
-            </w:tcBorders>
-            <w:shd w:val="clear" w:color="auto" w:fill="FFFFFF"/>
-            <w:tcMar>
-              <w:top w:w="0" w:type="dxa"/>
-              <w:bottom w:w="0" w:type="dxa"/>
-              <w:left w:w="0" w:type="dxa"/>
-              <w:right w:w="0" w:type="dxa"/>
-            </w:tcMar>
-            <w:vAlign w:val="center"/>
-          </w:tcPr>
-          <w:p>
-            <w:pPr>
-              <w:pStyle w:val="Normal"/>
+              <w:t xml:space="preserve">gender: Male</w:t>
+            </w:r>
+          </w:p>
+        </w:tc>
+        <w:tc>
+          <w:tcPr>
+            <w:tcBorders>
+              <w:bottom w:val="none" w:sz="0" w:space="0" w:color="000000"/>
+              <w:top w:val="none" w:sz="0" w:space="0" w:color="000000"/>
+              <w:left w:val="none" w:sz="0" w:space="0" w:color="000000"/>
+              <w:right w:val="none" w:sz="0" w:space="0" w:color="000000"/>
+            </w:tcBorders>
+            <w:shd w:val="clear" w:color="auto" w:fill="FFFFFF"/>
+            <w:tcMar>
+              <w:top w:w="0" w:type="dxa"/>
+              <w:bottom w:w="0" w:type="dxa"/>
+              <w:left w:w="0" w:type="dxa"/>
+              <w:right w:w="0" w:type="dxa"/>
+            </w:tcMar>
+            <w:vAlign w:val="center"/>
+          </w:tcPr>
+          <w:p>
+            <w:pPr>
               <w:jc w:val="center"/>
               <w:pBdr>
                 <w:bottom w:val="none" w:sz="0" w:space="0" w:color="000000"/>
@@ -1209,30 +757,29 @@
                 <w:szCs w:val="20"/>
                 <w:color w:val="000000"/>
               </w:rPr>
-              <w:t xml:space="preserve">2 (66.5%)</w:t>
-            </w:r>
-          </w:p>
-        </w:tc>
-        <w:tc>
-          <w:tcPr>
-            <w:tcBorders>
-              <w:bottom w:val="none" w:sz="0" w:space="0" w:color="000000"/>
-              <w:top w:val="none" w:sz="0" w:space="0" w:color="000000"/>
-              <w:left w:val="none" w:sz="0" w:space="0" w:color="000000"/>
-              <w:right w:val="none" w:sz="0" w:space="0" w:color="000000"/>
-            </w:tcBorders>
-            <w:shd w:val="clear" w:color="auto" w:fill="FFFFFF"/>
-            <w:tcMar>
-              <w:top w:w="0" w:type="dxa"/>
-              <w:bottom w:w="0" w:type="dxa"/>
-              <w:left w:w="0" w:type="dxa"/>
-              <w:right w:w="0" w:type="dxa"/>
-            </w:tcMar>
-            <w:vAlign w:val="center"/>
-          </w:tcPr>
-          <w:p>
-            <w:pPr>
-              <w:pStyle w:val="Normal"/>
+              <w:t xml:space="preserve">112 (85%)</w:t>
+            </w:r>
+          </w:p>
+        </w:tc>
+        <w:tc>
+          <w:tcPr>
+            <w:tcBorders>
+              <w:bottom w:val="none" w:sz="0" w:space="0" w:color="000000"/>
+              <w:top w:val="none" w:sz="0" w:space="0" w:color="000000"/>
+              <w:left w:val="none" w:sz="0" w:space="0" w:color="000000"/>
+              <w:right w:val="none" w:sz="0" w:space="0" w:color="000000"/>
+            </w:tcBorders>
+            <w:shd w:val="clear" w:color="auto" w:fill="FFFFFF"/>
+            <w:tcMar>
+              <w:top w:w="0" w:type="dxa"/>
+              <w:bottom w:w="0" w:type="dxa"/>
+              <w:left w:w="0" w:type="dxa"/>
+              <w:right w:w="0" w:type="dxa"/>
+            </w:tcMar>
+            <w:vAlign w:val="center"/>
+          </w:tcPr>
+          <w:p>
+            <w:pPr>
               <w:jc w:val="center"/>
               <w:pBdr>
                 <w:bottom w:val="none" w:sz="0" w:space="0" w:color="000000"/>
@@ -1262,30 +809,29 @@
                 <w:szCs w:val="20"/>
                 <w:color w:val="000000"/>
               </w:rPr>
-              <w:t xml:space="preserve">10 (83.5%)</w:t>
-            </w:r>
-          </w:p>
-        </w:tc>
-        <w:tc>
-          <w:tcPr>
-            <w:tcBorders>
-              <w:bottom w:val="none" w:sz="0" w:space="0" w:color="000000"/>
-              <w:top w:val="none" w:sz="0" w:space="0" w:color="000000"/>
-              <w:left w:val="none" w:sz="0" w:space="0" w:color="000000"/>
-              <w:right w:val="none" w:sz="0" w:space="0" w:color="000000"/>
-            </w:tcBorders>
-            <w:shd w:val="clear" w:color="auto" w:fill="FFFFFF"/>
-            <w:tcMar>
-              <w:top w:w="0" w:type="dxa"/>
-              <w:bottom w:w="0" w:type="dxa"/>
-              <w:left w:w="0" w:type="dxa"/>
-              <w:right w:w="0" w:type="dxa"/>
-            </w:tcMar>
-            <w:vAlign w:val="center"/>
-          </w:tcPr>
-          <w:p>
-            <w:pPr>
-              <w:pStyle w:val="Normal"/>
+              <w:t xml:space="preserve"/>
+            </w:r>
+          </w:p>
+        </w:tc>
+        <w:tc>
+          <w:tcPr>
+            <w:tcBorders>
+              <w:bottom w:val="none" w:sz="0" w:space="0" w:color="000000"/>
+              <w:top w:val="none" w:sz="0" w:space="0" w:color="000000"/>
+              <w:left w:val="none" w:sz="0" w:space="0" w:color="000000"/>
+              <w:right w:val="none" w:sz="0" w:space="0" w:color="000000"/>
+            </w:tcBorders>
+            <w:shd w:val="clear" w:color="auto" w:fill="FFFFFF"/>
+            <w:tcMar>
+              <w:top w:w="0" w:type="dxa"/>
+              <w:bottom w:w="0" w:type="dxa"/>
+              <w:left w:w="0" w:type="dxa"/>
+              <w:right w:w="0" w:type="dxa"/>
+            </w:tcMar>
+            <w:vAlign w:val="center"/>
+          </w:tcPr>
+          <w:p>
+            <w:pPr>
               <w:jc w:val="center"/>
               <w:pBdr>
                 <w:bottom w:val="none" w:sz="0" w:space="0" w:color="000000"/>
@@ -1315,142 +861,35 @@
                 <w:szCs w:val="20"/>
                 <w:color w:val="000000"/>
               </w:rPr>
-              <w:t xml:space="preserve">25 (78%)</w:t>
-            </w:r>
-          </w:p>
-        </w:tc>
-        <w:tc>
-          <w:tcPr>
-            <w:tcBorders>
-              <w:bottom w:val="none" w:sz="0" w:space="0" w:color="000000"/>
-              <w:top w:val="none" w:sz="0" w:space="0" w:color="000000"/>
-              <w:left w:val="none" w:sz="0" w:space="0" w:color="000000"/>
-              <w:right w:val="none" w:sz="0" w:space="0" w:color="000000"/>
-            </w:tcBorders>
-            <w:shd w:val="clear" w:color="auto" w:fill="FFFFFF"/>
-            <w:tcMar>
-              <w:top w:w="0" w:type="dxa"/>
-              <w:bottom w:w="0" w:type="dxa"/>
-              <w:left w:w="0" w:type="dxa"/>
-              <w:right w:w="0" w:type="dxa"/>
-            </w:tcMar>
-            <w:vAlign w:val="center"/>
-          </w:tcPr>
-          <w:p>
-            <w:pPr>
-              <w:pStyle w:val="Normal"/>
-              <w:jc w:val="center"/>
-              <w:pBdr>
-                <w:bottom w:val="none" w:sz="0" w:space="0" w:color="000000"/>
-                <w:top w:val="none" w:sz="0" w:space="0" w:color="000000"/>
-                <w:left w:val="none" w:sz="0" w:space="0" w:color="000000"/>
-                <w:right w:val="none" w:sz="0" w:space="0" w:color="000000"/>
-              </w:pBdr>
-              <w:spacing w:after="100" w:before="100" w:line="240"/>
-              <w:ind w:left="100" w:right="100" w:firstLine="0" w:firstLineChars="0"/>
-              <w:rPr>
-                <w:rFonts w:ascii="Helvetica" w:hAnsi="Helvetica" w:eastAsia="Helvetica" w:cs="Helvetica"/>
-                <w:i w:val="false"/>
-                <w:b w:val="false"/>
-                <w:u w:val="none"/>
-                <w:sz w:val="20"/>
-                <w:szCs w:val="20"/>
-                <w:color w:val="000000"/>
-              </w:rPr>
-            </w:pPr>
-            <w:r>
-              <w:rPr>
-                <w:rFonts w:ascii="Helvetica" w:hAnsi="Helvetica" w:eastAsia="Helvetica" w:cs="Helvetica"/>
-                <w:i w:val="false"/>
-                <w:b w:val="false"/>
-                <w:u w:val="none"/>
-                <w:sz w:val="20"/>
-                <w:szCs w:val="20"/>
-                <w:color w:val="000000"/>
-              </w:rPr>
-              <w:t xml:space="preserve">83 (94.5%)</w:t>
-            </w:r>
-          </w:p>
-        </w:tc>
-        <w:tc>
-          <w:tcPr>
-            <w:tcBorders>
-              <w:bottom w:val="none" w:sz="0" w:space="0" w:color="000000"/>
-              <w:top w:val="none" w:sz="0" w:space="0" w:color="000000"/>
-              <w:left w:val="none" w:sz="0" w:space="0" w:color="000000"/>
-              <w:right w:val="none" w:sz="0" w:space="0" w:color="000000"/>
-            </w:tcBorders>
-            <w:shd w:val="clear" w:color="auto" w:fill="FFFFFF"/>
-            <w:tcMar>
-              <w:top w:w="0" w:type="dxa"/>
-              <w:bottom w:w="0" w:type="dxa"/>
-              <w:left w:w="0" w:type="dxa"/>
-              <w:right w:w="0" w:type="dxa"/>
-            </w:tcMar>
-            <w:vAlign w:val="center"/>
-          </w:tcPr>
-          <w:p>
-            <w:pPr>
-              <w:pStyle w:val="Normal"/>
-              <w:jc w:val="center"/>
-              <w:pBdr>
-                <w:bottom w:val="none" w:sz="0" w:space="0" w:color="000000"/>
-                <w:top w:val="none" w:sz="0" w:space="0" w:color="000000"/>
-                <w:left w:val="none" w:sz="0" w:space="0" w:color="000000"/>
-                <w:right w:val="none" w:sz="0" w:space="0" w:color="000000"/>
-              </w:pBdr>
-              <w:spacing w:after="100" w:before="100" w:line="240"/>
-              <w:ind w:left="100" w:right="100" w:firstLine="0" w:firstLineChars="0"/>
-              <w:rPr>
-                <w:rFonts w:ascii="Helvetica" w:hAnsi="Helvetica" w:eastAsia="Helvetica" w:cs="Helvetica"/>
-                <w:i w:val="false"/>
-                <w:b w:val="true"/>
-                <w:u w:val="none"/>
-                <w:sz w:val="20"/>
-                <w:szCs w:val="20"/>
-                <w:color w:val="000000"/>
-              </w:rPr>
-            </w:pPr>
-            <w:r>
-              <w:rPr>
-                <w:rFonts w:ascii="Helvetica" w:hAnsi="Helvetica" w:eastAsia="Helvetica" w:cs="Helvetica"/>
-                <w:i w:val="false"/>
-                <w:b w:val="true"/>
-                <w:u w:val="none"/>
-                <w:sz w:val="20"/>
-                <w:szCs w:val="20"/>
-                <w:color w:val="000000"/>
-              </w:rPr>
-              <w:t xml:space="preserve">120 (89%)</w:t>
+              <w:t xml:space="preserve"/>
             </w:r>
           </w:p>
         </w:tc>
       </w:tr>
       <w:tr>
         <w:trPr>
-          <w:trHeight w:val="288" w:hRule="auto"/>
+          <w:trHeight w:val="360" w:hRule="auto"/>
         </w:trPr>
-        body4
-        <w:tc>
-          <w:tcPr>
-            <w:tcBorders>
-              <w:bottom w:val="none" w:sz="0" w:space="0" w:color="000000"/>
-              <w:top w:val="none" w:sz="0" w:space="0" w:color="000000"/>
-              <w:left w:val="none" w:sz="0" w:space="0" w:color="000000"/>
-              <w:right w:val="none" w:sz="0" w:space="0" w:color="000000"/>
-            </w:tcBorders>
-            <w:shd w:val="clear" w:color="auto" w:fill="FFFFFF"/>
-            <w:tcMar>
-              <w:top w:w="0" w:type="dxa"/>
-              <w:bottom w:w="0" w:type="dxa"/>
-              <w:left w:w="0" w:type="dxa"/>
-              <w:right w:w="0" w:type="dxa"/>
-            </w:tcMar>
-            <w:vAlign w:val="center"/>
-          </w:tcPr>
-          <w:p>
-            <w:pPr>
-              <w:pStyle w:val="Normal"/>
+        body 4
+        <w:tc>
+          <w:tcPr>
+            <w:tcBorders>
+              <w:bottom w:val="none" w:sz="0" w:space="0" w:color="000000"/>
+              <w:top w:val="none" w:sz="0" w:space="0" w:color="000000"/>
+              <w:left w:val="none" w:sz="0" w:space="0" w:color="000000"/>
+              <w:right w:val="none" w:sz="0" w:space="0" w:color="000000"/>
+            </w:tcBorders>
+            <w:shd w:val="clear" w:color="auto" w:fill="FFFFFF"/>
+            <w:tcMar>
+              <w:top w:w="0" w:type="dxa"/>
+              <w:bottom w:w="0" w:type="dxa"/>
+              <w:left w:w="0" w:type="dxa"/>
+              <w:right w:w="0" w:type="dxa"/>
+            </w:tcMar>
+            <w:vAlign w:val="center"/>
+          </w:tcPr>
+          <w:p>
+            <w:pPr>
               <w:jc w:val="left"/>
               <w:pBdr>
                 <w:bottom w:val="none" w:sz="0" w:space="0" w:color="000000"/>
@@ -1463,47 +902,46 @@
               <w:rPr>
                 <w:rFonts w:ascii="Helvetica" w:hAnsi="Helvetica" w:eastAsia="Helvetica" w:cs="Helvetica"/>
                 <w:i w:val="false"/>
-                <w:b w:val="true"/>
-                <w:u w:val="none"/>
-                <w:sz w:val="20"/>
-                <w:szCs w:val="20"/>
-                <w:color w:val="000000"/>
-              </w:rPr>
-            </w:pPr>
-            <w:r>
-              <w:rPr>
-                <w:rFonts w:ascii="Helvetica" w:hAnsi="Helvetica" w:eastAsia="Helvetica" w:cs="Helvetica"/>
-                <w:i w:val="false"/>
-                <w:b w:val="true"/>
-                <w:u w:val="none"/>
-                <w:sz w:val="20"/>
-                <w:szCs w:val="20"/>
-                <w:color w:val="000000"/>
-              </w:rPr>
-              <w:t xml:space="preserve">Mortality</w:t>
-            </w:r>
-          </w:p>
-        </w:tc>
-        <w:tc>
-          <w:tcPr>
-            <w:tcBorders>
-              <w:bottom w:val="none" w:sz="0" w:space="0" w:color="000000"/>
-              <w:top w:val="none" w:sz="0" w:space="0" w:color="000000"/>
-              <w:left w:val="none" w:sz="0" w:space="0" w:color="000000"/>
-              <w:right w:val="none" w:sz="0" w:space="0" w:color="000000"/>
-            </w:tcBorders>
-            <w:shd w:val="clear" w:color="auto" w:fill="FFFFFF"/>
-            <w:tcMar>
-              <w:top w:w="0" w:type="dxa"/>
-              <w:bottom w:w="0" w:type="dxa"/>
-              <w:left w:w="0" w:type="dxa"/>
-              <w:right w:w="0" w:type="dxa"/>
-            </w:tcMar>
-            <w:vAlign w:val="center"/>
-          </w:tcPr>
-          <w:p>
-            <w:pPr>
-              <w:pStyle w:val="Normal"/>
+                <w:b w:val="false"/>
+                <w:u w:val="none"/>
+                <w:sz w:val="20"/>
+                <w:szCs w:val="20"/>
+                <w:color w:val="000000"/>
+              </w:rPr>
+            </w:pPr>
+            <w:r>
+              <w:rPr>
+                <w:rFonts w:ascii="Helvetica" w:hAnsi="Helvetica" w:eastAsia="Helvetica" w:cs="Helvetica"/>
+                <w:i w:val="false"/>
+                <w:b w:val="false"/>
+                <w:u w:val="none"/>
+                <w:sz w:val="20"/>
+                <w:szCs w:val="20"/>
+                <w:color w:val="000000"/>
+              </w:rPr>
+              <w:t xml:space="preserve">BMI</w:t>
+            </w:r>
+          </w:p>
+        </w:tc>
+        <w:tc>
+          <w:tcPr>
+            <w:tcBorders>
+              <w:bottom w:val="none" w:sz="0" w:space="0" w:color="000000"/>
+              <w:top w:val="none" w:sz="0" w:space="0" w:color="000000"/>
+              <w:left w:val="none" w:sz="0" w:space="0" w:color="000000"/>
+              <w:right w:val="none" w:sz="0" w:space="0" w:color="000000"/>
+            </w:tcBorders>
+            <w:shd w:val="clear" w:color="auto" w:fill="FFFFFF"/>
+            <w:tcMar>
+              <w:top w:w="0" w:type="dxa"/>
+              <w:bottom w:w="0" w:type="dxa"/>
+              <w:left w:w="0" w:type="dxa"/>
+              <w:right w:w="0" w:type="dxa"/>
+            </w:tcMar>
+            <w:vAlign w:val="center"/>
+          </w:tcPr>
+          <w:p>
+            <w:pPr>
               <w:jc w:val="center"/>
               <w:pBdr>
                 <w:bottom w:val="none" w:sz="0" w:space="0" w:color="000000"/>
@@ -1516,18 +954,18 @@
               <w:rPr>
                 <w:rFonts w:ascii="Helvetica" w:hAnsi="Helvetica" w:eastAsia="Helvetica" w:cs="Helvetica"/>
                 <w:i w:val="false"/>
-                <w:b w:val="true"/>
-                <w:u w:val="none"/>
-                <w:sz w:val="20"/>
-                <w:szCs w:val="20"/>
-                <w:color w:val="000000"/>
-              </w:rPr>
-            </w:pPr>
-            <w:r>
-              <w:rPr>
-                <w:rFonts w:ascii="Helvetica" w:hAnsi="Helvetica" w:eastAsia="Helvetica" w:cs="Helvetica"/>
-                <w:i w:val="false"/>
-                <w:b w:val="true"/>
+                <w:b w:val="false"/>
+                <w:u w:val="none"/>
+                <w:sz w:val="20"/>
+                <w:szCs w:val="20"/>
+                <w:color w:val="000000"/>
+              </w:rPr>
+            </w:pPr>
+            <w:r>
+              <w:rPr>
+                <w:rFonts w:ascii="Helvetica" w:hAnsi="Helvetica" w:eastAsia="Helvetica" w:cs="Helvetica"/>
+                <w:i w:val="false"/>
+                <w:b w:val="false"/>
                 <w:u w:val="none"/>
                 <w:sz w:val="20"/>
                 <w:szCs w:val="20"/>
@@ -1556,7 +994,6 @@
           </w:tcPr>
           <w:p>
             <w:pPr>
-              <w:pStyle w:val="Normal"/>
               <w:jc w:val="center"/>
               <w:pBdr>
                 <w:bottom w:val="none" w:sz="0" w:space="0" w:color="000000"/>
@@ -1569,47 +1006,46 @@
               <w:rPr>
                 <w:rFonts w:ascii="Helvetica" w:hAnsi="Helvetica" w:eastAsia="Helvetica" w:cs="Helvetica"/>
                 <w:i w:val="false"/>
-                <w:b w:val="true"/>
-                <w:u w:val="none"/>
-                <w:sz w:val="20"/>
-                <w:szCs w:val="20"/>
-                <w:color w:val="000000"/>
-              </w:rPr>
-            </w:pPr>
-            <w:r>
-              <w:rPr>
-                <w:rFonts w:ascii="Helvetica" w:hAnsi="Helvetica" w:eastAsia="Helvetica" w:cs="Helvetica"/>
-                <w:i w:val="false"/>
-                <w:b w:val="true"/>
-                <w:u w:val="none"/>
-                <w:sz w:val="20"/>
-                <w:szCs w:val="20"/>
-                <w:color w:val="000000"/>
-              </w:rPr>
-              <w:t xml:space="preserve"/>
-            </w:r>
-          </w:p>
-        </w:tc>
-        <w:tc>
-          <w:tcPr>
-            <w:tcBorders>
-              <w:bottom w:val="none" w:sz="0" w:space="0" w:color="000000"/>
-              <w:top w:val="none" w:sz="0" w:space="0" w:color="000000"/>
-              <w:left w:val="none" w:sz="0" w:space="0" w:color="000000"/>
-              <w:right w:val="none" w:sz="0" w:space="0" w:color="000000"/>
-            </w:tcBorders>
-            <w:shd w:val="clear" w:color="auto" w:fill="FFFFFF"/>
-            <w:tcMar>
-              <w:top w:w="0" w:type="dxa"/>
-              <w:bottom w:w="0" w:type="dxa"/>
-              <w:left w:w="0" w:type="dxa"/>
-              <w:right w:w="0" w:type="dxa"/>
-            </w:tcMar>
-            <w:vAlign w:val="center"/>
-          </w:tcPr>
-          <w:p>
-            <w:pPr>
-              <w:pStyle w:val="Normal"/>
+                <w:b w:val="false"/>
+                <w:u w:val="none"/>
+                <w:sz w:val="20"/>
+                <w:szCs w:val="20"/>
+                <w:color w:val="000000"/>
+              </w:rPr>
+            </w:pPr>
+            <w:r>
+              <w:rPr>
+                <w:rFonts w:ascii="Helvetica" w:hAnsi="Helvetica" w:eastAsia="Helvetica" w:cs="Helvetica"/>
+                <w:i w:val="false"/>
+                <w:b w:val="false"/>
+                <w:u w:val="none"/>
+                <w:sz w:val="20"/>
+                <w:szCs w:val="20"/>
+                <w:color w:val="000000"/>
+              </w:rPr>
+              <w:t xml:space="preserve">27.3 ± 5.9</w:t>
+            </w:r>
+          </w:p>
+        </w:tc>
+        <w:tc>
+          <w:tcPr>
+            <w:tcBorders>
+              <w:bottom w:val="none" w:sz="0" w:space="0" w:color="000000"/>
+              <w:top w:val="none" w:sz="0" w:space="0" w:color="000000"/>
+              <w:left w:val="none" w:sz="0" w:space="0" w:color="000000"/>
+              <w:right w:val="none" w:sz="0" w:space="0" w:color="000000"/>
+            </w:tcBorders>
+            <w:shd w:val="clear" w:color="auto" w:fill="FFFFFF"/>
+            <w:tcMar>
+              <w:top w:w="0" w:type="dxa"/>
+              <w:bottom w:w="0" w:type="dxa"/>
+              <w:left w:w="0" w:type="dxa"/>
+              <w:right w:w="0" w:type="dxa"/>
+            </w:tcMar>
+            <w:vAlign w:val="center"/>
+          </w:tcPr>
+          <w:p>
+            <w:pPr>
               <w:jc w:val="center"/>
               <w:pBdr>
                 <w:bottom w:val="none" w:sz="0" w:space="0" w:color="000000"/>
@@ -1622,159 +1058,52 @@
               <w:rPr>
                 <w:rFonts w:ascii="Helvetica" w:hAnsi="Helvetica" w:eastAsia="Helvetica" w:cs="Helvetica"/>
                 <w:i w:val="false"/>
-                <w:b w:val="true"/>
-                <w:u w:val="none"/>
-                <w:sz w:val="20"/>
-                <w:szCs w:val="20"/>
-                <w:color w:val="000000"/>
-              </w:rPr>
-            </w:pPr>
-            <w:r>
-              <w:rPr>
-                <w:rFonts w:ascii="Helvetica" w:hAnsi="Helvetica" w:eastAsia="Helvetica" w:cs="Helvetica"/>
-                <w:i w:val="false"/>
-                <w:b w:val="true"/>
-                <w:u w:val="none"/>
-                <w:sz w:val="20"/>
-                <w:szCs w:val="20"/>
-                <w:color w:val="000000"/>
-              </w:rPr>
-              <w:t xml:space="preserve"/>
-            </w:r>
-          </w:p>
-        </w:tc>
-        <w:tc>
-          <w:tcPr>
-            <w:tcBorders>
-              <w:bottom w:val="none" w:sz="0" w:space="0" w:color="000000"/>
-              <w:top w:val="none" w:sz="0" w:space="0" w:color="000000"/>
-              <w:left w:val="none" w:sz="0" w:space="0" w:color="000000"/>
-              <w:right w:val="none" w:sz="0" w:space="0" w:color="000000"/>
-            </w:tcBorders>
-            <w:shd w:val="clear" w:color="auto" w:fill="FFFFFF"/>
-            <w:tcMar>
-              <w:top w:w="0" w:type="dxa"/>
-              <w:bottom w:w="0" w:type="dxa"/>
-              <w:left w:w="0" w:type="dxa"/>
-              <w:right w:w="0" w:type="dxa"/>
-            </w:tcMar>
-            <w:vAlign w:val="center"/>
-          </w:tcPr>
-          <w:p>
-            <w:pPr>
-              <w:pStyle w:val="Normal"/>
-              <w:jc w:val="center"/>
-              <w:pBdr>
-                <w:bottom w:val="none" w:sz="0" w:space="0" w:color="000000"/>
-                <w:top w:val="none" w:sz="0" w:space="0" w:color="000000"/>
-                <w:left w:val="none" w:sz="0" w:space="0" w:color="000000"/>
-                <w:right w:val="none" w:sz="0" w:space="0" w:color="000000"/>
-              </w:pBdr>
-              <w:spacing w:after="100" w:before="100" w:line="240"/>
-              <w:ind w:left="100" w:right="100" w:firstLine="0" w:firstLineChars="0"/>
-              <w:rPr>
-                <w:rFonts w:ascii="Helvetica" w:hAnsi="Helvetica" w:eastAsia="Helvetica" w:cs="Helvetica"/>
-                <w:i w:val="false"/>
-                <w:b w:val="true"/>
-                <w:u w:val="none"/>
-                <w:sz w:val="20"/>
-                <w:szCs w:val="20"/>
-                <w:color w:val="000000"/>
-              </w:rPr>
-            </w:pPr>
-            <w:r>
-              <w:rPr>
-                <w:rFonts w:ascii="Helvetica" w:hAnsi="Helvetica" w:eastAsia="Helvetica" w:cs="Helvetica"/>
-                <w:i w:val="false"/>
-                <w:b w:val="true"/>
-                <w:u w:val="none"/>
-                <w:sz w:val="20"/>
-                <w:szCs w:val="20"/>
-                <w:color w:val="000000"/>
-              </w:rPr>
-              <w:t xml:space="preserve"/>
-            </w:r>
-          </w:p>
-        </w:tc>
-        <w:tc>
-          <w:tcPr>
-            <w:tcBorders>
-              <w:bottom w:val="none" w:sz="0" w:space="0" w:color="000000"/>
-              <w:top w:val="none" w:sz="0" w:space="0" w:color="000000"/>
-              <w:left w:val="none" w:sz="0" w:space="0" w:color="000000"/>
-              <w:right w:val="none" w:sz="0" w:space="0" w:color="000000"/>
-            </w:tcBorders>
-            <w:shd w:val="clear" w:color="auto" w:fill="FFFFFF"/>
-            <w:tcMar>
-              <w:top w:w="0" w:type="dxa"/>
-              <w:bottom w:w="0" w:type="dxa"/>
-              <w:left w:w="0" w:type="dxa"/>
-              <w:right w:w="0" w:type="dxa"/>
-            </w:tcMar>
-            <w:vAlign w:val="center"/>
-          </w:tcPr>
-          <w:p>
-            <w:pPr>
-              <w:pStyle w:val="Normal"/>
-              <w:jc w:val="center"/>
-              <w:pBdr>
-                <w:bottom w:val="none" w:sz="0" w:space="0" w:color="000000"/>
-                <w:top w:val="none" w:sz="0" w:space="0" w:color="000000"/>
-                <w:left w:val="none" w:sz="0" w:space="0" w:color="000000"/>
-                <w:right w:val="none" w:sz="0" w:space="0" w:color="000000"/>
-              </w:pBdr>
-              <w:spacing w:after="100" w:before="100" w:line="240"/>
-              <w:ind w:left="100" w:right="100" w:firstLine="0" w:firstLineChars="0"/>
-              <w:rPr>
-                <w:rFonts w:ascii="Helvetica" w:hAnsi="Helvetica" w:eastAsia="Helvetica" w:cs="Helvetica"/>
-                <w:i w:val="false"/>
-                <w:b w:val="true"/>
-                <w:u w:val="none"/>
-                <w:sz w:val="20"/>
-                <w:szCs w:val="20"/>
-                <w:color w:val="000000"/>
-              </w:rPr>
-            </w:pPr>
-            <w:r>
-              <w:rPr>
-                <w:rFonts w:ascii="Helvetica" w:hAnsi="Helvetica" w:eastAsia="Helvetica" w:cs="Helvetica"/>
-                <w:i w:val="false"/>
-                <w:b w:val="true"/>
-                <w:u w:val="none"/>
-                <w:sz w:val="20"/>
-                <w:szCs w:val="20"/>
-                <w:color w:val="000000"/>
-              </w:rPr>
-              <w:t xml:space="preserve"/>
+                <w:b w:val="false"/>
+                <w:u w:val="none"/>
+                <w:sz w:val="20"/>
+                <w:szCs w:val="20"/>
+                <w:color w:val="000000"/>
+              </w:rPr>
+            </w:pPr>
+            <w:r>
+              <w:rPr>
+                <w:rFonts w:ascii="Helvetica" w:hAnsi="Helvetica" w:eastAsia="Helvetica" w:cs="Helvetica"/>
+                <w:i w:val="false"/>
+                <w:b w:val="false"/>
+                <w:u w:val="none"/>
+                <w:sz w:val="20"/>
+                <w:szCs w:val="20"/>
+                <w:color w:val="000000"/>
+              </w:rPr>
+              <w:t xml:space="preserve">25.9 [23.2–31.3]</w:t>
             </w:r>
           </w:p>
         </w:tc>
       </w:tr>
       <w:tr>
         <w:trPr>
-          <w:trHeight w:val="288" w:hRule="auto"/>
+          <w:trHeight w:val="360" w:hRule="auto"/>
         </w:trPr>
-        body5
-        <w:tc>
-          <w:tcPr>
-            <w:tcBorders>
-              <w:bottom w:val="none" w:sz="0" w:space="0" w:color="000000"/>
-              <w:top w:val="none" w:sz="0" w:space="0" w:color="000000"/>
-              <w:left w:val="none" w:sz="0" w:space="0" w:color="000000"/>
-              <w:right w:val="none" w:sz="0" w:space="0" w:color="000000"/>
-            </w:tcBorders>
-            <w:shd w:val="clear" w:color="auto" w:fill="FFFFFF"/>
-            <w:tcMar>
-              <w:top w:w="0" w:type="dxa"/>
-              <w:bottom w:w="0" w:type="dxa"/>
-              <w:left w:w="0" w:type="dxa"/>
-              <w:right w:w="0" w:type="dxa"/>
-            </w:tcMar>
-            <w:vAlign w:val="center"/>
-          </w:tcPr>
-          <w:p>
-            <w:pPr>
-              <w:pStyle w:val="Normal"/>
+        body 5
+        <w:tc>
+          <w:tcPr>
+            <w:tcBorders>
+              <w:bottom w:val="none" w:sz="0" w:space="0" w:color="000000"/>
+              <w:top w:val="none" w:sz="0" w:space="0" w:color="000000"/>
+              <w:left w:val="none" w:sz="0" w:space="0" w:color="000000"/>
+              <w:right w:val="none" w:sz="0" w:space="0" w:color="000000"/>
+            </w:tcBorders>
+            <w:shd w:val="clear" w:color="auto" w:fill="FFFFFF"/>
+            <w:tcMar>
+              <w:top w:w="0" w:type="dxa"/>
+              <w:bottom w:w="0" w:type="dxa"/>
+              <w:left w:w="0" w:type="dxa"/>
+              <w:right w:w="0" w:type="dxa"/>
+            </w:tcMar>
+            <w:vAlign w:val="center"/>
+          </w:tcPr>
+          <w:p>
+            <w:pPr>
               <w:jc w:val="left"/>
               <w:pBdr>
                 <w:bottom w:val="none" w:sz="0" w:space="0" w:color="000000"/>
@@ -1804,30 +1133,29 @@
                 <w:szCs w:val="20"/>
                 <w:color w:val="000000"/>
               </w:rPr>
-              <w:t xml:space="preserve">  &lt; 24h</w:t>
-            </w:r>
-          </w:p>
-        </w:tc>
-        <w:tc>
-          <w:tcPr>
-            <w:tcBorders>
-              <w:bottom w:val="none" w:sz="0" w:space="0" w:color="000000"/>
-              <w:top w:val="none" w:sz="0" w:space="0" w:color="000000"/>
-              <w:left w:val="none" w:sz="0" w:space="0" w:color="000000"/>
-              <w:right w:val="none" w:sz="0" w:space="0" w:color="000000"/>
-            </w:tcBorders>
-            <w:shd w:val="clear" w:color="auto" w:fill="FFFFFF"/>
-            <w:tcMar>
-              <w:top w:w="0" w:type="dxa"/>
-              <w:bottom w:w="0" w:type="dxa"/>
-              <w:left w:w="0" w:type="dxa"/>
-              <w:right w:w="0" w:type="dxa"/>
-            </w:tcMar>
-            <w:vAlign w:val="center"/>
-          </w:tcPr>
-          <w:p>
-            <w:pPr>
-              <w:pStyle w:val="Normal"/>
+              <w:t xml:space="preserve">SBP</w:t>
+            </w:r>
+          </w:p>
+        </w:tc>
+        <w:tc>
+          <w:tcPr>
+            <w:tcBorders>
+              <w:bottom w:val="none" w:sz="0" w:space="0" w:color="000000"/>
+              <w:top w:val="none" w:sz="0" w:space="0" w:color="000000"/>
+              <w:left w:val="none" w:sz="0" w:space="0" w:color="000000"/>
+              <w:right w:val="none" w:sz="0" w:space="0" w:color="000000"/>
+            </w:tcBorders>
+            <w:shd w:val="clear" w:color="auto" w:fill="FFFFFF"/>
+            <w:tcMar>
+              <w:top w:w="0" w:type="dxa"/>
+              <w:bottom w:w="0" w:type="dxa"/>
+              <w:left w:w="0" w:type="dxa"/>
+              <w:right w:w="0" w:type="dxa"/>
+            </w:tcMar>
+            <w:vAlign w:val="center"/>
+          </w:tcPr>
+          <w:p>
+            <w:pPr>
               <w:jc w:val="center"/>
               <w:pBdr>
                 <w:bottom w:val="none" w:sz="0" w:space="0" w:color="000000"/>
@@ -1857,30 +1185,29 @@
                 <w:szCs w:val="20"/>
                 <w:color w:val="000000"/>
               </w:rPr>
-              <w:t xml:space="preserve">3 (100%)</w:t>
-            </w:r>
-          </w:p>
-        </w:tc>
-        <w:tc>
-          <w:tcPr>
-            <w:tcBorders>
-              <w:bottom w:val="none" w:sz="0" w:space="0" w:color="000000"/>
-              <w:top w:val="none" w:sz="0" w:space="0" w:color="000000"/>
-              <w:left w:val="none" w:sz="0" w:space="0" w:color="000000"/>
-              <w:right w:val="none" w:sz="0" w:space="0" w:color="000000"/>
-            </w:tcBorders>
-            <w:shd w:val="clear" w:color="auto" w:fill="FFFFFF"/>
-            <w:tcMar>
-              <w:top w:w="0" w:type="dxa"/>
-              <w:bottom w:w="0" w:type="dxa"/>
-              <w:left w:w="0" w:type="dxa"/>
-              <w:right w:w="0" w:type="dxa"/>
-            </w:tcMar>
-            <w:vAlign w:val="center"/>
-          </w:tcPr>
-          <w:p>
-            <w:pPr>
-              <w:pStyle w:val="Normal"/>
+              <w:t xml:space="preserve"/>
+            </w:r>
+          </w:p>
+        </w:tc>
+        <w:tc>
+          <w:tcPr>
+            <w:tcBorders>
+              <w:bottom w:val="none" w:sz="0" w:space="0" w:color="000000"/>
+              <w:top w:val="none" w:sz="0" w:space="0" w:color="000000"/>
+              <w:left w:val="none" w:sz="0" w:space="0" w:color="000000"/>
+              <w:right w:val="none" w:sz="0" w:space="0" w:color="000000"/>
+            </w:tcBorders>
+            <w:shd w:val="clear" w:color="auto" w:fill="FFFFFF"/>
+            <w:tcMar>
+              <w:top w:w="0" w:type="dxa"/>
+              <w:bottom w:w="0" w:type="dxa"/>
+              <w:left w:w="0" w:type="dxa"/>
+              <w:right w:w="0" w:type="dxa"/>
+            </w:tcMar>
+            <w:vAlign w:val="center"/>
+          </w:tcPr>
+          <w:p>
+            <w:pPr>
               <w:jc w:val="center"/>
               <w:pBdr>
                 <w:bottom w:val="none" w:sz="0" w:space="0" w:color="000000"/>
@@ -1910,30 +1237,29 @@
                 <w:szCs w:val="20"/>
                 <w:color w:val="000000"/>
               </w:rPr>
-              <w:t xml:space="preserve">7 (58.5%)</w:t>
-            </w:r>
-          </w:p>
-        </w:tc>
-        <w:tc>
-          <w:tcPr>
-            <w:tcBorders>
-              <w:bottom w:val="none" w:sz="0" w:space="0" w:color="000000"/>
-              <w:top w:val="none" w:sz="0" w:space="0" w:color="000000"/>
-              <w:left w:val="none" w:sz="0" w:space="0" w:color="000000"/>
-              <w:right w:val="none" w:sz="0" w:space="0" w:color="000000"/>
-            </w:tcBorders>
-            <w:shd w:val="clear" w:color="auto" w:fill="FFFFFF"/>
-            <w:tcMar>
-              <w:top w:w="0" w:type="dxa"/>
-              <w:bottom w:w="0" w:type="dxa"/>
-              <w:left w:w="0" w:type="dxa"/>
-              <w:right w:w="0" w:type="dxa"/>
-            </w:tcMar>
-            <w:vAlign w:val="center"/>
-          </w:tcPr>
-          <w:p>
-            <w:pPr>
-              <w:pStyle w:val="Normal"/>
+              <w:t xml:space="preserve">98 ± 37.7</w:t>
+            </w:r>
+          </w:p>
+        </w:tc>
+        <w:tc>
+          <w:tcPr>
+            <w:tcBorders>
+              <w:bottom w:val="none" w:sz="0" w:space="0" w:color="000000"/>
+              <w:top w:val="none" w:sz="0" w:space="0" w:color="000000"/>
+              <w:left w:val="none" w:sz="0" w:space="0" w:color="000000"/>
+              <w:right w:val="none" w:sz="0" w:space="0" w:color="000000"/>
+            </w:tcBorders>
+            <w:shd w:val="clear" w:color="auto" w:fill="FFFFFF"/>
+            <w:tcMar>
+              <w:top w:w="0" w:type="dxa"/>
+              <w:bottom w:w="0" w:type="dxa"/>
+              <w:left w:w="0" w:type="dxa"/>
+              <w:right w:w="0" w:type="dxa"/>
+            </w:tcMar>
+            <w:vAlign w:val="center"/>
+          </w:tcPr>
+          <w:p>
+            <w:pPr>
               <w:jc w:val="center"/>
               <w:pBdr>
                 <w:bottom w:val="none" w:sz="0" w:space="0" w:color="000000"/>
@@ -1963,142 +1289,35 @@
                 <w:szCs w:val="20"/>
                 <w:color w:val="000000"/>
               </w:rPr>
-              <w:t xml:space="preserve">12 (37.5%)</w:t>
-            </w:r>
-          </w:p>
-        </w:tc>
-        <w:tc>
-          <w:tcPr>
-            <w:tcBorders>
-              <w:bottom w:val="none" w:sz="0" w:space="0" w:color="000000"/>
-              <w:top w:val="none" w:sz="0" w:space="0" w:color="000000"/>
-              <w:left w:val="none" w:sz="0" w:space="0" w:color="000000"/>
-              <w:right w:val="none" w:sz="0" w:space="0" w:color="000000"/>
-            </w:tcBorders>
-            <w:shd w:val="clear" w:color="auto" w:fill="FFFFFF"/>
-            <w:tcMar>
-              <w:top w:w="0" w:type="dxa"/>
-              <w:bottom w:w="0" w:type="dxa"/>
-              <w:left w:w="0" w:type="dxa"/>
-              <w:right w:w="0" w:type="dxa"/>
-            </w:tcMar>
-            <w:vAlign w:val="center"/>
-          </w:tcPr>
-          <w:p>
-            <w:pPr>
-              <w:pStyle w:val="Normal"/>
-              <w:jc w:val="center"/>
-              <w:pBdr>
-                <w:bottom w:val="none" w:sz="0" w:space="0" w:color="000000"/>
-                <w:top w:val="none" w:sz="0" w:space="0" w:color="000000"/>
-                <w:left w:val="none" w:sz="0" w:space="0" w:color="000000"/>
-                <w:right w:val="none" w:sz="0" w:space="0" w:color="000000"/>
-              </w:pBdr>
-              <w:spacing w:after="100" w:before="100" w:line="240"/>
-              <w:ind w:left="100" w:right="100" w:firstLine="0" w:firstLineChars="0"/>
-              <w:rPr>
-                <w:rFonts w:ascii="Helvetica" w:hAnsi="Helvetica" w:eastAsia="Helvetica" w:cs="Helvetica"/>
-                <w:i w:val="false"/>
-                <w:b w:val="false"/>
-                <w:u w:val="none"/>
-                <w:sz w:val="20"/>
-                <w:szCs w:val="20"/>
-                <w:color w:val="000000"/>
-              </w:rPr>
-            </w:pPr>
-            <w:r>
-              <w:rPr>
-                <w:rFonts w:ascii="Helvetica" w:hAnsi="Helvetica" w:eastAsia="Helvetica" w:cs="Helvetica"/>
-                <w:i w:val="false"/>
-                <w:b w:val="false"/>
-                <w:u w:val="none"/>
-                <w:sz w:val="20"/>
-                <w:szCs w:val="20"/>
-                <w:color w:val="000000"/>
-              </w:rPr>
-              <w:t xml:space="preserve">29 (33%)</w:t>
-            </w:r>
-          </w:p>
-        </w:tc>
-        <w:tc>
-          <w:tcPr>
-            <w:tcBorders>
-              <w:bottom w:val="none" w:sz="0" w:space="0" w:color="000000"/>
-              <w:top w:val="none" w:sz="0" w:space="0" w:color="000000"/>
-              <w:left w:val="none" w:sz="0" w:space="0" w:color="000000"/>
-              <w:right w:val="none" w:sz="0" w:space="0" w:color="000000"/>
-            </w:tcBorders>
-            <w:shd w:val="clear" w:color="auto" w:fill="FFFFFF"/>
-            <w:tcMar>
-              <w:top w:w="0" w:type="dxa"/>
-              <w:bottom w:w="0" w:type="dxa"/>
-              <w:left w:w="0" w:type="dxa"/>
-              <w:right w:w="0" w:type="dxa"/>
-            </w:tcMar>
-            <w:vAlign w:val="center"/>
-          </w:tcPr>
-          <w:p>
-            <w:pPr>
-              <w:pStyle w:val="Normal"/>
-              <w:jc w:val="center"/>
-              <w:pBdr>
-                <w:bottom w:val="none" w:sz="0" w:space="0" w:color="000000"/>
-                <w:top w:val="none" w:sz="0" w:space="0" w:color="000000"/>
-                <w:left w:val="none" w:sz="0" w:space="0" w:color="000000"/>
-                <w:right w:val="none" w:sz="0" w:space="0" w:color="000000"/>
-              </w:pBdr>
-              <w:spacing w:after="100" w:before="100" w:line="240"/>
-              <w:ind w:left="100" w:right="100" w:firstLine="0" w:firstLineChars="0"/>
-              <w:rPr>
-                <w:rFonts w:ascii="Helvetica" w:hAnsi="Helvetica" w:eastAsia="Helvetica" w:cs="Helvetica"/>
-                <w:i w:val="false"/>
-                <w:b w:val="true"/>
-                <w:u w:val="none"/>
-                <w:sz w:val="20"/>
-                <w:szCs w:val="20"/>
-                <w:color w:val="000000"/>
-              </w:rPr>
-            </w:pPr>
-            <w:r>
-              <w:rPr>
-                <w:rFonts w:ascii="Helvetica" w:hAnsi="Helvetica" w:eastAsia="Helvetica" w:cs="Helvetica"/>
-                <w:i w:val="false"/>
-                <w:b w:val="true"/>
-                <w:u w:val="none"/>
-                <w:sz w:val="20"/>
-                <w:szCs w:val="20"/>
-                <w:color w:val="000000"/>
-              </w:rPr>
-              <w:t xml:space="preserve">51 (38%)</w:t>
+              <w:t xml:space="preserve">101 [80–125.8]</w:t>
             </w:r>
           </w:p>
         </w:tc>
       </w:tr>
       <w:tr>
         <w:trPr>
-          <w:trHeight w:val="288" w:hRule="auto"/>
+          <w:trHeight w:val="360" w:hRule="auto"/>
         </w:trPr>
-        body6
-        <w:tc>
-          <w:tcPr>
-            <w:tcBorders>
-              <w:bottom w:val="none" w:sz="0" w:space="0" w:color="000000"/>
-              <w:top w:val="none" w:sz="0" w:space="0" w:color="000000"/>
-              <w:left w:val="none" w:sz="0" w:space="0" w:color="000000"/>
-              <w:right w:val="none" w:sz="0" w:space="0" w:color="000000"/>
-            </w:tcBorders>
-            <w:shd w:val="clear" w:color="auto" w:fill="FFFFFF"/>
-            <w:tcMar>
-              <w:top w:w="0" w:type="dxa"/>
-              <w:bottom w:w="0" w:type="dxa"/>
-              <w:left w:w="0" w:type="dxa"/>
-              <w:right w:w="0" w:type="dxa"/>
-            </w:tcMar>
-            <w:vAlign w:val="center"/>
-          </w:tcPr>
-          <w:p>
-            <w:pPr>
-              <w:pStyle w:val="Normal"/>
+        body 6
+        <w:tc>
+          <w:tcPr>
+            <w:tcBorders>
+              <w:bottom w:val="none" w:sz="0" w:space="0" w:color="000000"/>
+              <w:top w:val="none" w:sz="0" w:space="0" w:color="000000"/>
+              <w:left w:val="none" w:sz="0" w:space="0" w:color="000000"/>
+              <w:right w:val="none" w:sz="0" w:space="0" w:color="000000"/>
+            </w:tcBorders>
+            <w:shd w:val="clear" w:color="auto" w:fill="FFFFFF"/>
+            <w:tcMar>
+              <w:top w:w="0" w:type="dxa"/>
+              <w:bottom w:w="0" w:type="dxa"/>
+              <w:left w:w="0" w:type="dxa"/>
+              <w:right w:w="0" w:type="dxa"/>
+            </w:tcMar>
+            <w:vAlign w:val="center"/>
+          </w:tcPr>
+          <w:p>
+            <w:pPr>
               <w:jc w:val="left"/>
               <w:pBdr>
                 <w:bottom w:val="none" w:sz="0" w:space="0" w:color="000000"/>
@@ -2128,30 +1347,29 @@
                 <w:szCs w:val="20"/>
                 <w:color w:val="000000"/>
               </w:rPr>
-              <w:t xml:space="preserve">  24h - 72h</w:t>
-            </w:r>
-          </w:p>
-        </w:tc>
-        <w:tc>
-          <w:tcPr>
-            <w:tcBorders>
-              <w:bottom w:val="none" w:sz="0" w:space="0" w:color="000000"/>
-              <w:top w:val="none" w:sz="0" w:space="0" w:color="000000"/>
-              <w:left w:val="none" w:sz="0" w:space="0" w:color="000000"/>
-              <w:right w:val="none" w:sz="0" w:space="0" w:color="000000"/>
-            </w:tcBorders>
-            <w:shd w:val="clear" w:color="auto" w:fill="FFFFFF"/>
-            <w:tcMar>
-              <w:top w:w="0" w:type="dxa"/>
-              <w:bottom w:w="0" w:type="dxa"/>
-              <w:left w:w="0" w:type="dxa"/>
-              <w:right w:w="0" w:type="dxa"/>
-            </w:tcMar>
-            <w:vAlign w:val="center"/>
-          </w:tcPr>
-          <w:p>
-            <w:pPr>
-              <w:pStyle w:val="Normal"/>
+              <w:t xml:space="preserve">DBP</w:t>
+            </w:r>
+          </w:p>
+        </w:tc>
+        <w:tc>
+          <w:tcPr>
+            <w:tcBorders>
+              <w:bottom w:val="none" w:sz="0" w:space="0" w:color="000000"/>
+              <w:top w:val="none" w:sz="0" w:space="0" w:color="000000"/>
+              <w:left w:val="none" w:sz="0" w:space="0" w:color="000000"/>
+              <w:right w:val="none" w:sz="0" w:space="0" w:color="000000"/>
+            </w:tcBorders>
+            <w:shd w:val="clear" w:color="auto" w:fill="FFFFFF"/>
+            <w:tcMar>
+              <w:top w:w="0" w:type="dxa"/>
+              <w:bottom w:w="0" w:type="dxa"/>
+              <w:left w:w="0" w:type="dxa"/>
+              <w:right w:w="0" w:type="dxa"/>
+            </w:tcMar>
+            <w:vAlign w:val="center"/>
+          </w:tcPr>
+          <w:p>
+            <w:pPr>
               <w:jc w:val="center"/>
               <w:pBdr>
                 <w:bottom w:val="none" w:sz="0" w:space="0" w:color="000000"/>
@@ -2181,30 +1399,29 @@
                 <w:szCs w:val="20"/>
                 <w:color w:val="000000"/>
               </w:rPr>
-              <w:t xml:space="preserve">0 (0%)</w:t>
-            </w:r>
-          </w:p>
-        </w:tc>
-        <w:tc>
-          <w:tcPr>
-            <w:tcBorders>
-              <w:bottom w:val="none" w:sz="0" w:space="0" w:color="000000"/>
-              <w:top w:val="none" w:sz="0" w:space="0" w:color="000000"/>
-              <w:left w:val="none" w:sz="0" w:space="0" w:color="000000"/>
-              <w:right w:val="none" w:sz="0" w:space="0" w:color="000000"/>
-            </w:tcBorders>
-            <w:shd w:val="clear" w:color="auto" w:fill="FFFFFF"/>
-            <w:tcMar>
-              <w:top w:w="0" w:type="dxa"/>
-              <w:bottom w:w="0" w:type="dxa"/>
-              <w:left w:w="0" w:type="dxa"/>
-              <w:right w:w="0" w:type="dxa"/>
-            </w:tcMar>
-            <w:vAlign w:val="center"/>
-          </w:tcPr>
-          <w:p>
-            <w:pPr>
-              <w:pStyle w:val="Normal"/>
+              <w:t xml:space="preserve"/>
+            </w:r>
+          </w:p>
+        </w:tc>
+        <w:tc>
+          <w:tcPr>
+            <w:tcBorders>
+              <w:bottom w:val="none" w:sz="0" w:space="0" w:color="000000"/>
+              <w:top w:val="none" w:sz="0" w:space="0" w:color="000000"/>
+              <w:left w:val="none" w:sz="0" w:space="0" w:color="000000"/>
+              <w:right w:val="none" w:sz="0" w:space="0" w:color="000000"/>
+            </w:tcBorders>
+            <w:shd w:val="clear" w:color="auto" w:fill="FFFFFF"/>
+            <w:tcMar>
+              <w:top w:w="0" w:type="dxa"/>
+              <w:bottom w:w="0" w:type="dxa"/>
+              <w:left w:w="0" w:type="dxa"/>
+              <w:right w:w="0" w:type="dxa"/>
+            </w:tcMar>
+            <w:vAlign w:val="center"/>
+          </w:tcPr>
+          <w:p>
+            <w:pPr>
               <w:jc w:val="center"/>
               <w:pBdr>
                 <w:bottom w:val="none" w:sz="0" w:space="0" w:color="000000"/>
@@ -2234,30 +1451,29 @@
                 <w:szCs w:val="20"/>
                 <w:color w:val="000000"/>
               </w:rPr>
-              <w:t xml:space="preserve">0 (0%)</w:t>
-            </w:r>
-          </w:p>
-        </w:tc>
-        <w:tc>
-          <w:tcPr>
-            <w:tcBorders>
-              <w:bottom w:val="none" w:sz="0" w:space="0" w:color="000000"/>
-              <w:top w:val="none" w:sz="0" w:space="0" w:color="000000"/>
-              <w:left w:val="none" w:sz="0" w:space="0" w:color="000000"/>
-              <w:right w:val="none" w:sz="0" w:space="0" w:color="000000"/>
-            </w:tcBorders>
-            <w:shd w:val="clear" w:color="auto" w:fill="FFFFFF"/>
-            <w:tcMar>
-              <w:top w:w="0" w:type="dxa"/>
-              <w:bottom w:w="0" w:type="dxa"/>
-              <w:left w:w="0" w:type="dxa"/>
-              <w:right w:w="0" w:type="dxa"/>
-            </w:tcMar>
-            <w:vAlign w:val="center"/>
-          </w:tcPr>
-          <w:p>
-            <w:pPr>
-              <w:pStyle w:val="Normal"/>
+              <w:t xml:space="preserve">57.8 ± 34.2</w:t>
+            </w:r>
+          </w:p>
+        </w:tc>
+        <w:tc>
+          <w:tcPr>
+            <w:tcBorders>
+              <w:bottom w:val="none" w:sz="0" w:space="0" w:color="000000"/>
+              <w:top w:val="none" w:sz="0" w:space="0" w:color="000000"/>
+              <w:left w:val="none" w:sz="0" w:space="0" w:color="000000"/>
+              <w:right w:val="none" w:sz="0" w:space="0" w:color="000000"/>
+            </w:tcBorders>
+            <w:shd w:val="clear" w:color="auto" w:fill="FFFFFF"/>
+            <w:tcMar>
+              <w:top w:w="0" w:type="dxa"/>
+              <w:bottom w:w="0" w:type="dxa"/>
+              <w:left w:w="0" w:type="dxa"/>
+              <w:right w:w="0" w:type="dxa"/>
+            </w:tcMar>
+            <w:vAlign w:val="center"/>
+          </w:tcPr>
+          <w:p>
+            <w:pPr>
               <w:jc w:val="center"/>
               <w:pBdr>
                 <w:bottom w:val="none" w:sz="0" w:space="0" w:color="000000"/>
@@ -2287,142 +1503,35 @@
                 <w:szCs w:val="20"/>
                 <w:color w:val="000000"/>
               </w:rPr>
-              <w:t xml:space="preserve">1 (3%)</w:t>
-            </w:r>
-          </w:p>
-        </w:tc>
-        <w:tc>
-          <w:tcPr>
-            <w:tcBorders>
-              <w:bottom w:val="none" w:sz="0" w:space="0" w:color="000000"/>
-              <w:top w:val="none" w:sz="0" w:space="0" w:color="000000"/>
-              <w:left w:val="none" w:sz="0" w:space="0" w:color="000000"/>
-              <w:right w:val="none" w:sz="0" w:space="0" w:color="000000"/>
-            </w:tcBorders>
-            <w:shd w:val="clear" w:color="auto" w:fill="FFFFFF"/>
-            <w:tcMar>
-              <w:top w:w="0" w:type="dxa"/>
-              <w:bottom w:w="0" w:type="dxa"/>
-              <w:left w:w="0" w:type="dxa"/>
-              <w:right w:w="0" w:type="dxa"/>
-            </w:tcMar>
-            <w:vAlign w:val="center"/>
-          </w:tcPr>
-          <w:p>
-            <w:pPr>
-              <w:pStyle w:val="Normal"/>
-              <w:jc w:val="center"/>
-              <w:pBdr>
-                <w:bottom w:val="none" w:sz="0" w:space="0" w:color="000000"/>
-                <w:top w:val="none" w:sz="0" w:space="0" w:color="000000"/>
-                <w:left w:val="none" w:sz="0" w:space="0" w:color="000000"/>
-                <w:right w:val="none" w:sz="0" w:space="0" w:color="000000"/>
-              </w:pBdr>
-              <w:spacing w:after="100" w:before="100" w:line="240"/>
-              <w:ind w:left="100" w:right="100" w:firstLine="0" w:firstLineChars="0"/>
-              <w:rPr>
-                <w:rFonts w:ascii="Helvetica" w:hAnsi="Helvetica" w:eastAsia="Helvetica" w:cs="Helvetica"/>
-                <w:i w:val="false"/>
-                <w:b w:val="false"/>
-                <w:u w:val="none"/>
-                <w:sz w:val="20"/>
-                <w:szCs w:val="20"/>
-                <w:color w:val="000000"/>
-              </w:rPr>
-            </w:pPr>
-            <w:r>
-              <w:rPr>
-                <w:rFonts w:ascii="Helvetica" w:hAnsi="Helvetica" w:eastAsia="Helvetica" w:cs="Helvetica"/>
-                <w:i w:val="false"/>
-                <w:b w:val="false"/>
-                <w:u w:val="none"/>
-                <w:sz w:val="20"/>
-                <w:szCs w:val="20"/>
-                <w:color w:val="000000"/>
-              </w:rPr>
-              <w:t xml:space="preserve">2 (2.5%)</w:t>
-            </w:r>
-          </w:p>
-        </w:tc>
-        <w:tc>
-          <w:tcPr>
-            <w:tcBorders>
-              <w:bottom w:val="none" w:sz="0" w:space="0" w:color="000000"/>
-              <w:top w:val="none" w:sz="0" w:space="0" w:color="000000"/>
-              <w:left w:val="none" w:sz="0" w:space="0" w:color="000000"/>
-              <w:right w:val="none" w:sz="0" w:space="0" w:color="000000"/>
-            </w:tcBorders>
-            <w:shd w:val="clear" w:color="auto" w:fill="FFFFFF"/>
-            <w:tcMar>
-              <w:top w:w="0" w:type="dxa"/>
-              <w:bottom w:w="0" w:type="dxa"/>
-              <w:left w:w="0" w:type="dxa"/>
-              <w:right w:w="0" w:type="dxa"/>
-            </w:tcMar>
-            <w:vAlign w:val="center"/>
-          </w:tcPr>
-          <w:p>
-            <w:pPr>
-              <w:pStyle w:val="Normal"/>
-              <w:jc w:val="center"/>
-              <w:pBdr>
-                <w:bottom w:val="none" w:sz="0" w:space="0" w:color="000000"/>
-                <w:top w:val="none" w:sz="0" w:space="0" w:color="000000"/>
-                <w:left w:val="none" w:sz="0" w:space="0" w:color="000000"/>
-                <w:right w:val="none" w:sz="0" w:space="0" w:color="000000"/>
-              </w:pBdr>
-              <w:spacing w:after="100" w:before="100" w:line="240"/>
-              <w:ind w:left="100" w:right="100" w:firstLine="0" w:firstLineChars="0"/>
-              <w:rPr>
-                <w:rFonts w:ascii="Helvetica" w:hAnsi="Helvetica" w:eastAsia="Helvetica" w:cs="Helvetica"/>
-                <w:i w:val="false"/>
-                <w:b w:val="true"/>
-                <w:u w:val="none"/>
-                <w:sz w:val="20"/>
-                <w:szCs w:val="20"/>
-                <w:color w:val="000000"/>
-              </w:rPr>
-            </w:pPr>
-            <w:r>
-              <w:rPr>
-                <w:rFonts w:ascii="Helvetica" w:hAnsi="Helvetica" w:eastAsia="Helvetica" w:cs="Helvetica"/>
-                <w:i w:val="false"/>
-                <w:b w:val="true"/>
-                <w:u w:val="none"/>
-                <w:sz w:val="20"/>
-                <w:szCs w:val="20"/>
-                <w:color w:val="000000"/>
-              </w:rPr>
-              <w:t xml:space="preserve">3 (2%)</w:t>
+              <w:t xml:space="preserve">61 [40–82]</w:t>
             </w:r>
           </w:p>
         </w:tc>
       </w:tr>
       <w:tr>
         <w:trPr>
-          <w:trHeight w:val="288" w:hRule="auto"/>
+          <w:trHeight w:val="360" w:hRule="auto"/>
         </w:trPr>
-        body7
-        <w:tc>
-          <w:tcPr>
-            <w:tcBorders>
-              <w:bottom w:val="none" w:sz="0" w:space="0" w:color="000000"/>
-              <w:top w:val="none" w:sz="0" w:space="0" w:color="000000"/>
-              <w:left w:val="none" w:sz="0" w:space="0" w:color="000000"/>
-              <w:right w:val="none" w:sz="0" w:space="0" w:color="000000"/>
-            </w:tcBorders>
-            <w:shd w:val="clear" w:color="auto" w:fill="FFFFFF"/>
-            <w:tcMar>
-              <w:top w:w="0" w:type="dxa"/>
-              <w:bottom w:w="0" w:type="dxa"/>
-              <w:left w:w="0" w:type="dxa"/>
-              <w:right w:w="0" w:type="dxa"/>
-            </w:tcMar>
-            <w:vAlign w:val="center"/>
-          </w:tcPr>
-          <w:p>
-            <w:pPr>
-              <w:pStyle w:val="Normal"/>
+        body 7
+        <w:tc>
+          <w:tcPr>
+            <w:tcBorders>
+              <w:bottom w:val="none" w:sz="0" w:space="0" w:color="000000"/>
+              <w:top w:val="none" w:sz="0" w:space="0" w:color="000000"/>
+              <w:left w:val="none" w:sz="0" w:space="0" w:color="000000"/>
+              <w:right w:val="none" w:sz="0" w:space="0" w:color="000000"/>
+            </w:tcBorders>
+            <w:shd w:val="clear" w:color="auto" w:fill="FFFFFF"/>
+            <w:tcMar>
+              <w:top w:w="0" w:type="dxa"/>
+              <w:bottom w:w="0" w:type="dxa"/>
+              <w:left w:w="0" w:type="dxa"/>
+              <w:right w:w="0" w:type="dxa"/>
+            </w:tcMar>
+            <w:vAlign w:val="center"/>
+          </w:tcPr>
+          <w:p>
+            <w:pPr>
               <w:jc w:val="left"/>
               <w:pBdr>
                 <w:bottom w:val="none" w:sz="0" w:space="0" w:color="000000"/>
@@ -2452,30 +1561,29 @@
                 <w:szCs w:val="20"/>
                 <w:color w:val="000000"/>
               </w:rPr>
-              <w:t xml:space="preserve">  &gt; 72h</w:t>
-            </w:r>
-          </w:p>
-        </w:tc>
-        <w:tc>
-          <w:tcPr>
-            <w:tcBorders>
-              <w:bottom w:val="none" w:sz="0" w:space="0" w:color="000000"/>
-              <w:top w:val="none" w:sz="0" w:space="0" w:color="000000"/>
-              <w:left w:val="none" w:sz="0" w:space="0" w:color="000000"/>
-              <w:right w:val="none" w:sz="0" w:space="0" w:color="000000"/>
-            </w:tcBorders>
-            <w:shd w:val="clear" w:color="auto" w:fill="FFFFFF"/>
-            <w:tcMar>
-              <w:top w:w="0" w:type="dxa"/>
-              <w:bottom w:w="0" w:type="dxa"/>
-              <w:left w:w="0" w:type="dxa"/>
-              <w:right w:w="0" w:type="dxa"/>
-            </w:tcMar>
-            <w:vAlign w:val="center"/>
-          </w:tcPr>
-          <w:p>
-            <w:pPr>
-              <w:pStyle w:val="Normal"/>
+              <w:t xml:space="preserve">HR</w:t>
+            </w:r>
+          </w:p>
+        </w:tc>
+        <w:tc>
+          <w:tcPr>
+            <w:tcBorders>
+              <w:bottom w:val="none" w:sz="0" w:space="0" w:color="000000"/>
+              <w:top w:val="none" w:sz="0" w:space="0" w:color="000000"/>
+              <w:left w:val="none" w:sz="0" w:space="0" w:color="000000"/>
+              <w:right w:val="none" w:sz="0" w:space="0" w:color="000000"/>
+            </w:tcBorders>
+            <w:shd w:val="clear" w:color="auto" w:fill="FFFFFF"/>
+            <w:tcMar>
+              <w:top w:w="0" w:type="dxa"/>
+              <w:bottom w:w="0" w:type="dxa"/>
+              <w:left w:w="0" w:type="dxa"/>
+              <w:right w:w="0" w:type="dxa"/>
+            </w:tcMar>
+            <w:vAlign w:val="center"/>
+          </w:tcPr>
+          <w:p>
+            <w:pPr>
               <w:jc w:val="center"/>
               <w:pBdr>
                 <w:bottom w:val="none" w:sz="0" w:space="0" w:color="000000"/>
@@ -2505,30 +1613,29 @@
                 <w:szCs w:val="20"/>
                 <w:color w:val="000000"/>
               </w:rPr>
-              <w:t xml:space="preserve">0 (0%)</w:t>
-            </w:r>
-          </w:p>
-        </w:tc>
-        <w:tc>
-          <w:tcPr>
-            <w:tcBorders>
-              <w:bottom w:val="none" w:sz="0" w:space="0" w:color="000000"/>
-              <w:top w:val="none" w:sz="0" w:space="0" w:color="000000"/>
-              <w:left w:val="none" w:sz="0" w:space="0" w:color="000000"/>
-              <w:right w:val="none" w:sz="0" w:space="0" w:color="000000"/>
-            </w:tcBorders>
-            <w:shd w:val="clear" w:color="auto" w:fill="FFFFFF"/>
-            <w:tcMar>
-              <w:top w:w="0" w:type="dxa"/>
-              <w:bottom w:w="0" w:type="dxa"/>
-              <w:left w:w="0" w:type="dxa"/>
-              <w:right w:w="0" w:type="dxa"/>
-            </w:tcMar>
-            <w:vAlign w:val="center"/>
-          </w:tcPr>
-          <w:p>
-            <w:pPr>
-              <w:pStyle w:val="Normal"/>
+              <w:t xml:space="preserve"/>
+            </w:r>
+          </w:p>
+        </w:tc>
+        <w:tc>
+          <w:tcPr>
+            <w:tcBorders>
+              <w:bottom w:val="none" w:sz="0" w:space="0" w:color="000000"/>
+              <w:top w:val="none" w:sz="0" w:space="0" w:color="000000"/>
+              <w:left w:val="none" w:sz="0" w:space="0" w:color="000000"/>
+              <w:right w:val="none" w:sz="0" w:space="0" w:color="000000"/>
+            </w:tcBorders>
+            <w:shd w:val="clear" w:color="auto" w:fill="FFFFFF"/>
+            <w:tcMar>
+              <w:top w:w="0" w:type="dxa"/>
+              <w:bottom w:w="0" w:type="dxa"/>
+              <w:left w:w="0" w:type="dxa"/>
+              <w:right w:w="0" w:type="dxa"/>
+            </w:tcMar>
+            <w:vAlign w:val="center"/>
+          </w:tcPr>
+          <w:p>
+            <w:pPr>
               <w:jc w:val="center"/>
               <w:pBdr>
                 <w:bottom w:val="none" w:sz="0" w:space="0" w:color="000000"/>
@@ -2558,30 +1665,29 @@
                 <w:szCs w:val="20"/>
                 <w:color w:val="000000"/>
               </w:rPr>
-              <w:t xml:space="preserve">0 (0%)</w:t>
-            </w:r>
-          </w:p>
-        </w:tc>
-        <w:tc>
-          <w:tcPr>
-            <w:tcBorders>
-              <w:bottom w:val="none" w:sz="0" w:space="0" w:color="000000"/>
-              <w:top w:val="none" w:sz="0" w:space="0" w:color="000000"/>
-              <w:left w:val="none" w:sz="0" w:space="0" w:color="000000"/>
-              <w:right w:val="none" w:sz="0" w:space="0" w:color="000000"/>
-            </w:tcBorders>
-            <w:shd w:val="clear" w:color="auto" w:fill="FFFFFF"/>
-            <w:tcMar>
-              <w:top w:w="0" w:type="dxa"/>
-              <w:bottom w:w="0" w:type="dxa"/>
-              <w:left w:w="0" w:type="dxa"/>
-              <w:right w:w="0" w:type="dxa"/>
-            </w:tcMar>
-            <w:vAlign w:val="center"/>
-          </w:tcPr>
-          <w:p>
-            <w:pPr>
-              <w:pStyle w:val="Normal"/>
+              <w:t xml:space="preserve">101.9 ± 37.7</w:t>
+            </w:r>
+          </w:p>
+        </w:tc>
+        <w:tc>
+          <w:tcPr>
+            <w:tcBorders>
+              <w:bottom w:val="none" w:sz="0" w:space="0" w:color="000000"/>
+              <w:top w:val="none" w:sz="0" w:space="0" w:color="000000"/>
+              <w:left w:val="none" w:sz="0" w:space="0" w:color="000000"/>
+              <w:right w:val="none" w:sz="0" w:space="0" w:color="000000"/>
+            </w:tcBorders>
+            <w:shd w:val="clear" w:color="auto" w:fill="FFFFFF"/>
+            <w:tcMar>
+              <w:top w:w="0" w:type="dxa"/>
+              <w:bottom w:w="0" w:type="dxa"/>
+              <w:left w:w="0" w:type="dxa"/>
+              <w:right w:w="0" w:type="dxa"/>
+            </w:tcMar>
+            <w:vAlign w:val="center"/>
+          </w:tcPr>
+          <w:p>
+            <w:pPr>
               <w:jc w:val="center"/>
               <w:pBdr>
                 <w:bottom w:val="none" w:sz="0" w:space="0" w:color="000000"/>
@@ -2611,142 +1717,35 @@
                 <w:szCs w:val="20"/>
                 <w:color w:val="000000"/>
               </w:rPr>
-              <w:t xml:space="preserve">4 (12.5%)</w:t>
-            </w:r>
-          </w:p>
-        </w:tc>
-        <w:tc>
-          <w:tcPr>
-            <w:tcBorders>
-              <w:bottom w:val="none" w:sz="0" w:space="0" w:color="000000"/>
-              <w:top w:val="none" w:sz="0" w:space="0" w:color="000000"/>
-              <w:left w:val="none" w:sz="0" w:space="0" w:color="000000"/>
-              <w:right w:val="none" w:sz="0" w:space="0" w:color="000000"/>
-            </w:tcBorders>
-            <w:shd w:val="clear" w:color="auto" w:fill="FFFFFF"/>
-            <w:tcMar>
-              <w:top w:w="0" w:type="dxa"/>
-              <w:bottom w:w="0" w:type="dxa"/>
-              <w:left w:w="0" w:type="dxa"/>
-              <w:right w:w="0" w:type="dxa"/>
-            </w:tcMar>
-            <w:vAlign w:val="center"/>
-          </w:tcPr>
-          <w:p>
-            <w:pPr>
-              <w:pStyle w:val="Normal"/>
-              <w:jc w:val="center"/>
-              <w:pBdr>
-                <w:bottom w:val="none" w:sz="0" w:space="0" w:color="000000"/>
-                <w:top w:val="none" w:sz="0" w:space="0" w:color="000000"/>
-                <w:left w:val="none" w:sz="0" w:space="0" w:color="000000"/>
-                <w:right w:val="none" w:sz="0" w:space="0" w:color="000000"/>
-              </w:pBdr>
-              <w:spacing w:after="100" w:before="100" w:line="240"/>
-              <w:ind w:left="100" w:right="100" w:firstLine="0" w:firstLineChars="0"/>
-              <w:rPr>
-                <w:rFonts w:ascii="Helvetica" w:hAnsi="Helvetica" w:eastAsia="Helvetica" w:cs="Helvetica"/>
-                <w:i w:val="false"/>
-                <w:b w:val="false"/>
-                <w:u w:val="none"/>
-                <w:sz w:val="20"/>
-                <w:szCs w:val="20"/>
-                <w:color w:val="000000"/>
-              </w:rPr>
-            </w:pPr>
-            <w:r>
-              <w:rPr>
-                <w:rFonts w:ascii="Helvetica" w:hAnsi="Helvetica" w:eastAsia="Helvetica" w:cs="Helvetica"/>
-                <w:i w:val="false"/>
-                <w:b w:val="false"/>
-                <w:u w:val="none"/>
-                <w:sz w:val="20"/>
-                <w:szCs w:val="20"/>
-                <w:color w:val="000000"/>
-              </w:rPr>
-              <w:t xml:space="preserve">3 (3.5%)</w:t>
-            </w:r>
-          </w:p>
-        </w:tc>
-        <w:tc>
-          <w:tcPr>
-            <w:tcBorders>
-              <w:bottom w:val="none" w:sz="0" w:space="0" w:color="000000"/>
-              <w:top w:val="none" w:sz="0" w:space="0" w:color="000000"/>
-              <w:left w:val="none" w:sz="0" w:space="0" w:color="000000"/>
-              <w:right w:val="none" w:sz="0" w:space="0" w:color="000000"/>
-            </w:tcBorders>
-            <w:shd w:val="clear" w:color="auto" w:fill="FFFFFF"/>
-            <w:tcMar>
-              <w:top w:w="0" w:type="dxa"/>
-              <w:bottom w:w="0" w:type="dxa"/>
-              <w:left w:w="0" w:type="dxa"/>
-              <w:right w:w="0" w:type="dxa"/>
-            </w:tcMar>
-            <w:vAlign w:val="center"/>
-          </w:tcPr>
-          <w:p>
-            <w:pPr>
-              <w:pStyle w:val="Normal"/>
-              <w:jc w:val="center"/>
-              <w:pBdr>
-                <w:bottom w:val="none" w:sz="0" w:space="0" w:color="000000"/>
-                <w:top w:val="none" w:sz="0" w:space="0" w:color="000000"/>
-                <w:left w:val="none" w:sz="0" w:space="0" w:color="000000"/>
-                <w:right w:val="none" w:sz="0" w:space="0" w:color="000000"/>
-              </w:pBdr>
-              <w:spacing w:after="100" w:before="100" w:line="240"/>
-              <w:ind w:left="100" w:right="100" w:firstLine="0" w:firstLineChars="0"/>
-              <w:rPr>
-                <w:rFonts w:ascii="Helvetica" w:hAnsi="Helvetica" w:eastAsia="Helvetica" w:cs="Helvetica"/>
-                <w:i w:val="false"/>
-                <w:b w:val="true"/>
-                <w:u w:val="none"/>
-                <w:sz w:val="20"/>
-                <w:szCs w:val="20"/>
-                <w:color w:val="000000"/>
-              </w:rPr>
-            </w:pPr>
-            <w:r>
-              <w:rPr>
-                <w:rFonts w:ascii="Helvetica" w:hAnsi="Helvetica" w:eastAsia="Helvetica" w:cs="Helvetica"/>
-                <w:i w:val="false"/>
-                <w:b w:val="true"/>
-                <w:u w:val="none"/>
-                <w:sz w:val="20"/>
-                <w:szCs w:val="20"/>
-                <w:color w:val="000000"/>
-              </w:rPr>
-              <w:t xml:space="preserve">7 (5%)</w:t>
+              <w:t xml:space="preserve">104 [84.8–129.2]</w:t>
             </w:r>
           </w:p>
         </w:tc>
       </w:tr>
       <w:tr>
         <w:trPr>
-          <w:trHeight w:val="288" w:hRule="auto"/>
+          <w:trHeight w:val="360" w:hRule="auto"/>
         </w:trPr>
-        body8
-        <w:tc>
-          <w:tcPr>
-            <w:tcBorders>
-              <w:bottom w:val="double" w:sz="8" w:space="0" w:color="000000"/>
-              <w:top w:val="none" w:sz="0" w:space="0" w:color="000000"/>
-              <w:left w:val="none" w:sz="0" w:space="0" w:color="000000"/>
-              <w:right w:val="none" w:sz="0" w:space="0" w:color="000000"/>
-            </w:tcBorders>
-            <w:shd w:val="clear" w:color="auto" w:fill="FFFFFF"/>
-            <w:tcMar>
-              <w:top w:w="0" w:type="dxa"/>
-              <w:bottom w:w="0" w:type="dxa"/>
-              <w:left w:w="0" w:type="dxa"/>
-              <w:right w:w="0" w:type="dxa"/>
-            </w:tcMar>
-            <w:vAlign w:val="center"/>
-          </w:tcPr>
-          <w:p>
-            <w:pPr>
-              <w:pStyle w:val="Normal"/>
+        body 8
+        <w:tc>
+          <w:tcPr>
+            <w:tcBorders>
+              <w:bottom w:val="none" w:sz="0" w:space="0" w:color="000000"/>
+              <w:top w:val="none" w:sz="0" w:space="0" w:color="000000"/>
+              <w:left w:val="none" w:sz="0" w:space="0" w:color="000000"/>
+              <w:right w:val="none" w:sz="0" w:space="0" w:color="000000"/>
+            </w:tcBorders>
+            <w:shd w:val="clear" w:color="auto" w:fill="FFFFFF"/>
+            <w:tcMar>
+              <w:top w:w="0" w:type="dxa"/>
+              <w:bottom w:w="0" w:type="dxa"/>
+              <w:left w:w="0" w:type="dxa"/>
+              <w:right w:w="0" w:type="dxa"/>
+            </w:tcMar>
+            <w:vAlign w:val="center"/>
+          </w:tcPr>
+          <w:p>
+            <w:pPr>
               <w:jc w:val="left"/>
               <w:pBdr>
                 <w:bottom w:val="none" w:sz="0" w:space="0" w:color="000000"/>
@@ -2776,30 +1775,29 @@
                 <w:szCs w:val="20"/>
                 <w:color w:val="000000"/>
               </w:rPr>
-              <w:t xml:space="preserve">  Survived</w:t>
-            </w:r>
-          </w:p>
-        </w:tc>
-        <w:tc>
-          <w:tcPr>
-            <w:tcBorders>
-              <w:bottom w:val="double" w:sz="8" w:space="0" w:color="000000"/>
-              <w:top w:val="none" w:sz="0" w:space="0" w:color="000000"/>
-              <w:left w:val="none" w:sz="0" w:space="0" w:color="000000"/>
-              <w:right w:val="none" w:sz="0" w:space="0" w:color="000000"/>
-            </w:tcBorders>
-            <w:shd w:val="clear" w:color="auto" w:fill="FFFFFF"/>
-            <w:tcMar>
-              <w:top w:w="0" w:type="dxa"/>
-              <w:bottom w:w="0" w:type="dxa"/>
-              <w:left w:w="0" w:type="dxa"/>
-              <w:right w:w="0" w:type="dxa"/>
-            </w:tcMar>
-            <w:vAlign w:val="center"/>
-          </w:tcPr>
-          <w:p>
-            <w:pPr>
-              <w:pStyle w:val="Normal"/>
+              <w:t xml:space="preserve">ISS</w:t>
+            </w:r>
+          </w:p>
+        </w:tc>
+        <w:tc>
+          <w:tcPr>
+            <w:tcBorders>
+              <w:bottom w:val="none" w:sz="0" w:space="0" w:color="000000"/>
+              <w:top w:val="none" w:sz="0" w:space="0" w:color="000000"/>
+              <w:left w:val="none" w:sz="0" w:space="0" w:color="000000"/>
+              <w:right w:val="none" w:sz="0" w:space="0" w:color="000000"/>
+            </w:tcBorders>
+            <w:shd w:val="clear" w:color="auto" w:fill="FFFFFF"/>
+            <w:tcMar>
+              <w:top w:w="0" w:type="dxa"/>
+              <w:bottom w:w="0" w:type="dxa"/>
+              <w:left w:w="0" w:type="dxa"/>
+              <w:right w:w="0" w:type="dxa"/>
+            </w:tcMar>
+            <w:vAlign w:val="center"/>
+          </w:tcPr>
+          <w:p>
+            <w:pPr>
               <w:jc w:val="center"/>
               <w:pBdr>
                 <w:bottom w:val="none" w:sz="0" w:space="0" w:color="000000"/>
@@ -2829,30 +1827,29 @@
                 <w:szCs w:val="20"/>
                 <w:color w:val="000000"/>
               </w:rPr>
-              <w:t xml:space="preserve">0 (0%)</w:t>
-            </w:r>
-          </w:p>
-        </w:tc>
-        <w:tc>
-          <w:tcPr>
-            <w:tcBorders>
-              <w:bottom w:val="double" w:sz="8" w:space="0" w:color="000000"/>
-              <w:top w:val="none" w:sz="0" w:space="0" w:color="000000"/>
-              <w:left w:val="none" w:sz="0" w:space="0" w:color="000000"/>
-              <w:right w:val="none" w:sz="0" w:space="0" w:color="000000"/>
-            </w:tcBorders>
-            <w:shd w:val="clear" w:color="auto" w:fill="FFFFFF"/>
-            <w:tcMar>
-              <w:top w:w="0" w:type="dxa"/>
-              <w:bottom w:w="0" w:type="dxa"/>
-              <w:left w:w="0" w:type="dxa"/>
-              <w:right w:w="0" w:type="dxa"/>
-            </w:tcMar>
-            <w:vAlign w:val="center"/>
-          </w:tcPr>
-          <w:p>
-            <w:pPr>
-              <w:pStyle w:val="Normal"/>
+              <w:t xml:space="preserve"/>
+            </w:r>
+          </w:p>
+        </w:tc>
+        <w:tc>
+          <w:tcPr>
+            <w:tcBorders>
+              <w:bottom w:val="none" w:sz="0" w:space="0" w:color="000000"/>
+              <w:top w:val="none" w:sz="0" w:space="0" w:color="000000"/>
+              <w:left w:val="none" w:sz="0" w:space="0" w:color="000000"/>
+              <w:right w:val="none" w:sz="0" w:space="0" w:color="000000"/>
+            </w:tcBorders>
+            <w:shd w:val="clear" w:color="auto" w:fill="FFFFFF"/>
+            <w:tcMar>
+              <w:top w:w="0" w:type="dxa"/>
+              <w:bottom w:w="0" w:type="dxa"/>
+              <w:left w:w="0" w:type="dxa"/>
+              <w:right w:w="0" w:type="dxa"/>
+            </w:tcMar>
+            <w:vAlign w:val="center"/>
+          </w:tcPr>
+          <w:p>
+            <w:pPr>
               <w:jc w:val="center"/>
               <w:pBdr>
                 <w:bottom w:val="none" w:sz="0" w:space="0" w:color="000000"/>
@@ -2882,30 +1879,29 @@
                 <w:szCs w:val="20"/>
                 <w:color w:val="000000"/>
               </w:rPr>
-              <w:t xml:space="preserve">5 (41.5%)</w:t>
-            </w:r>
-          </w:p>
-        </w:tc>
-        <w:tc>
-          <w:tcPr>
-            <w:tcBorders>
-              <w:bottom w:val="double" w:sz="8" w:space="0" w:color="000000"/>
-              <w:top w:val="none" w:sz="0" w:space="0" w:color="000000"/>
-              <w:left w:val="none" w:sz="0" w:space="0" w:color="000000"/>
-              <w:right w:val="none" w:sz="0" w:space="0" w:color="000000"/>
-            </w:tcBorders>
-            <w:shd w:val="clear" w:color="auto" w:fill="FFFFFF"/>
-            <w:tcMar>
-              <w:top w:w="0" w:type="dxa"/>
-              <w:bottom w:w="0" w:type="dxa"/>
-              <w:left w:w="0" w:type="dxa"/>
-              <w:right w:w="0" w:type="dxa"/>
-            </w:tcMar>
-            <w:vAlign w:val="center"/>
-          </w:tcPr>
-          <w:p>
-            <w:pPr>
-              <w:pStyle w:val="Normal"/>
+              <w:t xml:space="preserve">26 ± 12.4</w:t>
+            </w:r>
+          </w:p>
+        </w:tc>
+        <w:tc>
+          <w:tcPr>
+            <w:tcBorders>
+              <w:bottom w:val="none" w:sz="0" w:space="0" w:color="000000"/>
+              <w:top w:val="none" w:sz="0" w:space="0" w:color="000000"/>
+              <w:left w:val="none" w:sz="0" w:space="0" w:color="000000"/>
+              <w:right w:val="none" w:sz="0" w:space="0" w:color="000000"/>
+            </w:tcBorders>
+            <w:shd w:val="clear" w:color="auto" w:fill="FFFFFF"/>
+            <w:tcMar>
+              <w:top w:w="0" w:type="dxa"/>
+              <w:bottom w:w="0" w:type="dxa"/>
+              <w:left w:w="0" w:type="dxa"/>
+              <w:right w:w="0" w:type="dxa"/>
+            </w:tcMar>
+            <w:vAlign w:val="center"/>
+          </w:tcPr>
+          <w:p>
+            <w:pPr>
               <w:jc w:val="center"/>
               <w:pBdr>
                 <w:bottom w:val="none" w:sz="0" w:space="0" w:color="000000"/>
@@ -2935,30 +1931,87 @@
                 <w:szCs w:val="20"/>
                 <w:color w:val="000000"/>
               </w:rPr>
-              <w:t xml:space="preserve">15 (47%)</w:t>
-            </w:r>
-          </w:p>
-        </w:tc>
-        <w:tc>
-          <w:tcPr>
-            <w:tcBorders>
-              <w:bottom w:val="double" w:sz="8" w:space="0" w:color="000000"/>
-              <w:top w:val="none" w:sz="0" w:space="0" w:color="000000"/>
-              <w:left w:val="none" w:sz="0" w:space="0" w:color="000000"/>
-              <w:right w:val="none" w:sz="0" w:space="0" w:color="000000"/>
-            </w:tcBorders>
-            <w:shd w:val="clear" w:color="auto" w:fill="FFFFFF"/>
-            <w:tcMar>
-              <w:top w:w="0" w:type="dxa"/>
-              <w:bottom w:w="0" w:type="dxa"/>
-              <w:left w:w="0" w:type="dxa"/>
-              <w:right w:w="0" w:type="dxa"/>
-            </w:tcMar>
-            <w:vAlign w:val="center"/>
-          </w:tcPr>
-          <w:p>
-            <w:pPr>
-              <w:pStyle w:val="Normal"/>
+              <w:t xml:space="preserve">25 [16–33.2]</w:t>
+            </w:r>
+          </w:p>
+        </w:tc>
+      </w:tr>
+      <w:tr>
+        <w:trPr>
+          <w:trHeight w:val="360" w:hRule="auto"/>
+        </w:trPr>
+        body 9
+        <w:tc>
+          <w:tcPr>
+            <w:tcBorders>
+              <w:bottom w:val="none" w:sz="0" w:space="0" w:color="000000"/>
+              <w:top w:val="none" w:sz="0" w:space="0" w:color="000000"/>
+              <w:left w:val="none" w:sz="0" w:space="0" w:color="000000"/>
+              <w:right w:val="none" w:sz="0" w:space="0" w:color="000000"/>
+            </w:tcBorders>
+            <w:shd w:val="clear" w:color="auto" w:fill="FFFFFF"/>
+            <w:tcMar>
+              <w:top w:w="0" w:type="dxa"/>
+              <w:bottom w:w="0" w:type="dxa"/>
+              <w:left w:w="0" w:type="dxa"/>
+              <w:right w:w="0" w:type="dxa"/>
+            </w:tcMar>
+            <w:vAlign w:val="center"/>
+          </w:tcPr>
+          <w:p>
+            <w:pPr>
+              <w:jc w:val="left"/>
+              <w:pBdr>
+                <w:bottom w:val="none" w:sz="0" w:space="0" w:color="000000"/>
+                <w:top w:val="none" w:sz="0" w:space="0" w:color="000000"/>
+                <w:left w:val="none" w:sz="0" w:space="0" w:color="000000"/>
+                <w:right w:val="none" w:sz="0" w:space="0" w:color="000000"/>
+              </w:pBdr>
+              <w:spacing w:after="100" w:before="100" w:line="240"/>
+              <w:ind w:left="100" w:right="100" w:firstLine="0" w:firstLineChars="0"/>
+              <w:rPr>
+                <w:rFonts w:ascii="Helvetica" w:hAnsi="Helvetica" w:eastAsia="Helvetica" w:cs="Helvetica"/>
+                <w:i w:val="false"/>
+                <w:b w:val="false"/>
+                <w:u w:val="none"/>
+                <w:sz w:val="20"/>
+                <w:szCs w:val="20"/>
+                <w:color w:val="000000"/>
+              </w:rPr>
+            </w:pPr>
+            <w:r>
+              <w:rPr>
+                <w:rFonts w:ascii="Helvetica" w:hAnsi="Helvetica" w:eastAsia="Helvetica" w:cs="Helvetica"/>
+                <w:i w:val="false"/>
+                <w:b w:val="false"/>
+                <w:u w:val="none"/>
+                <w:sz w:val="20"/>
+                <w:szCs w:val="20"/>
+                <w:color w:val="000000"/>
+              </w:rPr>
+              <w:t xml:space="preserve">AIS_abdomen</w:t>
+            </w:r>
+          </w:p>
+        </w:tc>
+        <w:tc>
+          <w:tcPr>
+            <w:tcBorders>
+              <w:bottom w:val="none" w:sz="0" w:space="0" w:color="000000"/>
+              <w:top w:val="none" w:sz="0" w:space="0" w:color="000000"/>
+              <w:left w:val="none" w:sz="0" w:space="0" w:color="000000"/>
+              <w:right w:val="none" w:sz="0" w:space="0" w:color="000000"/>
+            </w:tcBorders>
+            <w:shd w:val="clear" w:color="auto" w:fill="FFFFFF"/>
+            <w:tcMar>
+              <w:top w:w="0" w:type="dxa"/>
+              <w:bottom w:w="0" w:type="dxa"/>
+              <w:left w:w="0" w:type="dxa"/>
+              <w:right w:w="0" w:type="dxa"/>
+            </w:tcMar>
+            <w:vAlign w:val="center"/>
+          </w:tcPr>
+          <w:p>
+            <w:pPr>
               <w:jc w:val="center"/>
               <w:pBdr>
                 <w:bottom w:val="none" w:sz="0" w:space="0" w:color="000000"/>
@@ -2988,30 +2041,29 @@
                 <w:szCs w:val="20"/>
                 <w:color w:val="000000"/>
               </w:rPr>
-              <w:t xml:space="preserve">54 (61.5%)</w:t>
-            </w:r>
-          </w:p>
-        </w:tc>
-        <w:tc>
-          <w:tcPr>
-            <w:tcBorders>
-              <w:bottom w:val="double" w:sz="8" w:space="0" w:color="000000"/>
-              <w:top w:val="none" w:sz="0" w:space="0" w:color="000000"/>
-              <w:left w:val="none" w:sz="0" w:space="0" w:color="000000"/>
-              <w:right w:val="none" w:sz="0" w:space="0" w:color="000000"/>
-            </w:tcBorders>
-            <w:shd w:val="clear" w:color="auto" w:fill="FFFFFF"/>
-            <w:tcMar>
-              <w:top w:w="0" w:type="dxa"/>
-              <w:bottom w:w="0" w:type="dxa"/>
-              <w:left w:w="0" w:type="dxa"/>
-              <w:right w:w="0" w:type="dxa"/>
-            </w:tcMar>
-            <w:vAlign w:val="center"/>
-          </w:tcPr>
-          <w:p>
-            <w:pPr>
-              <w:pStyle w:val="Normal"/>
+              <w:t xml:space="preserve"/>
+            </w:r>
+          </w:p>
+        </w:tc>
+        <w:tc>
+          <w:tcPr>
+            <w:tcBorders>
+              <w:bottom w:val="none" w:sz="0" w:space="0" w:color="000000"/>
+              <w:top w:val="none" w:sz="0" w:space="0" w:color="000000"/>
+              <w:left w:val="none" w:sz="0" w:space="0" w:color="000000"/>
+              <w:right w:val="none" w:sz="0" w:space="0" w:color="000000"/>
+            </w:tcBorders>
+            <w:shd w:val="clear" w:color="auto" w:fill="FFFFFF"/>
+            <w:tcMar>
+              <w:top w:w="0" w:type="dxa"/>
+              <w:bottom w:w="0" w:type="dxa"/>
+              <w:left w:w="0" w:type="dxa"/>
+              <w:right w:w="0" w:type="dxa"/>
+            </w:tcMar>
+            <w:vAlign w:val="center"/>
+          </w:tcPr>
+          <w:p>
+            <w:pPr>
               <w:jc w:val="center"/>
               <w:pBdr>
                 <w:bottom w:val="none" w:sz="0" w:space="0" w:color="000000"/>
@@ -3024,29 +2076,1673 @@
               <w:rPr>
                 <w:rFonts w:ascii="Helvetica" w:hAnsi="Helvetica" w:eastAsia="Helvetica" w:cs="Helvetica"/>
                 <w:i w:val="false"/>
-                <w:b w:val="true"/>
-                <w:u w:val="none"/>
-                <w:sz w:val="20"/>
-                <w:szCs w:val="20"/>
-                <w:color w:val="000000"/>
-              </w:rPr>
-            </w:pPr>
-            <w:r>
-              <w:rPr>
-                <w:rFonts w:ascii="Helvetica" w:hAnsi="Helvetica" w:eastAsia="Helvetica" w:cs="Helvetica"/>
-                <w:i w:val="false"/>
-                <w:b w:val="true"/>
-                <w:u w:val="none"/>
-                <w:sz w:val="20"/>
-                <w:szCs w:val="20"/>
-                <w:color w:val="000000"/>
-              </w:rPr>
-              <w:t xml:space="preserve">74 (55%)</w:t>
+                <w:b w:val="false"/>
+                <w:u w:val="none"/>
+                <w:sz w:val="20"/>
+                <w:szCs w:val="20"/>
+                <w:color w:val="000000"/>
+              </w:rPr>
+            </w:pPr>
+            <w:r>
+              <w:rPr>
+                <w:rFonts w:ascii="Helvetica" w:hAnsi="Helvetica" w:eastAsia="Helvetica" w:cs="Helvetica"/>
+                <w:i w:val="false"/>
+                <w:b w:val="false"/>
+                <w:u w:val="none"/>
+                <w:sz w:val="20"/>
+                <w:szCs w:val="20"/>
+                <w:color w:val="000000"/>
+              </w:rPr>
+              <w:t xml:space="preserve">4.2 ± 0.7</w:t>
+            </w:r>
+          </w:p>
+        </w:tc>
+        <w:tc>
+          <w:tcPr>
+            <w:tcBorders>
+              <w:bottom w:val="none" w:sz="0" w:space="0" w:color="000000"/>
+              <w:top w:val="none" w:sz="0" w:space="0" w:color="000000"/>
+              <w:left w:val="none" w:sz="0" w:space="0" w:color="000000"/>
+              <w:right w:val="none" w:sz="0" w:space="0" w:color="000000"/>
+            </w:tcBorders>
+            <w:shd w:val="clear" w:color="auto" w:fill="FFFFFF"/>
+            <w:tcMar>
+              <w:top w:w="0" w:type="dxa"/>
+              <w:bottom w:w="0" w:type="dxa"/>
+              <w:left w:w="0" w:type="dxa"/>
+              <w:right w:w="0" w:type="dxa"/>
+            </w:tcMar>
+            <w:vAlign w:val="center"/>
+          </w:tcPr>
+          <w:p>
+            <w:pPr>
+              <w:jc w:val="center"/>
+              <w:pBdr>
+                <w:bottom w:val="none" w:sz="0" w:space="0" w:color="000000"/>
+                <w:top w:val="none" w:sz="0" w:space="0" w:color="000000"/>
+                <w:left w:val="none" w:sz="0" w:space="0" w:color="000000"/>
+                <w:right w:val="none" w:sz="0" w:space="0" w:color="000000"/>
+              </w:pBdr>
+              <w:spacing w:after="100" w:before="100" w:line="240"/>
+              <w:ind w:left="100" w:right="100" w:firstLine="0" w:firstLineChars="0"/>
+              <w:rPr>
+                <w:rFonts w:ascii="Helvetica" w:hAnsi="Helvetica" w:eastAsia="Helvetica" w:cs="Helvetica"/>
+                <w:i w:val="false"/>
+                <w:b w:val="false"/>
+                <w:u w:val="none"/>
+                <w:sz w:val="20"/>
+                <w:szCs w:val="20"/>
+                <w:color w:val="000000"/>
+              </w:rPr>
+            </w:pPr>
+            <w:r>
+              <w:rPr>
+                <w:rFonts w:ascii="Helvetica" w:hAnsi="Helvetica" w:eastAsia="Helvetica" w:cs="Helvetica"/>
+                <w:i w:val="false"/>
+                <w:b w:val="false"/>
+                <w:u w:val="none"/>
+                <w:sz w:val="20"/>
+                <w:szCs w:val="20"/>
+                <w:color w:val="000000"/>
+              </w:rPr>
+              <w:t xml:space="preserve">4 [4–5]</w:t>
+            </w:r>
+          </w:p>
+        </w:tc>
+      </w:tr>
+      <w:tr>
+        <w:trPr>
+          <w:trHeight w:val="360" w:hRule="auto"/>
+        </w:trPr>
+        body10
+        <w:tc>
+          <w:tcPr>
+            <w:tcBorders>
+              <w:bottom w:val="none" w:sz="0" w:space="0" w:color="000000"/>
+              <w:top w:val="none" w:sz="0" w:space="0" w:color="000000"/>
+              <w:left w:val="none" w:sz="0" w:space="0" w:color="000000"/>
+              <w:right w:val="none" w:sz="0" w:space="0" w:color="000000"/>
+            </w:tcBorders>
+            <w:shd w:val="clear" w:color="auto" w:fill="FFFFFF"/>
+            <w:tcMar>
+              <w:top w:w="0" w:type="dxa"/>
+              <w:bottom w:w="0" w:type="dxa"/>
+              <w:left w:w="0" w:type="dxa"/>
+              <w:right w:w="0" w:type="dxa"/>
+            </w:tcMar>
+            <w:vAlign w:val="center"/>
+          </w:tcPr>
+          <w:p>
+            <w:pPr>
+              <w:jc w:val="left"/>
+              <w:pBdr>
+                <w:bottom w:val="none" w:sz="0" w:space="0" w:color="000000"/>
+                <w:top w:val="none" w:sz="0" w:space="0" w:color="000000"/>
+                <w:left w:val="none" w:sz="0" w:space="0" w:color="000000"/>
+                <w:right w:val="none" w:sz="0" w:space="0" w:color="000000"/>
+              </w:pBdr>
+              <w:spacing w:after="100" w:before="100" w:line="240"/>
+              <w:ind w:left="100" w:right="100" w:firstLine="0" w:firstLineChars="0"/>
+              <w:rPr>
+                <w:rFonts w:ascii="Helvetica" w:hAnsi="Helvetica" w:eastAsia="Helvetica" w:cs="Helvetica"/>
+                <w:i w:val="false"/>
+                <w:b w:val="false"/>
+                <w:u w:val="none"/>
+                <w:sz w:val="20"/>
+                <w:szCs w:val="20"/>
+                <w:color w:val="000000"/>
+              </w:rPr>
+            </w:pPr>
+            <w:r>
+              <w:rPr>
+                <w:rFonts w:ascii="Helvetica" w:hAnsi="Helvetica" w:eastAsia="Helvetica" w:cs="Helvetica"/>
+                <w:i w:val="false"/>
+                <w:b w:val="false"/>
+                <w:u w:val="none"/>
+                <w:sz w:val="20"/>
+                <w:szCs w:val="20"/>
+                <w:color w:val="000000"/>
+              </w:rPr>
+              <w:t xml:space="preserve">AIS_thorax</w:t>
+            </w:r>
+          </w:p>
+        </w:tc>
+        <w:tc>
+          <w:tcPr>
+            <w:tcBorders>
+              <w:bottom w:val="none" w:sz="0" w:space="0" w:color="000000"/>
+              <w:top w:val="none" w:sz="0" w:space="0" w:color="000000"/>
+              <w:left w:val="none" w:sz="0" w:space="0" w:color="000000"/>
+              <w:right w:val="none" w:sz="0" w:space="0" w:color="000000"/>
+            </w:tcBorders>
+            <w:shd w:val="clear" w:color="auto" w:fill="FFFFFF"/>
+            <w:tcMar>
+              <w:top w:w="0" w:type="dxa"/>
+              <w:bottom w:w="0" w:type="dxa"/>
+              <w:left w:w="0" w:type="dxa"/>
+              <w:right w:w="0" w:type="dxa"/>
+            </w:tcMar>
+            <w:vAlign w:val="center"/>
+          </w:tcPr>
+          <w:p>
+            <w:pPr>
+              <w:jc w:val="center"/>
+              <w:pBdr>
+                <w:bottom w:val="none" w:sz="0" w:space="0" w:color="000000"/>
+                <w:top w:val="none" w:sz="0" w:space="0" w:color="000000"/>
+                <w:left w:val="none" w:sz="0" w:space="0" w:color="000000"/>
+                <w:right w:val="none" w:sz="0" w:space="0" w:color="000000"/>
+              </w:pBdr>
+              <w:spacing w:after="100" w:before="100" w:line="240"/>
+              <w:ind w:left="100" w:right="100" w:firstLine="0" w:firstLineChars="0"/>
+              <w:rPr>
+                <w:rFonts w:ascii="Helvetica" w:hAnsi="Helvetica" w:eastAsia="Helvetica" w:cs="Helvetica"/>
+                <w:i w:val="false"/>
+                <w:b w:val="false"/>
+                <w:u w:val="none"/>
+                <w:sz w:val="20"/>
+                <w:szCs w:val="20"/>
+                <w:color w:val="000000"/>
+              </w:rPr>
+            </w:pPr>
+            <w:r>
+              <w:rPr>
+                <w:rFonts w:ascii="Helvetica" w:hAnsi="Helvetica" w:eastAsia="Helvetica" w:cs="Helvetica"/>
+                <w:i w:val="false"/>
+                <w:b w:val="false"/>
+                <w:u w:val="none"/>
+                <w:sz w:val="20"/>
+                <w:szCs w:val="20"/>
+                <w:color w:val="000000"/>
+              </w:rPr>
+              <w:t xml:space="preserve"/>
+            </w:r>
+          </w:p>
+        </w:tc>
+        <w:tc>
+          <w:tcPr>
+            <w:tcBorders>
+              <w:bottom w:val="none" w:sz="0" w:space="0" w:color="000000"/>
+              <w:top w:val="none" w:sz="0" w:space="0" w:color="000000"/>
+              <w:left w:val="none" w:sz="0" w:space="0" w:color="000000"/>
+              <w:right w:val="none" w:sz="0" w:space="0" w:color="000000"/>
+            </w:tcBorders>
+            <w:shd w:val="clear" w:color="auto" w:fill="FFFFFF"/>
+            <w:tcMar>
+              <w:top w:w="0" w:type="dxa"/>
+              <w:bottom w:w="0" w:type="dxa"/>
+              <w:left w:w="0" w:type="dxa"/>
+              <w:right w:w="0" w:type="dxa"/>
+            </w:tcMar>
+            <w:vAlign w:val="center"/>
+          </w:tcPr>
+          <w:p>
+            <w:pPr>
+              <w:jc w:val="center"/>
+              <w:pBdr>
+                <w:bottom w:val="none" w:sz="0" w:space="0" w:color="000000"/>
+                <w:top w:val="none" w:sz="0" w:space="0" w:color="000000"/>
+                <w:left w:val="none" w:sz="0" w:space="0" w:color="000000"/>
+                <w:right w:val="none" w:sz="0" w:space="0" w:color="000000"/>
+              </w:pBdr>
+              <w:spacing w:after="100" w:before="100" w:line="240"/>
+              <w:ind w:left="100" w:right="100" w:firstLine="0" w:firstLineChars="0"/>
+              <w:rPr>
+                <w:rFonts w:ascii="Helvetica" w:hAnsi="Helvetica" w:eastAsia="Helvetica" w:cs="Helvetica"/>
+                <w:i w:val="false"/>
+                <w:b w:val="false"/>
+                <w:u w:val="none"/>
+                <w:sz w:val="20"/>
+                <w:szCs w:val="20"/>
+                <w:color w:val="000000"/>
+              </w:rPr>
+            </w:pPr>
+            <w:r>
+              <w:rPr>
+                <w:rFonts w:ascii="Helvetica" w:hAnsi="Helvetica" w:eastAsia="Helvetica" w:cs="Helvetica"/>
+                <w:i w:val="false"/>
+                <w:b w:val="false"/>
+                <w:u w:val="none"/>
+                <w:sz w:val="20"/>
+                <w:szCs w:val="20"/>
+                <w:color w:val="000000"/>
+              </w:rPr>
+              <w:t xml:space="preserve">3 ± 1.4</w:t>
+            </w:r>
+          </w:p>
+        </w:tc>
+        <w:tc>
+          <w:tcPr>
+            <w:tcBorders>
+              <w:bottom w:val="none" w:sz="0" w:space="0" w:color="000000"/>
+              <w:top w:val="none" w:sz="0" w:space="0" w:color="000000"/>
+              <w:left w:val="none" w:sz="0" w:space="0" w:color="000000"/>
+              <w:right w:val="none" w:sz="0" w:space="0" w:color="000000"/>
+            </w:tcBorders>
+            <w:shd w:val="clear" w:color="auto" w:fill="FFFFFF"/>
+            <w:tcMar>
+              <w:top w:w="0" w:type="dxa"/>
+              <w:bottom w:w="0" w:type="dxa"/>
+              <w:left w:w="0" w:type="dxa"/>
+              <w:right w:w="0" w:type="dxa"/>
+            </w:tcMar>
+            <w:vAlign w:val="center"/>
+          </w:tcPr>
+          <w:p>
+            <w:pPr>
+              <w:jc w:val="center"/>
+              <w:pBdr>
+                <w:bottom w:val="none" w:sz="0" w:space="0" w:color="000000"/>
+                <w:top w:val="none" w:sz="0" w:space="0" w:color="000000"/>
+                <w:left w:val="none" w:sz="0" w:space="0" w:color="000000"/>
+                <w:right w:val="none" w:sz="0" w:space="0" w:color="000000"/>
+              </w:pBdr>
+              <w:spacing w:after="100" w:before="100" w:line="240"/>
+              <w:ind w:left="100" w:right="100" w:firstLine="0" w:firstLineChars="0"/>
+              <w:rPr>
+                <w:rFonts w:ascii="Helvetica" w:hAnsi="Helvetica" w:eastAsia="Helvetica" w:cs="Helvetica"/>
+                <w:i w:val="false"/>
+                <w:b w:val="false"/>
+                <w:u w:val="none"/>
+                <w:sz w:val="20"/>
+                <w:szCs w:val="20"/>
+                <w:color w:val="000000"/>
+              </w:rPr>
+            </w:pPr>
+            <w:r>
+              <w:rPr>
+                <w:rFonts w:ascii="Helvetica" w:hAnsi="Helvetica" w:eastAsia="Helvetica" w:cs="Helvetica"/>
+                <w:i w:val="false"/>
+                <w:b w:val="false"/>
+                <w:u w:val="none"/>
+                <w:sz w:val="20"/>
+                <w:szCs w:val="20"/>
+                <w:color w:val="000000"/>
+              </w:rPr>
+              <w:t xml:space="preserve">3 [2–4]</w:t>
+            </w:r>
+          </w:p>
+        </w:tc>
+      </w:tr>
+      <w:tr>
+        <w:trPr>
+          <w:trHeight w:val="360" w:hRule="auto"/>
+        </w:trPr>
+        body11
+        <w:tc>
+          <w:tcPr>
+            <w:tcBorders>
+              <w:bottom w:val="none" w:sz="0" w:space="0" w:color="000000"/>
+              <w:top w:val="none" w:sz="0" w:space="0" w:color="000000"/>
+              <w:left w:val="none" w:sz="0" w:space="0" w:color="000000"/>
+              <w:right w:val="none" w:sz="0" w:space="0" w:color="000000"/>
+            </w:tcBorders>
+            <w:shd w:val="clear" w:color="auto" w:fill="FFFFFF"/>
+            <w:tcMar>
+              <w:top w:w="0" w:type="dxa"/>
+              <w:bottom w:w="0" w:type="dxa"/>
+              <w:left w:w="0" w:type="dxa"/>
+              <w:right w:w="0" w:type="dxa"/>
+            </w:tcMar>
+            <w:vAlign w:val="center"/>
+          </w:tcPr>
+          <w:p>
+            <w:pPr>
+              <w:jc w:val="left"/>
+              <w:pBdr>
+                <w:bottom w:val="none" w:sz="0" w:space="0" w:color="000000"/>
+                <w:top w:val="none" w:sz="0" w:space="0" w:color="000000"/>
+                <w:left w:val="none" w:sz="0" w:space="0" w:color="000000"/>
+                <w:right w:val="none" w:sz="0" w:space="0" w:color="000000"/>
+              </w:pBdr>
+              <w:spacing w:after="100" w:before="100" w:line="240"/>
+              <w:ind w:left="100" w:right="100" w:firstLine="0" w:firstLineChars="0"/>
+              <w:rPr>
+                <w:rFonts w:ascii="Helvetica" w:hAnsi="Helvetica" w:eastAsia="Helvetica" w:cs="Helvetica"/>
+                <w:i w:val="false"/>
+                <w:b w:val="false"/>
+                <w:u w:val="none"/>
+                <w:sz w:val="20"/>
+                <w:szCs w:val="20"/>
+                <w:color w:val="000000"/>
+              </w:rPr>
+            </w:pPr>
+            <w:r>
+              <w:rPr>
+                <w:rFonts w:ascii="Helvetica" w:hAnsi="Helvetica" w:eastAsia="Helvetica" w:cs="Helvetica"/>
+                <w:i w:val="false"/>
+                <w:b w:val="false"/>
+                <w:u w:val="none"/>
+                <w:sz w:val="20"/>
+                <w:szCs w:val="20"/>
+                <w:color w:val="000000"/>
+              </w:rPr>
+              <w:t xml:space="preserve">AIS_spine</w:t>
+            </w:r>
+          </w:p>
+        </w:tc>
+        <w:tc>
+          <w:tcPr>
+            <w:tcBorders>
+              <w:bottom w:val="none" w:sz="0" w:space="0" w:color="000000"/>
+              <w:top w:val="none" w:sz="0" w:space="0" w:color="000000"/>
+              <w:left w:val="none" w:sz="0" w:space="0" w:color="000000"/>
+              <w:right w:val="none" w:sz="0" w:space="0" w:color="000000"/>
+            </w:tcBorders>
+            <w:shd w:val="clear" w:color="auto" w:fill="FFFFFF"/>
+            <w:tcMar>
+              <w:top w:w="0" w:type="dxa"/>
+              <w:bottom w:w="0" w:type="dxa"/>
+              <w:left w:w="0" w:type="dxa"/>
+              <w:right w:w="0" w:type="dxa"/>
+            </w:tcMar>
+            <w:vAlign w:val="center"/>
+          </w:tcPr>
+          <w:p>
+            <w:pPr>
+              <w:jc w:val="center"/>
+              <w:pBdr>
+                <w:bottom w:val="none" w:sz="0" w:space="0" w:color="000000"/>
+                <w:top w:val="none" w:sz="0" w:space="0" w:color="000000"/>
+                <w:left w:val="none" w:sz="0" w:space="0" w:color="000000"/>
+                <w:right w:val="none" w:sz="0" w:space="0" w:color="000000"/>
+              </w:pBdr>
+              <w:spacing w:after="100" w:before="100" w:line="240"/>
+              <w:ind w:left="100" w:right="100" w:firstLine="0" w:firstLineChars="0"/>
+              <w:rPr>
+                <w:rFonts w:ascii="Helvetica" w:hAnsi="Helvetica" w:eastAsia="Helvetica" w:cs="Helvetica"/>
+                <w:i w:val="false"/>
+                <w:b w:val="false"/>
+                <w:u w:val="none"/>
+                <w:sz w:val="20"/>
+                <w:szCs w:val="20"/>
+                <w:color w:val="000000"/>
+              </w:rPr>
+            </w:pPr>
+            <w:r>
+              <w:rPr>
+                <w:rFonts w:ascii="Helvetica" w:hAnsi="Helvetica" w:eastAsia="Helvetica" w:cs="Helvetica"/>
+                <w:i w:val="false"/>
+                <w:b w:val="false"/>
+                <w:u w:val="none"/>
+                <w:sz w:val="20"/>
+                <w:szCs w:val="20"/>
+                <w:color w:val="000000"/>
+              </w:rPr>
+              <w:t xml:space="preserve"/>
+            </w:r>
+          </w:p>
+        </w:tc>
+        <w:tc>
+          <w:tcPr>
+            <w:tcBorders>
+              <w:bottom w:val="none" w:sz="0" w:space="0" w:color="000000"/>
+              <w:top w:val="none" w:sz="0" w:space="0" w:color="000000"/>
+              <w:left w:val="none" w:sz="0" w:space="0" w:color="000000"/>
+              <w:right w:val="none" w:sz="0" w:space="0" w:color="000000"/>
+            </w:tcBorders>
+            <w:shd w:val="clear" w:color="auto" w:fill="FFFFFF"/>
+            <w:tcMar>
+              <w:top w:w="0" w:type="dxa"/>
+              <w:bottom w:w="0" w:type="dxa"/>
+              <w:left w:w="0" w:type="dxa"/>
+              <w:right w:w="0" w:type="dxa"/>
+            </w:tcMar>
+            <w:vAlign w:val="center"/>
+          </w:tcPr>
+          <w:p>
+            <w:pPr>
+              <w:jc w:val="center"/>
+              <w:pBdr>
+                <w:bottom w:val="none" w:sz="0" w:space="0" w:color="000000"/>
+                <w:top w:val="none" w:sz="0" w:space="0" w:color="000000"/>
+                <w:left w:val="none" w:sz="0" w:space="0" w:color="000000"/>
+                <w:right w:val="none" w:sz="0" w:space="0" w:color="000000"/>
+              </w:pBdr>
+              <w:spacing w:after="100" w:before="100" w:line="240"/>
+              <w:ind w:left="100" w:right="100" w:firstLine="0" w:firstLineChars="0"/>
+              <w:rPr>
+                <w:rFonts w:ascii="Helvetica" w:hAnsi="Helvetica" w:eastAsia="Helvetica" w:cs="Helvetica"/>
+                <w:i w:val="false"/>
+                <w:b w:val="false"/>
+                <w:u w:val="none"/>
+                <w:sz w:val="20"/>
+                <w:szCs w:val="20"/>
+                <w:color w:val="000000"/>
+              </w:rPr>
+            </w:pPr>
+            <w:r>
+              <w:rPr>
+                <w:rFonts w:ascii="Helvetica" w:hAnsi="Helvetica" w:eastAsia="Helvetica" w:cs="Helvetica"/>
+                <w:i w:val="false"/>
+                <w:b w:val="false"/>
+                <w:u w:val="none"/>
+                <w:sz w:val="20"/>
+                <w:szCs w:val="20"/>
+                <w:color w:val="000000"/>
+              </w:rPr>
+              <w:t xml:space="preserve">2.5 ± 1</w:t>
+            </w:r>
+          </w:p>
+        </w:tc>
+        <w:tc>
+          <w:tcPr>
+            <w:tcBorders>
+              <w:bottom w:val="none" w:sz="0" w:space="0" w:color="000000"/>
+              <w:top w:val="none" w:sz="0" w:space="0" w:color="000000"/>
+              <w:left w:val="none" w:sz="0" w:space="0" w:color="000000"/>
+              <w:right w:val="none" w:sz="0" w:space="0" w:color="000000"/>
+            </w:tcBorders>
+            <w:shd w:val="clear" w:color="auto" w:fill="FFFFFF"/>
+            <w:tcMar>
+              <w:top w:w="0" w:type="dxa"/>
+              <w:bottom w:w="0" w:type="dxa"/>
+              <w:left w:w="0" w:type="dxa"/>
+              <w:right w:w="0" w:type="dxa"/>
+            </w:tcMar>
+            <w:vAlign w:val="center"/>
+          </w:tcPr>
+          <w:p>
+            <w:pPr>
+              <w:jc w:val="center"/>
+              <w:pBdr>
+                <w:bottom w:val="none" w:sz="0" w:space="0" w:color="000000"/>
+                <w:top w:val="none" w:sz="0" w:space="0" w:color="000000"/>
+                <w:left w:val="none" w:sz="0" w:space="0" w:color="000000"/>
+                <w:right w:val="none" w:sz="0" w:space="0" w:color="000000"/>
+              </w:pBdr>
+              <w:spacing w:after="100" w:before="100" w:line="240"/>
+              <w:ind w:left="100" w:right="100" w:firstLine="0" w:firstLineChars="0"/>
+              <w:rPr>
+                <w:rFonts w:ascii="Helvetica" w:hAnsi="Helvetica" w:eastAsia="Helvetica" w:cs="Helvetica"/>
+                <w:i w:val="false"/>
+                <w:b w:val="false"/>
+                <w:u w:val="none"/>
+                <w:sz w:val="20"/>
+                <w:szCs w:val="20"/>
+                <w:color w:val="000000"/>
+              </w:rPr>
+            </w:pPr>
+            <w:r>
+              <w:rPr>
+                <w:rFonts w:ascii="Helvetica" w:hAnsi="Helvetica" w:eastAsia="Helvetica" w:cs="Helvetica"/>
+                <w:i w:val="false"/>
+                <w:b w:val="false"/>
+                <w:u w:val="none"/>
+                <w:sz w:val="20"/>
+                <w:szCs w:val="20"/>
+                <w:color w:val="000000"/>
+              </w:rPr>
+              <w:t xml:space="preserve">2 [2–2]</w:t>
+            </w:r>
+          </w:p>
+        </w:tc>
+      </w:tr>
+      <w:tr>
+        <w:trPr>
+          <w:trHeight w:val="360" w:hRule="auto"/>
+        </w:trPr>
+        body12
+        <w:tc>
+          <w:tcPr>
+            <w:tcBorders>
+              <w:bottom w:val="none" w:sz="0" w:space="0" w:color="000000"/>
+              <w:top w:val="none" w:sz="0" w:space="0" w:color="000000"/>
+              <w:left w:val="none" w:sz="0" w:space="0" w:color="000000"/>
+              <w:right w:val="none" w:sz="0" w:space="0" w:color="000000"/>
+            </w:tcBorders>
+            <w:shd w:val="clear" w:color="auto" w:fill="FFFFFF"/>
+            <w:tcMar>
+              <w:top w:w="0" w:type="dxa"/>
+              <w:bottom w:w="0" w:type="dxa"/>
+              <w:left w:w="0" w:type="dxa"/>
+              <w:right w:w="0" w:type="dxa"/>
+            </w:tcMar>
+            <w:vAlign w:val="center"/>
+          </w:tcPr>
+          <w:p>
+            <w:pPr>
+              <w:jc w:val="left"/>
+              <w:pBdr>
+                <w:bottom w:val="none" w:sz="0" w:space="0" w:color="000000"/>
+                <w:top w:val="none" w:sz="0" w:space="0" w:color="000000"/>
+                <w:left w:val="none" w:sz="0" w:space="0" w:color="000000"/>
+                <w:right w:val="none" w:sz="0" w:space="0" w:color="000000"/>
+              </w:pBdr>
+              <w:spacing w:after="100" w:before="100" w:line="240"/>
+              <w:ind w:left="100" w:right="100" w:firstLine="0" w:firstLineChars="0"/>
+              <w:rPr>
+                <w:rFonts w:ascii="Helvetica" w:hAnsi="Helvetica" w:eastAsia="Helvetica" w:cs="Helvetica"/>
+                <w:i w:val="false"/>
+                <w:b w:val="false"/>
+                <w:u w:val="none"/>
+                <w:sz w:val="20"/>
+                <w:szCs w:val="20"/>
+                <w:color w:val="000000"/>
+              </w:rPr>
+            </w:pPr>
+            <w:r>
+              <w:rPr>
+                <w:rFonts w:ascii="Helvetica" w:hAnsi="Helvetica" w:eastAsia="Helvetica" w:cs="Helvetica"/>
+                <w:i w:val="false"/>
+                <w:b w:val="false"/>
+                <w:u w:val="none"/>
+                <w:sz w:val="20"/>
+                <w:szCs w:val="20"/>
+                <w:color w:val="000000"/>
+              </w:rPr>
+              <w:t xml:space="preserve">hospital_days</w:t>
+            </w:r>
+          </w:p>
+        </w:tc>
+        <w:tc>
+          <w:tcPr>
+            <w:tcBorders>
+              <w:bottom w:val="none" w:sz="0" w:space="0" w:color="000000"/>
+              <w:top w:val="none" w:sz="0" w:space="0" w:color="000000"/>
+              <w:left w:val="none" w:sz="0" w:space="0" w:color="000000"/>
+              <w:right w:val="none" w:sz="0" w:space="0" w:color="000000"/>
+            </w:tcBorders>
+            <w:shd w:val="clear" w:color="auto" w:fill="FFFFFF"/>
+            <w:tcMar>
+              <w:top w:w="0" w:type="dxa"/>
+              <w:bottom w:w="0" w:type="dxa"/>
+              <w:left w:w="0" w:type="dxa"/>
+              <w:right w:w="0" w:type="dxa"/>
+            </w:tcMar>
+            <w:vAlign w:val="center"/>
+          </w:tcPr>
+          <w:p>
+            <w:pPr>
+              <w:jc w:val="center"/>
+              <w:pBdr>
+                <w:bottom w:val="none" w:sz="0" w:space="0" w:color="000000"/>
+                <w:top w:val="none" w:sz="0" w:space="0" w:color="000000"/>
+                <w:left w:val="none" w:sz="0" w:space="0" w:color="000000"/>
+                <w:right w:val="none" w:sz="0" w:space="0" w:color="000000"/>
+              </w:pBdr>
+              <w:spacing w:after="100" w:before="100" w:line="240"/>
+              <w:ind w:left="100" w:right="100" w:firstLine="0" w:firstLineChars="0"/>
+              <w:rPr>
+                <w:rFonts w:ascii="Helvetica" w:hAnsi="Helvetica" w:eastAsia="Helvetica" w:cs="Helvetica"/>
+                <w:i w:val="false"/>
+                <w:b w:val="false"/>
+                <w:u w:val="none"/>
+                <w:sz w:val="20"/>
+                <w:szCs w:val="20"/>
+                <w:color w:val="000000"/>
+              </w:rPr>
+            </w:pPr>
+            <w:r>
+              <w:rPr>
+                <w:rFonts w:ascii="Helvetica" w:hAnsi="Helvetica" w:eastAsia="Helvetica" w:cs="Helvetica"/>
+                <w:i w:val="false"/>
+                <w:b w:val="false"/>
+                <w:u w:val="none"/>
+                <w:sz w:val="20"/>
+                <w:szCs w:val="20"/>
+                <w:color w:val="000000"/>
+              </w:rPr>
+              <w:t xml:space="preserve"/>
+            </w:r>
+          </w:p>
+        </w:tc>
+        <w:tc>
+          <w:tcPr>
+            <w:tcBorders>
+              <w:bottom w:val="none" w:sz="0" w:space="0" w:color="000000"/>
+              <w:top w:val="none" w:sz="0" w:space="0" w:color="000000"/>
+              <w:left w:val="none" w:sz="0" w:space="0" w:color="000000"/>
+              <w:right w:val="none" w:sz="0" w:space="0" w:color="000000"/>
+            </w:tcBorders>
+            <w:shd w:val="clear" w:color="auto" w:fill="FFFFFF"/>
+            <w:tcMar>
+              <w:top w:w="0" w:type="dxa"/>
+              <w:bottom w:w="0" w:type="dxa"/>
+              <w:left w:w="0" w:type="dxa"/>
+              <w:right w:w="0" w:type="dxa"/>
+            </w:tcMar>
+            <w:vAlign w:val="center"/>
+          </w:tcPr>
+          <w:p>
+            <w:pPr>
+              <w:jc w:val="center"/>
+              <w:pBdr>
+                <w:bottom w:val="none" w:sz="0" w:space="0" w:color="000000"/>
+                <w:top w:val="none" w:sz="0" w:space="0" w:color="000000"/>
+                <w:left w:val="none" w:sz="0" w:space="0" w:color="000000"/>
+                <w:right w:val="none" w:sz="0" w:space="0" w:color="000000"/>
+              </w:pBdr>
+              <w:spacing w:after="100" w:before="100" w:line="240"/>
+              <w:ind w:left="100" w:right="100" w:firstLine="0" w:firstLineChars="0"/>
+              <w:rPr>
+                <w:rFonts w:ascii="Helvetica" w:hAnsi="Helvetica" w:eastAsia="Helvetica" w:cs="Helvetica"/>
+                <w:i w:val="false"/>
+                <w:b w:val="false"/>
+                <w:u w:val="none"/>
+                <w:sz w:val="20"/>
+                <w:szCs w:val="20"/>
+                <w:color w:val="000000"/>
+              </w:rPr>
+            </w:pPr>
+            <w:r>
+              <w:rPr>
+                <w:rFonts w:ascii="Helvetica" w:hAnsi="Helvetica" w:eastAsia="Helvetica" w:cs="Helvetica"/>
+                <w:i w:val="false"/>
+                <w:b w:val="false"/>
+                <w:u w:val="none"/>
+                <w:sz w:val="20"/>
+                <w:szCs w:val="20"/>
+                <w:color w:val="000000"/>
+              </w:rPr>
+              <w:t xml:space="preserve">30.4 ± 34.7</w:t>
+            </w:r>
+          </w:p>
+        </w:tc>
+        <w:tc>
+          <w:tcPr>
+            <w:tcBorders>
+              <w:bottom w:val="none" w:sz="0" w:space="0" w:color="000000"/>
+              <w:top w:val="none" w:sz="0" w:space="0" w:color="000000"/>
+              <w:left w:val="none" w:sz="0" w:space="0" w:color="000000"/>
+              <w:right w:val="none" w:sz="0" w:space="0" w:color="000000"/>
+            </w:tcBorders>
+            <w:shd w:val="clear" w:color="auto" w:fill="FFFFFF"/>
+            <w:tcMar>
+              <w:top w:w="0" w:type="dxa"/>
+              <w:bottom w:w="0" w:type="dxa"/>
+              <w:left w:w="0" w:type="dxa"/>
+              <w:right w:w="0" w:type="dxa"/>
+            </w:tcMar>
+            <w:vAlign w:val="center"/>
+          </w:tcPr>
+          <w:p>
+            <w:pPr>
+              <w:jc w:val="center"/>
+              <w:pBdr>
+                <w:bottom w:val="none" w:sz="0" w:space="0" w:color="000000"/>
+                <w:top w:val="none" w:sz="0" w:space="0" w:color="000000"/>
+                <w:left w:val="none" w:sz="0" w:space="0" w:color="000000"/>
+                <w:right w:val="none" w:sz="0" w:space="0" w:color="000000"/>
+              </w:pBdr>
+              <w:spacing w:after="100" w:before="100" w:line="240"/>
+              <w:ind w:left="100" w:right="100" w:firstLine="0" w:firstLineChars="0"/>
+              <w:rPr>
+                <w:rFonts w:ascii="Helvetica" w:hAnsi="Helvetica" w:eastAsia="Helvetica" w:cs="Helvetica"/>
+                <w:i w:val="false"/>
+                <w:b w:val="false"/>
+                <w:u w:val="none"/>
+                <w:sz w:val="20"/>
+                <w:szCs w:val="20"/>
+                <w:color w:val="000000"/>
+              </w:rPr>
+            </w:pPr>
+            <w:r>
+              <w:rPr>
+                <w:rFonts w:ascii="Helvetica" w:hAnsi="Helvetica" w:eastAsia="Helvetica" w:cs="Helvetica"/>
+                <w:i w:val="false"/>
+                <w:b w:val="false"/>
+                <w:u w:val="none"/>
+                <w:sz w:val="20"/>
+                <w:szCs w:val="20"/>
+                <w:color w:val="000000"/>
+              </w:rPr>
+              <w:t xml:space="preserve">21 [13.2–36]</w:t>
+            </w:r>
+          </w:p>
+        </w:tc>
+      </w:tr>
+      <w:tr>
+        <w:trPr>
+          <w:trHeight w:val="360" w:hRule="auto"/>
+        </w:trPr>
+        body13
+        <w:tc>
+          <w:tcPr>
+            <w:tcBorders>
+              <w:bottom w:val="none" w:sz="0" w:space="0" w:color="000000"/>
+              <w:top w:val="none" w:sz="0" w:space="0" w:color="000000"/>
+              <w:left w:val="none" w:sz="0" w:space="0" w:color="000000"/>
+              <w:right w:val="none" w:sz="0" w:space="0" w:color="000000"/>
+            </w:tcBorders>
+            <w:shd w:val="clear" w:color="auto" w:fill="FFFFFF"/>
+            <w:tcMar>
+              <w:top w:w="0" w:type="dxa"/>
+              <w:bottom w:w="0" w:type="dxa"/>
+              <w:left w:w="0" w:type="dxa"/>
+              <w:right w:w="0" w:type="dxa"/>
+            </w:tcMar>
+            <w:vAlign w:val="center"/>
+          </w:tcPr>
+          <w:p>
+            <w:pPr>
+              <w:jc w:val="left"/>
+              <w:pBdr>
+                <w:bottom w:val="none" w:sz="0" w:space="0" w:color="000000"/>
+                <w:top w:val="none" w:sz="0" w:space="0" w:color="000000"/>
+                <w:left w:val="none" w:sz="0" w:space="0" w:color="000000"/>
+                <w:right w:val="none" w:sz="0" w:space="0" w:color="000000"/>
+              </w:pBdr>
+              <w:spacing w:after="100" w:before="100" w:line="240"/>
+              <w:ind w:left="100" w:right="100" w:firstLine="0" w:firstLineChars="0"/>
+              <w:rPr>
+                <w:rFonts w:ascii="Helvetica" w:hAnsi="Helvetica" w:eastAsia="Helvetica" w:cs="Helvetica"/>
+                <w:i w:val="false"/>
+                <w:b w:val="false"/>
+                <w:u w:val="none"/>
+                <w:sz w:val="20"/>
+                <w:szCs w:val="20"/>
+                <w:color w:val="000000"/>
+              </w:rPr>
+            </w:pPr>
+            <w:r>
+              <w:rPr>
+                <w:rFonts w:ascii="Helvetica" w:hAnsi="Helvetica" w:eastAsia="Helvetica" w:cs="Helvetica"/>
+                <w:i w:val="false"/>
+                <w:b w:val="false"/>
+                <w:u w:val="none"/>
+                <w:sz w:val="20"/>
+                <w:szCs w:val="20"/>
+                <w:color w:val="000000"/>
+              </w:rPr>
+              <w:t xml:space="preserve">ICU_days</w:t>
+            </w:r>
+          </w:p>
+        </w:tc>
+        <w:tc>
+          <w:tcPr>
+            <w:tcBorders>
+              <w:bottom w:val="none" w:sz="0" w:space="0" w:color="000000"/>
+              <w:top w:val="none" w:sz="0" w:space="0" w:color="000000"/>
+              <w:left w:val="none" w:sz="0" w:space="0" w:color="000000"/>
+              <w:right w:val="none" w:sz="0" w:space="0" w:color="000000"/>
+            </w:tcBorders>
+            <w:shd w:val="clear" w:color="auto" w:fill="FFFFFF"/>
+            <w:tcMar>
+              <w:top w:w="0" w:type="dxa"/>
+              <w:bottom w:w="0" w:type="dxa"/>
+              <w:left w:w="0" w:type="dxa"/>
+              <w:right w:w="0" w:type="dxa"/>
+            </w:tcMar>
+            <w:vAlign w:val="center"/>
+          </w:tcPr>
+          <w:p>
+            <w:pPr>
+              <w:jc w:val="center"/>
+              <w:pBdr>
+                <w:bottom w:val="none" w:sz="0" w:space="0" w:color="000000"/>
+                <w:top w:val="none" w:sz="0" w:space="0" w:color="000000"/>
+                <w:left w:val="none" w:sz="0" w:space="0" w:color="000000"/>
+                <w:right w:val="none" w:sz="0" w:space="0" w:color="000000"/>
+              </w:pBdr>
+              <w:spacing w:after="100" w:before="100" w:line="240"/>
+              <w:ind w:left="100" w:right="100" w:firstLine="0" w:firstLineChars="0"/>
+              <w:rPr>
+                <w:rFonts w:ascii="Helvetica" w:hAnsi="Helvetica" w:eastAsia="Helvetica" w:cs="Helvetica"/>
+                <w:i w:val="false"/>
+                <w:b w:val="false"/>
+                <w:u w:val="none"/>
+                <w:sz w:val="20"/>
+                <w:szCs w:val="20"/>
+                <w:color w:val="000000"/>
+              </w:rPr>
+            </w:pPr>
+            <w:r>
+              <w:rPr>
+                <w:rFonts w:ascii="Helvetica" w:hAnsi="Helvetica" w:eastAsia="Helvetica" w:cs="Helvetica"/>
+                <w:i w:val="false"/>
+                <w:b w:val="false"/>
+                <w:u w:val="none"/>
+                <w:sz w:val="20"/>
+                <w:szCs w:val="20"/>
+                <w:color w:val="000000"/>
+              </w:rPr>
+              <w:t xml:space="preserve"/>
+            </w:r>
+          </w:p>
+        </w:tc>
+        <w:tc>
+          <w:tcPr>
+            <w:tcBorders>
+              <w:bottom w:val="none" w:sz="0" w:space="0" w:color="000000"/>
+              <w:top w:val="none" w:sz="0" w:space="0" w:color="000000"/>
+              <w:left w:val="none" w:sz="0" w:space="0" w:color="000000"/>
+              <w:right w:val="none" w:sz="0" w:space="0" w:color="000000"/>
+            </w:tcBorders>
+            <w:shd w:val="clear" w:color="auto" w:fill="FFFFFF"/>
+            <w:tcMar>
+              <w:top w:w="0" w:type="dxa"/>
+              <w:bottom w:w="0" w:type="dxa"/>
+              <w:left w:w="0" w:type="dxa"/>
+              <w:right w:w="0" w:type="dxa"/>
+            </w:tcMar>
+            <w:vAlign w:val="center"/>
+          </w:tcPr>
+          <w:p>
+            <w:pPr>
+              <w:jc w:val="center"/>
+              <w:pBdr>
+                <w:bottom w:val="none" w:sz="0" w:space="0" w:color="000000"/>
+                <w:top w:val="none" w:sz="0" w:space="0" w:color="000000"/>
+                <w:left w:val="none" w:sz="0" w:space="0" w:color="000000"/>
+                <w:right w:val="none" w:sz="0" w:space="0" w:color="000000"/>
+              </w:pBdr>
+              <w:spacing w:after="100" w:before="100" w:line="240"/>
+              <w:ind w:left="100" w:right="100" w:firstLine="0" w:firstLineChars="0"/>
+              <w:rPr>
+                <w:rFonts w:ascii="Helvetica" w:hAnsi="Helvetica" w:eastAsia="Helvetica" w:cs="Helvetica"/>
+                <w:i w:val="false"/>
+                <w:b w:val="false"/>
+                <w:u w:val="none"/>
+                <w:sz w:val="20"/>
+                <w:szCs w:val="20"/>
+                <w:color w:val="000000"/>
+              </w:rPr>
+            </w:pPr>
+            <w:r>
+              <w:rPr>
+                <w:rFonts w:ascii="Helvetica" w:hAnsi="Helvetica" w:eastAsia="Helvetica" w:cs="Helvetica"/>
+                <w:i w:val="false"/>
+                <w:b w:val="false"/>
+                <w:u w:val="none"/>
+                <w:sz w:val="20"/>
+                <w:szCs w:val="20"/>
+                <w:color w:val="000000"/>
+              </w:rPr>
+              <w:t xml:space="preserve">15.8 ± 18.8</w:t>
+            </w:r>
+          </w:p>
+        </w:tc>
+        <w:tc>
+          <w:tcPr>
+            <w:tcBorders>
+              <w:bottom w:val="none" w:sz="0" w:space="0" w:color="000000"/>
+              <w:top w:val="none" w:sz="0" w:space="0" w:color="000000"/>
+              <w:left w:val="none" w:sz="0" w:space="0" w:color="000000"/>
+              <w:right w:val="none" w:sz="0" w:space="0" w:color="000000"/>
+            </w:tcBorders>
+            <w:shd w:val="clear" w:color="auto" w:fill="FFFFFF"/>
+            <w:tcMar>
+              <w:top w:w="0" w:type="dxa"/>
+              <w:bottom w:w="0" w:type="dxa"/>
+              <w:left w:w="0" w:type="dxa"/>
+              <w:right w:w="0" w:type="dxa"/>
+            </w:tcMar>
+            <w:vAlign w:val="center"/>
+          </w:tcPr>
+          <w:p>
+            <w:pPr>
+              <w:jc w:val="center"/>
+              <w:pBdr>
+                <w:bottom w:val="none" w:sz="0" w:space="0" w:color="000000"/>
+                <w:top w:val="none" w:sz="0" w:space="0" w:color="000000"/>
+                <w:left w:val="none" w:sz="0" w:space="0" w:color="000000"/>
+                <w:right w:val="none" w:sz="0" w:space="0" w:color="000000"/>
+              </w:pBdr>
+              <w:spacing w:after="100" w:before="100" w:line="240"/>
+              <w:ind w:left="100" w:right="100" w:firstLine="0" w:firstLineChars="0"/>
+              <w:rPr>
+                <w:rFonts w:ascii="Helvetica" w:hAnsi="Helvetica" w:eastAsia="Helvetica" w:cs="Helvetica"/>
+                <w:i w:val="false"/>
+                <w:b w:val="false"/>
+                <w:u w:val="none"/>
+                <w:sz w:val="20"/>
+                <w:szCs w:val="20"/>
+                <w:color w:val="000000"/>
+              </w:rPr>
+            </w:pPr>
+            <w:r>
+              <w:rPr>
+                <w:rFonts w:ascii="Helvetica" w:hAnsi="Helvetica" w:eastAsia="Helvetica" w:cs="Helvetica"/>
+                <w:i w:val="false"/>
+                <w:b w:val="false"/>
+                <w:u w:val="none"/>
+                <w:sz w:val="20"/>
+                <w:szCs w:val="20"/>
+                <w:color w:val="000000"/>
+              </w:rPr>
+              <w:t xml:space="preserve">7 [4–22]</w:t>
+            </w:r>
+          </w:p>
+        </w:tc>
+      </w:tr>
+      <w:tr>
+        <w:trPr>
+          <w:trHeight w:val="360" w:hRule="auto"/>
+        </w:trPr>
+        body14
+        <w:tc>
+          <w:tcPr>
+            <w:tcBorders>
+              <w:bottom w:val="none" w:sz="0" w:space="0" w:color="000000"/>
+              <w:top w:val="none" w:sz="0" w:space="0" w:color="000000"/>
+              <w:left w:val="none" w:sz="0" w:space="0" w:color="000000"/>
+              <w:right w:val="none" w:sz="0" w:space="0" w:color="000000"/>
+            </w:tcBorders>
+            <w:shd w:val="clear" w:color="auto" w:fill="FFFFFF"/>
+            <w:tcMar>
+              <w:top w:w="0" w:type="dxa"/>
+              <w:bottom w:w="0" w:type="dxa"/>
+              <w:left w:w="0" w:type="dxa"/>
+              <w:right w:w="0" w:type="dxa"/>
+            </w:tcMar>
+            <w:vAlign w:val="center"/>
+          </w:tcPr>
+          <w:p>
+            <w:pPr>
+              <w:jc w:val="left"/>
+              <w:pBdr>
+                <w:bottom w:val="none" w:sz="0" w:space="0" w:color="000000"/>
+                <w:top w:val="none" w:sz="0" w:space="0" w:color="000000"/>
+                <w:left w:val="none" w:sz="0" w:space="0" w:color="000000"/>
+                <w:right w:val="none" w:sz="0" w:space="0" w:color="000000"/>
+              </w:pBdr>
+              <w:spacing w:after="100" w:before="100" w:line="240"/>
+              <w:ind w:left="100" w:right="100" w:firstLine="0" w:firstLineChars="0"/>
+              <w:rPr>
+                <w:rFonts w:ascii="Helvetica" w:hAnsi="Helvetica" w:eastAsia="Helvetica" w:cs="Helvetica"/>
+                <w:i w:val="false"/>
+                <w:b w:val="false"/>
+                <w:u w:val="none"/>
+                <w:sz w:val="20"/>
+                <w:szCs w:val="20"/>
+                <w:color w:val="000000"/>
+              </w:rPr>
+            </w:pPr>
+            <w:r>
+              <w:rPr>
+                <w:rFonts w:ascii="Helvetica" w:hAnsi="Helvetica" w:eastAsia="Helvetica" w:cs="Helvetica"/>
+                <w:i w:val="false"/>
+                <w:b w:val="false"/>
+                <w:u w:val="none"/>
+                <w:sz w:val="20"/>
+                <w:szCs w:val="20"/>
+                <w:color w:val="000000"/>
+              </w:rPr>
+              <w:t xml:space="preserve">vent_days</w:t>
+            </w:r>
+          </w:p>
+        </w:tc>
+        <w:tc>
+          <w:tcPr>
+            <w:tcBorders>
+              <w:bottom w:val="none" w:sz="0" w:space="0" w:color="000000"/>
+              <w:top w:val="none" w:sz="0" w:space="0" w:color="000000"/>
+              <w:left w:val="none" w:sz="0" w:space="0" w:color="000000"/>
+              <w:right w:val="none" w:sz="0" w:space="0" w:color="000000"/>
+            </w:tcBorders>
+            <w:shd w:val="clear" w:color="auto" w:fill="FFFFFF"/>
+            <w:tcMar>
+              <w:top w:w="0" w:type="dxa"/>
+              <w:bottom w:w="0" w:type="dxa"/>
+              <w:left w:w="0" w:type="dxa"/>
+              <w:right w:w="0" w:type="dxa"/>
+            </w:tcMar>
+            <w:vAlign w:val="center"/>
+          </w:tcPr>
+          <w:p>
+            <w:pPr>
+              <w:jc w:val="center"/>
+              <w:pBdr>
+                <w:bottom w:val="none" w:sz="0" w:space="0" w:color="000000"/>
+                <w:top w:val="none" w:sz="0" w:space="0" w:color="000000"/>
+                <w:left w:val="none" w:sz="0" w:space="0" w:color="000000"/>
+                <w:right w:val="none" w:sz="0" w:space="0" w:color="000000"/>
+              </w:pBdr>
+              <w:spacing w:after="100" w:before="100" w:line="240"/>
+              <w:ind w:left="100" w:right="100" w:firstLine="0" w:firstLineChars="0"/>
+              <w:rPr>
+                <w:rFonts w:ascii="Helvetica" w:hAnsi="Helvetica" w:eastAsia="Helvetica" w:cs="Helvetica"/>
+                <w:i w:val="false"/>
+                <w:b w:val="false"/>
+                <w:u w:val="none"/>
+                <w:sz w:val="20"/>
+                <w:szCs w:val="20"/>
+                <w:color w:val="000000"/>
+              </w:rPr>
+            </w:pPr>
+            <w:r>
+              <w:rPr>
+                <w:rFonts w:ascii="Helvetica" w:hAnsi="Helvetica" w:eastAsia="Helvetica" w:cs="Helvetica"/>
+                <w:i w:val="false"/>
+                <w:b w:val="false"/>
+                <w:u w:val="none"/>
+                <w:sz w:val="20"/>
+                <w:szCs w:val="20"/>
+                <w:color w:val="000000"/>
+              </w:rPr>
+              <w:t xml:space="preserve"/>
+            </w:r>
+          </w:p>
+        </w:tc>
+        <w:tc>
+          <w:tcPr>
+            <w:tcBorders>
+              <w:bottom w:val="none" w:sz="0" w:space="0" w:color="000000"/>
+              <w:top w:val="none" w:sz="0" w:space="0" w:color="000000"/>
+              <w:left w:val="none" w:sz="0" w:space="0" w:color="000000"/>
+              <w:right w:val="none" w:sz="0" w:space="0" w:color="000000"/>
+            </w:tcBorders>
+            <w:shd w:val="clear" w:color="auto" w:fill="FFFFFF"/>
+            <w:tcMar>
+              <w:top w:w="0" w:type="dxa"/>
+              <w:bottom w:w="0" w:type="dxa"/>
+              <w:left w:w="0" w:type="dxa"/>
+              <w:right w:w="0" w:type="dxa"/>
+            </w:tcMar>
+            <w:vAlign w:val="center"/>
+          </w:tcPr>
+          <w:p>
+            <w:pPr>
+              <w:jc w:val="center"/>
+              <w:pBdr>
+                <w:bottom w:val="none" w:sz="0" w:space="0" w:color="000000"/>
+                <w:top w:val="none" w:sz="0" w:space="0" w:color="000000"/>
+                <w:left w:val="none" w:sz="0" w:space="0" w:color="000000"/>
+                <w:right w:val="none" w:sz="0" w:space="0" w:color="000000"/>
+              </w:pBdr>
+              <w:spacing w:after="100" w:before="100" w:line="240"/>
+              <w:ind w:left="100" w:right="100" w:firstLine="0" w:firstLineChars="0"/>
+              <w:rPr>
+                <w:rFonts w:ascii="Helvetica" w:hAnsi="Helvetica" w:eastAsia="Helvetica" w:cs="Helvetica"/>
+                <w:i w:val="false"/>
+                <w:b w:val="false"/>
+                <w:u w:val="none"/>
+                <w:sz w:val="20"/>
+                <w:szCs w:val="20"/>
+                <w:color w:val="000000"/>
+              </w:rPr>
+            </w:pPr>
+            <w:r>
+              <w:rPr>
+                <w:rFonts w:ascii="Helvetica" w:hAnsi="Helvetica" w:eastAsia="Helvetica" w:cs="Helvetica"/>
+                <w:i w:val="false"/>
+                <w:b w:val="false"/>
+                <w:u w:val="none"/>
+                <w:sz w:val="20"/>
+                <w:szCs w:val="20"/>
+                <w:color w:val="000000"/>
+              </w:rPr>
+              <w:t xml:space="preserve">9.4 ± 13.4</w:t>
+            </w:r>
+          </w:p>
+        </w:tc>
+        <w:tc>
+          <w:tcPr>
+            <w:tcBorders>
+              <w:bottom w:val="none" w:sz="0" w:space="0" w:color="000000"/>
+              <w:top w:val="none" w:sz="0" w:space="0" w:color="000000"/>
+              <w:left w:val="none" w:sz="0" w:space="0" w:color="000000"/>
+              <w:right w:val="none" w:sz="0" w:space="0" w:color="000000"/>
+            </w:tcBorders>
+            <w:shd w:val="clear" w:color="auto" w:fill="FFFFFF"/>
+            <w:tcMar>
+              <w:top w:w="0" w:type="dxa"/>
+              <w:bottom w:w="0" w:type="dxa"/>
+              <w:left w:w="0" w:type="dxa"/>
+              <w:right w:w="0" w:type="dxa"/>
+            </w:tcMar>
+            <w:vAlign w:val="center"/>
+          </w:tcPr>
+          <w:p>
+            <w:pPr>
+              <w:jc w:val="center"/>
+              <w:pBdr>
+                <w:bottom w:val="none" w:sz="0" w:space="0" w:color="000000"/>
+                <w:top w:val="none" w:sz="0" w:space="0" w:color="000000"/>
+                <w:left w:val="none" w:sz="0" w:space="0" w:color="000000"/>
+                <w:right w:val="none" w:sz="0" w:space="0" w:color="000000"/>
+              </w:pBdr>
+              <w:spacing w:after="100" w:before="100" w:line="240"/>
+              <w:ind w:left="100" w:right="100" w:firstLine="0" w:firstLineChars="0"/>
+              <w:rPr>
+                <w:rFonts w:ascii="Helvetica" w:hAnsi="Helvetica" w:eastAsia="Helvetica" w:cs="Helvetica"/>
+                <w:i w:val="false"/>
+                <w:b w:val="false"/>
+                <w:u w:val="none"/>
+                <w:sz w:val="20"/>
+                <w:szCs w:val="20"/>
+                <w:color w:val="000000"/>
+              </w:rPr>
+            </w:pPr>
+            <w:r>
+              <w:rPr>
+                <w:rFonts w:ascii="Helvetica" w:hAnsi="Helvetica" w:eastAsia="Helvetica" w:cs="Helvetica"/>
+                <w:i w:val="false"/>
+                <w:b w:val="false"/>
+                <w:u w:val="none"/>
+                <w:sz w:val="20"/>
+                <w:szCs w:val="20"/>
+                <w:color w:val="000000"/>
+              </w:rPr>
+              <w:t xml:space="preserve">3 [2–8]</w:t>
+            </w:r>
+          </w:p>
+        </w:tc>
+      </w:tr>
+      <w:tr>
+        <w:trPr>
+          <w:trHeight w:val="360" w:hRule="auto"/>
+        </w:trPr>
+        body15
+        <w:tc>
+          <w:tcPr>
+            <w:tcBorders>
+              <w:bottom w:val="none" w:sz="0" w:space="0" w:color="000000"/>
+              <w:top w:val="none" w:sz="0" w:space="0" w:color="000000"/>
+              <w:left w:val="none" w:sz="0" w:space="0" w:color="000000"/>
+              <w:right w:val="none" w:sz="0" w:space="0" w:color="000000"/>
+            </w:tcBorders>
+            <w:shd w:val="clear" w:color="auto" w:fill="FFFFFF"/>
+            <w:tcMar>
+              <w:top w:w="0" w:type="dxa"/>
+              <w:bottom w:w="0" w:type="dxa"/>
+              <w:left w:w="0" w:type="dxa"/>
+              <w:right w:w="0" w:type="dxa"/>
+            </w:tcMar>
+            <w:vAlign w:val="center"/>
+          </w:tcPr>
+          <w:p>
+            <w:pPr>
+              <w:jc w:val="left"/>
+              <w:pBdr>
+                <w:bottom w:val="none" w:sz="0" w:space="0" w:color="000000"/>
+                <w:top w:val="none" w:sz="0" w:space="0" w:color="000000"/>
+                <w:left w:val="none" w:sz="0" w:space="0" w:color="000000"/>
+                <w:right w:val="none" w:sz="0" w:space="0" w:color="000000"/>
+              </w:pBdr>
+              <w:spacing w:after="100" w:before="100" w:line="240"/>
+              <w:ind w:left="100" w:right="100" w:firstLine="0" w:firstLineChars="0"/>
+              <w:rPr>
+                <w:rFonts w:ascii="Helvetica" w:hAnsi="Helvetica" w:eastAsia="Helvetica" w:cs="Helvetica"/>
+                <w:i w:val="false"/>
+                <w:b w:val="false"/>
+                <w:u w:val="none"/>
+                <w:sz w:val="20"/>
+                <w:szCs w:val="20"/>
+                <w:color w:val="000000"/>
+              </w:rPr>
+            </w:pPr>
+            <w:r>
+              <w:rPr>
+                <w:rFonts w:ascii="Helvetica" w:hAnsi="Helvetica" w:eastAsia="Helvetica" w:cs="Helvetica"/>
+                <w:i w:val="false"/>
+                <w:b w:val="false"/>
+                <w:u w:val="none"/>
+                <w:sz w:val="20"/>
+                <w:szCs w:val="20"/>
+                <w:color w:val="000000"/>
+              </w:rPr>
+              <w:t xml:space="preserve">readmission_wi_30d: N</w:t>
+            </w:r>
+          </w:p>
+        </w:tc>
+        <w:tc>
+          <w:tcPr>
+            <w:tcBorders>
+              <w:bottom w:val="none" w:sz="0" w:space="0" w:color="000000"/>
+              <w:top w:val="none" w:sz="0" w:space="0" w:color="000000"/>
+              <w:left w:val="none" w:sz="0" w:space="0" w:color="000000"/>
+              <w:right w:val="none" w:sz="0" w:space="0" w:color="000000"/>
+            </w:tcBorders>
+            <w:shd w:val="clear" w:color="auto" w:fill="FFFFFF"/>
+            <w:tcMar>
+              <w:top w:w="0" w:type="dxa"/>
+              <w:bottom w:w="0" w:type="dxa"/>
+              <w:left w:w="0" w:type="dxa"/>
+              <w:right w:w="0" w:type="dxa"/>
+            </w:tcMar>
+            <w:vAlign w:val="center"/>
+          </w:tcPr>
+          <w:p>
+            <w:pPr>
+              <w:jc w:val="center"/>
+              <w:pBdr>
+                <w:bottom w:val="none" w:sz="0" w:space="0" w:color="000000"/>
+                <w:top w:val="none" w:sz="0" w:space="0" w:color="000000"/>
+                <w:left w:val="none" w:sz="0" w:space="0" w:color="000000"/>
+                <w:right w:val="none" w:sz="0" w:space="0" w:color="000000"/>
+              </w:pBdr>
+              <w:spacing w:after="100" w:before="100" w:line="240"/>
+              <w:ind w:left="100" w:right="100" w:firstLine="0" w:firstLineChars="0"/>
+              <w:rPr>
+                <w:rFonts w:ascii="Helvetica" w:hAnsi="Helvetica" w:eastAsia="Helvetica" w:cs="Helvetica"/>
+                <w:i w:val="false"/>
+                <w:b w:val="false"/>
+                <w:u w:val="none"/>
+                <w:sz w:val="20"/>
+                <w:szCs w:val="20"/>
+                <w:color w:val="000000"/>
+              </w:rPr>
+            </w:pPr>
+            <w:r>
+              <w:rPr>
+                <w:rFonts w:ascii="Helvetica" w:hAnsi="Helvetica" w:eastAsia="Helvetica" w:cs="Helvetica"/>
+                <w:i w:val="false"/>
+                <w:b w:val="false"/>
+                <w:u w:val="none"/>
+                <w:sz w:val="20"/>
+                <w:szCs w:val="20"/>
+                <w:color w:val="000000"/>
+              </w:rPr>
+              <w:t xml:space="preserve">63 (85%)</w:t>
+            </w:r>
+          </w:p>
+        </w:tc>
+        <w:tc>
+          <w:tcPr>
+            <w:tcBorders>
+              <w:bottom w:val="none" w:sz="0" w:space="0" w:color="000000"/>
+              <w:top w:val="none" w:sz="0" w:space="0" w:color="000000"/>
+              <w:left w:val="none" w:sz="0" w:space="0" w:color="000000"/>
+              <w:right w:val="none" w:sz="0" w:space="0" w:color="000000"/>
+            </w:tcBorders>
+            <w:shd w:val="clear" w:color="auto" w:fill="FFFFFF"/>
+            <w:tcMar>
+              <w:top w:w="0" w:type="dxa"/>
+              <w:bottom w:w="0" w:type="dxa"/>
+              <w:left w:w="0" w:type="dxa"/>
+              <w:right w:w="0" w:type="dxa"/>
+            </w:tcMar>
+            <w:vAlign w:val="center"/>
+          </w:tcPr>
+          <w:p>
+            <w:pPr>
+              <w:jc w:val="center"/>
+              <w:pBdr>
+                <w:bottom w:val="none" w:sz="0" w:space="0" w:color="000000"/>
+                <w:top w:val="none" w:sz="0" w:space="0" w:color="000000"/>
+                <w:left w:val="none" w:sz="0" w:space="0" w:color="000000"/>
+                <w:right w:val="none" w:sz="0" w:space="0" w:color="000000"/>
+              </w:pBdr>
+              <w:spacing w:after="100" w:before="100" w:line="240"/>
+              <w:ind w:left="100" w:right="100" w:firstLine="0" w:firstLineChars="0"/>
+              <w:rPr>
+                <w:rFonts w:ascii="Helvetica" w:hAnsi="Helvetica" w:eastAsia="Helvetica" w:cs="Helvetica"/>
+                <w:i w:val="false"/>
+                <w:b w:val="false"/>
+                <w:u w:val="none"/>
+                <w:sz w:val="20"/>
+                <w:szCs w:val="20"/>
+                <w:color w:val="000000"/>
+              </w:rPr>
+            </w:pPr>
+            <w:r>
+              <w:rPr>
+                <w:rFonts w:ascii="Helvetica" w:hAnsi="Helvetica" w:eastAsia="Helvetica" w:cs="Helvetica"/>
+                <w:i w:val="false"/>
+                <w:b w:val="false"/>
+                <w:u w:val="none"/>
+                <w:sz w:val="20"/>
+                <w:szCs w:val="20"/>
+                <w:color w:val="000000"/>
+              </w:rPr>
+              <w:t xml:space="preserve"/>
+            </w:r>
+          </w:p>
+        </w:tc>
+        <w:tc>
+          <w:tcPr>
+            <w:tcBorders>
+              <w:bottom w:val="none" w:sz="0" w:space="0" w:color="000000"/>
+              <w:top w:val="none" w:sz="0" w:space="0" w:color="000000"/>
+              <w:left w:val="none" w:sz="0" w:space="0" w:color="000000"/>
+              <w:right w:val="none" w:sz="0" w:space="0" w:color="000000"/>
+            </w:tcBorders>
+            <w:shd w:val="clear" w:color="auto" w:fill="FFFFFF"/>
+            <w:tcMar>
+              <w:top w:w="0" w:type="dxa"/>
+              <w:bottom w:w="0" w:type="dxa"/>
+              <w:left w:w="0" w:type="dxa"/>
+              <w:right w:w="0" w:type="dxa"/>
+            </w:tcMar>
+            <w:vAlign w:val="center"/>
+          </w:tcPr>
+          <w:p>
+            <w:pPr>
+              <w:jc w:val="center"/>
+              <w:pBdr>
+                <w:bottom w:val="none" w:sz="0" w:space="0" w:color="000000"/>
+                <w:top w:val="none" w:sz="0" w:space="0" w:color="000000"/>
+                <w:left w:val="none" w:sz="0" w:space="0" w:color="000000"/>
+                <w:right w:val="none" w:sz="0" w:space="0" w:color="000000"/>
+              </w:pBdr>
+              <w:spacing w:after="100" w:before="100" w:line="240"/>
+              <w:ind w:left="100" w:right="100" w:firstLine="0" w:firstLineChars="0"/>
+              <w:rPr>
+                <w:rFonts w:ascii="Helvetica" w:hAnsi="Helvetica" w:eastAsia="Helvetica" w:cs="Helvetica"/>
+                <w:i w:val="false"/>
+                <w:b w:val="false"/>
+                <w:u w:val="none"/>
+                <w:sz w:val="20"/>
+                <w:szCs w:val="20"/>
+                <w:color w:val="000000"/>
+              </w:rPr>
+            </w:pPr>
+            <w:r>
+              <w:rPr>
+                <w:rFonts w:ascii="Helvetica" w:hAnsi="Helvetica" w:eastAsia="Helvetica" w:cs="Helvetica"/>
+                <w:i w:val="false"/>
+                <w:b w:val="false"/>
+                <w:u w:val="none"/>
+                <w:sz w:val="20"/>
+                <w:szCs w:val="20"/>
+                <w:color w:val="000000"/>
+              </w:rPr>
+              <w:t xml:space="preserve"/>
+            </w:r>
+          </w:p>
+        </w:tc>
+      </w:tr>
+      <w:tr>
+        <w:trPr>
+          <w:trHeight w:val="360" w:hRule="auto"/>
+        </w:trPr>
+        body16
+        <w:tc>
+          <w:tcPr>
+            <w:tcBorders>
+              <w:bottom w:val="single" w:sz="12" w:space="0" w:color="666666"/>
+              <w:top w:val="none" w:sz="0" w:space="0" w:color="000000"/>
+              <w:left w:val="none" w:sz="0" w:space="0" w:color="000000"/>
+              <w:right w:val="none" w:sz="0" w:space="0" w:color="000000"/>
+            </w:tcBorders>
+            <w:shd w:val="clear" w:color="auto" w:fill="FFFFFF"/>
+            <w:tcMar>
+              <w:top w:w="0" w:type="dxa"/>
+              <w:bottom w:w="0" w:type="dxa"/>
+              <w:left w:w="0" w:type="dxa"/>
+              <w:right w:w="0" w:type="dxa"/>
+            </w:tcMar>
+            <w:vAlign w:val="center"/>
+          </w:tcPr>
+          <w:p>
+            <w:pPr>
+              <w:jc w:val="left"/>
+              <w:pBdr>
+                <w:bottom w:val="none" w:sz="0" w:space="0" w:color="000000"/>
+                <w:top w:val="none" w:sz="0" w:space="0" w:color="000000"/>
+                <w:left w:val="none" w:sz="0" w:space="0" w:color="000000"/>
+                <w:right w:val="none" w:sz="0" w:space="0" w:color="000000"/>
+              </w:pBdr>
+              <w:spacing w:after="100" w:before="100" w:line="240"/>
+              <w:ind w:left="100" w:right="100" w:firstLine="0" w:firstLineChars="0"/>
+              <w:rPr>
+                <w:rFonts w:ascii="Helvetica" w:hAnsi="Helvetica" w:eastAsia="Helvetica" w:cs="Helvetica"/>
+                <w:i w:val="false"/>
+                <w:b w:val="false"/>
+                <w:u w:val="none"/>
+                <w:sz w:val="20"/>
+                <w:szCs w:val="20"/>
+                <w:color w:val="000000"/>
+              </w:rPr>
+            </w:pPr>
+            <w:r>
+              <w:rPr>
+                <w:rFonts w:ascii="Helvetica" w:hAnsi="Helvetica" w:eastAsia="Helvetica" w:cs="Helvetica"/>
+                <w:i w:val="false"/>
+                <w:b w:val="false"/>
+                <w:u w:val="none"/>
+                <w:sz w:val="20"/>
+                <w:szCs w:val="20"/>
+                <w:color w:val="000000"/>
+              </w:rPr>
+              <w:t xml:space="preserve">readmission_wi_30d: Y</w:t>
+            </w:r>
+          </w:p>
+        </w:tc>
+        <w:tc>
+          <w:tcPr>
+            <w:tcBorders>
+              <w:bottom w:val="single" w:sz="12" w:space="0" w:color="666666"/>
+              <w:top w:val="none" w:sz="0" w:space="0" w:color="000000"/>
+              <w:left w:val="none" w:sz="0" w:space="0" w:color="000000"/>
+              <w:right w:val="none" w:sz="0" w:space="0" w:color="000000"/>
+            </w:tcBorders>
+            <w:shd w:val="clear" w:color="auto" w:fill="FFFFFF"/>
+            <w:tcMar>
+              <w:top w:w="0" w:type="dxa"/>
+              <w:bottom w:w="0" w:type="dxa"/>
+              <w:left w:w="0" w:type="dxa"/>
+              <w:right w:w="0" w:type="dxa"/>
+            </w:tcMar>
+            <w:vAlign w:val="center"/>
+          </w:tcPr>
+          <w:p>
+            <w:pPr>
+              <w:jc w:val="center"/>
+              <w:pBdr>
+                <w:bottom w:val="none" w:sz="0" w:space="0" w:color="000000"/>
+                <w:top w:val="none" w:sz="0" w:space="0" w:color="000000"/>
+                <w:left w:val="none" w:sz="0" w:space="0" w:color="000000"/>
+                <w:right w:val="none" w:sz="0" w:space="0" w:color="000000"/>
+              </w:pBdr>
+              <w:spacing w:after="100" w:before="100" w:line="240"/>
+              <w:ind w:left="100" w:right="100" w:firstLine="0" w:firstLineChars="0"/>
+              <w:rPr>
+                <w:rFonts w:ascii="Helvetica" w:hAnsi="Helvetica" w:eastAsia="Helvetica" w:cs="Helvetica"/>
+                <w:i w:val="false"/>
+                <w:b w:val="false"/>
+                <w:u w:val="none"/>
+                <w:sz w:val="20"/>
+                <w:szCs w:val="20"/>
+                <w:color w:val="000000"/>
+              </w:rPr>
+            </w:pPr>
+            <w:r>
+              <w:rPr>
+                <w:rFonts w:ascii="Helvetica" w:hAnsi="Helvetica" w:eastAsia="Helvetica" w:cs="Helvetica"/>
+                <w:i w:val="false"/>
+                <w:b w:val="false"/>
+                <w:u w:val="none"/>
+                <w:sz w:val="20"/>
+                <w:szCs w:val="20"/>
+                <w:color w:val="000000"/>
+              </w:rPr>
+              <w:t xml:space="preserve">11 (15%)</w:t>
+            </w:r>
+          </w:p>
+        </w:tc>
+        <w:tc>
+          <w:tcPr>
+            <w:tcBorders>
+              <w:bottom w:val="single" w:sz="12" w:space="0" w:color="666666"/>
+              <w:top w:val="none" w:sz="0" w:space="0" w:color="000000"/>
+              <w:left w:val="none" w:sz="0" w:space="0" w:color="000000"/>
+              <w:right w:val="none" w:sz="0" w:space="0" w:color="000000"/>
+            </w:tcBorders>
+            <w:shd w:val="clear" w:color="auto" w:fill="FFFFFF"/>
+            <w:tcMar>
+              <w:top w:w="0" w:type="dxa"/>
+              <w:bottom w:w="0" w:type="dxa"/>
+              <w:left w:w="0" w:type="dxa"/>
+              <w:right w:w="0" w:type="dxa"/>
+            </w:tcMar>
+            <w:vAlign w:val="center"/>
+          </w:tcPr>
+          <w:p>
+            <w:pPr>
+              <w:jc w:val="center"/>
+              <w:pBdr>
+                <w:bottom w:val="none" w:sz="0" w:space="0" w:color="000000"/>
+                <w:top w:val="none" w:sz="0" w:space="0" w:color="000000"/>
+                <w:left w:val="none" w:sz="0" w:space="0" w:color="000000"/>
+                <w:right w:val="none" w:sz="0" w:space="0" w:color="000000"/>
+              </w:pBdr>
+              <w:spacing w:after="100" w:before="100" w:line="240"/>
+              <w:ind w:left="100" w:right="100" w:firstLine="0" w:firstLineChars="0"/>
+              <w:rPr>
+                <w:rFonts w:ascii="Helvetica" w:hAnsi="Helvetica" w:eastAsia="Helvetica" w:cs="Helvetica"/>
+                <w:i w:val="false"/>
+                <w:b w:val="false"/>
+                <w:u w:val="none"/>
+                <w:sz w:val="20"/>
+                <w:szCs w:val="20"/>
+                <w:color w:val="000000"/>
+              </w:rPr>
+            </w:pPr>
+            <w:r>
+              <w:rPr>
+                <w:rFonts w:ascii="Helvetica" w:hAnsi="Helvetica" w:eastAsia="Helvetica" w:cs="Helvetica"/>
+                <w:i w:val="false"/>
+                <w:b w:val="false"/>
+                <w:u w:val="none"/>
+                <w:sz w:val="20"/>
+                <w:szCs w:val="20"/>
+                <w:color w:val="000000"/>
+              </w:rPr>
+              <w:t xml:space="preserve"/>
+            </w:r>
+          </w:p>
+        </w:tc>
+        <w:tc>
+          <w:tcPr>
+            <w:tcBorders>
+              <w:bottom w:val="single" w:sz="12" w:space="0" w:color="666666"/>
+              <w:top w:val="none" w:sz="0" w:space="0" w:color="000000"/>
+              <w:left w:val="none" w:sz="0" w:space="0" w:color="000000"/>
+              <w:right w:val="none" w:sz="0" w:space="0" w:color="000000"/>
+            </w:tcBorders>
+            <w:shd w:val="clear" w:color="auto" w:fill="FFFFFF"/>
+            <w:tcMar>
+              <w:top w:w="0" w:type="dxa"/>
+              <w:bottom w:w="0" w:type="dxa"/>
+              <w:left w:w="0" w:type="dxa"/>
+              <w:right w:w="0" w:type="dxa"/>
+            </w:tcMar>
+            <w:vAlign w:val="center"/>
+          </w:tcPr>
+          <w:p>
+            <w:pPr>
+              <w:jc w:val="center"/>
+              <w:pBdr>
+                <w:bottom w:val="none" w:sz="0" w:space="0" w:color="000000"/>
+                <w:top w:val="none" w:sz="0" w:space="0" w:color="000000"/>
+                <w:left w:val="none" w:sz="0" w:space="0" w:color="000000"/>
+                <w:right w:val="none" w:sz="0" w:space="0" w:color="000000"/>
+              </w:pBdr>
+              <w:spacing w:after="100" w:before="100" w:line="240"/>
+              <w:ind w:left="100" w:right="100" w:firstLine="0" w:firstLineChars="0"/>
+              <w:rPr>
+                <w:rFonts w:ascii="Helvetica" w:hAnsi="Helvetica" w:eastAsia="Helvetica" w:cs="Helvetica"/>
+                <w:i w:val="false"/>
+                <w:b w:val="false"/>
+                <w:u w:val="none"/>
+                <w:sz w:val="20"/>
+                <w:szCs w:val="20"/>
+                <w:color w:val="000000"/>
+              </w:rPr>
+            </w:pPr>
+            <w:r>
+              <w:rPr>
+                <w:rFonts w:ascii="Helvetica" w:hAnsi="Helvetica" w:eastAsia="Helvetica" w:cs="Helvetica"/>
+                <w:i w:val="false"/>
+                <w:b w:val="false"/>
+                <w:u w:val="none"/>
+                <w:sz w:val="20"/>
+                <w:szCs w:val="20"/>
+                <w:color w:val="000000"/>
+              </w:rPr>
+              <w:t xml:space="preserve"/>
             </w:r>
           </w:p>
         </w:tc>
       </w:tr>
     </w:tbl>
+    <w:p>
+      <w:pPr>
+        <w:pStyle w:val="Normal"/>
+      </w:pPr>
+      <w:r>
+        <w:t xml:space="preserve"/>
+      </w:r>
+    </w:p>
+    <w:p>
+      <w:pPr>
+        <w:pStyle w:val="Normal"/>
+        <w:jc w:val="left"/>
+        <w:pBdr>
+          <w:bottom w:val="none" w:sz="0" w:space="0" w:color="000000"/>
+          <w:top w:val="none" w:sz="0" w:space="0" w:color="000000"/>
+          <w:left w:val="none" w:sz="0" w:space="0" w:color="000000"/>
+          <w:right w:val="none" w:sz="0" w:space="0" w:color="000000"/>
+        </w:pBdr>
+        <w:spacing w:after="0" w:before="0" w:line="240"/>
+        <w:ind w:left="0" w:right="0" w:firstLine="0" w:firstLineChars="0"/>
+      </w:pPr>
+      <w:r>
+        <w:rPr>
+          <w:rFonts w:ascii="Arial" w:hAnsi="Arial" w:eastAsia="Arial" w:cs="Arial"/>
+          <w:i w:val="true"/>
+          <w:b w:val="false"/>
+          <w:u w:val="none"/>
+          <w:sz w:val="16"/>
+          <w:szCs w:val="16"/>
+          <w:color w:val="000000"/>
+        </w:rPr>
+        <w:t xml:space="preserve">Statistical Methods: For continuous variables, normality was assessed using the Shapiro-Wilk test. </w:t>
+      </w:r>
+      <w:r>
+        <w:rPr>
+          <w:rFonts w:ascii="Arial" w:hAnsi="Arial" w:eastAsia="Arial" w:cs="Arial"/>
+          <w:i w:val="true"/>
+          <w:b w:val="false"/>
+          <w:u w:val="none"/>
+          <w:sz w:val="16"/>
+          <w:szCs w:val="16"/>
+          <w:color w:val="000000"/>
+        </w:rPr>
+        <w:t xml:space="preserve">For 2-group comparisons, normally distributed variables were compared using Welch’s t-test; non-normal distributions were compared using the Wilcoxon rank-sum test. </w:t>
+      </w:r>
+      <w:r>
+        <w:rPr>
+          <w:rFonts w:ascii="Arial" w:hAnsi="Arial" w:eastAsia="Arial" w:cs="Arial"/>
+          <w:i w:val="true"/>
+          <w:b w:val="false"/>
+          <w:u w:val="none"/>
+          <w:sz w:val="16"/>
+          <w:szCs w:val="16"/>
+          <w:color w:val="000000"/>
+        </w:rPr>
+        <w:t xml:space="preserve">For 3-group comparisons, normally distributed variables were compared using one-way ANOVA; non-normal or ordinal variables specified by the user were compared using the Kruskal-Wallis test. </w:t>
+      </w:r>
+      <w:r>
+        <w:rPr>
+          <w:rFonts w:ascii="Arial" w:hAnsi="Arial" w:eastAsia="Arial" w:cs="Arial"/>
+          <w:i w:val="true"/>
+          <w:b w:val="false"/>
+          <w:u w:val="none"/>
+          <w:sz w:val="16"/>
+          <w:szCs w:val="16"/>
+          <w:color w:val="000000"/>
+        </w:rPr>
+        <w:t xml:space="preserve">Categorical variables were compared using Chi-squared tests or Fisher’s exact tests if expected counts were &lt;5. </w:t>
+      </w:r>
+      <w:r>
+        <w:rPr>
+          <w:rFonts w:ascii="Arial" w:hAnsi="Arial" w:eastAsia="Arial" w:cs="Arial"/>
+          <w:i w:val="true"/>
+          <w:b w:val="false"/>
+          <w:u w:val="none"/>
+          <w:sz w:val="16"/>
+          <w:szCs w:val="16"/>
+          <w:color w:val="000000"/>
+        </w:rPr>
+        <w:t xml:space="preserve">Ordinal variables were summarized as medians [IQR] and compared using appropriate non-parametric tests. </w:t>
+      </w:r>
+      <w:r>
+        <w:rPr>
+          <w:rFonts w:ascii="Arial" w:hAnsi="Arial" w:eastAsia="Arial" w:cs="Arial"/>
+          <w:i w:val="true"/>
+          <w:b w:val="false"/>
+          <w:u w:val="none"/>
+          <w:sz w:val="16"/>
+          <w:szCs w:val="16"/>
+          <w:color w:val="000000"/>
+        </w:rPr>
+        <w:t xml:space="preserve">Note: Approximate p-values were used for non-parametric tests with tied data.</w:t>
+      </w:r>
+    </w:p>
     <w:sectPr>
       <w:type w:val="continuous"/>
       <w:pgSz w:w="11900" w:h="16840"/>

--- a/Outputs/table1.docx
+++ b/Outputs/table1.docx
@@ -491,7 +491,7 @@
                 <w:szCs w:val="20"/>
                 <w:color w:val="000000"/>
               </w:rPr>
-              <w:t xml:space="preserve">gender: Female</w:t>
+              <w:t xml:space="preserve">sex: Female</w:t>
             </w:r>
           </w:p>
         </w:tc>
@@ -705,7 +705,7 @@
                 <w:szCs w:val="20"/>
                 <w:color w:val="000000"/>
               </w:rPr>
-              <w:t xml:space="preserve">gender: Male</w:t>
+              <w:t xml:space="preserve">sex: Male</w:t>
             </w:r>
           </w:p>
         </w:tc>
@@ -1133,7 +1133,59 @@
                 <w:szCs w:val="20"/>
                 <w:color w:val="000000"/>
               </w:rPr>
-              <w:t xml:space="preserve">SBP</w:t>
+              <w:t xml:space="preserve">injury_type: Blunt</w:t>
+            </w:r>
+          </w:p>
+        </w:tc>
+        <w:tc>
+          <w:tcPr>
+            <w:tcBorders>
+              <w:bottom w:val="none" w:sz="0" w:space="0" w:color="000000"/>
+              <w:top w:val="none" w:sz="0" w:space="0" w:color="000000"/>
+              <w:left w:val="none" w:sz="0" w:space="0" w:color="000000"/>
+              <w:right w:val="none" w:sz="0" w:space="0" w:color="000000"/>
+            </w:tcBorders>
+            <w:shd w:val="clear" w:color="auto" w:fill="FFFFFF"/>
+            <w:tcMar>
+              <w:top w:w="0" w:type="dxa"/>
+              <w:bottom w:w="0" w:type="dxa"/>
+              <w:left w:w="0" w:type="dxa"/>
+              <w:right w:w="0" w:type="dxa"/>
+            </w:tcMar>
+            <w:vAlign w:val="center"/>
+          </w:tcPr>
+          <w:p>
+            <w:pPr>
+              <w:jc w:val="center"/>
+              <w:pBdr>
+                <w:bottom w:val="none" w:sz="0" w:space="0" w:color="000000"/>
+                <w:top w:val="none" w:sz="0" w:space="0" w:color="000000"/>
+                <w:left w:val="none" w:sz="0" w:space="0" w:color="000000"/>
+                <w:right w:val="none" w:sz="0" w:space="0" w:color="000000"/>
+              </w:pBdr>
+              <w:spacing w:after="100" w:before="100" w:line="240"/>
+              <w:ind w:left="100" w:right="100" w:firstLine="0" w:firstLineChars="0"/>
+              <w:rPr>
+                <w:rFonts w:ascii="Helvetica" w:hAnsi="Helvetica" w:eastAsia="Helvetica" w:cs="Helvetica"/>
+                <w:i w:val="false"/>
+                <w:b w:val="false"/>
+                <w:u w:val="none"/>
+                <w:sz w:val="20"/>
+                <w:szCs w:val="20"/>
+                <w:color w:val="000000"/>
+              </w:rPr>
+            </w:pPr>
+            <w:r>
+              <w:rPr>
+                <w:rFonts w:ascii="Helvetica" w:hAnsi="Helvetica" w:eastAsia="Helvetica" w:cs="Helvetica"/>
+                <w:i w:val="false"/>
+                <w:b w:val="false"/>
+                <w:u w:val="none"/>
+                <w:sz w:val="20"/>
+                <w:szCs w:val="20"/>
+                <w:color w:val="000000"/>
+              </w:rPr>
+              <w:t xml:space="preserve">15 (11%)</w:t>
             </w:r>
           </w:p>
         </w:tc>
@@ -1237,59 +1289,7 @@
                 <w:szCs w:val="20"/>
                 <w:color w:val="000000"/>
               </w:rPr>
-              <w:t xml:space="preserve">98 ± 37.7</w:t>
-            </w:r>
-          </w:p>
-        </w:tc>
-        <w:tc>
-          <w:tcPr>
-            <w:tcBorders>
-              <w:bottom w:val="none" w:sz="0" w:space="0" w:color="000000"/>
-              <w:top w:val="none" w:sz="0" w:space="0" w:color="000000"/>
-              <w:left w:val="none" w:sz="0" w:space="0" w:color="000000"/>
-              <w:right w:val="none" w:sz="0" w:space="0" w:color="000000"/>
-            </w:tcBorders>
-            <w:shd w:val="clear" w:color="auto" w:fill="FFFFFF"/>
-            <w:tcMar>
-              <w:top w:w="0" w:type="dxa"/>
-              <w:bottom w:w="0" w:type="dxa"/>
-              <w:left w:w="0" w:type="dxa"/>
-              <w:right w:w="0" w:type="dxa"/>
-            </w:tcMar>
-            <w:vAlign w:val="center"/>
-          </w:tcPr>
-          <w:p>
-            <w:pPr>
-              <w:jc w:val="center"/>
-              <w:pBdr>
-                <w:bottom w:val="none" w:sz="0" w:space="0" w:color="000000"/>
-                <w:top w:val="none" w:sz="0" w:space="0" w:color="000000"/>
-                <w:left w:val="none" w:sz="0" w:space="0" w:color="000000"/>
-                <w:right w:val="none" w:sz="0" w:space="0" w:color="000000"/>
-              </w:pBdr>
-              <w:spacing w:after="100" w:before="100" w:line="240"/>
-              <w:ind w:left="100" w:right="100" w:firstLine="0" w:firstLineChars="0"/>
-              <w:rPr>
-                <w:rFonts w:ascii="Helvetica" w:hAnsi="Helvetica" w:eastAsia="Helvetica" w:cs="Helvetica"/>
-                <w:i w:val="false"/>
-                <w:b w:val="false"/>
-                <w:u w:val="none"/>
-                <w:sz w:val="20"/>
-                <w:szCs w:val="20"/>
-                <w:color w:val="000000"/>
-              </w:rPr>
-            </w:pPr>
-            <w:r>
-              <w:rPr>
-                <w:rFonts w:ascii="Helvetica" w:hAnsi="Helvetica" w:eastAsia="Helvetica" w:cs="Helvetica"/>
-                <w:i w:val="false"/>
-                <w:b w:val="false"/>
-                <w:u w:val="none"/>
-                <w:sz w:val="20"/>
-                <w:szCs w:val="20"/>
-                <w:color w:val="000000"/>
-              </w:rPr>
-              <w:t xml:space="preserve">101 [80–125.8]</w:t>
+              <w:t xml:space="preserve"/>
             </w:r>
           </w:p>
         </w:tc>
@@ -1347,7 +1347,59 @@
                 <w:szCs w:val="20"/>
                 <w:color w:val="000000"/>
               </w:rPr>
-              <w:t xml:space="preserve">DBP</w:t>
+              <w:t xml:space="preserve">injury_type: Penetrating</w:t>
+            </w:r>
+          </w:p>
+        </w:tc>
+        <w:tc>
+          <w:tcPr>
+            <w:tcBorders>
+              <w:bottom w:val="none" w:sz="0" w:space="0" w:color="000000"/>
+              <w:top w:val="none" w:sz="0" w:space="0" w:color="000000"/>
+              <w:left w:val="none" w:sz="0" w:space="0" w:color="000000"/>
+              <w:right w:val="none" w:sz="0" w:space="0" w:color="000000"/>
+            </w:tcBorders>
+            <w:shd w:val="clear" w:color="auto" w:fill="FFFFFF"/>
+            <w:tcMar>
+              <w:top w:w="0" w:type="dxa"/>
+              <w:bottom w:w="0" w:type="dxa"/>
+              <w:left w:w="0" w:type="dxa"/>
+              <w:right w:w="0" w:type="dxa"/>
+            </w:tcMar>
+            <w:vAlign w:val="center"/>
+          </w:tcPr>
+          <w:p>
+            <w:pPr>
+              <w:jc w:val="center"/>
+              <w:pBdr>
+                <w:bottom w:val="none" w:sz="0" w:space="0" w:color="000000"/>
+                <w:top w:val="none" w:sz="0" w:space="0" w:color="000000"/>
+                <w:left w:val="none" w:sz="0" w:space="0" w:color="000000"/>
+                <w:right w:val="none" w:sz="0" w:space="0" w:color="000000"/>
+              </w:pBdr>
+              <w:spacing w:after="100" w:before="100" w:line="240"/>
+              <w:ind w:left="100" w:right="100" w:firstLine="0" w:firstLineChars="0"/>
+              <w:rPr>
+                <w:rFonts w:ascii="Helvetica" w:hAnsi="Helvetica" w:eastAsia="Helvetica" w:cs="Helvetica"/>
+                <w:i w:val="false"/>
+                <w:b w:val="false"/>
+                <w:u w:val="none"/>
+                <w:sz w:val="20"/>
+                <w:szCs w:val="20"/>
+                <w:color w:val="000000"/>
+              </w:rPr>
+            </w:pPr>
+            <w:r>
+              <w:rPr>
+                <w:rFonts w:ascii="Helvetica" w:hAnsi="Helvetica" w:eastAsia="Helvetica" w:cs="Helvetica"/>
+                <w:i w:val="false"/>
+                <w:b w:val="false"/>
+                <w:u w:val="none"/>
+                <w:sz w:val="20"/>
+                <w:szCs w:val="20"/>
+                <w:color w:val="000000"/>
+              </w:rPr>
+              <w:t xml:space="preserve">117 (89%)</w:t>
             </w:r>
           </w:p>
         </w:tc>
@@ -1451,59 +1503,7 @@
                 <w:szCs w:val="20"/>
                 <w:color w:val="000000"/>
               </w:rPr>
-              <w:t xml:space="preserve">57.8 ± 34.2</w:t>
-            </w:r>
-          </w:p>
-        </w:tc>
-        <w:tc>
-          <w:tcPr>
-            <w:tcBorders>
-              <w:bottom w:val="none" w:sz="0" w:space="0" w:color="000000"/>
-              <w:top w:val="none" w:sz="0" w:space="0" w:color="000000"/>
-              <w:left w:val="none" w:sz="0" w:space="0" w:color="000000"/>
-              <w:right w:val="none" w:sz="0" w:space="0" w:color="000000"/>
-            </w:tcBorders>
-            <w:shd w:val="clear" w:color="auto" w:fill="FFFFFF"/>
-            <w:tcMar>
-              <w:top w:w="0" w:type="dxa"/>
-              <w:bottom w:w="0" w:type="dxa"/>
-              <w:left w:w="0" w:type="dxa"/>
-              <w:right w:w="0" w:type="dxa"/>
-            </w:tcMar>
-            <w:vAlign w:val="center"/>
-          </w:tcPr>
-          <w:p>
-            <w:pPr>
-              <w:jc w:val="center"/>
-              <w:pBdr>
-                <w:bottom w:val="none" w:sz="0" w:space="0" w:color="000000"/>
-                <w:top w:val="none" w:sz="0" w:space="0" w:color="000000"/>
-                <w:left w:val="none" w:sz="0" w:space="0" w:color="000000"/>
-                <w:right w:val="none" w:sz="0" w:space="0" w:color="000000"/>
-              </w:pBdr>
-              <w:spacing w:after="100" w:before="100" w:line="240"/>
-              <w:ind w:left="100" w:right="100" w:firstLine="0" w:firstLineChars="0"/>
-              <w:rPr>
-                <w:rFonts w:ascii="Helvetica" w:hAnsi="Helvetica" w:eastAsia="Helvetica" w:cs="Helvetica"/>
-                <w:i w:val="false"/>
-                <w:b w:val="false"/>
-                <w:u w:val="none"/>
-                <w:sz w:val="20"/>
-                <w:szCs w:val="20"/>
-                <w:color w:val="000000"/>
-              </w:rPr>
-            </w:pPr>
-            <w:r>
-              <w:rPr>
-                <w:rFonts w:ascii="Helvetica" w:hAnsi="Helvetica" w:eastAsia="Helvetica" w:cs="Helvetica"/>
-                <w:i w:val="false"/>
-                <w:b w:val="false"/>
-                <w:u w:val="none"/>
-                <w:sz w:val="20"/>
-                <w:szCs w:val="20"/>
-                <w:color w:val="000000"/>
-              </w:rPr>
-              <w:t xml:space="preserve">61 [40–82]</w:t>
+              <w:t xml:space="preserve"/>
             </w:r>
           </w:p>
         </w:tc>
@@ -1561,7 +1561,59 @@
                 <w:szCs w:val="20"/>
                 <w:color w:val="000000"/>
               </w:rPr>
-              <w:t xml:space="preserve">HR</w:t>
+              <w:t xml:space="preserve">IVC_repair_type: Irreparable</w:t>
+            </w:r>
+          </w:p>
+        </w:tc>
+        <w:tc>
+          <w:tcPr>
+            <w:tcBorders>
+              <w:bottom w:val="none" w:sz="0" w:space="0" w:color="000000"/>
+              <w:top w:val="none" w:sz="0" w:space="0" w:color="000000"/>
+              <w:left w:val="none" w:sz="0" w:space="0" w:color="000000"/>
+              <w:right w:val="none" w:sz="0" w:space="0" w:color="000000"/>
+            </w:tcBorders>
+            <w:shd w:val="clear" w:color="auto" w:fill="FFFFFF"/>
+            <w:tcMar>
+              <w:top w:w="0" w:type="dxa"/>
+              <w:bottom w:w="0" w:type="dxa"/>
+              <w:left w:w="0" w:type="dxa"/>
+              <w:right w:w="0" w:type="dxa"/>
+            </w:tcMar>
+            <w:vAlign w:val="center"/>
+          </w:tcPr>
+          <w:p>
+            <w:pPr>
+              <w:jc w:val="center"/>
+              <w:pBdr>
+                <w:bottom w:val="none" w:sz="0" w:space="0" w:color="000000"/>
+                <w:top w:val="none" w:sz="0" w:space="0" w:color="000000"/>
+                <w:left w:val="none" w:sz="0" w:space="0" w:color="000000"/>
+                <w:right w:val="none" w:sz="0" w:space="0" w:color="000000"/>
+              </w:pBdr>
+              <w:spacing w:after="100" w:before="100" w:line="240"/>
+              <w:ind w:left="100" w:right="100" w:firstLine="0" w:firstLineChars="0"/>
+              <w:rPr>
+                <w:rFonts w:ascii="Helvetica" w:hAnsi="Helvetica" w:eastAsia="Helvetica" w:cs="Helvetica"/>
+                <w:i w:val="false"/>
+                <w:b w:val="false"/>
+                <w:u w:val="none"/>
+                <w:sz w:val="20"/>
+                <w:szCs w:val="20"/>
+                <w:color w:val="000000"/>
+              </w:rPr>
+            </w:pPr>
+            <w:r>
+              <w:rPr>
+                <w:rFonts w:ascii="Helvetica" w:hAnsi="Helvetica" w:eastAsia="Helvetica" w:cs="Helvetica"/>
+                <w:i w:val="false"/>
+                <w:b w:val="false"/>
+                <w:u w:val="none"/>
+                <w:sz w:val="20"/>
+                <w:szCs w:val="20"/>
+                <w:color w:val="000000"/>
+              </w:rPr>
+              <w:t xml:space="preserve">19 (14%)</w:t>
             </w:r>
           </w:p>
         </w:tc>
@@ -1665,59 +1717,7 @@
                 <w:szCs w:val="20"/>
                 <w:color w:val="000000"/>
               </w:rPr>
-              <w:t xml:space="preserve">101.9 ± 37.7</w:t>
-            </w:r>
-          </w:p>
-        </w:tc>
-        <w:tc>
-          <w:tcPr>
-            <w:tcBorders>
-              <w:bottom w:val="none" w:sz="0" w:space="0" w:color="000000"/>
-              <w:top w:val="none" w:sz="0" w:space="0" w:color="000000"/>
-              <w:left w:val="none" w:sz="0" w:space="0" w:color="000000"/>
-              <w:right w:val="none" w:sz="0" w:space="0" w:color="000000"/>
-            </w:tcBorders>
-            <w:shd w:val="clear" w:color="auto" w:fill="FFFFFF"/>
-            <w:tcMar>
-              <w:top w:w="0" w:type="dxa"/>
-              <w:bottom w:w="0" w:type="dxa"/>
-              <w:left w:w="0" w:type="dxa"/>
-              <w:right w:w="0" w:type="dxa"/>
-            </w:tcMar>
-            <w:vAlign w:val="center"/>
-          </w:tcPr>
-          <w:p>
-            <w:pPr>
-              <w:jc w:val="center"/>
-              <w:pBdr>
-                <w:bottom w:val="none" w:sz="0" w:space="0" w:color="000000"/>
-                <w:top w:val="none" w:sz="0" w:space="0" w:color="000000"/>
-                <w:left w:val="none" w:sz="0" w:space="0" w:color="000000"/>
-                <w:right w:val="none" w:sz="0" w:space="0" w:color="000000"/>
-              </w:pBdr>
-              <w:spacing w:after="100" w:before="100" w:line="240"/>
-              <w:ind w:left="100" w:right="100" w:firstLine="0" w:firstLineChars="0"/>
-              <w:rPr>
-                <w:rFonts w:ascii="Helvetica" w:hAnsi="Helvetica" w:eastAsia="Helvetica" w:cs="Helvetica"/>
-                <w:i w:val="false"/>
-                <w:b w:val="false"/>
-                <w:u w:val="none"/>
-                <w:sz w:val="20"/>
-                <w:szCs w:val="20"/>
-                <w:color w:val="000000"/>
-              </w:rPr>
-            </w:pPr>
-            <w:r>
-              <w:rPr>
-                <w:rFonts w:ascii="Helvetica" w:hAnsi="Helvetica" w:eastAsia="Helvetica" w:cs="Helvetica"/>
-                <w:i w:val="false"/>
-                <w:b w:val="false"/>
-                <w:u w:val="none"/>
-                <w:sz w:val="20"/>
-                <w:szCs w:val="20"/>
-                <w:color w:val="000000"/>
-              </w:rPr>
-              <w:t xml:space="preserve">104 [84.8–129.2]</w:t>
+              <w:t xml:space="preserve"/>
             </w:r>
           </w:p>
         </w:tc>
@@ -1775,7 +1775,59 @@
                 <w:szCs w:val="20"/>
                 <w:color w:val="000000"/>
               </w:rPr>
-              <w:t xml:space="preserve">ISS</w:t>
+              <w:t xml:space="preserve">IVC_repair_type: Ligation</w:t>
+            </w:r>
+          </w:p>
+        </w:tc>
+        <w:tc>
+          <w:tcPr>
+            <w:tcBorders>
+              <w:bottom w:val="none" w:sz="0" w:space="0" w:color="000000"/>
+              <w:top w:val="none" w:sz="0" w:space="0" w:color="000000"/>
+              <w:left w:val="none" w:sz="0" w:space="0" w:color="000000"/>
+              <w:right w:val="none" w:sz="0" w:space="0" w:color="000000"/>
+            </w:tcBorders>
+            <w:shd w:val="clear" w:color="auto" w:fill="FFFFFF"/>
+            <w:tcMar>
+              <w:top w:w="0" w:type="dxa"/>
+              <w:bottom w:w="0" w:type="dxa"/>
+              <w:left w:w="0" w:type="dxa"/>
+              <w:right w:w="0" w:type="dxa"/>
+            </w:tcMar>
+            <w:vAlign w:val="center"/>
+          </w:tcPr>
+          <w:p>
+            <w:pPr>
+              <w:jc w:val="center"/>
+              <w:pBdr>
+                <w:bottom w:val="none" w:sz="0" w:space="0" w:color="000000"/>
+                <w:top w:val="none" w:sz="0" w:space="0" w:color="000000"/>
+                <w:left w:val="none" w:sz="0" w:space="0" w:color="000000"/>
+                <w:right w:val="none" w:sz="0" w:space="0" w:color="000000"/>
+              </w:pBdr>
+              <w:spacing w:after="100" w:before="100" w:line="240"/>
+              <w:ind w:left="100" w:right="100" w:firstLine="0" w:firstLineChars="0"/>
+              <w:rPr>
+                <w:rFonts w:ascii="Helvetica" w:hAnsi="Helvetica" w:eastAsia="Helvetica" w:cs="Helvetica"/>
+                <w:i w:val="false"/>
+                <w:b w:val="false"/>
+                <w:u w:val="none"/>
+                <w:sz w:val="20"/>
+                <w:szCs w:val="20"/>
+                <w:color w:val="000000"/>
+              </w:rPr>
+            </w:pPr>
+            <w:r>
+              <w:rPr>
+                <w:rFonts w:ascii="Helvetica" w:hAnsi="Helvetica" w:eastAsia="Helvetica" w:cs="Helvetica"/>
+                <w:i w:val="false"/>
+                <w:b w:val="false"/>
+                <w:u w:val="none"/>
+                <w:sz w:val="20"/>
+                <w:szCs w:val="20"/>
+                <w:color w:val="000000"/>
+              </w:rPr>
+              <w:t xml:space="preserve">30 (23%)</w:t>
             </w:r>
           </w:p>
         </w:tc>
@@ -1879,59 +1931,7 @@
                 <w:szCs w:val="20"/>
                 <w:color w:val="000000"/>
               </w:rPr>
-              <w:t xml:space="preserve">26 ± 12.4</w:t>
-            </w:r>
-          </w:p>
-        </w:tc>
-        <w:tc>
-          <w:tcPr>
-            <w:tcBorders>
-              <w:bottom w:val="none" w:sz="0" w:space="0" w:color="000000"/>
-              <w:top w:val="none" w:sz="0" w:space="0" w:color="000000"/>
-              <w:left w:val="none" w:sz="0" w:space="0" w:color="000000"/>
-              <w:right w:val="none" w:sz="0" w:space="0" w:color="000000"/>
-            </w:tcBorders>
-            <w:shd w:val="clear" w:color="auto" w:fill="FFFFFF"/>
-            <w:tcMar>
-              <w:top w:w="0" w:type="dxa"/>
-              <w:bottom w:w="0" w:type="dxa"/>
-              <w:left w:w="0" w:type="dxa"/>
-              <w:right w:w="0" w:type="dxa"/>
-            </w:tcMar>
-            <w:vAlign w:val="center"/>
-          </w:tcPr>
-          <w:p>
-            <w:pPr>
-              <w:jc w:val="center"/>
-              <w:pBdr>
-                <w:bottom w:val="none" w:sz="0" w:space="0" w:color="000000"/>
-                <w:top w:val="none" w:sz="0" w:space="0" w:color="000000"/>
-                <w:left w:val="none" w:sz="0" w:space="0" w:color="000000"/>
-                <w:right w:val="none" w:sz="0" w:space="0" w:color="000000"/>
-              </w:pBdr>
-              <w:spacing w:after="100" w:before="100" w:line="240"/>
-              <w:ind w:left="100" w:right="100" w:firstLine="0" w:firstLineChars="0"/>
-              <w:rPr>
-                <w:rFonts w:ascii="Helvetica" w:hAnsi="Helvetica" w:eastAsia="Helvetica" w:cs="Helvetica"/>
-                <w:i w:val="false"/>
-                <w:b w:val="false"/>
-                <w:u w:val="none"/>
-                <w:sz w:val="20"/>
-                <w:szCs w:val="20"/>
-                <w:color w:val="000000"/>
-              </w:rPr>
-            </w:pPr>
-            <w:r>
-              <w:rPr>
-                <w:rFonts w:ascii="Helvetica" w:hAnsi="Helvetica" w:eastAsia="Helvetica" w:cs="Helvetica"/>
-                <w:i w:val="false"/>
-                <w:b w:val="false"/>
-                <w:u w:val="none"/>
-                <w:sz w:val="20"/>
-                <w:szCs w:val="20"/>
-                <w:color w:val="000000"/>
-              </w:rPr>
-              <w:t xml:space="preserve">25 [16–33.2]</w:t>
+              <w:t xml:space="preserve"/>
             </w:r>
           </w:p>
         </w:tc>
@@ -1989,7 +1989,59 @@
                 <w:szCs w:val="20"/>
                 <w:color w:val="000000"/>
               </w:rPr>
-              <w:t xml:space="preserve">AIS_abdomen</w:t>
+              <w:t xml:space="preserve">IVC_repair_type: Patch</w:t>
+            </w:r>
+          </w:p>
+        </w:tc>
+        <w:tc>
+          <w:tcPr>
+            <w:tcBorders>
+              <w:bottom w:val="none" w:sz="0" w:space="0" w:color="000000"/>
+              <w:top w:val="none" w:sz="0" w:space="0" w:color="000000"/>
+              <w:left w:val="none" w:sz="0" w:space="0" w:color="000000"/>
+              <w:right w:val="none" w:sz="0" w:space="0" w:color="000000"/>
+            </w:tcBorders>
+            <w:shd w:val="clear" w:color="auto" w:fill="FFFFFF"/>
+            <w:tcMar>
+              <w:top w:w="0" w:type="dxa"/>
+              <w:bottom w:w="0" w:type="dxa"/>
+              <w:left w:w="0" w:type="dxa"/>
+              <w:right w:w="0" w:type="dxa"/>
+            </w:tcMar>
+            <w:vAlign w:val="center"/>
+          </w:tcPr>
+          <w:p>
+            <w:pPr>
+              <w:jc w:val="center"/>
+              <w:pBdr>
+                <w:bottom w:val="none" w:sz="0" w:space="0" w:color="000000"/>
+                <w:top w:val="none" w:sz="0" w:space="0" w:color="000000"/>
+                <w:left w:val="none" w:sz="0" w:space="0" w:color="000000"/>
+                <w:right w:val="none" w:sz="0" w:space="0" w:color="000000"/>
+              </w:pBdr>
+              <w:spacing w:after="100" w:before="100" w:line="240"/>
+              <w:ind w:left="100" w:right="100" w:firstLine="0" w:firstLineChars="0"/>
+              <w:rPr>
+                <w:rFonts w:ascii="Helvetica" w:hAnsi="Helvetica" w:eastAsia="Helvetica" w:cs="Helvetica"/>
+                <w:i w:val="false"/>
+                <w:b w:val="false"/>
+                <w:u w:val="none"/>
+                <w:sz w:val="20"/>
+                <w:szCs w:val="20"/>
+                <w:color w:val="000000"/>
+              </w:rPr>
+            </w:pPr>
+            <w:r>
+              <w:rPr>
+                <w:rFonts w:ascii="Helvetica" w:hAnsi="Helvetica" w:eastAsia="Helvetica" w:cs="Helvetica"/>
+                <w:i w:val="false"/>
+                <w:b w:val="false"/>
+                <w:u w:val="none"/>
+                <w:sz w:val="20"/>
+                <w:szCs w:val="20"/>
+                <w:color w:val="000000"/>
+              </w:rPr>
+              <w:t xml:space="preserve">7 (5%)</w:t>
             </w:r>
           </w:p>
         </w:tc>
@@ -2093,59 +2145,7 @@
                 <w:szCs w:val="20"/>
                 <w:color w:val="000000"/>
               </w:rPr>
-              <w:t xml:space="preserve">4.2 ± 0.7</w:t>
-            </w:r>
-          </w:p>
-        </w:tc>
-        <w:tc>
-          <w:tcPr>
-            <w:tcBorders>
-              <w:bottom w:val="none" w:sz="0" w:space="0" w:color="000000"/>
-              <w:top w:val="none" w:sz="0" w:space="0" w:color="000000"/>
-              <w:left w:val="none" w:sz="0" w:space="0" w:color="000000"/>
-              <w:right w:val="none" w:sz="0" w:space="0" w:color="000000"/>
-            </w:tcBorders>
-            <w:shd w:val="clear" w:color="auto" w:fill="FFFFFF"/>
-            <w:tcMar>
-              <w:top w:w="0" w:type="dxa"/>
-              <w:bottom w:w="0" w:type="dxa"/>
-              <w:left w:w="0" w:type="dxa"/>
-              <w:right w:w="0" w:type="dxa"/>
-            </w:tcMar>
-            <w:vAlign w:val="center"/>
-          </w:tcPr>
-          <w:p>
-            <w:pPr>
-              <w:jc w:val="center"/>
-              <w:pBdr>
-                <w:bottom w:val="none" w:sz="0" w:space="0" w:color="000000"/>
-                <w:top w:val="none" w:sz="0" w:space="0" w:color="000000"/>
-                <w:left w:val="none" w:sz="0" w:space="0" w:color="000000"/>
-                <w:right w:val="none" w:sz="0" w:space="0" w:color="000000"/>
-              </w:pBdr>
-              <w:spacing w:after="100" w:before="100" w:line="240"/>
-              <w:ind w:left="100" w:right="100" w:firstLine="0" w:firstLineChars="0"/>
-              <w:rPr>
-                <w:rFonts w:ascii="Helvetica" w:hAnsi="Helvetica" w:eastAsia="Helvetica" w:cs="Helvetica"/>
-                <w:i w:val="false"/>
-                <w:b w:val="false"/>
-                <w:u w:val="none"/>
-                <w:sz w:val="20"/>
-                <w:szCs w:val="20"/>
-                <w:color w:val="000000"/>
-              </w:rPr>
-            </w:pPr>
-            <w:r>
-              <w:rPr>
-                <w:rFonts w:ascii="Helvetica" w:hAnsi="Helvetica" w:eastAsia="Helvetica" w:cs="Helvetica"/>
-                <w:i w:val="false"/>
-                <w:b w:val="false"/>
-                <w:u w:val="none"/>
-                <w:sz w:val="20"/>
-                <w:szCs w:val="20"/>
-                <w:color w:val="000000"/>
-              </w:rPr>
-              <w:t xml:space="preserve">4 [4–5]</w:t>
+              <w:t xml:space="preserve"/>
             </w:r>
           </w:p>
         </w:tc>
@@ -2203,7 +2203,59 @@
                 <w:szCs w:val="20"/>
                 <w:color w:val="000000"/>
               </w:rPr>
-              <w:t xml:space="preserve">AIS_thorax</w:t>
+              <w:t xml:space="preserve">IVC_repair_type: Primary</w:t>
+            </w:r>
+          </w:p>
+        </w:tc>
+        <w:tc>
+          <w:tcPr>
+            <w:tcBorders>
+              <w:bottom w:val="none" w:sz="0" w:space="0" w:color="000000"/>
+              <w:top w:val="none" w:sz="0" w:space="0" w:color="000000"/>
+              <w:left w:val="none" w:sz="0" w:space="0" w:color="000000"/>
+              <w:right w:val="none" w:sz="0" w:space="0" w:color="000000"/>
+            </w:tcBorders>
+            <w:shd w:val="clear" w:color="auto" w:fill="FFFFFF"/>
+            <w:tcMar>
+              <w:top w:w="0" w:type="dxa"/>
+              <w:bottom w:w="0" w:type="dxa"/>
+              <w:left w:w="0" w:type="dxa"/>
+              <w:right w:w="0" w:type="dxa"/>
+            </w:tcMar>
+            <w:vAlign w:val="center"/>
+          </w:tcPr>
+          <w:p>
+            <w:pPr>
+              <w:jc w:val="center"/>
+              <w:pBdr>
+                <w:bottom w:val="none" w:sz="0" w:space="0" w:color="000000"/>
+                <w:top w:val="none" w:sz="0" w:space="0" w:color="000000"/>
+                <w:left w:val="none" w:sz="0" w:space="0" w:color="000000"/>
+                <w:right w:val="none" w:sz="0" w:space="0" w:color="000000"/>
+              </w:pBdr>
+              <w:spacing w:after="100" w:before="100" w:line="240"/>
+              <w:ind w:left="100" w:right="100" w:firstLine="0" w:firstLineChars="0"/>
+              <w:rPr>
+                <w:rFonts w:ascii="Helvetica" w:hAnsi="Helvetica" w:eastAsia="Helvetica" w:cs="Helvetica"/>
+                <w:i w:val="false"/>
+                <w:b w:val="false"/>
+                <w:u w:val="none"/>
+                <w:sz w:val="20"/>
+                <w:szCs w:val="20"/>
+                <w:color w:val="000000"/>
+              </w:rPr>
+            </w:pPr>
+            <w:r>
+              <w:rPr>
+                <w:rFonts w:ascii="Helvetica" w:hAnsi="Helvetica" w:eastAsia="Helvetica" w:cs="Helvetica"/>
+                <w:i w:val="false"/>
+                <w:b w:val="false"/>
+                <w:u w:val="none"/>
+                <w:sz w:val="20"/>
+                <w:szCs w:val="20"/>
+                <w:color w:val="000000"/>
+              </w:rPr>
+              <w:t xml:space="preserve">76 (58%)</w:t>
             </w:r>
           </w:p>
         </w:tc>
@@ -2307,59 +2359,7 @@
                 <w:szCs w:val="20"/>
                 <w:color w:val="000000"/>
               </w:rPr>
-              <w:t xml:space="preserve">3 ± 1.4</w:t>
-            </w:r>
-          </w:p>
-        </w:tc>
-        <w:tc>
-          <w:tcPr>
-            <w:tcBorders>
-              <w:bottom w:val="none" w:sz="0" w:space="0" w:color="000000"/>
-              <w:top w:val="none" w:sz="0" w:space="0" w:color="000000"/>
-              <w:left w:val="none" w:sz="0" w:space="0" w:color="000000"/>
-              <w:right w:val="none" w:sz="0" w:space="0" w:color="000000"/>
-            </w:tcBorders>
-            <w:shd w:val="clear" w:color="auto" w:fill="FFFFFF"/>
-            <w:tcMar>
-              <w:top w:w="0" w:type="dxa"/>
-              <w:bottom w:w="0" w:type="dxa"/>
-              <w:left w:w="0" w:type="dxa"/>
-              <w:right w:w="0" w:type="dxa"/>
-            </w:tcMar>
-            <w:vAlign w:val="center"/>
-          </w:tcPr>
-          <w:p>
-            <w:pPr>
-              <w:jc w:val="center"/>
-              <w:pBdr>
-                <w:bottom w:val="none" w:sz="0" w:space="0" w:color="000000"/>
-                <w:top w:val="none" w:sz="0" w:space="0" w:color="000000"/>
-                <w:left w:val="none" w:sz="0" w:space="0" w:color="000000"/>
-                <w:right w:val="none" w:sz="0" w:space="0" w:color="000000"/>
-              </w:pBdr>
-              <w:spacing w:after="100" w:before="100" w:line="240"/>
-              <w:ind w:left="100" w:right="100" w:firstLine="0" w:firstLineChars="0"/>
-              <w:rPr>
-                <w:rFonts w:ascii="Helvetica" w:hAnsi="Helvetica" w:eastAsia="Helvetica" w:cs="Helvetica"/>
-                <w:i w:val="false"/>
-                <w:b w:val="false"/>
-                <w:u w:val="none"/>
-                <w:sz w:val="20"/>
-                <w:szCs w:val="20"/>
-                <w:color w:val="000000"/>
-              </w:rPr>
-            </w:pPr>
-            <w:r>
-              <w:rPr>
-                <w:rFonts w:ascii="Helvetica" w:hAnsi="Helvetica" w:eastAsia="Helvetica" w:cs="Helvetica"/>
-                <w:i w:val="false"/>
-                <w:b w:val="false"/>
-                <w:u w:val="none"/>
-                <w:sz w:val="20"/>
-                <w:szCs w:val="20"/>
-                <w:color w:val="000000"/>
-              </w:rPr>
-              <w:t xml:space="preserve">3 [2–4]</w:t>
+              <w:t xml:space="preserve"/>
             </w:r>
           </w:p>
         </w:tc>
@@ -2417,7 +2417,7 @@
                 <w:szCs w:val="20"/>
                 <w:color w:val="000000"/>
               </w:rPr>
-              <w:t xml:space="preserve">AIS_spine</w:t>
+              <w:t xml:space="preserve">SBP</w:t>
             </w:r>
           </w:p>
         </w:tc>
@@ -2521,59 +2521,59 @@
                 <w:szCs w:val="20"/>
                 <w:color w:val="000000"/>
               </w:rPr>
-              <w:t xml:space="preserve">2.5 ± 1</w:t>
-            </w:r>
-          </w:p>
-        </w:tc>
-        <w:tc>
-          <w:tcPr>
-            <w:tcBorders>
-              <w:bottom w:val="none" w:sz="0" w:space="0" w:color="000000"/>
-              <w:top w:val="none" w:sz="0" w:space="0" w:color="000000"/>
-              <w:left w:val="none" w:sz="0" w:space="0" w:color="000000"/>
-              <w:right w:val="none" w:sz="0" w:space="0" w:color="000000"/>
-            </w:tcBorders>
-            <w:shd w:val="clear" w:color="auto" w:fill="FFFFFF"/>
-            <w:tcMar>
-              <w:top w:w="0" w:type="dxa"/>
-              <w:bottom w:w="0" w:type="dxa"/>
-              <w:left w:w="0" w:type="dxa"/>
-              <w:right w:w="0" w:type="dxa"/>
-            </w:tcMar>
-            <w:vAlign w:val="center"/>
-          </w:tcPr>
-          <w:p>
-            <w:pPr>
-              <w:jc w:val="center"/>
-              <w:pBdr>
-                <w:bottom w:val="none" w:sz="0" w:space="0" w:color="000000"/>
-                <w:top w:val="none" w:sz="0" w:space="0" w:color="000000"/>
-                <w:left w:val="none" w:sz="0" w:space="0" w:color="000000"/>
-                <w:right w:val="none" w:sz="0" w:space="0" w:color="000000"/>
-              </w:pBdr>
-              <w:spacing w:after="100" w:before="100" w:line="240"/>
-              <w:ind w:left="100" w:right="100" w:firstLine="0" w:firstLineChars="0"/>
-              <w:rPr>
-                <w:rFonts w:ascii="Helvetica" w:hAnsi="Helvetica" w:eastAsia="Helvetica" w:cs="Helvetica"/>
-                <w:i w:val="false"/>
-                <w:b w:val="false"/>
-                <w:u w:val="none"/>
-                <w:sz w:val="20"/>
-                <w:szCs w:val="20"/>
-                <w:color w:val="000000"/>
-              </w:rPr>
-            </w:pPr>
-            <w:r>
-              <w:rPr>
-                <w:rFonts w:ascii="Helvetica" w:hAnsi="Helvetica" w:eastAsia="Helvetica" w:cs="Helvetica"/>
-                <w:i w:val="false"/>
-                <w:b w:val="false"/>
-                <w:u w:val="none"/>
-                <w:sz w:val="20"/>
-                <w:szCs w:val="20"/>
-                <w:color w:val="000000"/>
-              </w:rPr>
-              <w:t xml:space="preserve">2 [2–2]</w:t>
+              <w:t xml:space="preserve">98 ± 37.7</w:t>
+            </w:r>
+          </w:p>
+        </w:tc>
+        <w:tc>
+          <w:tcPr>
+            <w:tcBorders>
+              <w:bottom w:val="none" w:sz="0" w:space="0" w:color="000000"/>
+              <w:top w:val="none" w:sz="0" w:space="0" w:color="000000"/>
+              <w:left w:val="none" w:sz="0" w:space="0" w:color="000000"/>
+              <w:right w:val="none" w:sz="0" w:space="0" w:color="000000"/>
+            </w:tcBorders>
+            <w:shd w:val="clear" w:color="auto" w:fill="FFFFFF"/>
+            <w:tcMar>
+              <w:top w:w="0" w:type="dxa"/>
+              <w:bottom w:w="0" w:type="dxa"/>
+              <w:left w:w="0" w:type="dxa"/>
+              <w:right w:w="0" w:type="dxa"/>
+            </w:tcMar>
+            <w:vAlign w:val="center"/>
+          </w:tcPr>
+          <w:p>
+            <w:pPr>
+              <w:jc w:val="center"/>
+              <w:pBdr>
+                <w:bottom w:val="none" w:sz="0" w:space="0" w:color="000000"/>
+                <w:top w:val="none" w:sz="0" w:space="0" w:color="000000"/>
+                <w:left w:val="none" w:sz="0" w:space="0" w:color="000000"/>
+                <w:right w:val="none" w:sz="0" w:space="0" w:color="000000"/>
+              </w:pBdr>
+              <w:spacing w:after="100" w:before="100" w:line="240"/>
+              <w:ind w:left="100" w:right="100" w:firstLine="0" w:firstLineChars="0"/>
+              <w:rPr>
+                <w:rFonts w:ascii="Helvetica" w:hAnsi="Helvetica" w:eastAsia="Helvetica" w:cs="Helvetica"/>
+                <w:i w:val="false"/>
+                <w:b w:val="false"/>
+                <w:u w:val="none"/>
+                <w:sz w:val="20"/>
+                <w:szCs w:val="20"/>
+                <w:color w:val="000000"/>
+              </w:rPr>
+            </w:pPr>
+            <w:r>
+              <w:rPr>
+                <w:rFonts w:ascii="Helvetica" w:hAnsi="Helvetica" w:eastAsia="Helvetica" w:cs="Helvetica"/>
+                <w:i w:val="false"/>
+                <w:b w:val="false"/>
+                <w:u w:val="none"/>
+                <w:sz w:val="20"/>
+                <w:szCs w:val="20"/>
+                <w:color w:val="000000"/>
+              </w:rPr>
+              <w:t xml:space="preserve">101 [80–125.8]</w:t>
             </w:r>
           </w:p>
         </w:tc>
@@ -2631,7 +2631,7 @@
                 <w:szCs w:val="20"/>
                 <w:color w:val="000000"/>
               </w:rPr>
-              <w:t xml:space="preserve">hospital_days</w:t>
+              <w:t xml:space="preserve">DBP</w:t>
             </w:r>
           </w:p>
         </w:tc>
@@ -2735,59 +2735,59 @@
                 <w:szCs w:val="20"/>
                 <w:color w:val="000000"/>
               </w:rPr>
-              <w:t xml:space="preserve">30.4 ± 34.7</w:t>
-            </w:r>
-          </w:p>
-        </w:tc>
-        <w:tc>
-          <w:tcPr>
-            <w:tcBorders>
-              <w:bottom w:val="none" w:sz="0" w:space="0" w:color="000000"/>
-              <w:top w:val="none" w:sz="0" w:space="0" w:color="000000"/>
-              <w:left w:val="none" w:sz="0" w:space="0" w:color="000000"/>
-              <w:right w:val="none" w:sz="0" w:space="0" w:color="000000"/>
-            </w:tcBorders>
-            <w:shd w:val="clear" w:color="auto" w:fill="FFFFFF"/>
-            <w:tcMar>
-              <w:top w:w="0" w:type="dxa"/>
-              <w:bottom w:w="0" w:type="dxa"/>
-              <w:left w:w="0" w:type="dxa"/>
-              <w:right w:w="0" w:type="dxa"/>
-            </w:tcMar>
-            <w:vAlign w:val="center"/>
-          </w:tcPr>
-          <w:p>
-            <w:pPr>
-              <w:jc w:val="center"/>
-              <w:pBdr>
-                <w:bottom w:val="none" w:sz="0" w:space="0" w:color="000000"/>
-                <w:top w:val="none" w:sz="0" w:space="0" w:color="000000"/>
-                <w:left w:val="none" w:sz="0" w:space="0" w:color="000000"/>
-                <w:right w:val="none" w:sz="0" w:space="0" w:color="000000"/>
-              </w:pBdr>
-              <w:spacing w:after="100" w:before="100" w:line="240"/>
-              <w:ind w:left="100" w:right="100" w:firstLine="0" w:firstLineChars="0"/>
-              <w:rPr>
-                <w:rFonts w:ascii="Helvetica" w:hAnsi="Helvetica" w:eastAsia="Helvetica" w:cs="Helvetica"/>
-                <w:i w:val="false"/>
-                <w:b w:val="false"/>
-                <w:u w:val="none"/>
-                <w:sz w:val="20"/>
-                <w:szCs w:val="20"/>
-                <w:color w:val="000000"/>
-              </w:rPr>
-            </w:pPr>
-            <w:r>
-              <w:rPr>
-                <w:rFonts w:ascii="Helvetica" w:hAnsi="Helvetica" w:eastAsia="Helvetica" w:cs="Helvetica"/>
-                <w:i w:val="false"/>
-                <w:b w:val="false"/>
-                <w:u w:val="none"/>
-                <w:sz w:val="20"/>
-                <w:szCs w:val="20"/>
-                <w:color w:val="000000"/>
-              </w:rPr>
-              <w:t xml:space="preserve">21 [13.2–36]</w:t>
+              <w:t xml:space="preserve">57.8 ± 34.2</w:t>
+            </w:r>
+          </w:p>
+        </w:tc>
+        <w:tc>
+          <w:tcPr>
+            <w:tcBorders>
+              <w:bottom w:val="none" w:sz="0" w:space="0" w:color="000000"/>
+              <w:top w:val="none" w:sz="0" w:space="0" w:color="000000"/>
+              <w:left w:val="none" w:sz="0" w:space="0" w:color="000000"/>
+              <w:right w:val="none" w:sz="0" w:space="0" w:color="000000"/>
+            </w:tcBorders>
+            <w:shd w:val="clear" w:color="auto" w:fill="FFFFFF"/>
+            <w:tcMar>
+              <w:top w:w="0" w:type="dxa"/>
+              <w:bottom w:w="0" w:type="dxa"/>
+              <w:left w:w="0" w:type="dxa"/>
+              <w:right w:w="0" w:type="dxa"/>
+            </w:tcMar>
+            <w:vAlign w:val="center"/>
+          </w:tcPr>
+          <w:p>
+            <w:pPr>
+              <w:jc w:val="center"/>
+              <w:pBdr>
+                <w:bottom w:val="none" w:sz="0" w:space="0" w:color="000000"/>
+                <w:top w:val="none" w:sz="0" w:space="0" w:color="000000"/>
+                <w:left w:val="none" w:sz="0" w:space="0" w:color="000000"/>
+                <w:right w:val="none" w:sz="0" w:space="0" w:color="000000"/>
+              </w:pBdr>
+              <w:spacing w:after="100" w:before="100" w:line="240"/>
+              <w:ind w:left="100" w:right="100" w:firstLine="0" w:firstLineChars="0"/>
+              <w:rPr>
+                <w:rFonts w:ascii="Helvetica" w:hAnsi="Helvetica" w:eastAsia="Helvetica" w:cs="Helvetica"/>
+                <w:i w:val="false"/>
+                <w:b w:val="false"/>
+                <w:u w:val="none"/>
+                <w:sz w:val="20"/>
+                <w:szCs w:val="20"/>
+                <w:color w:val="000000"/>
+              </w:rPr>
+            </w:pPr>
+            <w:r>
+              <w:rPr>
+                <w:rFonts w:ascii="Helvetica" w:hAnsi="Helvetica" w:eastAsia="Helvetica" w:cs="Helvetica"/>
+                <w:i w:val="false"/>
+                <w:b w:val="false"/>
+                <w:u w:val="none"/>
+                <w:sz w:val="20"/>
+                <w:szCs w:val="20"/>
+                <w:color w:val="000000"/>
+              </w:rPr>
+              <w:t xml:space="preserve">61 [40–82]</w:t>
             </w:r>
           </w:p>
         </w:tc>
@@ -2845,7 +2845,7 @@
                 <w:szCs w:val="20"/>
                 <w:color w:val="000000"/>
               </w:rPr>
-              <w:t xml:space="preserve">ICU_days</w:t>
+              <w:t xml:space="preserve">HR</w:t>
             </w:r>
           </w:p>
         </w:tc>
@@ -2949,59 +2949,59 @@
                 <w:szCs w:val="20"/>
                 <w:color w:val="000000"/>
               </w:rPr>
-              <w:t xml:space="preserve">15.8 ± 18.8</w:t>
-            </w:r>
-          </w:p>
-        </w:tc>
-        <w:tc>
-          <w:tcPr>
-            <w:tcBorders>
-              <w:bottom w:val="none" w:sz="0" w:space="0" w:color="000000"/>
-              <w:top w:val="none" w:sz="0" w:space="0" w:color="000000"/>
-              <w:left w:val="none" w:sz="0" w:space="0" w:color="000000"/>
-              <w:right w:val="none" w:sz="0" w:space="0" w:color="000000"/>
-            </w:tcBorders>
-            <w:shd w:val="clear" w:color="auto" w:fill="FFFFFF"/>
-            <w:tcMar>
-              <w:top w:w="0" w:type="dxa"/>
-              <w:bottom w:w="0" w:type="dxa"/>
-              <w:left w:w="0" w:type="dxa"/>
-              <w:right w:w="0" w:type="dxa"/>
-            </w:tcMar>
-            <w:vAlign w:val="center"/>
-          </w:tcPr>
-          <w:p>
-            <w:pPr>
-              <w:jc w:val="center"/>
-              <w:pBdr>
-                <w:bottom w:val="none" w:sz="0" w:space="0" w:color="000000"/>
-                <w:top w:val="none" w:sz="0" w:space="0" w:color="000000"/>
-                <w:left w:val="none" w:sz="0" w:space="0" w:color="000000"/>
-                <w:right w:val="none" w:sz="0" w:space="0" w:color="000000"/>
-              </w:pBdr>
-              <w:spacing w:after="100" w:before="100" w:line="240"/>
-              <w:ind w:left="100" w:right="100" w:firstLine="0" w:firstLineChars="0"/>
-              <w:rPr>
-                <w:rFonts w:ascii="Helvetica" w:hAnsi="Helvetica" w:eastAsia="Helvetica" w:cs="Helvetica"/>
-                <w:i w:val="false"/>
-                <w:b w:val="false"/>
-                <w:u w:val="none"/>
-                <w:sz w:val="20"/>
-                <w:szCs w:val="20"/>
-                <w:color w:val="000000"/>
-              </w:rPr>
-            </w:pPr>
-            <w:r>
-              <w:rPr>
-                <w:rFonts w:ascii="Helvetica" w:hAnsi="Helvetica" w:eastAsia="Helvetica" w:cs="Helvetica"/>
-                <w:i w:val="false"/>
-                <w:b w:val="false"/>
-                <w:u w:val="none"/>
-                <w:sz w:val="20"/>
-                <w:szCs w:val="20"/>
-                <w:color w:val="000000"/>
-              </w:rPr>
-              <w:t xml:space="preserve">7 [4–22]</w:t>
+              <w:t xml:space="preserve">101.9 ± 37.7</w:t>
+            </w:r>
+          </w:p>
+        </w:tc>
+        <w:tc>
+          <w:tcPr>
+            <w:tcBorders>
+              <w:bottom w:val="none" w:sz="0" w:space="0" w:color="000000"/>
+              <w:top w:val="none" w:sz="0" w:space="0" w:color="000000"/>
+              <w:left w:val="none" w:sz="0" w:space="0" w:color="000000"/>
+              <w:right w:val="none" w:sz="0" w:space="0" w:color="000000"/>
+            </w:tcBorders>
+            <w:shd w:val="clear" w:color="auto" w:fill="FFFFFF"/>
+            <w:tcMar>
+              <w:top w:w="0" w:type="dxa"/>
+              <w:bottom w:w="0" w:type="dxa"/>
+              <w:left w:w="0" w:type="dxa"/>
+              <w:right w:w="0" w:type="dxa"/>
+            </w:tcMar>
+            <w:vAlign w:val="center"/>
+          </w:tcPr>
+          <w:p>
+            <w:pPr>
+              <w:jc w:val="center"/>
+              <w:pBdr>
+                <w:bottom w:val="none" w:sz="0" w:space="0" w:color="000000"/>
+                <w:top w:val="none" w:sz="0" w:space="0" w:color="000000"/>
+                <w:left w:val="none" w:sz="0" w:space="0" w:color="000000"/>
+                <w:right w:val="none" w:sz="0" w:space="0" w:color="000000"/>
+              </w:pBdr>
+              <w:spacing w:after="100" w:before="100" w:line="240"/>
+              <w:ind w:left="100" w:right="100" w:firstLine="0" w:firstLineChars="0"/>
+              <w:rPr>
+                <w:rFonts w:ascii="Helvetica" w:hAnsi="Helvetica" w:eastAsia="Helvetica" w:cs="Helvetica"/>
+                <w:i w:val="false"/>
+                <w:b w:val="false"/>
+                <w:u w:val="none"/>
+                <w:sz w:val="20"/>
+                <w:szCs w:val="20"/>
+                <w:color w:val="000000"/>
+              </w:rPr>
+            </w:pPr>
+            <w:r>
+              <w:rPr>
+                <w:rFonts w:ascii="Helvetica" w:hAnsi="Helvetica" w:eastAsia="Helvetica" w:cs="Helvetica"/>
+                <w:i w:val="false"/>
+                <w:b w:val="false"/>
+                <w:u w:val="none"/>
+                <w:sz w:val="20"/>
+                <w:szCs w:val="20"/>
+                <w:color w:val="000000"/>
+              </w:rPr>
+              <w:t xml:space="preserve">104 [84.8–129.2]</w:t>
             </w:r>
           </w:p>
         </w:tc>
@@ -3059,7 +3059,7 @@
                 <w:szCs w:val="20"/>
                 <w:color w:val="000000"/>
               </w:rPr>
-              <w:t xml:space="preserve">vent_days</w:t>
+              <w:t xml:space="preserve">ISS</w:t>
             </w:r>
           </w:p>
         </w:tc>
@@ -3163,59 +3163,59 @@
                 <w:szCs w:val="20"/>
                 <w:color w:val="000000"/>
               </w:rPr>
-              <w:t xml:space="preserve">9.4 ± 13.4</w:t>
-            </w:r>
-          </w:p>
-        </w:tc>
-        <w:tc>
-          <w:tcPr>
-            <w:tcBorders>
-              <w:bottom w:val="none" w:sz="0" w:space="0" w:color="000000"/>
-              <w:top w:val="none" w:sz="0" w:space="0" w:color="000000"/>
-              <w:left w:val="none" w:sz="0" w:space="0" w:color="000000"/>
-              <w:right w:val="none" w:sz="0" w:space="0" w:color="000000"/>
-            </w:tcBorders>
-            <w:shd w:val="clear" w:color="auto" w:fill="FFFFFF"/>
-            <w:tcMar>
-              <w:top w:w="0" w:type="dxa"/>
-              <w:bottom w:w="0" w:type="dxa"/>
-              <w:left w:w="0" w:type="dxa"/>
-              <w:right w:w="0" w:type="dxa"/>
-            </w:tcMar>
-            <w:vAlign w:val="center"/>
-          </w:tcPr>
-          <w:p>
-            <w:pPr>
-              <w:jc w:val="center"/>
-              <w:pBdr>
-                <w:bottom w:val="none" w:sz="0" w:space="0" w:color="000000"/>
-                <w:top w:val="none" w:sz="0" w:space="0" w:color="000000"/>
-                <w:left w:val="none" w:sz="0" w:space="0" w:color="000000"/>
-                <w:right w:val="none" w:sz="0" w:space="0" w:color="000000"/>
-              </w:pBdr>
-              <w:spacing w:after="100" w:before="100" w:line="240"/>
-              <w:ind w:left="100" w:right="100" w:firstLine="0" w:firstLineChars="0"/>
-              <w:rPr>
-                <w:rFonts w:ascii="Helvetica" w:hAnsi="Helvetica" w:eastAsia="Helvetica" w:cs="Helvetica"/>
-                <w:i w:val="false"/>
-                <w:b w:val="false"/>
-                <w:u w:val="none"/>
-                <w:sz w:val="20"/>
-                <w:szCs w:val="20"/>
-                <w:color w:val="000000"/>
-              </w:rPr>
-            </w:pPr>
-            <w:r>
-              <w:rPr>
-                <w:rFonts w:ascii="Helvetica" w:hAnsi="Helvetica" w:eastAsia="Helvetica" w:cs="Helvetica"/>
-                <w:i w:val="false"/>
-                <w:b w:val="false"/>
-                <w:u w:val="none"/>
-                <w:sz w:val="20"/>
-                <w:szCs w:val="20"/>
-                <w:color w:val="000000"/>
-              </w:rPr>
-              <w:t xml:space="preserve">3 [2–8]</w:t>
+              <w:t xml:space="preserve">26 ± 12.4</w:t>
+            </w:r>
+          </w:p>
+        </w:tc>
+        <w:tc>
+          <w:tcPr>
+            <w:tcBorders>
+              <w:bottom w:val="none" w:sz="0" w:space="0" w:color="000000"/>
+              <w:top w:val="none" w:sz="0" w:space="0" w:color="000000"/>
+              <w:left w:val="none" w:sz="0" w:space="0" w:color="000000"/>
+              <w:right w:val="none" w:sz="0" w:space="0" w:color="000000"/>
+            </w:tcBorders>
+            <w:shd w:val="clear" w:color="auto" w:fill="FFFFFF"/>
+            <w:tcMar>
+              <w:top w:w="0" w:type="dxa"/>
+              <w:bottom w:w="0" w:type="dxa"/>
+              <w:left w:w="0" w:type="dxa"/>
+              <w:right w:w="0" w:type="dxa"/>
+            </w:tcMar>
+            <w:vAlign w:val="center"/>
+          </w:tcPr>
+          <w:p>
+            <w:pPr>
+              <w:jc w:val="center"/>
+              <w:pBdr>
+                <w:bottom w:val="none" w:sz="0" w:space="0" w:color="000000"/>
+                <w:top w:val="none" w:sz="0" w:space="0" w:color="000000"/>
+                <w:left w:val="none" w:sz="0" w:space="0" w:color="000000"/>
+                <w:right w:val="none" w:sz="0" w:space="0" w:color="000000"/>
+              </w:pBdr>
+              <w:spacing w:after="100" w:before="100" w:line="240"/>
+              <w:ind w:left="100" w:right="100" w:firstLine="0" w:firstLineChars="0"/>
+              <w:rPr>
+                <w:rFonts w:ascii="Helvetica" w:hAnsi="Helvetica" w:eastAsia="Helvetica" w:cs="Helvetica"/>
+                <w:i w:val="false"/>
+                <w:b w:val="false"/>
+                <w:u w:val="none"/>
+                <w:sz w:val="20"/>
+                <w:szCs w:val="20"/>
+                <w:color w:val="000000"/>
+              </w:rPr>
+            </w:pPr>
+            <w:r>
+              <w:rPr>
+                <w:rFonts w:ascii="Helvetica" w:hAnsi="Helvetica" w:eastAsia="Helvetica" w:cs="Helvetica"/>
+                <w:i w:val="false"/>
+                <w:b w:val="false"/>
+                <w:u w:val="none"/>
+                <w:sz w:val="20"/>
+                <w:szCs w:val="20"/>
+                <w:color w:val="000000"/>
+              </w:rPr>
+              <w:t xml:space="preserve">25 [16–33.2]</w:t>
             </w:r>
           </w:p>
         </w:tc>
@@ -3273,59 +3273,7 @@
                 <w:szCs w:val="20"/>
                 <w:color w:val="000000"/>
               </w:rPr>
-              <w:t xml:space="preserve">readmission_wi_30d: N</w:t>
-            </w:r>
-          </w:p>
-        </w:tc>
-        <w:tc>
-          <w:tcPr>
-            <w:tcBorders>
-              <w:bottom w:val="none" w:sz="0" w:space="0" w:color="000000"/>
-              <w:top w:val="none" w:sz="0" w:space="0" w:color="000000"/>
-              <w:left w:val="none" w:sz="0" w:space="0" w:color="000000"/>
-              <w:right w:val="none" w:sz="0" w:space="0" w:color="000000"/>
-            </w:tcBorders>
-            <w:shd w:val="clear" w:color="auto" w:fill="FFFFFF"/>
-            <w:tcMar>
-              <w:top w:w="0" w:type="dxa"/>
-              <w:bottom w:w="0" w:type="dxa"/>
-              <w:left w:w="0" w:type="dxa"/>
-              <w:right w:w="0" w:type="dxa"/>
-            </w:tcMar>
-            <w:vAlign w:val="center"/>
-          </w:tcPr>
-          <w:p>
-            <w:pPr>
-              <w:jc w:val="center"/>
-              <w:pBdr>
-                <w:bottom w:val="none" w:sz="0" w:space="0" w:color="000000"/>
-                <w:top w:val="none" w:sz="0" w:space="0" w:color="000000"/>
-                <w:left w:val="none" w:sz="0" w:space="0" w:color="000000"/>
-                <w:right w:val="none" w:sz="0" w:space="0" w:color="000000"/>
-              </w:pBdr>
-              <w:spacing w:after="100" w:before="100" w:line="240"/>
-              <w:ind w:left="100" w:right="100" w:firstLine="0" w:firstLineChars="0"/>
-              <w:rPr>
-                <w:rFonts w:ascii="Helvetica" w:hAnsi="Helvetica" w:eastAsia="Helvetica" w:cs="Helvetica"/>
-                <w:i w:val="false"/>
-                <w:b w:val="false"/>
-                <w:u w:val="none"/>
-                <w:sz w:val="20"/>
-                <w:szCs w:val="20"/>
-                <w:color w:val="000000"/>
-              </w:rPr>
-            </w:pPr>
-            <w:r>
-              <w:rPr>
-                <w:rFonts w:ascii="Helvetica" w:hAnsi="Helvetica" w:eastAsia="Helvetica" w:cs="Helvetica"/>
-                <w:i w:val="false"/>
-                <w:b w:val="false"/>
-                <w:u w:val="none"/>
-                <w:sz w:val="20"/>
-                <w:szCs w:val="20"/>
-                <w:color w:val="000000"/>
-              </w:rPr>
-              <w:t xml:space="preserve">63 (85%)</w:t>
+              <w:t xml:space="preserve">AIS_abdomen</w:t>
             </w:r>
           </w:p>
         </w:tc>
@@ -3429,7 +3377,59 @@
                 <w:szCs w:val="20"/>
                 <w:color w:val="000000"/>
               </w:rPr>
-              <w:t xml:space="preserve"/>
+              <w:t xml:space="preserve">4.2 ± 0.7</w:t>
+            </w:r>
+          </w:p>
+        </w:tc>
+        <w:tc>
+          <w:tcPr>
+            <w:tcBorders>
+              <w:bottom w:val="none" w:sz="0" w:space="0" w:color="000000"/>
+              <w:top w:val="none" w:sz="0" w:space="0" w:color="000000"/>
+              <w:left w:val="none" w:sz="0" w:space="0" w:color="000000"/>
+              <w:right w:val="none" w:sz="0" w:space="0" w:color="000000"/>
+            </w:tcBorders>
+            <w:shd w:val="clear" w:color="auto" w:fill="FFFFFF"/>
+            <w:tcMar>
+              <w:top w:w="0" w:type="dxa"/>
+              <w:bottom w:w="0" w:type="dxa"/>
+              <w:left w:w="0" w:type="dxa"/>
+              <w:right w:w="0" w:type="dxa"/>
+            </w:tcMar>
+            <w:vAlign w:val="center"/>
+          </w:tcPr>
+          <w:p>
+            <w:pPr>
+              <w:jc w:val="center"/>
+              <w:pBdr>
+                <w:bottom w:val="none" w:sz="0" w:space="0" w:color="000000"/>
+                <w:top w:val="none" w:sz="0" w:space="0" w:color="000000"/>
+                <w:left w:val="none" w:sz="0" w:space="0" w:color="000000"/>
+                <w:right w:val="none" w:sz="0" w:space="0" w:color="000000"/>
+              </w:pBdr>
+              <w:spacing w:after="100" w:before="100" w:line="240"/>
+              <w:ind w:left="100" w:right="100" w:firstLine="0" w:firstLineChars="0"/>
+              <w:rPr>
+                <w:rFonts w:ascii="Helvetica" w:hAnsi="Helvetica" w:eastAsia="Helvetica" w:cs="Helvetica"/>
+                <w:i w:val="false"/>
+                <w:b w:val="false"/>
+                <w:u w:val="none"/>
+                <w:sz w:val="20"/>
+                <w:szCs w:val="20"/>
+                <w:color w:val="000000"/>
+              </w:rPr>
+            </w:pPr>
+            <w:r>
+              <w:rPr>
+                <w:rFonts w:ascii="Helvetica" w:hAnsi="Helvetica" w:eastAsia="Helvetica" w:cs="Helvetica"/>
+                <w:i w:val="false"/>
+                <w:b w:val="false"/>
+                <w:u w:val="none"/>
+                <w:sz w:val="20"/>
+                <w:szCs w:val="20"/>
+                <w:color w:val="000000"/>
+              </w:rPr>
+              <w:t xml:space="preserve">4 [4–5]</w:t>
             </w:r>
           </w:p>
         </w:tc>
@@ -3439,6 +3439,1504 @@
           <w:trHeight w:val="360" w:hRule="auto"/>
         </w:trPr>
         body16
+        <w:tc>
+          <w:tcPr>
+            <w:tcBorders>
+              <w:bottom w:val="none" w:sz="0" w:space="0" w:color="000000"/>
+              <w:top w:val="none" w:sz="0" w:space="0" w:color="000000"/>
+              <w:left w:val="none" w:sz="0" w:space="0" w:color="000000"/>
+              <w:right w:val="none" w:sz="0" w:space="0" w:color="000000"/>
+            </w:tcBorders>
+            <w:shd w:val="clear" w:color="auto" w:fill="FFFFFF"/>
+            <w:tcMar>
+              <w:top w:w="0" w:type="dxa"/>
+              <w:bottom w:w="0" w:type="dxa"/>
+              <w:left w:w="0" w:type="dxa"/>
+              <w:right w:w="0" w:type="dxa"/>
+            </w:tcMar>
+            <w:vAlign w:val="center"/>
+          </w:tcPr>
+          <w:p>
+            <w:pPr>
+              <w:jc w:val="left"/>
+              <w:pBdr>
+                <w:bottom w:val="none" w:sz="0" w:space="0" w:color="000000"/>
+                <w:top w:val="none" w:sz="0" w:space="0" w:color="000000"/>
+                <w:left w:val="none" w:sz="0" w:space="0" w:color="000000"/>
+                <w:right w:val="none" w:sz="0" w:space="0" w:color="000000"/>
+              </w:pBdr>
+              <w:spacing w:after="100" w:before="100" w:line="240"/>
+              <w:ind w:left="100" w:right="100" w:firstLine="0" w:firstLineChars="0"/>
+              <w:rPr>
+                <w:rFonts w:ascii="Helvetica" w:hAnsi="Helvetica" w:eastAsia="Helvetica" w:cs="Helvetica"/>
+                <w:i w:val="false"/>
+                <w:b w:val="false"/>
+                <w:u w:val="none"/>
+                <w:sz w:val="20"/>
+                <w:szCs w:val="20"/>
+                <w:color w:val="000000"/>
+              </w:rPr>
+            </w:pPr>
+            <w:r>
+              <w:rPr>
+                <w:rFonts w:ascii="Helvetica" w:hAnsi="Helvetica" w:eastAsia="Helvetica" w:cs="Helvetica"/>
+                <w:i w:val="false"/>
+                <w:b w:val="false"/>
+                <w:u w:val="none"/>
+                <w:sz w:val="20"/>
+                <w:szCs w:val="20"/>
+                <w:color w:val="000000"/>
+              </w:rPr>
+              <w:t xml:space="preserve">AIS_thorax</w:t>
+            </w:r>
+          </w:p>
+        </w:tc>
+        <w:tc>
+          <w:tcPr>
+            <w:tcBorders>
+              <w:bottom w:val="none" w:sz="0" w:space="0" w:color="000000"/>
+              <w:top w:val="none" w:sz="0" w:space="0" w:color="000000"/>
+              <w:left w:val="none" w:sz="0" w:space="0" w:color="000000"/>
+              <w:right w:val="none" w:sz="0" w:space="0" w:color="000000"/>
+            </w:tcBorders>
+            <w:shd w:val="clear" w:color="auto" w:fill="FFFFFF"/>
+            <w:tcMar>
+              <w:top w:w="0" w:type="dxa"/>
+              <w:bottom w:w="0" w:type="dxa"/>
+              <w:left w:w="0" w:type="dxa"/>
+              <w:right w:w="0" w:type="dxa"/>
+            </w:tcMar>
+            <w:vAlign w:val="center"/>
+          </w:tcPr>
+          <w:p>
+            <w:pPr>
+              <w:jc w:val="center"/>
+              <w:pBdr>
+                <w:bottom w:val="none" w:sz="0" w:space="0" w:color="000000"/>
+                <w:top w:val="none" w:sz="0" w:space="0" w:color="000000"/>
+                <w:left w:val="none" w:sz="0" w:space="0" w:color="000000"/>
+                <w:right w:val="none" w:sz="0" w:space="0" w:color="000000"/>
+              </w:pBdr>
+              <w:spacing w:after="100" w:before="100" w:line="240"/>
+              <w:ind w:left="100" w:right="100" w:firstLine="0" w:firstLineChars="0"/>
+              <w:rPr>
+                <w:rFonts w:ascii="Helvetica" w:hAnsi="Helvetica" w:eastAsia="Helvetica" w:cs="Helvetica"/>
+                <w:i w:val="false"/>
+                <w:b w:val="false"/>
+                <w:u w:val="none"/>
+                <w:sz w:val="20"/>
+                <w:szCs w:val="20"/>
+                <w:color w:val="000000"/>
+              </w:rPr>
+            </w:pPr>
+            <w:r>
+              <w:rPr>
+                <w:rFonts w:ascii="Helvetica" w:hAnsi="Helvetica" w:eastAsia="Helvetica" w:cs="Helvetica"/>
+                <w:i w:val="false"/>
+                <w:b w:val="false"/>
+                <w:u w:val="none"/>
+                <w:sz w:val="20"/>
+                <w:szCs w:val="20"/>
+                <w:color w:val="000000"/>
+              </w:rPr>
+              <w:t xml:space="preserve"/>
+            </w:r>
+          </w:p>
+        </w:tc>
+        <w:tc>
+          <w:tcPr>
+            <w:tcBorders>
+              <w:bottom w:val="none" w:sz="0" w:space="0" w:color="000000"/>
+              <w:top w:val="none" w:sz="0" w:space="0" w:color="000000"/>
+              <w:left w:val="none" w:sz="0" w:space="0" w:color="000000"/>
+              <w:right w:val="none" w:sz="0" w:space="0" w:color="000000"/>
+            </w:tcBorders>
+            <w:shd w:val="clear" w:color="auto" w:fill="FFFFFF"/>
+            <w:tcMar>
+              <w:top w:w="0" w:type="dxa"/>
+              <w:bottom w:w="0" w:type="dxa"/>
+              <w:left w:w="0" w:type="dxa"/>
+              <w:right w:w="0" w:type="dxa"/>
+            </w:tcMar>
+            <w:vAlign w:val="center"/>
+          </w:tcPr>
+          <w:p>
+            <w:pPr>
+              <w:jc w:val="center"/>
+              <w:pBdr>
+                <w:bottom w:val="none" w:sz="0" w:space="0" w:color="000000"/>
+                <w:top w:val="none" w:sz="0" w:space="0" w:color="000000"/>
+                <w:left w:val="none" w:sz="0" w:space="0" w:color="000000"/>
+                <w:right w:val="none" w:sz="0" w:space="0" w:color="000000"/>
+              </w:pBdr>
+              <w:spacing w:after="100" w:before="100" w:line="240"/>
+              <w:ind w:left="100" w:right="100" w:firstLine="0" w:firstLineChars="0"/>
+              <w:rPr>
+                <w:rFonts w:ascii="Helvetica" w:hAnsi="Helvetica" w:eastAsia="Helvetica" w:cs="Helvetica"/>
+                <w:i w:val="false"/>
+                <w:b w:val="false"/>
+                <w:u w:val="none"/>
+                <w:sz w:val="20"/>
+                <w:szCs w:val="20"/>
+                <w:color w:val="000000"/>
+              </w:rPr>
+            </w:pPr>
+            <w:r>
+              <w:rPr>
+                <w:rFonts w:ascii="Helvetica" w:hAnsi="Helvetica" w:eastAsia="Helvetica" w:cs="Helvetica"/>
+                <w:i w:val="false"/>
+                <w:b w:val="false"/>
+                <w:u w:val="none"/>
+                <w:sz w:val="20"/>
+                <w:szCs w:val="20"/>
+                <w:color w:val="000000"/>
+              </w:rPr>
+              <w:t xml:space="preserve">3 ± 1.4</w:t>
+            </w:r>
+          </w:p>
+        </w:tc>
+        <w:tc>
+          <w:tcPr>
+            <w:tcBorders>
+              <w:bottom w:val="none" w:sz="0" w:space="0" w:color="000000"/>
+              <w:top w:val="none" w:sz="0" w:space="0" w:color="000000"/>
+              <w:left w:val="none" w:sz="0" w:space="0" w:color="000000"/>
+              <w:right w:val="none" w:sz="0" w:space="0" w:color="000000"/>
+            </w:tcBorders>
+            <w:shd w:val="clear" w:color="auto" w:fill="FFFFFF"/>
+            <w:tcMar>
+              <w:top w:w="0" w:type="dxa"/>
+              <w:bottom w:w="0" w:type="dxa"/>
+              <w:left w:w="0" w:type="dxa"/>
+              <w:right w:w="0" w:type="dxa"/>
+            </w:tcMar>
+            <w:vAlign w:val="center"/>
+          </w:tcPr>
+          <w:p>
+            <w:pPr>
+              <w:jc w:val="center"/>
+              <w:pBdr>
+                <w:bottom w:val="none" w:sz="0" w:space="0" w:color="000000"/>
+                <w:top w:val="none" w:sz="0" w:space="0" w:color="000000"/>
+                <w:left w:val="none" w:sz="0" w:space="0" w:color="000000"/>
+                <w:right w:val="none" w:sz="0" w:space="0" w:color="000000"/>
+              </w:pBdr>
+              <w:spacing w:after="100" w:before="100" w:line="240"/>
+              <w:ind w:left="100" w:right="100" w:firstLine="0" w:firstLineChars="0"/>
+              <w:rPr>
+                <w:rFonts w:ascii="Helvetica" w:hAnsi="Helvetica" w:eastAsia="Helvetica" w:cs="Helvetica"/>
+                <w:i w:val="false"/>
+                <w:b w:val="false"/>
+                <w:u w:val="none"/>
+                <w:sz w:val="20"/>
+                <w:szCs w:val="20"/>
+                <w:color w:val="000000"/>
+              </w:rPr>
+            </w:pPr>
+            <w:r>
+              <w:rPr>
+                <w:rFonts w:ascii="Helvetica" w:hAnsi="Helvetica" w:eastAsia="Helvetica" w:cs="Helvetica"/>
+                <w:i w:val="false"/>
+                <w:b w:val="false"/>
+                <w:u w:val="none"/>
+                <w:sz w:val="20"/>
+                <w:szCs w:val="20"/>
+                <w:color w:val="000000"/>
+              </w:rPr>
+              <w:t xml:space="preserve">3 [2–4]</w:t>
+            </w:r>
+          </w:p>
+        </w:tc>
+      </w:tr>
+      <w:tr>
+        <w:trPr>
+          <w:trHeight w:val="360" w:hRule="auto"/>
+        </w:trPr>
+        body17
+        <w:tc>
+          <w:tcPr>
+            <w:tcBorders>
+              <w:bottom w:val="none" w:sz="0" w:space="0" w:color="000000"/>
+              <w:top w:val="none" w:sz="0" w:space="0" w:color="000000"/>
+              <w:left w:val="none" w:sz="0" w:space="0" w:color="000000"/>
+              <w:right w:val="none" w:sz="0" w:space="0" w:color="000000"/>
+            </w:tcBorders>
+            <w:shd w:val="clear" w:color="auto" w:fill="FFFFFF"/>
+            <w:tcMar>
+              <w:top w:w="0" w:type="dxa"/>
+              <w:bottom w:w="0" w:type="dxa"/>
+              <w:left w:w="0" w:type="dxa"/>
+              <w:right w:w="0" w:type="dxa"/>
+            </w:tcMar>
+            <w:vAlign w:val="center"/>
+          </w:tcPr>
+          <w:p>
+            <w:pPr>
+              <w:jc w:val="left"/>
+              <w:pBdr>
+                <w:bottom w:val="none" w:sz="0" w:space="0" w:color="000000"/>
+                <w:top w:val="none" w:sz="0" w:space="0" w:color="000000"/>
+                <w:left w:val="none" w:sz="0" w:space="0" w:color="000000"/>
+                <w:right w:val="none" w:sz="0" w:space="0" w:color="000000"/>
+              </w:pBdr>
+              <w:spacing w:after="100" w:before="100" w:line="240"/>
+              <w:ind w:left="100" w:right="100" w:firstLine="0" w:firstLineChars="0"/>
+              <w:rPr>
+                <w:rFonts w:ascii="Helvetica" w:hAnsi="Helvetica" w:eastAsia="Helvetica" w:cs="Helvetica"/>
+                <w:i w:val="false"/>
+                <w:b w:val="false"/>
+                <w:u w:val="none"/>
+                <w:sz w:val="20"/>
+                <w:szCs w:val="20"/>
+                <w:color w:val="000000"/>
+              </w:rPr>
+            </w:pPr>
+            <w:r>
+              <w:rPr>
+                <w:rFonts w:ascii="Helvetica" w:hAnsi="Helvetica" w:eastAsia="Helvetica" w:cs="Helvetica"/>
+                <w:i w:val="false"/>
+                <w:b w:val="false"/>
+                <w:u w:val="none"/>
+                <w:sz w:val="20"/>
+                <w:szCs w:val="20"/>
+                <w:color w:val="000000"/>
+              </w:rPr>
+              <w:t xml:space="preserve">AIS_spine</w:t>
+            </w:r>
+          </w:p>
+        </w:tc>
+        <w:tc>
+          <w:tcPr>
+            <w:tcBorders>
+              <w:bottom w:val="none" w:sz="0" w:space="0" w:color="000000"/>
+              <w:top w:val="none" w:sz="0" w:space="0" w:color="000000"/>
+              <w:left w:val="none" w:sz="0" w:space="0" w:color="000000"/>
+              <w:right w:val="none" w:sz="0" w:space="0" w:color="000000"/>
+            </w:tcBorders>
+            <w:shd w:val="clear" w:color="auto" w:fill="FFFFFF"/>
+            <w:tcMar>
+              <w:top w:w="0" w:type="dxa"/>
+              <w:bottom w:w="0" w:type="dxa"/>
+              <w:left w:w="0" w:type="dxa"/>
+              <w:right w:w="0" w:type="dxa"/>
+            </w:tcMar>
+            <w:vAlign w:val="center"/>
+          </w:tcPr>
+          <w:p>
+            <w:pPr>
+              <w:jc w:val="center"/>
+              <w:pBdr>
+                <w:bottom w:val="none" w:sz="0" w:space="0" w:color="000000"/>
+                <w:top w:val="none" w:sz="0" w:space="0" w:color="000000"/>
+                <w:left w:val="none" w:sz="0" w:space="0" w:color="000000"/>
+                <w:right w:val="none" w:sz="0" w:space="0" w:color="000000"/>
+              </w:pBdr>
+              <w:spacing w:after="100" w:before="100" w:line="240"/>
+              <w:ind w:left="100" w:right="100" w:firstLine="0" w:firstLineChars="0"/>
+              <w:rPr>
+                <w:rFonts w:ascii="Helvetica" w:hAnsi="Helvetica" w:eastAsia="Helvetica" w:cs="Helvetica"/>
+                <w:i w:val="false"/>
+                <w:b w:val="false"/>
+                <w:u w:val="none"/>
+                <w:sz w:val="20"/>
+                <w:szCs w:val="20"/>
+                <w:color w:val="000000"/>
+              </w:rPr>
+            </w:pPr>
+            <w:r>
+              <w:rPr>
+                <w:rFonts w:ascii="Helvetica" w:hAnsi="Helvetica" w:eastAsia="Helvetica" w:cs="Helvetica"/>
+                <w:i w:val="false"/>
+                <w:b w:val="false"/>
+                <w:u w:val="none"/>
+                <w:sz w:val="20"/>
+                <w:szCs w:val="20"/>
+                <w:color w:val="000000"/>
+              </w:rPr>
+              <w:t xml:space="preserve"/>
+            </w:r>
+          </w:p>
+        </w:tc>
+        <w:tc>
+          <w:tcPr>
+            <w:tcBorders>
+              <w:bottom w:val="none" w:sz="0" w:space="0" w:color="000000"/>
+              <w:top w:val="none" w:sz="0" w:space="0" w:color="000000"/>
+              <w:left w:val="none" w:sz="0" w:space="0" w:color="000000"/>
+              <w:right w:val="none" w:sz="0" w:space="0" w:color="000000"/>
+            </w:tcBorders>
+            <w:shd w:val="clear" w:color="auto" w:fill="FFFFFF"/>
+            <w:tcMar>
+              <w:top w:w="0" w:type="dxa"/>
+              <w:bottom w:w="0" w:type="dxa"/>
+              <w:left w:w="0" w:type="dxa"/>
+              <w:right w:w="0" w:type="dxa"/>
+            </w:tcMar>
+            <w:vAlign w:val="center"/>
+          </w:tcPr>
+          <w:p>
+            <w:pPr>
+              <w:jc w:val="center"/>
+              <w:pBdr>
+                <w:bottom w:val="none" w:sz="0" w:space="0" w:color="000000"/>
+                <w:top w:val="none" w:sz="0" w:space="0" w:color="000000"/>
+                <w:left w:val="none" w:sz="0" w:space="0" w:color="000000"/>
+                <w:right w:val="none" w:sz="0" w:space="0" w:color="000000"/>
+              </w:pBdr>
+              <w:spacing w:after="100" w:before="100" w:line="240"/>
+              <w:ind w:left="100" w:right="100" w:firstLine="0" w:firstLineChars="0"/>
+              <w:rPr>
+                <w:rFonts w:ascii="Helvetica" w:hAnsi="Helvetica" w:eastAsia="Helvetica" w:cs="Helvetica"/>
+                <w:i w:val="false"/>
+                <w:b w:val="false"/>
+                <w:u w:val="none"/>
+                <w:sz w:val="20"/>
+                <w:szCs w:val="20"/>
+                <w:color w:val="000000"/>
+              </w:rPr>
+            </w:pPr>
+            <w:r>
+              <w:rPr>
+                <w:rFonts w:ascii="Helvetica" w:hAnsi="Helvetica" w:eastAsia="Helvetica" w:cs="Helvetica"/>
+                <w:i w:val="false"/>
+                <w:b w:val="false"/>
+                <w:u w:val="none"/>
+                <w:sz w:val="20"/>
+                <w:szCs w:val="20"/>
+                <w:color w:val="000000"/>
+              </w:rPr>
+              <w:t xml:space="preserve">2.5 ± 1</w:t>
+            </w:r>
+          </w:p>
+        </w:tc>
+        <w:tc>
+          <w:tcPr>
+            <w:tcBorders>
+              <w:bottom w:val="none" w:sz="0" w:space="0" w:color="000000"/>
+              <w:top w:val="none" w:sz="0" w:space="0" w:color="000000"/>
+              <w:left w:val="none" w:sz="0" w:space="0" w:color="000000"/>
+              <w:right w:val="none" w:sz="0" w:space="0" w:color="000000"/>
+            </w:tcBorders>
+            <w:shd w:val="clear" w:color="auto" w:fill="FFFFFF"/>
+            <w:tcMar>
+              <w:top w:w="0" w:type="dxa"/>
+              <w:bottom w:w="0" w:type="dxa"/>
+              <w:left w:w="0" w:type="dxa"/>
+              <w:right w:w="0" w:type="dxa"/>
+            </w:tcMar>
+            <w:vAlign w:val="center"/>
+          </w:tcPr>
+          <w:p>
+            <w:pPr>
+              <w:jc w:val="center"/>
+              <w:pBdr>
+                <w:bottom w:val="none" w:sz="0" w:space="0" w:color="000000"/>
+                <w:top w:val="none" w:sz="0" w:space="0" w:color="000000"/>
+                <w:left w:val="none" w:sz="0" w:space="0" w:color="000000"/>
+                <w:right w:val="none" w:sz="0" w:space="0" w:color="000000"/>
+              </w:pBdr>
+              <w:spacing w:after="100" w:before="100" w:line="240"/>
+              <w:ind w:left="100" w:right="100" w:firstLine="0" w:firstLineChars="0"/>
+              <w:rPr>
+                <w:rFonts w:ascii="Helvetica" w:hAnsi="Helvetica" w:eastAsia="Helvetica" w:cs="Helvetica"/>
+                <w:i w:val="false"/>
+                <w:b w:val="false"/>
+                <w:u w:val="none"/>
+                <w:sz w:val="20"/>
+                <w:szCs w:val="20"/>
+                <w:color w:val="000000"/>
+              </w:rPr>
+            </w:pPr>
+            <w:r>
+              <w:rPr>
+                <w:rFonts w:ascii="Helvetica" w:hAnsi="Helvetica" w:eastAsia="Helvetica" w:cs="Helvetica"/>
+                <w:i w:val="false"/>
+                <w:b w:val="false"/>
+                <w:u w:val="none"/>
+                <w:sz w:val="20"/>
+                <w:szCs w:val="20"/>
+                <w:color w:val="000000"/>
+              </w:rPr>
+              <w:t xml:space="preserve">2 [2–2]</w:t>
+            </w:r>
+          </w:p>
+        </w:tc>
+      </w:tr>
+      <w:tr>
+        <w:trPr>
+          <w:trHeight w:val="360" w:hRule="auto"/>
+        </w:trPr>
+        body18
+        <w:tc>
+          <w:tcPr>
+            <w:tcBorders>
+              <w:bottom w:val="none" w:sz="0" w:space="0" w:color="000000"/>
+              <w:top w:val="none" w:sz="0" w:space="0" w:color="000000"/>
+              <w:left w:val="none" w:sz="0" w:space="0" w:color="000000"/>
+              <w:right w:val="none" w:sz="0" w:space="0" w:color="000000"/>
+            </w:tcBorders>
+            <w:shd w:val="clear" w:color="auto" w:fill="FFFFFF"/>
+            <w:tcMar>
+              <w:top w:w="0" w:type="dxa"/>
+              <w:bottom w:w="0" w:type="dxa"/>
+              <w:left w:w="0" w:type="dxa"/>
+              <w:right w:w="0" w:type="dxa"/>
+            </w:tcMar>
+            <w:vAlign w:val="center"/>
+          </w:tcPr>
+          <w:p>
+            <w:pPr>
+              <w:jc w:val="left"/>
+              <w:pBdr>
+                <w:bottom w:val="none" w:sz="0" w:space="0" w:color="000000"/>
+                <w:top w:val="none" w:sz="0" w:space="0" w:color="000000"/>
+                <w:left w:val="none" w:sz="0" w:space="0" w:color="000000"/>
+                <w:right w:val="none" w:sz="0" w:space="0" w:color="000000"/>
+              </w:pBdr>
+              <w:spacing w:after="100" w:before="100" w:line="240"/>
+              <w:ind w:left="100" w:right="100" w:firstLine="0" w:firstLineChars="0"/>
+              <w:rPr>
+                <w:rFonts w:ascii="Helvetica" w:hAnsi="Helvetica" w:eastAsia="Helvetica" w:cs="Helvetica"/>
+                <w:i w:val="false"/>
+                <w:b w:val="false"/>
+                <w:u w:val="none"/>
+                <w:sz w:val="20"/>
+                <w:szCs w:val="20"/>
+                <w:color w:val="000000"/>
+              </w:rPr>
+            </w:pPr>
+            <w:r>
+              <w:rPr>
+                <w:rFonts w:ascii="Helvetica" w:hAnsi="Helvetica" w:eastAsia="Helvetica" w:cs="Helvetica"/>
+                <w:i w:val="false"/>
+                <w:b w:val="false"/>
+                <w:u w:val="none"/>
+                <w:sz w:val="20"/>
+                <w:szCs w:val="20"/>
+                <w:color w:val="000000"/>
+              </w:rPr>
+              <w:t xml:space="preserve">time_to_ppx</w:t>
+            </w:r>
+          </w:p>
+        </w:tc>
+        <w:tc>
+          <w:tcPr>
+            <w:tcBorders>
+              <w:bottom w:val="none" w:sz="0" w:space="0" w:color="000000"/>
+              <w:top w:val="none" w:sz="0" w:space="0" w:color="000000"/>
+              <w:left w:val="none" w:sz="0" w:space="0" w:color="000000"/>
+              <w:right w:val="none" w:sz="0" w:space="0" w:color="000000"/>
+            </w:tcBorders>
+            <w:shd w:val="clear" w:color="auto" w:fill="FFFFFF"/>
+            <w:tcMar>
+              <w:top w:w="0" w:type="dxa"/>
+              <w:bottom w:w="0" w:type="dxa"/>
+              <w:left w:w="0" w:type="dxa"/>
+              <w:right w:w="0" w:type="dxa"/>
+            </w:tcMar>
+            <w:vAlign w:val="center"/>
+          </w:tcPr>
+          <w:p>
+            <w:pPr>
+              <w:jc w:val="center"/>
+              <w:pBdr>
+                <w:bottom w:val="none" w:sz="0" w:space="0" w:color="000000"/>
+                <w:top w:val="none" w:sz="0" w:space="0" w:color="000000"/>
+                <w:left w:val="none" w:sz="0" w:space="0" w:color="000000"/>
+                <w:right w:val="none" w:sz="0" w:space="0" w:color="000000"/>
+              </w:pBdr>
+              <w:spacing w:after="100" w:before="100" w:line="240"/>
+              <w:ind w:left="100" w:right="100" w:firstLine="0" w:firstLineChars="0"/>
+              <w:rPr>
+                <w:rFonts w:ascii="Helvetica" w:hAnsi="Helvetica" w:eastAsia="Helvetica" w:cs="Helvetica"/>
+                <w:i w:val="false"/>
+                <w:b w:val="false"/>
+                <w:u w:val="none"/>
+                <w:sz w:val="20"/>
+                <w:szCs w:val="20"/>
+                <w:color w:val="000000"/>
+              </w:rPr>
+            </w:pPr>
+            <w:r>
+              <w:rPr>
+                <w:rFonts w:ascii="Helvetica" w:hAnsi="Helvetica" w:eastAsia="Helvetica" w:cs="Helvetica"/>
+                <w:i w:val="false"/>
+                <w:b w:val="false"/>
+                <w:u w:val="none"/>
+                <w:sz w:val="20"/>
+                <w:szCs w:val="20"/>
+                <w:color w:val="000000"/>
+              </w:rPr>
+              <w:t xml:space="preserve"/>
+            </w:r>
+          </w:p>
+        </w:tc>
+        <w:tc>
+          <w:tcPr>
+            <w:tcBorders>
+              <w:bottom w:val="none" w:sz="0" w:space="0" w:color="000000"/>
+              <w:top w:val="none" w:sz="0" w:space="0" w:color="000000"/>
+              <w:left w:val="none" w:sz="0" w:space="0" w:color="000000"/>
+              <w:right w:val="none" w:sz="0" w:space="0" w:color="000000"/>
+            </w:tcBorders>
+            <w:shd w:val="clear" w:color="auto" w:fill="FFFFFF"/>
+            <w:tcMar>
+              <w:top w:w="0" w:type="dxa"/>
+              <w:bottom w:w="0" w:type="dxa"/>
+              <w:left w:w="0" w:type="dxa"/>
+              <w:right w:w="0" w:type="dxa"/>
+            </w:tcMar>
+            <w:vAlign w:val="center"/>
+          </w:tcPr>
+          <w:p>
+            <w:pPr>
+              <w:jc w:val="center"/>
+              <w:pBdr>
+                <w:bottom w:val="none" w:sz="0" w:space="0" w:color="000000"/>
+                <w:top w:val="none" w:sz="0" w:space="0" w:color="000000"/>
+                <w:left w:val="none" w:sz="0" w:space="0" w:color="000000"/>
+                <w:right w:val="none" w:sz="0" w:space="0" w:color="000000"/>
+              </w:pBdr>
+              <w:spacing w:after="100" w:before="100" w:line="240"/>
+              <w:ind w:left="100" w:right="100" w:firstLine="0" w:firstLineChars="0"/>
+              <w:rPr>
+                <w:rFonts w:ascii="Helvetica" w:hAnsi="Helvetica" w:eastAsia="Helvetica" w:cs="Helvetica"/>
+                <w:i w:val="false"/>
+                <w:b w:val="false"/>
+                <w:u w:val="none"/>
+                <w:sz w:val="20"/>
+                <w:szCs w:val="20"/>
+                <w:color w:val="000000"/>
+              </w:rPr>
+            </w:pPr>
+            <w:r>
+              <w:rPr>
+                <w:rFonts w:ascii="Helvetica" w:hAnsi="Helvetica" w:eastAsia="Helvetica" w:cs="Helvetica"/>
+                <w:i w:val="false"/>
+                <w:b w:val="false"/>
+                <w:u w:val="none"/>
+                <w:sz w:val="20"/>
+                <w:szCs w:val="20"/>
+                <w:color w:val="000000"/>
+              </w:rPr>
+              <w:t xml:space="preserve">59.2 ± 36.9</w:t>
+            </w:r>
+          </w:p>
+        </w:tc>
+        <w:tc>
+          <w:tcPr>
+            <w:tcBorders>
+              <w:bottom w:val="none" w:sz="0" w:space="0" w:color="000000"/>
+              <w:top w:val="none" w:sz="0" w:space="0" w:color="000000"/>
+              <w:left w:val="none" w:sz="0" w:space="0" w:color="000000"/>
+              <w:right w:val="none" w:sz="0" w:space="0" w:color="000000"/>
+            </w:tcBorders>
+            <w:shd w:val="clear" w:color="auto" w:fill="FFFFFF"/>
+            <w:tcMar>
+              <w:top w:w="0" w:type="dxa"/>
+              <w:bottom w:w="0" w:type="dxa"/>
+              <w:left w:w="0" w:type="dxa"/>
+              <w:right w:w="0" w:type="dxa"/>
+            </w:tcMar>
+            <w:vAlign w:val="center"/>
+          </w:tcPr>
+          <w:p>
+            <w:pPr>
+              <w:jc w:val="center"/>
+              <w:pBdr>
+                <w:bottom w:val="none" w:sz="0" w:space="0" w:color="000000"/>
+                <w:top w:val="none" w:sz="0" w:space="0" w:color="000000"/>
+                <w:left w:val="none" w:sz="0" w:space="0" w:color="000000"/>
+                <w:right w:val="none" w:sz="0" w:space="0" w:color="000000"/>
+              </w:pBdr>
+              <w:spacing w:after="100" w:before="100" w:line="240"/>
+              <w:ind w:left="100" w:right="100" w:firstLine="0" w:firstLineChars="0"/>
+              <w:rPr>
+                <w:rFonts w:ascii="Helvetica" w:hAnsi="Helvetica" w:eastAsia="Helvetica" w:cs="Helvetica"/>
+                <w:i w:val="false"/>
+                <w:b w:val="false"/>
+                <w:u w:val="none"/>
+                <w:sz w:val="20"/>
+                <w:szCs w:val="20"/>
+                <w:color w:val="000000"/>
+              </w:rPr>
+            </w:pPr>
+            <w:r>
+              <w:rPr>
+                <w:rFonts w:ascii="Helvetica" w:hAnsi="Helvetica" w:eastAsia="Helvetica" w:cs="Helvetica"/>
+                <w:i w:val="false"/>
+                <w:b w:val="false"/>
+                <w:u w:val="none"/>
+                <w:sz w:val="20"/>
+                <w:szCs w:val="20"/>
+                <w:color w:val="000000"/>
+              </w:rPr>
+              <w:t xml:space="preserve">57.9 [33.5–81]</w:t>
+            </w:r>
+          </w:p>
+        </w:tc>
+      </w:tr>
+      <w:tr>
+        <w:trPr>
+          <w:trHeight w:val="360" w:hRule="auto"/>
+        </w:trPr>
+        body19
+        <w:tc>
+          <w:tcPr>
+            <w:tcBorders>
+              <w:bottom w:val="none" w:sz="0" w:space="0" w:color="000000"/>
+              <w:top w:val="none" w:sz="0" w:space="0" w:color="000000"/>
+              <w:left w:val="none" w:sz="0" w:space="0" w:color="000000"/>
+              <w:right w:val="none" w:sz="0" w:space="0" w:color="000000"/>
+            </w:tcBorders>
+            <w:shd w:val="clear" w:color="auto" w:fill="FFFFFF"/>
+            <w:tcMar>
+              <w:top w:w="0" w:type="dxa"/>
+              <w:bottom w:w="0" w:type="dxa"/>
+              <w:left w:w="0" w:type="dxa"/>
+              <w:right w:w="0" w:type="dxa"/>
+            </w:tcMar>
+            <w:vAlign w:val="center"/>
+          </w:tcPr>
+          <w:p>
+            <w:pPr>
+              <w:jc w:val="left"/>
+              <w:pBdr>
+                <w:bottom w:val="none" w:sz="0" w:space="0" w:color="000000"/>
+                <w:top w:val="none" w:sz="0" w:space="0" w:color="000000"/>
+                <w:left w:val="none" w:sz="0" w:space="0" w:color="000000"/>
+                <w:right w:val="none" w:sz="0" w:space="0" w:color="000000"/>
+              </w:pBdr>
+              <w:spacing w:after="100" w:before="100" w:line="240"/>
+              <w:ind w:left="100" w:right="100" w:firstLine="0" w:firstLineChars="0"/>
+              <w:rPr>
+                <w:rFonts w:ascii="Helvetica" w:hAnsi="Helvetica" w:eastAsia="Helvetica" w:cs="Helvetica"/>
+                <w:i w:val="false"/>
+                <w:b w:val="false"/>
+                <w:u w:val="none"/>
+                <w:sz w:val="20"/>
+                <w:szCs w:val="20"/>
+                <w:color w:val="000000"/>
+              </w:rPr>
+            </w:pPr>
+            <w:r>
+              <w:rPr>
+                <w:rFonts w:ascii="Helvetica" w:hAnsi="Helvetica" w:eastAsia="Helvetica" w:cs="Helvetica"/>
+                <w:i w:val="false"/>
+                <w:b w:val="false"/>
+                <w:u w:val="none"/>
+                <w:sz w:val="20"/>
+                <w:szCs w:val="20"/>
+                <w:color w:val="000000"/>
+              </w:rPr>
+              <w:t xml:space="preserve">hospital_days</w:t>
+            </w:r>
+          </w:p>
+        </w:tc>
+        <w:tc>
+          <w:tcPr>
+            <w:tcBorders>
+              <w:bottom w:val="none" w:sz="0" w:space="0" w:color="000000"/>
+              <w:top w:val="none" w:sz="0" w:space="0" w:color="000000"/>
+              <w:left w:val="none" w:sz="0" w:space="0" w:color="000000"/>
+              <w:right w:val="none" w:sz="0" w:space="0" w:color="000000"/>
+            </w:tcBorders>
+            <w:shd w:val="clear" w:color="auto" w:fill="FFFFFF"/>
+            <w:tcMar>
+              <w:top w:w="0" w:type="dxa"/>
+              <w:bottom w:w="0" w:type="dxa"/>
+              <w:left w:w="0" w:type="dxa"/>
+              <w:right w:w="0" w:type="dxa"/>
+            </w:tcMar>
+            <w:vAlign w:val="center"/>
+          </w:tcPr>
+          <w:p>
+            <w:pPr>
+              <w:jc w:val="center"/>
+              <w:pBdr>
+                <w:bottom w:val="none" w:sz="0" w:space="0" w:color="000000"/>
+                <w:top w:val="none" w:sz="0" w:space="0" w:color="000000"/>
+                <w:left w:val="none" w:sz="0" w:space="0" w:color="000000"/>
+                <w:right w:val="none" w:sz="0" w:space="0" w:color="000000"/>
+              </w:pBdr>
+              <w:spacing w:after="100" w:before="100" w:line="240"/>
+              <w:ind w:left="100" w:right="100" w:firstLine="0" w:firstLineChars="0"/>
+              <w:rPr>
+                <w:rFonts w:ascii="Helvetica" w:hAnsi="Helvetica" w:eastAsia="Helvetica" w:cs="Helvetica"/>
+                <w:i w:val="false"/>
+                <w:b w:val="false"/>
+                <w:u w:val="none"/>
+                <w:sz w:val="20"/>
+                <w:szCs w:val="20"/>
+                <w:color w:val="000000"/>
+              </w:rPr>
+            </w:pPr>
+            <w:r>
+              <w:rPr>
+                <w:rFonts w:ascii="Helvetica" w:hAnsi="Helvetica" w:eastAsia="Helvetica" w:cs="Helvetica"/>
+                <w:i w:val="false"/>
+                <w:b w:val="false"/>
+                <w:u w:val="none"/>
+                <w:sz w:val="20"/>
+                <w:szCs w:val="20"/>
+                <w:color w:val="000000"/>
+              </w:rPr>
+              <w:t xml:space="preserve"/>
+            </w:r>
+          </w:p>
+        </w:tc>
+        <w:tc>
+          <w:tcPr>
+            <w:tcBorders>
+              <w:bottom w:val="none" w:sz="0" w:space="0" w:color="000000"/>
+              <w:top w:val="none" w:sz="0" w:space="0" w:color="000000"/>
+              <w:left w:val="none" w:sz="0" w:space="0" w:color="000000"/>
+              <w:right w:val="none" w:sz="0" w:space="0" w:color="000000"/>
+            </w:tcBorders>
+            <w:shd w:val="clear" w:color="auto" w:fill="FFFFFF"/>
+            <w:tcMar>
+              <w:top w:w="0" w:type="dxa"/>
+              <w:bottom w:w="0" w:type="dxa"/>
+              <w:left w:w="0" w:type="dxa"/>
+              <w:right w:w="0" w:type="dxa"/>
+            </w:tcMar>
+            <w:vAlign w:val="center"/>
+          </w:tcPr>
+          <w:p>
+            <w:pPr>
+              <w:jc w:val="center"/>
+              <w:pBdr>
+                <w:bottom w:val="none" w:sz="0" w:space="0" w:color="000000"/>
+                <w:top w:val="none" w:sz="0" w:space="0" w:color="000000"/>
+                <w:left w:val="none" w:sz="0" w:space="0" w:color="000000"/>
+                <w:right w:val="none" w:sz="0" w:space="0" w:color="000000"/>
+              </w:pBdr>
+              <w:spacing w:after="100" w:before="100" w:line="240"/>
+              <w:ind w:left="100" w:right="100" w:firstLine="0" w:firstLineChars="0"/>
+              <w:rPr>
+                <w:rFonts w:ascii="Helvetica" w:hAnsi="Helvetica" w:eastAsia="Helvetica" w:cs="Helvetica"/>
+                <w:i w:val="false"/>
+                <w:b w:val="false"/>
+                <w:u w:val="none"/>
+                <w:sz w:val="20"/>
+                <w:szCs w:val="20"/>
+                <w:color w:val="000000"/>
+              </w:rPr>
+            </w:pPr>
+            <w:r>
+              <w:rPr>
+                <w:rFonts w:ascii="Helvetica" w:hAnsi="Helvetica" w:eastAsia="Helvetica" w:cs="Helvetica"/>
+                <w:i w:val="false"/>
+                <w:b w:val="false"/>
+                <w:u w:val="none"/>
+                <w:sz w:val="20"/>
+                <w:szCs w:val="20"/>
+                <w:color w:val="000000"/>
+              </w:rPr>
+              <w:t xml:space="preserve">30.4 ± 34.7</w:t>
+            </w:r>
+          </w:p>
+        </w:tc>
+        <w:tc>
+          <w:tcPr>
+            <w:tcBorders>
+              <w:bottom w:val="none" w:sz="0" w:space="0" w:color="000000"/>
+              <w:top w:val="none" w:sz="0" w:space="0" w:color="000000"/>
+              <w:left w:val="none" w:sz="0" w:space="0" w:color="000000"/>
+              <w:right w:val="none" w:sz="0" w:space="0" w:color="000000"/>
+            </w:tcBorders>
+            <w:shd w:val="clear" w:color="auto" w:fill="FFFFFF"/>
+            <w:tcMar>
+              <w:top w:w="0" w:type="dxa"/>
+              <w:bottom w:w="0" w:type="dxa"/>
+              <w:left w:w="0" w:type="dxa"/>
+              <w:right w:w="0" w:type="dxa"/>
+            </w:tcMar>
+            <w:vAlign w:val="center"/>
+          </w:tcPr>
+          <w:p>
+            <w:pPr>
+              <w:jc w:val="center"/>
+              <w:pBdr>
+                <w:bottom w:val="none" w:sz="0" w:space="0" w:color="000000"/>
+                <w:top w:val="none" w:sz="0" w:space="0" w:color="000000"/>
+                <w:left w:val="none" w:sz="0" w:space="0" w:color="000000"/>
+                <w:right w:val="none" w:sz="0" w:space="0" w:color="000000"/>
+              </w:pBdr>
+              <w:spacing w:after="100" w:before="100" w:line="240"/>
+              <w:ind w:left="100" w:right="100" w:firstLine="0" w:firstLineChars="0"/>
+              <w:rPr>
+                <w:rFonts w:ascii="Helvetica" w:hAnsi="Helvetica" w:eastAsia="Helvetica" w:cs="Helvetica"/>
+                <w:i w:val="false"/>
+                <w:b w:val="false"/>
+                <w:u w:val="none"/>
+                <w:sz w:val="20"/>
+                <w:szCs w:val="20"/>
+                <w:color w:val="000000"/>
+              </w:rPr>
+            </w:pPr>
+            <w:r>
+              <w:rPr>
+                <w:rFonts w:ascii="Helvetica" w:hAnsi="Helvetica" w:eastAsia="Helvetica" w:cs="Helvetica"/>
+                <w:i w:val="false"/>
+                <w:b w:val="false"/>
+                <w:u w:val="none"/>
+                <w:sz w:val="20"/>
+                <w:szCs w:val="20"/>
+                <w:color w:val="000000"/>
+              </w:rPr>
+              <w:t xml:space="preserve">21 [13.2–36]</w:t>
+            </w:r>
+          </w:p>
+        </w:tc>
+      </w:tr>
+      <w:tr>
+        <w:trPr>
+          <w:trHeight w:val="360" w:hRule="auto"/>
+        </w:trPr>
+        body20
+        <w:tc>
+          <w:tcPr>
+            <w:tcBorders>
+              <w:bottom w:val="none" w:sz="0" w:space="0" w:color="000000"/>
+              <w:top w:val="none" w:sz="0" w:space="0" w:color="000000"/>
+              <w:left w:val="none" w:sz="0" w:space="0" w:color="000000"/>
+              <w:right w:val="none" w:sz="0" w:space="0" w:color="000000"/>
+            </w:tcBorders>
+            <w:shd w:val="clear" w:color="auto" w:fill="FFFFFF"/>
+            <w:tcMar>
+              <w:top w:w="0" w:type="dxa"/>
+              <w:bottom w:w="0" w:type="dxa"/>
+              <w:left w:w="0" w:type="dxa"/>
+              <w:right w:w="0" w:type="dxa"/>
+            </w:tcMar>
+            <w:vAlign w:val="center"/>
+          </w:tcPr>
+          <w:p>
+            <w:pPr>
+              <w:jc w:val="left"/>
+              <w:pBdr>
+                <w:bottom w:val="none" w:sz="0" w:space="0" w:color="000000"/>
+                <w:top w:val="none" w:sz="0" w:space="0" w:color="000000"/>
+                <w:left w:val="none" w:sz="0" w:space="0" w:color="000000"/>
+                <w:right w:val="none" w:sz="0" w:space="0" w:color="000000"/>
+              </w:pBdr>
+              <w:spacing w:after="100" w:before="100" w:line="240"/>
+              <w:ind w:left="100" w:right="100" w:firstLine="0" w:firstLineChars="0"/>
+              <w:rPr>
+                <w:rFonts w:ascii="Helvetica" w:hAnsi="Helvetica" w:eastAsia="Helvetica" w:cs="Helvetica"/>
+                <w:i w:val="false"/>
+                <w:b w:val="false"/>
+                <w:u w:val="none"/>
+                <w:sz w:val="20"/>
+                <w:szCs w:val="20"/>
+                <w:color w:val="000000"/>
+              </w:rPr>
+            </w:pPr>
+            <w:r>
+              <w:rPr>
+                <w:rFonts w:ascii="Helvetica" w:hAnsi="Helvetica" w:eastAsia="Helvetica" w:cs="Helvetica"/>
+                <w:i w:val="false"/>
+                <w:b w:val="false"/>
+                <w:u w:val="none"/>
+                <w:sz w:val="20"/>
+                <w:szCs w:val="20"/>
+                <w:color w:val="000000"/>
+              </w:rPr>
+              <w:t xml:space="preserve">ICU_days</w:t>
+            </w:r>
+          </w:p>
+        </w:tc>
+        <w:tc>
+          <w:tcPr>
+            <w:tcBorders>
+              <w:bottom w:val="none" w:sz="0" w:space="0" w:color="000000"/>
+              <w:top w:val="none" w:sz="0" w:space="0" w:color="000000"/>
+              <w:left w:val="none" w:sz="0" w:space="0" w:color="000000"/>
+              <w:right w:val="none" w:sz="0" w:space="0" w:color="000000"/>
+            </w:tcBorders>
+            <w:shd w:val="clear" w:color="auto" w:fill="FFFFFF"/>
+            <w:tcMar>
+              <w:top w:w="0" w:type="dxa"/>
+              <w:bottom w:w="0" w:type="dxa"/>
+              <w:left w:w="0" w:type="dxa"/>
+              <w:right w:w="0" w:type="dxa"/>
+            </w:tcMar>
+            <w:vAlign w:val="center"/>
+          </w:tcPr>
+          <w:p>
+            <w:pPr>
+              <w:jc w:val="center"/>
+              <w:pBdr>
+                <w:bottom w:val="none" w:sz="0" w:space="0" w:color="000000"/>
+                <w:top w:val="none" w:sz="0" w:space="0" w:color="000000"/>
+                <w:left w:val="none" w:sz="0" w:space="0" w:color="000000"/>
+                <w:right w:val="none" w:sz="0" w:space="0" w:color="000000"/>
+              </w:pBdr>
+              <w:spacing w:after="100" w:before="100" w:line="240"/>
+              <w:ind w:left="100" w:right="100" w:firstLine="0" w:firstLineChars="0"/>
+              <w:rPr>
+                <w:rFonts w:ascii="Helvetica" w:hAnsi="Helvetica" w:eastAsia="Helvetica" w:cs="Helvetica"/>
+                <w:i w:val="false"/>
+                <w:b w:val="false"/>
+                <w:u w:val="none"/>
+                <w:sz w:val="20"/>
+                <w:szCs w:val="20"/>
+                <w:color w:val="000000"/>
+              </w:rPr>
+            </w:pPr>
+            <w:r>
+              <w:rPr>
+                <w:rFonts w:ascii="Helvetica" w:hAnsi="Helvetica" w:eastAsia="Helvetica" w:cs="Helvetica"/>
+                <w:i w:val="false"/>
+                <w:b w:val="false"/>
+                <w:u w:val="none"/>
+                <w:sz w:val="20"/>
+                <w:szCs w:val="20"/>
+                <w:color w:val="000000"/>
+              </w:rPr>
+              <w:t xml:space="preserve"/>
+            </w:r>
+          </w:p>
+        </w:tc>
+        <w:tc>
+          <w:tcPr>
+            <w:tcBorders>
+              <w:bottom w:val="none" w:sz="0" w:space="0" w:color="000000"/>
+              <w:top w:val="none" w:sz="0" w:space="0" w:color="000000"/>
+              <w:left w:val="none" w:sz="0" w:space="0" w:color="000000"/>
+              <w:right w:val="none" w:sz="0" w:space="0" w:color="000000"/>
+            </w:tcBorders>
+            <w:shd w:val="clear" w:color="auto" w:fill="FFFFFF"/>
+            <w:tcMar>
+              <w:top w:w="0" w:type="dxa"/>
+              <w:bottom w:w="0" w:type="dxa"/>
+              <w:left w:w="0" w:type="dxa"/>
+              <w:right w:w="0" w:type="dxa"/>
+            </w:tcMar>
+            <w:vAlign w:val="center"/>
+          </w:tcPr>
+          <w:p>
+            <w:pPr>
+              <w:jc w:val="center"/>
+              <w:pBdr>
+                <w:bottom w:val="none" w:sz="0" w:space="0" w:color="000000"/>
+                <w:top w:val="none" w:sz="0" w:space="0" w:color="000000"/>
+                <w:left w:val="none" w:sz="0" w:space="0" w:color="000000"/>
+                <w:right w:val="none" w:sz="0" w:space="0" w:color="000000"/>
+              </w:pBdr>
+              <w:spacing w:after="100" w:before="100" w:line="240"/>
+              <w:ind w:left="100" w:right="100" w:firstLine="0" w:firstLineChars="0"/>
+              <w:rPr>
+                <w:rFonts w:ascii="Helvetica" w:hAnsi="Helvetica" w:eastAsia="Helvetica" w:cs="Helvetica"/>
+                <w:i w:val="false"/>
+                <w:b w:val="false"/>
+                <w:u w:val="none"/>
+                <w:sz w:val="20"/>
+                <w:szCs w:val="20"/>
+                <w:color w:val="000000"/>
+              </w:rPr>
+            </w:pPr>
+            <w:r>
+              <w:rPr>
+                <w:rFonts w:ascii="Helvetica" w:hAnsi="Helvetica" w:eastAsia="Helvetica" w:cs="Helvetica"/>
+                <w:i w:val="false"/>
+                <w:b w:val="false"/>
+                <w:u w:val="none"/>
+                <w:sz w:val="20"/>
+                <w:szCs w:val="20"/>
+                <w:color w:val="000000"/>
+              </w:rPr>
+              <w:t xml:space="preserve">15.8 ± 18.8</w:t>
+            </w:r>
+          </w:p>
+        </w:tc>
+        <w:tc>
+          <w:tcPr>
+            <w:tcBorders>
+              <w:bottom w:val="none" w:sz="0" w:space="0" w:color="000000"/>
+              <w:top w:val="none" w:sz="0" w:space="0" w:color="000000"/>
+              <w:left w:val="none" w:sz="0" w:space="0" w:color="000000"/>
+              <w:right w:val="none" w:sz="0" w:space="0" w:color="000000"/>
+            </w:tcBorders>
+            <w:shd w:val="clear" w:color="auto" w:fill="FFFFFF"/>
+            <w:tcMar>
+              <w:top w:w="0" w:type="dxa"/>
+              <w:bottom w:w="0" w:type="dxa"/>
+              <w:left w:w="0" w:type="dxa"/>
+              <w:right w:w="0" w:type="dxa"/>
+            </w:tcMar>
+            <w:vAlign w:val="center"/>
+          </w:tcPr>
+          <w:p>
+            <w:pPr>
+              <w:jc w:val="center"/>
+              <w:pBdr>
+                <w:bottom w:val="none" w:sz="0" w:space="0" w:color="000000"/>
+                <w:top w:val="none" w:sz="0" w:space="0" w:color="000000"/>
+                <w:left w:val="none" w:sz="0" w:space="0" w:color="000000"/>
+                <w:right w:val="none" w:sz="0" w:space="0" w:color="000000"/>
+              </w:pBdr>
+              <w:spacing w:after="100" w:before="100" w:line="240"/>
+              <w:ind w:left="100" w:right="100" w:firstLine="0" w:firstLineChars="0"/>
+              <w:rPr>
+                <w:rFonts w:ascii="Helvetica" w:hAnsi="Helvetica" w:eastAsia="Helvetica" w:cs="Helvetica"/>
+                <w:i w:val="false"/>
+                <w:b w:val="false"/>
+                <w:u w:val="none"/>
+                <w:sz w:val="20"/>
+                <w:szCs w:val="20"/>
+                <w:color w:val="000000"/>
+              </w:rPr>
+            </w:pPr>
+            <w:r>
+              <w:rPr>
+                <w:rFonts w:ascii="Helvetica" w:hAnsi="Helvetica" w:eastAsia="Helvetica" w:cs="Helvetica"/>
+                <w:i w:val="false"/>
+                <w:b w:val="false"/>
+                <w:u w:val="none"/>
+                <w:sz w:val="20"/>
+                <w:szCs w:val="20"/>
+                <w:color w:val="000000"/>
+              </w:rPr>
+              <w:t xml:space="preserve">7 [4–22]</w:t>
+            </w:r>
+          </w:p>
+        </w:tc>
+      </w:tr>
+      <w:tr>
+        <w:trPr>
+          <w:trHeight w:val="360" w:hRule="auto"/>
+        </w:trPr>
+        body21
+        <w:tc>
+          <w:tcPr>
+            <w:tcBorders>
+              <w:bottom w:val="none" w:sz="0" w:space="0" w:color="000000"/>
+              <w:top w:val="none" w:sz="0" w:space="0" w:color="000000"/>
+              <w:left w:val="none" w:sz="0" w:space="0" w:color="000000"/>
+              <w:right w:val="none" w:sz="0" w:space="0" w:color="000000"/>
+            </w:tcBorders>
+            <w:shd w:val="clear" w:color="auto" w:fill="FFFFFF"/>
+            <w:tcMar>
+              <w:top w:w="0" w:type="dxa"/>
+              <w:bottom w:w="0" w:type="dxa"/>
+              <w:left w:w="0" w:type="dxa"/>
+              <w:right w:w="0" w:type="dxa"/>
+            </w:tcMar>
+            <w:vAlign w:val="center"/>
+          </w:tcPr>
+          <w:p>
+            <w:pPr>
+              <w:jc w:val="left"/>
+              <w:pBdr>
+                <w:bottom w:val="none" w:sz="0" w:space="0" w:color="000000"/>
+                <w:top w:val="none" w:sz="0" w:space="0" w:color="000000"/>
+                <w:left w:val="none" w:sz="0" w:space="0" w:color="000000"/>
+                <w:right w:val="none" w:sz="0" w:space="0" w:color="000000"/>
+              </w:pBdr>
+              <w:spacing w:after="100" w:before="100" w:line="240"/>
+              <w:ind w:left="100" w:right="100" w:firstLine="0" w:firstLineChars="0"/>
+              <w:rPr>
+                <w:rFonts w:ascii="Helvetica" w:hAnsi="Helvetica" w:eastAsia="Helvetica" w:cs="Helvetica"/>
+                <w:i w:val="false"/>
+                <w:b w:val="false"/>
+                <w:u w:val="none"/>
+                <w:sz w:val="20"/>
+                <w:szCs w:val="20"/>
+                <w:color w:val="000000"/>
+              </w:rPr>
+            </w:pPr>
+            <w:r>
+              <w:rPr>
+                <w:rFonts w:ascii="Helvetica" w:hAnsi="Helvetica" w:eastAsia="Helvetica" w:cs="Helvetica"/>
+                <w:i w:val="false"/>
+                <w:b w:val="false"/>
+                <w:u w:val="none"/>
+                <w:sz w:val="20"/>
+                <w:szCs w:val="20"/>
+                <w:color w:val="000000"/>
+              </w:rPr>
+              <w:t xml:space="preserve">vent_days</w:t>
+            </w:r>
+          </w:p>
+        </w:tc>
+        <w:tc>
+          <w:tcPr>
+            <w:tcBorders>
+              <w:bottom w:val="none" w:sz="0" w:space="0" w:color="000000"/>
+              <w:top w:val="none" w:sz="0" w:space="0" w:color="000000"/>
+              <w:left w:val="none" w:sz="0" w:space="0" w:color="000000"/>
+              <w:right w:val="none" w:sz="0" w:space="0" w:color="000000"/>
+            </w:tcBorders>
+            <w:shd w:val="clear" w:color="auto" w:fill="FFFFFF"/>
+            <w:tcMar>
+              <w:top w:w="0" w:type="dxa"/>
+              <w:bottom w:w="0" w:type="dxa"/>
+              <w:left w:w="0" w:type="dxa"/>
+              <w:right w:w="0" w:type="dxa"/>
+            </w:tcMar>
+            <w:vAlign w:val="center"/>
+          </w:tcPr>
+          <w:p>
+            <w:pPr>
+              <w:jc w:val="center"/>
+              <w:pBdr>
+                <w:bottom w:val="none" w:sz="0" w:space="0" w:color="000000"/>
+                <w:top w:val="none" w:sz="0" w:space="0" w:color="000000"/>
+                <w:left w:val="none" w:sz="0" w:space="0" w:color="000000"/>
+                <w:right w:val="none" w:sz="0" w:space="0" w:color="000000"/>
+              </w:pBdr>
+              <w:spacing w:after="100" w:before="100" w:line="240"/>
+              <w:ind w:left="100" w:right="100" w:firstLine="0" w:firstLineChars="0"/>
+              <w:rPr>
+                <w:rFonts w:ascii="Helvetica" w:hAnsi="Helvetica" w:eastAsia="Helvetica" w:cs="Helvetica"/>
+                <w:i w:val="false"/>
+                <w:b w:val="false"/>
+                <w:u w:val="none"/>
+                <w:sz w:val="20"/>
+                <w:szCs w:val="20"/>
+                <w:color w:val="000000"/>
+              </w:rPr>
+            </w:pPr>
+            <w:r>
+              <w:rPr>
+                <w:rFonts w:ascii="Helvetica" w:hAnsi="Helvetica" w:eastAsia="Helvetica" w:cs="Helvetica"/>
+                <w:i w:val="false"/>
+                <w:b w:val="false"/>
+                <w:u w:val="none"/>
+                <w:sz w:val="20"/>
+                <w:szCs w:val="20"/>
+                <w:color w:val="000000"/>
+              </w:rPr>
+              <w:t xml:space="preserve"/>
+            </w:r>
+          </w:p>
+        </w:tc>
+        <w:tc>
+          <w:tcPr>
+            <w:tcBorders>
+              <w:bottom w:val="none" w:sz="0" w:space="0" w:color="000000"/>
+              <w:top w:val="none" w:sz="0" w:space="0" w:color="000000"/>
+              <w:left w:val="none" w:sz="0" w:space="0" w:color="000000"/>
+              <w:right w:val="none" w:sz="0" w:space="0" w:color="000000"/>
+            </w:tcBorders>
+            <w:shd w:val="clear" w:color="auto" w:fill="FFFFFF"/>
+            <w:tcMar>
+              <w:top w:w="0" w:type="dxa"/>
+              <w:bottom w:w="0" w:type="dxa"/>
+              <w:left w:w="0" w:type="dxa"/>
+              <w:right w:w="0" w:type="dxa"/>
+            </w:tcMar>
+            <w:vAlign w:val="center"/>
+          </w:tcPr>
+          <w:p>
+            <w:pPr>
+              <w:jc w:val="center"/>
+              <w:pBdr>
+                <w:bottom w:val="none" w:sz="0" w:space="0" w:color="000000"/>
+                <w:top w:val="none" w:sz="0" w:space="0" w:color="000000"/>
+                <w:left w:val="none" w:sz="0" w:space="0" w:color="000000"/>
+                <w:right w:val="none" w:sz="0" w:space="0" w:color="000000"/>
+              </w:pBdr>
+              <w:spacing w:after="100" w:before="100" w:line="240"/>
+              <w:ind w:left="100" w:right="100" w:firstLine="0" w:firstLineChars="0"/>
+              <w:rPr>
+                <w:rFonts w:ascii="Helvetica" w:hAnsi="Helvetica" w:eastAsia="Helvetica" w:cs="Helvetica"/>
+                <w:i w:val="false"/>
+                <w:b w:val="false"/>
+                <w:u w:val="none"/>
+                <w:sz w:val="20"/>
+                <w:szCs w:val="20"/>
+                <w:color w:val="000000"/>
+              </w:rPr>
+            </w:pPr>
+            <w:r>
+              <w:rPr>
+                <w:rFonts w:ascii="Helvetica" w:hAnsi="Helvetica" w:eastAsia="Helvetica" w:cs="Helvetica"/>
+                <w:i w:val="false"/>
+                <w:b w:val="false"/>
+                <w:u w:val="none"/>
+                <w:sz w:val="20"/>
+                <w:szCs w:val="20"/>
+                <w:color w:val="000000"/>
+              </w:rPr>
+              <w:t xml:space="preserve">9.4 ± 13.4</w:t>
+            </w:r>
+          </w:p>
+        </w:tc>
+        <w:tc>
+          <w:tcPr>
+            <w:tcBorders>
+              <w:bottom w:val="none" w:sz="0" w:space="0" w:color="000000"/>
+              <w:top w:val="none" w:sz="0" w:space="0" w:color="000000"/>
+              <w:left w:val="none" w:sz="0" w:space="0" w:color="000000"/>
+              <w:right w:val="none" w:sz="0" w:space="0" w:color="000000"/>
+            </w:tcBorders>
+            <w:shd w:val="clear" w:color="auto" w:fill="FFFFFF"/>
+            <w:tcMar>
+              <w:top w:w="0" w:type="dxa"/>
+              <w:bottom w:w="0" w:type="dxa"/>
+              <w:left w:w="0" w:type="dxa"/>
+              <w:right w:w="0" w:type="dxa"/>
+            </w:tcMar>
+            <w:vAlign w:val="center"/>
+          </w:tcPr>
+          <w:p>
+            <w:pPr>
+              <w:jc w:val="center"/>
+              <w:pBdr>
+                <w:bottom w:val="none" w:sz="0" w:space="0" w:color="000000"/>
+                <w:top w:val="none" w:sz="0" w:space="0" w:color="000000"/>
+                <w:left w:val="none" w:sz="0" w:space="0" w:color="000000"/>
+                <w:right w:val="none" w:sz="0" w:space="0" w:color="000000"/>
+              </w:pBdr>
+              <w:spacing w:after="100" w:before="100" w:line="240"/>
+              <w:ind w:left="100" w:right="100" w:firstLine="0" w:firstLineChars="0"/>
+              <w:rPr>
+                <w:rFonts w:ascii="Helvetica" w:hAnsi="Helvetica" w:eastAsia="Helvetica" w:cs="Helvetica"/>
+                <w:i w:val="false"/>
+                <w:b w:val="false"/>
+                <w:u w:val="none"/>
+                <w:sz w:val="20"/>
+                <w:szCs w:val="20"/>
+                <w:color w:val="000000"/>
+              </w:rPr>
+            </w:pPr>
+            <w:r>
+              <w:rPr>
+                <w:rFonts w:ascii="Helvetica" w:hAnsi="Helvetica" w:eastAsia="Helvetica" w:cs="Helvetica"/>
+                <w:i w:val="false"/>
+                <w:b w:val="false"/>
+                <w:u w:val="none"/>
+                <w:sz w:val="20"/>
+                <w:szCs w:val="20"/>
+                <w:color w:val="000000"/>
+              </w:rPr>
+              <w:t xml:space="preserve">3 [2–8]</w:t>
+            </w:r>
+          </w:p>
+        </w:tc>
+      </w:tr>
+      <w:tr>
+        <w:trPr>
+          <w:trHeight w:val="360" w:hRule="auto"/>
+        </w:trPr>
+        body22
+        <w:tc>
+          <w:tcPr>
+            <w:tcBorders>
+              <w:bottom w:val="none" w:sz="0" w:space="0" w:color="000000"/>
+              <w:top w:val="none" w:sz="0" w:space="0" w:color="000000"/>
+              <w:left w:val="none" w:sz="0" w:space="0" w:color="000000"/>
+              <w:right w:val="none" w:sz="0" w:space="0" w:color="000000"/>
+            </w:tcBorders>
+            <w:shd w:val="clear" w:color="auto" w:fill="FFFFFF"/>
+            <w:tcMar>
+              <w:top w:w="0" w:type="dxa"/>
+              <w:bottom w:w="0" w:type="dxa"/>
+              <w:left w:w="0" w:type="dxa"/>
+              <w:right w:w="0" w:type="dxa"/>
+            </w:tcMar>
+            <w:vAlign w:val="center"/>
+          </w:tcPr>
+          <w:p>
+            <w:pPr>
+              <w:jc w:val="left"/>
+              <w:pBdr>
+                <w:bottom w:val="none" w:sz="0" w:space="0" w:color="000000"/>
+                <w:top w:val="none" w:sz="0" w:space="0" w:color="000000"/>
+                <w:left w:val="none" w:sz="0" w:space="0" w:color="000000"/>
+                <w:right w:val="none" w:sz="0" w:space="0" w:color="000000"/>
+              </w:pBdr>
+              <w:spacing w:after="100" w:before="100" w:line="240"/>
+              <w:ind w:left="100" w:right="100" w:firstLine="0" w:firstLineChars="0"/>
+              <w:rPr>
+                <w:rFonts w:ascii="Helvetica" w:hAnsi="Helvetica" w:eastAsia="Helvetica" w:cs="Helvetica"/>
+                <w:i w:val="false"/>
+                <w:b w:val="false"/>
+                <w:u w:val="none"/>
+                <w:sz w:val="20"/>
+                <w:szCs w:val="20"/>
+                <w:color w:val="000000"/>
+              </w:rPr>
+            </w:pPr>
+            <w:r>
+              <w:rPr>
+                <w:rFonts w:ascii="Helvetica" w:hAnsi="Helvetica" w:eastAsia="Helvetica" w:cs="Helvetica"/>
+                <w:i w:val="false"/>
+                <w:b w:val="false"/>
+                <w:u w:val="none"/>
+                <w:sz w:val="20"/>
+                <w:szCs w:val="20"/>
+                <w:color w:val="000000"/>
+              </w:rPr>
+              <w:t xml:space="preserve">readmission_wi_30d: N</w:t>
+            </w:r>
+          </w:p>
+        </w:tc>
+        <w:tc>
+          <w:tcPr>
+            <w:tcBorders>
+              <w:bottom w:val="none" w:sz="0" w:space="0" w:color="000000"/>
+              <w:top w:val="none" w:sz="0" w:space="0" w:color="000000"/>
+              <w:left w:val="none" w:sz="0" w:space="0" w:color="000000"/>
+              <w:right w:val="none" w:sz="0" w:space="0" w:color="000000"/>
+            </w:tcBorders>
+            <w:shd w:val="clear" w:color="auto" w:fill="FFFFFF"/>
+            <w:tcMar>
+              <w:top w:w="0" w:type="dxa"/>
+              <w:bottom w:w="0" w:type="dxa"/>
+              <w:left w:w="0" w:type="dxa"/>
+              <w:right w:w="0" w:type="dxa"/>
+            </w:tcMar>
+            <w:vAlign w:val="center"/>
+          </w:tcPr>
+          <w:p>
+            <w:pPr>
+              <w:jc w:val="center"/>
+              <w:pBdr>
+                <w:bottom w:val="none" w:sz="0" w:space="0" w:color="000000"/>
+                <w:top w:val="none" w:sz="0" w:space="0" w:color="000000"/>
+                <w:left w:val="none" w:sz="0" w:space="0" w:color="000000"/>
+                <w:right w:val="none" w:sz="0" w:space="0" w:color="000000"/>
+              </w:pBdr>
+              <w:spacing w:after="100" w:before="100" w:line="240"/>
+              <w:ind w:left="100" w:right="100" w:firstLine="0" w:firstLineChars="0"/>
+              <w:rPr>
+                <w:rFonts w:ascii="Helvetica" w:hAnsi="Helvetica" w:eastAsia="Helvetica" w:cs="Helvetica"/>
+                <w:i w:val="false"/>
+                <w:b w:val="false"/>
+                <w:u w:val="none"/>
+                <w:sz w:val="20"/>
+                <w:szCs w:val="20"/>
+                <w:color w:val="000000"/>
+              </w:rPr>
+            </w:pPr>
+            <w:r>
+              <w:rPr>
+                <w:rFonts w:ascii="Helvetica" w:hAnsi="Helvetica" w:eastAsia="Helvetica" w:cs="Helvetica"/>
+                <w:i w:val="false"/>
+                <w:b w:val="false"/>
+                <w:u w:val="none"/>
+                <w:sz w:val="20"/>
+                <w:szCs w:val="20"/>
+                <w:color w:val="000000"/>
+              </w:rPr>
+              <w:t xml:space="preserve">63 (85%)</w:t>
+            </w:r>
+          </w:p>
+        </w:tc>
+        <w:tc>
+          <w:tcPr>
+            <w:tcBorders>
+              <w:bottom w:val="none" w:sz="0" w:space="0" w:color="000000"/>
+              <w:top w:val="none" w:sz="0" w:space="0" w:color="000000"/>
+              <w:left w:val="none" w:sz="0" w:space="0" w:color="000000"/>
+              <w:right w:val="none" w:sz="0" w:space="0" w:color="000000"/>
+            </w:tcBorders>
+            <w:shd w:val="clear" w:color="auto" w:fill="FFFFFF"/>
+            <w:tcMar>
+              <w:top w:w="0" w:type="dxa"/>
+              <w:bottom w:w="0" w:type="dxa"/>
+              <w:left w:w="0" w:type="dxa"/>
+              <w:right w:w="0" w:type="dxa"/>
+            </w:tcMar>
+            <w:vAlign w:val="center"/>
+          </w:tcPr>
+          <w:p>
+            <w:pPr>
+              <w:jc w:val="center"/>
+              <w:pBdr>
+                <w:bottom w:val="none" w:sz="0" w:space="0" w:color="000000"/>
+                <w:top w:val="none" w:sz="0" w:space="0" w:color="000000"/>
+                <w:left w:val="none" w:sz="0" w:space="0" w:color="000000"/>
+                <w:right w:val="none" w:sz="0" w:space="0" w:color="000000"/>
+              </w:pBdr>
+              <w:spacing w:after="100" w:before="100" w:line="240"/>
+              <w:ind w:left="100" w:right="100" w:firstLine="0" w:firstLineChars="0"/>
+              <w:rPr>
+                <w:rFonts w:ascii="Helvetica" w:hAnsi="Helvetica" w:eastAsia="Helvetica" w:cs="Helvetica"/>
+                <w:i w:val="false"/>
+                <w:b w:val="false"/>
+                <w:u w:val="none"/>
+                <w:sz w:val="20"/>
+                <w:szCs w:val="20"/>
+                <w:color w:val="000000"/>
+              </w:rPr>
+            </w:pPr>
+            <w:r>
+              <w:rPr>
+                <w:rFonts w:ascii="Helvetica" w:hAnsi="Helvetica" w:eastAsia="Helvetica" w:cs="Helvetica"/>
+                <w:i w:val="false"/>
+                <w:b w:val="false"/>
+                <w:u w:val="none"/>
+                <w:sz w:val="20"/>
+                <w:szCs w:val="20"/>
+                <w:color w:val="000000"/>
+              </w:rPr>
+              <w:t xml:space="preserve"/>
+            </w:r>
+          </w:p>
+        </w:tc>
+        <w:tc>
+          <w:tcPr>
+            <w:tcBorders>
+              <w:bottom w:val="none" w:sz="0" w:space="0" w:color="000000"/>
+              <w:top w:val="none" w:sz="0" w:space="0" w:color="000000"/>
+              <w:left w:val="none" w:sz="0" w:space="0" w:color="000000"/>
+              <w:right w:val="none" w:sz="0" w:space="0" w:color="000000"/>
+            </w:tcBorders>
+            <w:shd w:val="clear" w:color="auto" w:fill="FFFFFF"/>
+            <w:tcMar>
+              <w:top w:w="0" w:type="dxa"/>
+              <w:bottom w:w="0" w:type="dxa"/>
+              <w:left w:w="0" w:type="dxa"/>
+              <w:right w:w="0" w:type="dxa"/>
+            </w:tcMar>
+            <w:vAlign w:val="center"/>
+          </w:tcPr>
+          <w:p>
+            <w:pPr>
+              <w:jc w:val="center"/>
+              <w:pBdr>
+                <w:bottom w:val="none" w:sz="0" w:space="0" w:color="000000"/>
+                <w:top w:val="none" w:sz="0" w:space="0" w:color="000000"/>
+                <w:left w:val="none" w:sz="0" w:space="0" w:color="000000"/>
+                <w:right w:val="none" w:sz="0" w:space="0" w:color="000000"/>
+              </w:pBdr>
+              <w:spacing w:after="100" w:before="100" w:line="240"/>
+              <w:ind w:left="100" w:right="100" w:firstLine="0" w:firstLineChars="0"/>
+              <w:rPr>
+                <w:rFonts w:ascii="Helvetica" w:hAnsi="Helvetica" w:eastAsia="Helvetica" w:cs="Helvetica"/>
+                <w:i w:val="false"/>
+                <w:b w:val="false"/>
+                <w:u w:val="none"/>
+                <w:sz w:val="20"/>
+                <w:szCs w:val="20"/>
+                <w:color w:val="000000"/>
+              </w:rPr>
+            </w:pPr>
+            <w:r>
+              <w:rPr>
+                <w:rFonts w:ascii="Helvetica" w:hAnsi="Helvetica" w:eastAsia="Helvetica" w:cs="Helvetica"/>
+                <w:i w:val="false"/>
+                <w:b w:val="false"/>
+                <w:u w:val="none"/>
+                <w:sz w:val="20"/>
+                <w:szCs w:val="20"/>
+                <w:color w:val="000000"/>
+              </w:rPr>
+              <w:t xml:space="preserve"/>
+            </w:r>
+          </w:p>
+        </w:tc>
+      </w:tr>
+      <w:tr>
+        <w:trPr>
+          <w:trHeight w:val="360" w:hRule="auto"/>
+        </w:trPr>
+        body23
         <w:tc>
           <w:tcPr>
             <w:tcBorders>

--- a/Outputs/table1.docx
+++ b/Outputs/table1.docx
@@ -34,6 +34,7 @@
           </w:tcPr>
           <w:p>
             <w:pPr>
+              <w:pStyle w:val="Normal"/>
               <w:jc w:val="left"/>
               <w:pBdr>
                 <w:bottom w:val="none" w:sz="0" w:space="0" w:color="000000"/>
@@ -86,6 +87,7 @@
           </w:tcPr>
           <w:p>
             <w:pPr>
+              <w:pStyle w:val="Normal"/>
               <w:jc w:val="center"/>
               <w:pBdr>
                 <w:bottom w:val="none" w:sz="0" w:space="0" w:color="000000"/>
@@ -138,6 +140,7 @@
           </w:tcPr>
           <w:p>
             <w:pPr>
+              <w:pStyle w:val="Normal"/>
               <w:jc w:val="center"/>
               <w:pBdr>
                 <w:bottom w:val="none" w:sz="0" w:space="0" w:color="000000"/>
@@ -190,6 +193,7 @@
           </w:tcPr>
           <w:p>
             <w:pPr>
+              <w:pStyle w:val="Normal"/>
               <w:jc w:val="center"/>
               <w:pBdr>
                 <w:bottom w:val="none" w:sz="0" w:space="0" w:color="000000"/>
@@ -248,6 +252,7 @@
           </w:tcPr>
           <w:p>
             <w:pPr>
+              <w:pStyle w:val="Normal"/>
               <w:jc w:val="left"/>
               <w:pBdr>
                 <w:bottom w:val="none" w:sz="0" w:space="0" w:color="000000"/>
@@ -300,6 +305,7 @@
           </w:tcPr>
           <w:p>
             <w:pPr>
+              <w:pStyle w:val="Normal"/>
               <w:jc w:val="center"/>
               <w:pBdr>
                 <w:bottom w:val="none" w:sz="0" w:space="0" w:color="000000"/>
@@ -352,6 +358,7 @@
           </w:tcPr>
           <w:p>
             <w:pPr>
+              <w:pStyle w:val="Normal"/>
               <w:jc w:val="center"/>
               <w:pBdr>
                 <w:bottom w:val="none" w:sz="0" w:space="0" w:color="000000"/>
@@ -404,6 +411,7 @@
           </w:tcPr>
           <w:p>
             <w:pPr>
+              <w:pStyle w:val="Normal"/>
               <w:jc w:val="center"/>
               <w:pBdr>
                 <w:bottom w:val="none" w:sz="0" w:space="0" w:color="000000"/>
@@ -462,6 +470,7 @@
           </w:tcPr>
           <w:p>
             <w:pPr>
+              <w:pStyle w:val="Normal"/>
               <w:jc w:val="left"/>
               <w:pBdr>
                 <w:bottom w:val="none" w:sz="0" w:space="0" w:color="000000"/>
@@ -514,6 +523,7 @@
           </w:tcPr>
           <w:p>
             <w:pPr>
+              <w:pStyle w:val="Normal"/>
               <w:jc w:val="center"/>
               <w:pBdr>
                 <w:bottom w:val="none" w:sz="0" w:space="0" w:color="000000"/>
@@ -566,6 +576,7 @@
           </w:tcPr>
           <w:p>
             <w:pPr>
+              <w:pStyle w:val="Normal"/>
               <w:jc w:val="center"/>
               <w:pBdr>
                 <w:bottom w:val="none" w:sz="0" w:space="0" w:color="000000"/>
@@ -618,6 +629,7 @@
           </w:tcPr>
           <w:p>
             <w:pPr>
+              <w:pStyle w:val="Normal"/>
               <w:jc w:val="center"/>
               <w:pBdr>
                 <w:bottom w:val="none" w:sz="0" w:space="0" w:color="000000"/>
@@ -676,6 +688,7 @@
           </w:tcPr>
           <w:p>
             <w:pPr>
+              <w:pStyle w:val="Normal"/>
               <w:jc w:val="left"/>
               <w:pBdr>
                 <w:bottom w:val="none" w:sz="0" w:space="0" w:color="000000"/>
@@ -728,6 +741,7 @@
           </w:tcPr>
           <w:p>
             <w:pPr>
+              <w:pStyle w:val="Normal"/>
               <w:jc w:val="center"/>
               <w:pBdr>
                 <w:bottom w:val="none" w:sz="0" w:space="0" w:color="000000"/>
@@ -780,6 +794,7 @@
           </w:tcPr>
           <w:p>
             <w:pPr>
+              <w:pStyle w:val="Normal"/>
               <w:jc w:val="center"/>
               <w:pBdr>
                 <w:bottom w:val="none" w:sz="0" w:space="0" w:color="000000"/>
@@ -832,6 +847,7 @@
           </w:tcPr>
           <w:p>
             <w:pPr>
+              <w:pStyle w:val="Normal"/>
               <w:jc w:val="center"/>
               <w:pBdr>
                 <w:bottom w:val="none" w:sz="0" w:space="0" w:color="000000"/>
@@ -890,6 +906,7 @@
           </w:tcPr>
           <w:p>
             <w:pPr>
+              <w:pStyle w:val="Normal"/>
               <w:jc w:val="left"/>
               <w:pBdr>
                 <w:bottom w:val="none" w:sz="0" w:space="0" w:color="000000"/>
@@ -942,6 +959,7 @@
           </w:tcPr>
           <w:p>
             <w:pPr>
+              <w:pStyle w:val="Normal"/>
               <w:jc w:val="center"/>
               <w:pBdr>
                 <w:bottom w:val="none" w:sz="0" w:space="0" w:color="000000"/>
@@ -994,6 +1012,7 @@
           </w:tcPr>
           <w:p>
             <w:pPr>
+              <w:pStyle w:val="Normal"/>
               <w:jc w:val="center"/>
               <w:pBdr>
                 <w:bottom w:val="none" w:sz="0" w:space="0" w:color="000000"/>
@@ -1046,6 +1065,7 @@
           </w:tcPr>
           <w:p>
             <w:pPr>
+              <w:pStyle w:val="Normal"/>
               <w:jc w:val="center"/>
               <w:pBdr>
                 <w:bottom w:val="none" w:sz="0" w:space="0" w:color="000000"/>
@@ -1104,6 +1124,7 @@
           </w:tcPr>
           <w:p>
             <w:pPr>
+              <w:pStyle w:val="Normal"/>
               <w:jc w:val="left"/>
               <w:pBdr>
                 <w:bottom w:val="none" w:sz="0" w:space="0" w:color="000000"/>
@@ -1156,6 +1177,7 @@
           </w:tcPr>
           <w:p>
             <w:pPr>
+              <w:pStyle w:val="Normal"/>
               <w:jc w:val="center"/>
               <w:pBdr>
                 <w:bottom w:val="none" w:sz="0" w:space="0" w:color="000000"/>
@@ -1208,6 +1230,7 @@
           </w:tcPr>
           <w:p>
             <w:pPr>
+              <w:pStyle w:val="Normal"/>
               <w:jc w:val="center"/>
               <w:pBdr>
                 <w:bottom w:val="none" w:sz="0" w:space="0" w:color="000000"/>
@@ -1260,6 +1283,7 @@
           </w:tcPr>
           <w:p>
             <w:pPr>
+              <w:pStyle w:val="Normal"/>
               <w:jc w:val="center"/>
               <w:pBdr>
                 <w:bottom w:val="none" w:sz="0" w:space="0" w:color="000000"/>
@@ -1318,6 +1342,7 @@
           </w:tcPr>
           <w:p>
             <w:pPr>
+              <w:pStyle w:val="Normal"/>
               <w:jc w:val="left"/>
               <w:pBdr>
                 <w:bottom w:val="none" w:sz="0" w:space="0" w:color="000000"/>
@@ -1370,6 +1395,7 @@
           </w:tcPr>
           <w:p>
             <w:pPr>
+              <w:pStyle w:val="Normal"/>
               <w:jc w:val="center"/>
               <w:pBdr>
                 <w:bottom w:val="none" w:sz="0" w:space="0" w:color="000000"/>
@@ -1422,6 +1448,7 @@
           </w:tcPr>
           <w:p>
             <w:pPr>
+              <w:pStyle w:val="Normal"/>
               <w:jc w:val="center"/>
               <w:pBdr>
                 <w:bottom w:val="none" w:sz="0" w:space="0" w:color="000000"/>
@@ -1474,6 +1501,7 @@
           </w:tcPr>
           <w:p>
             <w:pPr>
+              <w:pStyle w:val="Normal"/>
               <w:jc w:val="center"/>
               <w:pBdr>
                 <w:bottom w:val="none" w:sz="0" w:space="0" w:color="000000"/>
@@ -1532,6 +1560,7 @@
           </w:tcPr>
           <w:p>
             <w:pPr>
+              <w:pStyle w:val="Normal"/>
               <w:jc w:val="left"/>
               <w:pBdr>
                 <w:bottom w:val="none" w:sz="0" w:space="0" w:color="000000"/>
@@ -1584,6 +1613,7 @@
           </w:tcPr>
           <w:p>
             <w:pPr>
+              <w:pStyle w:val="Normal"/>
               <w:jc w:val="center"/>
               <w:pBdr>
                 <w:bottom w:val="none" w:sz="0" w:space="0" w:color="000000"/>
@@ -1636,6 +1666,7 @@
           </w:tcPr>
           <w:p>
             <w:pPr>
+              <w:pStyle w:val="Normal"/>
               <w:jc w:val="center"/>
               <w:pBdr>
                 <w:bottom w:val="none" w:sz="0" w:space="0" w:color="000000"/>
@@ -1688,6 +1719,7 @@
           </w:tcPr>
           <w:p>
             <w:pPr>
+              <w:pStyle w:val="Normal"/>
               <w:jc w:val="center"/>
               <w:pBdr>
                 <w:bottom w:val="none" w:sz="0" w:space="0" w:color="000000"/>
@@ -1746,6 +1778,7 @@
           </w:tcPr>
           <w:p>
             <w:pPr>
+              <w:pStyle w:val="Normal"/>
               <w:jc w:val="left"/>
               <w:pBdr>
                 <w:bottom w:val="none" w:sz="0" w:space="0" w:color="000000"/>
@@ -1798,6 +1831,7 @@
           </w:tcPr>
           <w:p>
             <w:pPr>
+              <w:pStyle w:val="Normal"/>
               <w:jc w:val="center"/>
               <w:pBdr>
                 <w:bottom w:val="none" w:sz="0" w:space="0" w:color="000000"/>
@@ -1850,6 +1884,7 @@
           </w:tcPr>
           <w:p>
             <w:pPr>
+              <w:pStyle w:val="Normal"/>
               <w:jc w:val="center"/>
               <w:pBdr>
                 <w:bottom w:val="none" w:sz="0" w:space="0" w:color="000000"/>
@@ -1902,6 +1937,7 @@
           </w:tcPr>
           <w:p>
             <w:pPr>
+              <w:pStyle w:val="Normal"/>
               <w:jc w:val="center"/>
               <w:pBdr>
                 <w:bottom w:val="none" w:sz="0" w:space="0" w:color="000000"/>
@@ -1960,6 +1996,7 @@
           </w:tcPr>
           <w:p>
             <w:pPr>
+              <w:pStyle w:val="Normal"/>
               <w:jc w:val="left"/>
               <w:pBdr>
                 <w:bottom w:val="none" w:sz="0" w:space="0" w:color="000000"/>
@@ -2012,6 +2049,7 @@
           </w:tcPr>
           <w:p>
             <w:pPr>
+              <w:pStyle w:val="Normal"/>
               <w:jc w:val="center"/>
               <w:pBdr>
                 <w:bottom w:val="none" w:sz="0" w:space="0" w:color="000000"/>
@@ -2064,6 +2102,7 @@
           </w:tcPr>
           <w:p>
             <w:pPr>
+              <w:pStyle w:val="Normal"/>
               <w:jc w:val="center"/>
               <w:pBdr>
                 <w:bottom w:val="none" w:sz="0" w:space="0" w:color="000000"/>
@@ -2116,6 +2155,7 @@
           </w:tcPr>
           <w:p>
             <w:pPr>
+              <w:pStyle w:val="Normal"/>
               <w:jc w:val="center"/>
               <w:pBdr>
                 <w:bottom w:val="none" w:sz="0" w:space="0" w:color="000000"/>
@@ -2174,6 +2214,7 @@
           </w:tcPr>
           <w:p>
             <w:pPr>
+              <w:pStyle w:val="Normal"/>
               <w:jc w:val="left"/>
               <w:pBdr>
                 <w:bottom w:val="none" w:sz="0" w:space="0" w:color="000000"/>
@@ -2226,6 +2267,7 @@
           </w:tcPr>
           <w:p>
             <w:pPr>
+              <w:pStyle w:val="Normal"/>
               <w:jc w:val="center"/>
               <w:pBdr>
                 <w:bottom w:val="none" w:sz="0" w:space="0" w:color="000000"/>
@@ -2278,6 +2320,7 @@
           </w:tcPr>
           <w:p>
             <w:pPr>
+              <w:pStyle w:val="Normal"/>
               <w:jc w:val="center"/>
               <w:pBdr>
                 <w:bottom w:val="none" w:sz="0" w:space="0" w:color="000000"/>
@@ -2330,6 +2373,7 @@
           </w:tcPr>
           <w:p>
             <w:pPr>
+              <w:pStyle w:val="Normal"/>
               <w:jc w:val="center"/>
               <w:pBdr>
                 <w:bottom w:val="none" w:sz="0" w:space="0" w:color="000000"/>
@@ -2388,6 +2432,7 @@
           </w:tcPr>
           <w:p>
             <w:pPr>
+              <w:pStyle w:val="Normal"/>
               <w:jc w:val="left"/>
               <w:pBdr>
                 <w:bottom w:val="none" w:sz="0" w:space="0" w:color="000000"/>
@@ -2440,6 +2485,7 @@
           </w:tcPr>
           <w:p>
             <w:pPr>
+              <w:pStyle w:val="Normal"/>
               <w:jc w:val="center"/>
               <w:pBdr>
                 <w:bottom w:val="none" w:sz="0" w:space="0" w:color="000000"/>
@@ -2492,6 +2538,7 @@
           </w:tcPr>
           <w:p>
             <w:pPr>
+              <w:pStyle w:val="Normal"/>
               <w:jc w:val="center"/>
               <w:pBdr>
                 <w:bottom w:val="none" w:sz="0" w:space="0" w:color="000000"/>
@@ -2544,6 +2591,7 @@
           </w:tcPr>
           <w:p>
             <w:pPr>
+              <w:pStyle w:val="Normal"/>
               <w:jc w:val="center"/>
               <w:pBdr>
                 <w:bottom w:val="none" w:sz="0" w:space="0" w:color="000000"/>
@@ -2602,6 +2650,7 @@
           </w:tcPr>
           <w:p>
             <w:pPr>
+              <w:pStyle w:val="Normal"/>
               <w:jc w:val="left"/>
               <w:pBdr>
                 <w:bottom w:val="none" w:sz="0" w:space="0" w:color="000000"/>
@@ -2654,6 +2703,7 @@
           </w:tcPr>
           <w:p>
             <w:pPr>
+              <w:pStyle w:val="Normal"/>
               <w:jc w:val="center"/>
               <w:pBdr>
                 <w:bottom w:val="none" w:sz="0" w:space="0" w:color="000000"/>
@@ -2706,6 +2756,7 @@
           </w:tcPr>
           <w:p>
             <w:pPr>
+              <w:pStyle w:val="Normal"/>
               <w:jc w:val="center"/>
               <w:pBdr>
                 <w:bottom w:val="none" w:sz="0" w:space="0" w:color="000000"/>
@@ -2758,6 +2809,7 @@
           </w:tcPr>
           <w:p>
             <w:pPr>
+              <w:pStyle w:val="Normal"/>
               <w:jc w:val="center"/>
               <w:pBdr>
                 <w:bottom w:val="none" w:sz="0" w:space="0" w:color="000000"/>
@@ -2816,6 +2868,7 @@
           </w:tcPr>
           <w:p>
             <w:pPr>
+              <w:pStyle w:val="Normal"/>
               <w:jc w:val="left"/>
               <w:pBdr>
                 <w:bottom w:val="none" w:sz="0" w:space="0" w:color="000000"/>
@@ -2868,6 +2921,7 @@
           </w:tcPr>
           <w:p>
             <w:pPr>
+              <w:pStyle w:val="Normal"/>
               <w:jc w:val="center"/>
               <w:pBdr>
                 <w:bottom w:val="none" w:sz="0" w:space="0" w:color="000000"/>
@@ -2920,6 +2974,7 @@
           </w:tcPr>
           <w:p>
             <w:pPr>
+              <w:pStyle w:val="Normal"/>
               <w:jc w:val="center"/>
               <w:pBdr>
                 <w:bottom w:val="none" w:sz="0" w:space="0" w:color="000000"/>
@@ -2972,6 +3027,7 @@
           </w:tcPr>
           <w:p>
             <w:pPr>
+              <w:pStyle w:val="Normal"/>
               <w:jc w:val="center"/>
               <w:pBdr>
                 <w:bottom w:val="none" w:sz="0" w:space="0" w:color="000000"/>
@@ -3030,6 +3086,7 @@
           </w:tcPr>
           <w:p>
             <w:pPr>
+              <w:pStyle w:val="Normal"/>
               <w:jc w:val="left"/>
               <w:pBdr>
                 <w:bottom w:val="none" w:sz="0" w:space="0" w:color="000000"/>
@@ -3082,6 +3139,7 @@
           </w:tcPr>
           <w:p>
             <w:pPr>
+              <w:pStyle w:val="Normal"/>
               <w:jc w:val="center"/>
               <w:pBdr>
                 <w:bottom w:val="none" w:sz="0" w:space="0" w:color="000000"/>
@@ -3134,6 +3192,7 @@
           </w:tcPr>
           <w:p>
             <w:pPr>
+              <w:pStyle w:val="Normal"/>
               <w:jc w:val="center"/>
               <w:pBdr>
                 <w:bottom w:val="none" w:sz="0" w:space="0" w:color="000000"/>
@@ -3186,6 +3245,7 @@
           </w:tcPr>
           <w:p>
             <w:pPr>
+              <w:pStyle w:val="Normal"/>
               <w:jc w:val="center"/>
               <w:pBdr>
                 <w:bottom w:val="none" w:sz="0" w:space="0" w:color="000000"/>
@@ -3244,6 +3304,7 @@
           </w:tcPr>
           <w:p>
             <w:pPr>
+              <w:pStyle w:val="Normal"/>
               <w:jc w:val="left"/>
               <w:pBdr>
                 <w:bottom w:val="none" w:sz="0" w:space="0" w:color="000000"/>
@@ -3296,6 +3357,7 @@
           </w:tcPr>
           <w:p>
             <w:pPr>
+              <w:pStyle w:val="Normal"/>
               <w:jc w:val="center"/>
               <w:pBdr>
                 <w:bottom w:val="none" w:sz="0" w:space="0" w:color="000000"/>
@@ -3348,6 +3410,7 @@
           </w:tcPr>
           <w:p>
             <w:pPr>
+              <w:pStyle w:val="Normal"/>
               <w:jc w:val="center"/>
               <w:pBdr>
                 <w:bottom w:val="none" w:sz="0" w:space="0" w:color="000000"/>
@@ -3400,6 +3463,7 @@
           </w:tcPr>
           <w:p>
             <w:pPr>
+              <w:pStyle w:val="Normal"/>
               <w:jc w:val="center"/>
               <w:pBdr>
                 <w:bottom w:val="none" w:sz="0" w:space="0" w:color="000000"/>
@@ -3458,6 +3522,7 @@
           </w:tcPr>
           <w:p>
             <w:pPr>
+              <w:pStyle w:val="Normal"/>
               <w:jc w:val="left"/>
               <w:pBdr>
                 <w:bottom w:val="none" w:sz="0" w:space="0" w:color="000000"/>
@@ -3510,6 +3575,7 @@
           </w:tcPr>
           <w:p>
             <w:pPr>
+              <w:pStyle w:val="Normal"/>
               <w:jc w:val="center"/>
               <w:pBdr>
                 <w:bottom w:val="none" w:sz="0" w:space="0" w:color="000000"/>
@@ -3562,6 +3628,7 @@
           </w:tcPr>
           <w:p>
             <w:pPr>
+              <w:pStyle w:val="Normal"/>
               <w:jc w:val="center"/>
               <w:pBdr>
                 <w:bottom w:val="none" w:sz="0" w:space="0" w:color="000000"/>
@@ -3614,6 +3681,7 @@
           </w:tcPr>
           <w:p>
             <w:pPr>
+              <w:pStyle w:val="Normal"/>
               <w:jc w:val="center"/>
               <w:pBdr>
                 <w:bottom w:val="none" w:sz="0" w:space="0" w:color="000000"/>
@@ -3672,6 +3740,7 @@
           </w:tcPr>
           <w:p>
             <w:pPr>
+              <w:pStyle w:val="Normal"/>
               <w:jc w:val="left"/>
               <w:pBdr>
                 <w:bottom w:val="none" w:sz="0" w:space="0" w:color="000000"/>
@@ -3724,6 +3793,7 @@
           </w:tcPr>
           <w:p>
             <w:pPr>
+              <w:pStyle w:val="Normal"/>
               <w:jc w:val="center"/>
               <w:pBdr>
                 <w:bottom w:val="none" w:sz="0" w:space="0" w:color="000000"/>
@@ -3776,6 +3846,7 @@
           </w:tcPr>
           <w:p>
             <w:pPr>
+              <w:pStyle w:val="Normal"/>
               <w:jc w:val="center"/>
               <w:pBdr>
                 <w:bottom w:val="none" w:sz="0" w:space="0" w:color="000000"/>
@@ -3828,6 +3899,7 @@
           </w:tcPr>
           <w:p>
             <w:pPr>
+              <w:pStyle w:val="Normal"/>
               <w:jc w:val="center"/>
               <w:pBdr>
                 <w:bottom w:val="none" w:sz="0" w:space="0" w:color="000000"/>
@@ -3886,6 +3958,7 @@
           </w:tcPr>
           <w:p>
             <w:pPr>
+              <w:pStyle w:val="Normal"/>
               <w:jc w:val="left"/>
               <w:pBdr>
                 <w:bottom w:val="none" w:sz="0" w:space="0" w:color="000000"/>
@@ -3938,6 +4011,7 @@
           </w:tcPr>
           <w:p>
             <w:pPr>
+              <w:pStyle w:val="Normal"/>
               <w:jc w:val="center"/>
               <w:pBdr>
                 <w:bottom w:val="none" w:sz="0" w:space="0" w:color="000000"/>
@@ -3990,6 +4064,7 @@
           </w:tcPr>
           <w:p>
             <w:pPr>
+              <w:pStyle w:val="Normal"/>
               <w:jc w:val="center"/>
               <w:pBdr>
                 <w:bottom w:val="none" w:sz="0" w:space="0" w:color="000000"/>
@@ -4042,6 +4117,7 @@
           </w:tcPr>
           <w:p>
             <w:pPr>
+              <w:pStyle w:val="Normal"/>
               <w:jc w:val="center"/>
               <w:pBdr>
                 <w:bottom w:val="none" w:sz="0" w:space="0" w:color="000000"/>
@@ -4100,6 +4176,7 @@
           </w:tcPr>
           <w:p>
             <w:pPr>
+              <w:pStyle w:val="Normal"/>
               <w:jc w:val="left"/>
               <w:pBdr>
                 <w:bottom w:val="none" w:sz="0" w:space="0" w:color="000000"/>
@@ -4152,6 +4229,7 @@
           </w:tcPr>
           <w:p>
             <w:pPr>
+              <w:pStyle w:val="Normal"/>
               <w:jc w:val="center"/>
               <w:pBdr>
                 <w:bottom w:val="none" w:sz="0" w:space="0" w:color="000000"/>
@@ -4204,88 +4282,90 @@
           </w:tcPr>
           <w:p>
             <w:pPr>
-              <w:jc w:val="center"/>
-              <w:pBdr>
-                <w:bottom w:val="none" w:sz="0" w:space="0" w:color="000000"/>
-                <w:top w:val="none" w:sz="0" w:space="0" w:color="000000"/>
-                <w:left w:val="none" w:sz="0" w:space="0" w:color="000000"/>
-                <w:right w:val="none" w:sz="0" w:space="0" w:color="000000"/>
-              </w:pBdr>
-              <w:spacing w:after="100" w:before="100" w:line="240"/>
-              <w:ind w:left="100" w:right="100" w:firstLine="0" w:firstLineChars="0"/>
-              <w:rPr>
-                <w:rFonts w:ascii="Helvetica" w:hAnsi="Helvetica" w:eastAsia="Helvetica" w:cs="Helvetica"/>
-                <w:i w:val="false"/>
-                <w:b w:val="false"/>
-                <w:u w:val="none"/>
-                <w:sz w:val="20"/>
-                <w:szCs w:val="20"/>
-                <w:color w:val="000000"/>
-              </w:rPr>
-            </w:pPr>
-            <w:r>
-              <w:rPr>
-                <w:rFonts w:ascii="Helvetica" w:hAnsi="Helvetica" w:eastAsia="Helvetica" w:cs="Helvetica"/>
-                <w:i w:val="false"/>
-                <w:b w:val="false"/>
-                <w:u w:val="none"/>
-                <w:sz w:val="20"/>
-                <w:szCs w:val="20"/>
-                <w:color w:val="000000"/>
-              </w:rPr>
-              <w:t xml:space="preserve">30.4 ± 34.7</w:t>
-            </w:r>
-          </w:p>
-        </w:tc>
-        <w:tc>
-          <w:tcPr>
-            <w:tcBorders>
-              <w:bottom w:val="none" w:sz="0" w:space="0" w:color="000000"/>
-              <w:top w:val="none" w:sz="0" w:space="0" w:color="000000"/>
-              <w:left w:val="none" w:sz="0" w:space="0" w:color="000000"/>
-              <w:right w:val="none" w:sz="0" w:space="0" w:color="000000"/>
-            </w:tcBorders>
-            <w:shd w:val="clear" w:color="auto" w:fill="FFFFFF"/>
-            <w:tcMar>
-              <w:top w:w="0" w:type="dxa"/>
-              <w:bottom w:w="0" w:type="dxa"/>
-              <w:left w:w="0" w:type="dxa"/>
-              <w:right w:w="0" w:type="dxa"/>
-            </w:tcMar>
-            <w:vAlign w:val="center"/>
-          </w:tcPr>
-          <w:p>
-            <w:pPr>
-              <w:jc w:val="center"/>
-              <w:pBdr>
-                <w:bottom w:val="none" w:sz="0" w:space="0" w:color="000000"/>
-                <w:top w:val="none" w:sz="0" w:space="0" w:color="000000"/>
-                <w:left w:val="none" w:sz="0" w:space="0" w:color="000000"/>
-                <w:right w:val="none" w:sz="0" w:space="0" w:color="000000"/>
-              </w:pBdr>
-              <w:spacing w:after="100" w:before="100" w:line="240"/>
-              <w:ind w:left="100" w:right="100" w:firstLine="0" w:firstLineChars="0"/>
-              <w:rPr>
-                <w:rFonts w:ascii="Helvetica" w:hAnsi="Helvetica" w:eastAsia="Helvetica" w:cs="Helvetica"/>
-                <w:i w:val="false"/>
-                <w:b w:val="false"/>
-                <w:u w:val="none"/>
-                <w:sz w:val="20"/>
-                <w:szCs w:val="20"/>
-                <w:color w:val="000000"/>
-              </w:rPr>
-            </w:pPr>
-            <w:r>
-              <w:rPr>
-                <w:rFonts w:ascii="Helvetica" w:hAnsi="Helvetica" w:eastAsia="Helvetica" w:cs="Helvetica"/>
-                <w:i w:val="false"/>
-                <w:b w:val="false"/>
-                <w:u w:val="none"/>
-                <w:sz w:val="20"/>
-                <w:szCs w:val="20"/>
-                <w:color w:val="000000"/>
-              </w:rPr>
-              <w:t xml:space="preserve">21 [13.2–36]</w:t>
+              <w:pStyle w:val="Normal"/>
+              <w:jc w:val="center"/>
+              <w:pBdr>
+                <w:bottom w:val="none" w:sz="0" w:space="0" w:color="000000"/>
+                <w:top w:val="none" w:sz="0" w:space="0" w:color="000000"/>
+                <w:left w:val="none" w:sz="0" w:space="0" w:color="000000"/>
+                <w:right w:val="none" w:sz="0" w:space="0" w:color="000000"/>
+              </w:pBdr>
+              <w:spacing w:after="100" w:before="100" w:line="240"/>
+              <w:ind w:left="100" w:right="100" w:firstLine="0" w:firstLineChars="0"/>
+              <w:rPr>
+                <w:rFonts w:ascii="Helvetica" w:hAnsi="Helvetica" w:eastAsia="Helvetica" w:cs="Helvetica"/>
+                <w:i w:val="false"/>
+                <w:b w:val="false"/>
+                <w:u w:val="none"/>
+                <w:sz w:val="20"/>
+                <w:szCs w:val="20"/>
+                <w:color w:val="000000"/>
+              </w:rPr>
+            </w:pPr>
+            <w:r>
+              <w:rPr>
+                <w:rFonts w:ascii="Helvetica" w:hAnsi="Helvetica" w:eastAsia="Helvetica" w:cs="Helvetica"/>
+                <w:i w:val="false"/>
+                <w:b w:val="false"/>
+                <w:u w:val="none"/>
+                <w:sz w:val="20"/>
+                <w:szCs w:val="20"/>
+                <w:color w:val="000000"/>
+              </w:rPr>
+              <w:t xml:space="preserve">18.1 ± 29.6</w:t>
+            </w:r>
+          </w:p>
+        </w:tc>
+        <w:tc>
+          <w:tcPr>
+            <w:tcBorders>
+              <w:bottom w:val="none" w:sz="0" w:space="0" w:color="000000"/>
+              <w:top w:val="none" w:sz="0" w:space="0" w:color="000000"/>
+              <w:left w:val="none" w:sz="0" w:space="0" w:color="000000"/>
+              <w:right w:val="none" w:sz="0" w:space="0" w:color="000000"/>
+            </w:tcBorders>
+            <w:shd w:val="clear" w:color="auto" w:fill="FFFFFF"/>
+            <w:tcMar>
+              <w:top w:w="0" w:type="dxa"/>
+              <w:bottom w:w="0" w:type="dxa"/>
+              <w:left w:w="0" w:type="dxa"/>
+              <w:right w:w="0" w:type="dxa"/>
+            </w:tcMar>
+            <w:vAlign w:val="center"/>
+          </w:tcPr>
+          <w:p>
+            <w:pPr>
+              <w:pStyle w:val="Normal"/>
+              <w:jc w:val="center"/>
+              <w:pBdr>
+                <w:bottom w:val="none" w:sz="0" w:space="0" w:color="000000"/>
+                <w:top w:val="none" w:sz="0" w:space="0" w:color="000000"/>
+                <w:left w:val="none" w:sz="0" w:space="0" w:color="000000"/>
+                <w:right w:val="none" w:sz="0" w:space="0" w:color="000000"/>
+              </w:pBdr>
+              <w:spacing w:after="100" w:before="100" w:line="240"/>
+              <w:ind w:left="100" w:right="100" w:firstLine="0" w:firstLineChars="0"/>
+              <w:rPr>
+                <w:rFonts w:ascii="Helvetica" w:hAnsi="Helvetica" w:eastAsia="Helvetica" w:cs="Helvetica"/>
+                <w:i w:val="false"/>
+                <w:b w:val="false"/>
+                <w:u w:val="none"/>
+                <w:sz w:val="20"/>
+                <w:szCs w:val="20"/>
+                <w:color w:val="000000"/>
+              </w:rPr>
+            </w:pPr>
+            <w:r>
+              <w:rPr>
+                <w:rFonts w:ascii="Helvetica" w:hAnsi="Helvetica" w:eastAsia="Helvetica" w:cs="Helvetica"/>
+                <w:i w:val="false"/>
+                <w:b w:val="false"/>
+                <w:u w:val="none"/>
+                <w:sz w:val="20"/>
+                <w:szCs w:val="20"/>
+                <w:color w:val="000000"/>
+              </w:rPr>
+              <w:t xml:space="preserve">11 [1–24.2]</w:t>
             </w:r>
           </w:p>
         </w:tc>
@@ -4314,6 +4394,7 @@
           </w:tcPr>
           <w:p>
             <w:pPr>
+              <w:pStyle w:val="Normal"/>
               <w:jc w:val="left"/>
               <w:pBdr>
                 <w:bottom w:val="none" w:sz="0" w:space="0" w:color="000000"/>
@@ -4343,29 +4424,30 @@
                 <w:szCs w:val="20"/>
                 <w:color w:val="000000"/>
               </w:rPr>
-              <w:t xml:space="preserve">ICU_days</w:t>
-            </w:r>
-          </w:p>
-        </w:tc>
-        <w:tc>
-          <w:tcPr>
-            <w:tcBorders>
-              <w:bottom w:val="none" w:sz="0" w:space="0" w:color="000000"/>
-              <w:top w:val="none" w:sz="0" w:space="0" w:color="000000"/>
-              <w:left w:val="none" w:sz="0" w:space="0" w:color="000000"/>
-              <w:right w:val="none" w:sz="0" w:space="0" w:color="000000"/>
-            </w:tcBorders>
-            <w:shd w:val="clear" w:color="auto" w:fill="FFFFFF"/>
-            <w:tcMar>
-              <w:top w:w="0" w:type="dxa"/>
-              <w:bottom w:w="0" w:type="dxa"/>
-              <w:left w:w="0" w:type="dxa"/>
-              <w:right w:w="0" w:type="dxa"/>
-            </w:tcMar>
-            <w:vAlign w:val="center"/>
-          </w:tcPr>
-          <w:p>
-            <w:pPr>
+              <w:t xml:space="preserve">hospital_days_72h</w:t>
+            </w:r>
+          </w:p>
+        </w:tc>
+        <w:tc>
+          <w:tcPr>
+            <w:tcBorders>
+              <w:bottom w:val="none" w:sz="0" w:space="0" w:color="000000"/>
+              <w:top w:val="none" w:sz="0" w:space="0" w:color="000000"/>
+              <w:left w:val="none" w:sz="0" w:space="0" w:color="000000"/>
+              <w:right w:val="none" w:sz="0" w:space="0" w:color="000000"/>
+            </w:tcBorders>
+            <w:shd w:val="clear" w:color="auto" w:fill="FFFFFF"/>
+            <w:tcMar>
+              <w:top w:w="0" w:type="dxa"/>
+              <w:bottom w:w="0" w:type="dxa"/>
+              <w:left w:w="0" w:type="dxa"/>
+              <w:right w:w="0" w:type="dxa"/>
+            </w:tcMar>
+            <w:vAlign w:val="center"/>
+          </w:tcPr>
+          <w:p>
+            <w:pPr>
+              <w:pStyle w:val="Normal"/>
               <w:jc w:val="center"/>
               <w:pBdr>
                 <w:bottom w:val="none" w:sz="0" w:space="0" w:color="000000"/>
@@ -4418,88 +4500,90 @@
           </w:tcPr>
           <w:p>
             <w:pPr>
-              <w:jc w:val="center"/>
-              <w:pBdr>
-                <w:bottom w:val="none" w:sz="0" w:space="0" w:color="000000"/>
-                <w:top w:val="none" w:sz="0" w:space="0" w:color="000000"/>
-                <w:left w:val="none" w:sz="0" w:space="0" w:color="000000"/>
-                <w:right w:val="none" w:sz="0" w:space="0" w:color="000000"/>
-              </w:pBdr>
-              <w:spacing w:after="100" w:before="100" w:line="240"/>
-              <w:ind w:left="100" w:right="100" w:firstLine="0" w:firstLineChars="0"/>
-              <w:rPr>
-                <w:rFonts w:ascii="Helvetica" w:hAnsi="Helvetica" w:eastAsia="Helvetica" w:cs="Helvetica"/>
-                <w:i w:val="false"/>
-                <w:b w:val="false"/>
-                <w:u w:val="none"/>
-                <w:sz w:val="20"/>
-                <w:szCs w:val="20"/>
-                <w:color w:val="000000"/>
-              </w:rPr>
-            </w:pPr>
-            <w:r>
-              <w:rPr>
-                <w:rFonts w:ascii="Helvetica" w:hAnsi="Helvetica" w:eastAsia="Helvetica" w:cs="Helvetica"/>
-                <w:i w:val="false"/>
-                <w:b w:val="false"/>
-                <w:u w:val="none"/>
-                <w:sz w:val="20"/>
-                <w:szCs w:val="20"/>
-                <w:color w:val="000000"/>
-              </w:rPr>
-              <w:t xml:space="preserve">15.8 ± 18.8</w:t>
-            </w:r>
-          </w:p>
-        </w:tc>
-        <w:tc>
-          <w:tcPr>
-            <w:tcBorders>
-              <w:bottom w:val="none" w:sz="0" w:space="0" w:color="000000"/>
-              <w:top w:val="none" w:sz="0" w:space="0" w:color="000000"/>
-              <w:left w:val="none" w:sz="0" w:space="0" w:color="000000"/>
-              <w:right w:val="none" w:sz="0" w:space="0" w:color="000000"/>
-            </w:tcBorders>
-            <w:shd w:val="clear" w:color="auto" w:fill="FFFFFF"/>
-            <w:tcMar>
-              <w:top w:w="0" w:type="dxa"/>
-              <w:bottom w:w="0" w:type="dxa"/>
-              <w:left w:w="0" w:type="dxa"/>
-              <w:right w:w="0" w:type="dxa"/>
-            </w:tcMar>
-            <w:vAlign w:val="center"/>
-          </w:tcPr>
-          <w:p>
-            <w:pPr>
-              <w:jc w:val="center"/>
-              <w:pBdr>
-                <w:bottom w:val="none" w:sz="0" w:space="0" w:color="000000"/>
-                <w:top w:val="none" w:sz="0" w:space="0" w:color="000000"/>
-                <w:left w:val="none" w:sz="0" w:space="0" w:color="000000"/>
-                <w:right w:val="none" w:sz="0" w:space="0" w:color="000000"/>
-              </w:pBdr>
-              <w:spacing w:after="100" w:before="100" w:line="240"/>
-              <w:ind w:left="100" w:right="100" w:firstLine="0" w:firstLineChars="0"/>
-              <w:rPr>
-                <w:rFonts w:ascii="Helvetica" w:hAnsi="Helvetica" w:eastAsia="Helvetica" w:cs="Helvetica"/>
-                <w:i w:val="false"/>
-                <w:b w:val="false"/>
-                <w:u w:val="none"/>
-                <w:sz w:val="20"/>
-                <w:szCs w:val="20"/>
-                <w:color w:val="000000"/>
-              </w:rPr>
-            </w:pPr>
-            <w:r>
-              <w:rPr>
-                <w:rFonts w:ascii="Helvetica" w:hAnsi="Helvetica" w:eastAsia="Helvetica" w:cs="Helvetica"/>
-                <w:i w:val="false"/>
-                <w:b w:val="false"/>
-                <w:u w:val="none"/>
-                <w:sz w:val="20"/>
-                <w:szCs w:val="20"/>
-                <w:color w:val="000000"/>
-              </w:rPr>
-              <w:t xml:space="preserve">7 [4–22]</w:t>
+              <w:pStyle w:val="Normal"/>
+              <w:jc w:val="center"/>
+              <w:pBdr>
+                <w:bottom w:val="none" w:sz="0" w:space="0" w:color="000000"/>
+                <w:top w:val="none" w:sz="0" w:space="0" w:color="000000"/>
+                <w:left w:val="none" w:sz="0" w:space="0" w:color="000000"/>
+                <w:right w:val="none" w:sz="0" w:space="0" w:color="000000"/>
+              </w:pBdr>
+              <w:spacing w:after="100" w:before="100" w:line="240"/>
+              <w:ind w:left="100" w:right="100" w:firstLine="0" w:firstLineChars="0"/>
+              <w:rPr>
+                <w:rFonts w:ascii="Helvetica" w:hAnsi="Helvetica" w:eastAsia="Helvetica" w:cs="Helvetica"/>
+                <w:i w:val="false"/>
+                <w:b w:val="false"/>
+                <w:u w:val="none"/>
+                <w:sz w:val="20"/>
+                <w:szCs w:val="20"/>
+                <w:color w:val="000000"/>
+              </w:rPr>
+            </w:pPr>
+            <w:r>
+              <w:rPr>
+                <w:rFonts w:ascii="Helvetica" w:hAnsi="Helvetica" w:eastAsia="Helvetica" w:cs="Helvetica"/>
+                <w:i w:val="false"/>
+                <w:b w:val="false"/>
+                <w:u w:val="none"/>
+                <w:sz w:val="20"/>
+                <w:szCs w:val="20"/>
+                <w:color w:val="000000"/>
+              </w:rPr>
+              <w:t xml:space="preserve">29.1 ± 33.8</w:t>
+            </w:r>
+          </w:p>
+        </w:tc>
+        <w:tc>
+          <w:tcPr>
+            <w:tcBorders>
+              <w:bottom w:val="none" w:sz="0" w:space="0" w:color="000000"/>
+              <w:top w:val="none" w:sz="0" w:space="0" w:color="000000"/>
+              <w:left w:val="none" w:sz="0" w:space="0" w:color="000000"/>
+              <w:right w:val="none" w:sz="0" w:space="0" w:color="000000"/>
+            </w:tcBorders>
+            <w:shd w:val="clear" w:color="auto" w:fill="FFFFFF"/>
+            <w:tcMar>
+              <w:top w:w="0" w:type="dxa"/>
+              <w:bottom w:w="0" w:type="dxa"/>
+              <w:left w:w="0" w:type="dxa"/>
+              <w:right w:w="0" w:type="dxa"/>
+            </w:tcMar>
+            <w:vAlign w:val="center"/>
+          </w:tcPr>
+          <w:p>
+            <w:pPr>
+              <w:pStyle w:val="Normal"/>
+              <w:jc w:val="center"/>
+              <w:pBdr>
+                <w:bottom w:val="none" w:sz="0" w:space="0" w:color="000000"/>
+                <w:top w:val="none" w:sz="0" w:space="0" w:color="000000"/>
+                <w:left w:val="none" w:sz="0" w:space="0" w:color="000000"/>
+                <w:right w:val="none" w:sz="0" w:space="0" w:color="000000"/>
+              </w:pBdr>
+              <w:spacing w:after="100" w:before="100" w:line="240"/>
+              <w:ind w:left="100" w:right="100" w:firstLine="0" w:firstLineChars="0"/>
+              <w:rPr>
+                <w:rFonts w:ascii="Helvetica" w:hAnsi="Helvetica" w:eastAsia="Helvetica" w:cs="Helvetica"/>
+                <w:i w:val="false"/>
+                <w:b w:val="false"/>
+                <w:u w:val="none"/>
+                <w:sz w:val="20"/>
+                <w:szCs w:val="20"/>
+                <w:color w:val="000000"/>
+              </w:rPr>
+            </w:pPr>
+            <w:r>
+              <w:rPr>
+                <w:rFonts w:ascii="Helvetica" w:hAnsi="Helvetica" w:eastAsia="Helvetica" w:cs="Helvetica"/>
+                <w:i w:val="false"/>
+                <w:b w:val="false"/>
+                <w:u w:val="none"/>
+                <w:sz w:val="20"/>
+                <w:szCs w:val="20"/>
+                <w:color w:val="000000"/>
+              </w:rPr>
+              <w:t xml:space="preserve">20 [13–35.2]</w:t>
             </w:r>
           </w:p>
         </w:tc>
@@ -4528,6 +4612,7 @@
           </w:tcPr>
           <w:p>
             <w:pPr>
+              <w:pStyle w:val="Normal"/>
               <w:jc w:val="left"/>
               <w:pBdr>
                 <w:bottom w:val="none" w:sz="0" w:space="0" w:color="000000"/>
@@ -4557,29 +4642,30 @@
                 <w:szCs w:val="20"/>
                 <w:color w:val="000000"/>
               </w:rPr>
-              <w:t xml:space="preserve">vent_days</w:t>
-            </w:r>
-          </w:p>
-        </w:tc>
-        <w:tc>
-          <w:tcPr>
-            <w:tcBorders>
-              <w:bottom w:val="none" w:sz="0" w:space="0" w:color="000000"/>
-              <w:top w:val="none" w:sz="0" w:space="0" w:color="000000"/>
-              <w:left w:val="none" w:sz="0" w:space="0" w:color="000000"/>
-              <w:right w:val="none" w:sz="0" w:space="0" w:color="000000"/>
-            </w:tcBorders>
-            <w:shd w:val="clear" w:color="auto" w:fill="FFFFFF"/>
-            <w:tcMar>
-              <w:top w:w="0" w:type="dxa"/>
-              <w:bottom w:w="0" w:type="dxa"/>
-              <w:left w:w="0" w:type="dxa"/>
-              <w:right w:w="0" w:type="dxa"/>
-            </w:tcMar>
-            <w:vAlign w:val="center"/>
-          </w:tcPr>
-          <w:p>
-            <w:pPr>
+              <w:t xml:space="preserve">ICU_days</w:t>
+            </w:r>
+          </w:p>
+        </w:tc>
+        <w:tc>
+          <w:tcPr>
+            <w:tcBorders>
+              <w:bottom w:val="none" w:sz="0" w:space="0" w:color="000000"/>
+              <w:top w:val="none" w:sz="0" w:space="0" w:color="000000"/>
+              <w:left w:val="none" w:sz="0" w:space="0" w:color="000000"/>
+              <w:right w:val="none" w:sz="0" w:space="0" w:color="000000"/>
+            </w:tcBorders>
+            <w:shd w:val="clear" w:color="auto" w:fill="FFFFFF"/>
+            <w:tcMar>
+              <w:top w:w="0" w:type="dxa"/>
+              <w:bottom w:w="0" w:type="dxa"/>
+              <w:left w:w="0" w:type="dxa"/>
+              <w:right w:w="0" w:type="dxa"/>
+            </w:tcMar>
+            <w:vAlign w:val="center"/>
+          </w:tcPr>
+          <w:p>
+            <w:pPr>
+              <w:pStyle w:val="Normal"/>
               <w:jc w:val="center"/>
               <w:pBdr>
                 <w:bottom w:val="none" w:sz="0" w:space="0" w:color="000000"/>
@@ -4632,88 +4718,90 @@
           </w:tcPr>
           <w:p>
             <w:pPr>
-              <w:jc w:val="center"/>
-              <w:pBdr>
-                <w:bottom w:val="none" w:sz="0" w:space="0" w:color="000000"/>
-                <w:top w:val="none" w:sz="0" w:space="0" w:color="000000"/>
-                <w:left w:val="none" w:sz="0" w:space="0" w:color="000000"/>
-                <w:right w:val="none" w:sz="0" w:space="0" w:color="000000"/>
-              </w:pBdr>
-              <w:spacing w:after="100" w:before="100" w:line="240"/>
-              <w:ind w:left="100" w:right="100" w:firstLine="0" w:firstLineChars="0"/>
-              <w:rPr>
-                <w:rFonts w:ascii="Helvetica" w:hAnsi="Helvetica" w:eastAsia="Helvetica" w:cs="Helvetica"/>
-                <w:i w:val="false"/>
-                <w:b w:val="false"/>
-                <w:u w:val="none"/>
-                <w:sz w:val="20"/>
-                <w:szCs w:val="20"/>
-                <w:color w:val="000000"/>
-              </w:rPr>
-            </w:pPr>
-            <w:r>
-              <w:rPr>
-                <w:rFonts w:ascii="Helvetica" w:hAnsi="Helvetica" w:eastAsia="Helvetica" w:cs="Helvetica"/>
-                <w:i w:val="false"/>
-                <w:b w:val="false"/>
-                <w:u w:val="none"/>
-                <w:sz w:val="20"/>
-                <w:szCs w:val="20"/>
-                <w:color w:val="000000"/>
-              </w:rPr>
-              <w:t xml:space="preserve">9.4 ± 13.4</w:t>
-            </w:r>
-          </w:p>
-        </w:tc>
-        <w:tc>
-          <w:tcPr>
-            <w:tcBorders>
-              <w:bottom w:val="none" w:sz="0" w:space="0" w:color="000000"/>
-              <w:top w:val="none" w:sz="0" w:space="0" w:color="000000"/>
-              <w:left w:val="none" w:sz="0" w:space="0" w:color="000000"/>
-              <w:right w:val="none" w:sz="0" w:space="0" w:color="000000"/>
-            </w:tcBorders>
-            <w:shd w:val="clear" w:color="auto" w:fill="FFFFFF"/>
-            <w:tcMar>
-              <w:top w:w="0" w:type="dxa"/>
-              <w:bottom w:w="0" w:type="dxa"/>
-              <w:left w:w="0" w:type="dxa"/>
-              <w:right w:w="0" w:type="dxa"/>
-            </w:tcMar>
-            <w:vAlign w:val="center"/>
-          </w:tcPr>
-          <w:p>
-            <w:pPr>
-              <w:jc w:val="center"/>
-              <w:pBdr>
-                <w:bottom w:val="none" w:sz="0" w:space="0" w:color="000000"/>
-                <w:top w:val="none" w:sz="0" w:space="0" w:color="000000"/>
-                <w:left w:val="none" w:sz="0" w:space="0" w:color="000000"/>
-                <w:right w:val="none" w:sz="0" w:space="0" w:color="000000"/>
-              </w:pBdr>
-              <w:spacing w:after="100" w:before="100" w:line="240"/>
-              <w:ind w:left="100" w:right="100" w:firstLine="0" w:firstLineChars="0"/>
-              <w:rPr>
-                <w:rFonts w:ascii="Helvetica" w:hAnsi="Helvetica" w:eastAsia="Helvetica" w:cs="Helvetica"/>
-                <w:i w:val="false"/>
-                <w:b w:val="false"/>
-                <w:u w:val="none"/>
-                <w:sz w:val="20"/>
-                <w:szCs w:val="20"/>
-                <w:color w:val="000000"/>
-              </w:rPr>
-            </w:pPr>
-            <w:r>
-              <w:rPr>
-                <w:rFonts w:ascii="Helvetica" w:hAnsi="Helvetica" w:eastAsia="Helvetica" w:cs="Helvetica"/>
-                <w:i w:val="false"/>
-                <w:b w:val="false"/>
-                <w:u w:val="none"/>
-                <w:sz w:val="20"/>
-                <w:szCs w:val="20"/>
-                <w:color w:val="000000"/>
-              </w:rPr>
-              <w:t xml:space="preserve">3 [2–8]</w:t>
+              <w:pStyle w:val="Normal"/>
+              <w:jc w:val="center"/>
+              <w:pBdr>
+                <w:bottom w:val="none" w:sz="0" w:space="0" w:color="000000"/>
+                <w:top w:val="none" w:sz="0" w:space="0" w:color="000000"/>
+                <w:left w:val="none" w:sz="0" w:space="0" w:color="000000"/>
+                <w:right w:val="none" w:sz="0" w:space="0" w:color="000000"/>
+              </w:pBdr>
+              <w:spacing w:after="100" w:before="100" w:line="240"/>
+              <w:ind w:left="100" w:right="100" w:firstLine="0" w:firstLineChars="0"/>
+              <w:rPr>
+                <w:rFonts w:ascii="Helvetica" w:hAnsi="Helvetica" w:eastAsia="Helvetica" w:cs="Helvetica"/>
+                <w:i w:val="false"/>
+                <w:b w:val="false"/>
+                <w:u w:val="none"/>
+                <w:sz w:val="20"/>
+                <w:szCs w:val="20"/>
+                <w:color w:val="000000"/>
+              </w:rPr>
+            </w:pPr>
+            <w:r>
+              <w:rPr>
+                <w:rFonts w:ascii="Helvetica" w:hAnsi="Helvetica" w:eastAsia="Helvetica" w:cs="Helvetica"/>
+                <w:i w:val="false"/>
+                <w:b w:val="false"/>
+                <w:u w:val="none"/>
+                <w:sz w:val="20"/>
+                <w:szCs w:val="20"/>
+                <w:color w:val="000000"/>
+              </w:rPr>
+              <w:t xml:space="preserve">12.5 ± 17.3</w:t>
+            </w:r>
+          </w:p>
+        </w:tc>
+        <w:tc>
+          <w:tcPr>
+            <w:tcBorders>
+              <w:bottom w:val="none" w:sz="0" w:space="0" w:color="000000"/>
+              <w:top w:val="none" w:sz="0" w:space="0" w:color="000000"/>
+              <w:left w:val="none" w:sz="0" w:space="0" w:color="000000"/>
+              <w:right w:val="none" w:sz="0" w:space="0" w:color="000000"/>
+            </w:tcBorders>
+            <w:shd w:val="clear" w:color="auto" w:fill="FFFFFF"/>
+            <w:tcMar>
+              <w:top w:w="0" w:type="dxa"/>
+              <w:bottom w:w="0" w:type="dxa"/>
+              <w:left w:w="0" w:type="dxa"/>
+              <w:right w:w="0" w:type="dxa"/>
+            </w:tcMar>
+            <w:vAlign w:val="center"/>
+          </w:tcPr>
+          <w:p>
+            <w:pPr>
+              <w:pStyle w:val="Normal"/>
+              <w:jc w:val="center"/>
+              <w:pBdr>
+                <w:bottom w:val="none" w:sz="0" w:space="0" w:color="000000"/>
+                <w:top w:val="none" w:sz="0" w:space="0" w:color="000000"/>
+                <w:left w:val="none" w:sz="0" w:space="0" w:color="000000"/>
+                <w:right w:val="none" w:sz="0" w:space="0" w:color="000000"/>
+              </w:pBdr>
+              <w:spacing w:after="100" w:before="100" w:line="240"/>
+              <w:ind w:left="100" w:right="100" w:firstLine="0" w:firstLineChars="0"/>
+              <w:rPr>
+                <w:rFonts w:ascii="Helvetica" w:hAnsi="Helvetica" w:eastAsia="Helvetica" w:cs="Helvetica"/>
+                <w:i w:val="false"/>
+                <w:b w:val="false"/>
+                <w:u w:val="none"/>
+                <w:sz w:val="20"/>
+                <w:szCs w:val="20"/>
+                <w:color w:val="000000"/>
+              </w:rPr>
+            </w:pPr>
+            <w:r>
+              <w:rPr>
+                <w:rFonts w:ascii="Helvetica" w:hAnsi="Helvetica" w:eastAsia="Helvetica" w:cs="Helvetica"/>
+                <w:i w:val="false"/>
+                <w:b w:val="false"/>
+                <w:u w:val="none"/>
+                <w:sz w:val="20"/>
+                <w:szCs w:val="20"/>
+                <w:color w:val="000000"/>
+              </w:rPr>
+              <w:t xml:space="preserve">6 [2–17]</w:t>
             </w:r>
           </w:p>
         </w:tc>
@@ -4742,6 +4830,7 @@
           </w:tcPr>
           <w:p>
             <w:pPr>
+              <w:pStyle w:val="Normal"/>
               <w:jc w:val="left"/>
               <w:pBdr>
                 <w:bottom w:val="none" w:sz="0" w:space="0" w:color="000000"/>
@@ -4771,81 +4860,30 @@
                 <w:szCs w:val="20"/>
                 <w:color w:val="000000"/>
               </w:rPr>
-              <w:t xml:space="preserve">readmission_wi_30d: N</w:t>
-            </w:r>
-          </w:p>
-        </w:tc>
-        <w:tc>
-          <w:tcPr>
-            <w:tcBorders>
-              <w:bottom w:val="none" w:sz="0" w:space="0" w:color="000000"/>
-              <w:top w:val="none" w:sz="0" w:space="0" w:color="000000"/>
-              <w:left w:val="none" w:sz="0" w:space="0" w:color="000000"/>
-              <w:right w:val="none" w:sz="0" w:space="0" w:color="000000"/>
-            </w:tcBorders>
-            <w:shd w:val="clear" w:color="auto" w:fill="FFFFFF"/>
-            <w:tcMar>
-              <w:top w:w="0" w:type="dxa"/>
-              <w:bottom w:w="0" w:type="dxa"/>
-              <w:left w:w="0" w:type="dxa"/>
-              <w:right w:w="0" w:type="dxa"/>
-            </w:tcMar>
-            <w:vAlign w:val="center"/>
-          </w:tcPr>
-          <w:p>
-            <w:pPr>
-              <w:jc w:val="center"/>
-              <w:pBdr>
-                <w:bottom w:val="none" w:sz="0" w:space="0" w:color="000000"/>
-                <w:top w:val="none" w:sz="0" w:space="0" w:color="000000"/>
-                <w:left w:val="none" w:sz="0" w:space="0" w:color="000000"/>
-                <w:right w:val="none" w:sz="0" w:space="0" w:color="000000"/>
-              </w:pBdr>
-              <w:spacing w:after="100" w:before="100" w:line="240"/>
-              <w:ind w:left="100" w:right="100" w:firstLine="0" w:firstLineChars="0"/>
-              <w:rPr>
-                <w:rFonts w:ascii="Helvetica" w:hAnsi="Helvetica" w:eastAsia="Helvetica" w:cs="Helvetica"/>
-                <w:i w:val="false"/>
-                <w:b w:val="false"/>
-                <w:u w:val="none"/>
-                <w:sz w:val="20"/>
-                <w:szCs w:val="20"/>
-                <w:color w:val="000000"/>
-              </w:rPr>
-            </w:pPr>
-            <w:r>
-              <w:rPr>
-                <w:rFonts w:ascii="Helvetica" w:hAnsi="Helvetica" w:eastAsia="Helvetica" w:cs="Helvetica"/>
-                <w:i w:val="false"/>
-                <w:b w:val="false"/>
-                <w:u w:val="none"/>
-                <w:sz w:val="20"/>
-                <w:szCs w:val="20"/>
-                <w:color w:val="000000"/>
-              </w:rPr>
-              <w:t xml:space="preserve">63 (85%)</w:t>
-            </w:r>
-          </w:p>
-        </w:tc>
-        <w:tc>
-          <w:tcPr>
-            <w:tcBorders>
-              <w:bottom w:val="none" w:sz="0" w:space="0" w:color="000000"/>
-              <w:top w:val="none" w:sz="0" w:space="0" w:color="000000"/>
-              <w:left w:val="none" w:sz="0" w:space="0" w:color="000000"/>
-              <w:right w:val="none" w:sz="0" w:space="0" w:color="000000"/>
-            </w:tcBorders>
-            <w:shd w:val="clear" w:color="auto" w:fill="FFFFFF"/>
-            <w:tcMar>
-              <w:top w:w="0" w:type="dxa"/>
-              <w:bottom w:w="0" w:type="dxa"/>
-              <w:left w:w="0" w:type="dxa"/>
-              <w:right w:w="0" w:type="dxa"/>
-            </w:tcMar>
-            <w:vAlign w:val="center"/>
-          </w:tcPr>
-          <w:p>
-            <w:pPr>
+              <w:t xml:space="preserve">ICU_days_72h</w:t>
+            </w:r>
+          </w:p>
+        </w:tc>
+        <w:tc>
+          <w:tcPr>
+            <w:tcBorders>
+              <w:bottom w:val="none" w:sz="0" w:space="0" w:color="000000"/>
+              <w:top w:val="none" w:sz="0" w:space="0" w:color="000000"/>
+              <w:left w:val="none" w:sz="0" w:space="0" w:color="000000"/>
+              <w:right w:val="none" w:sz="0" w:space="0" w:color="000000"/>
+            </w:tcBorders>
+            <w:shd w:val="clear" w:color="auto" w:fill="FFFFFF"/>
+            <w:tcMar>
+              <w:top w:w="0" w:type="dxa"/>
+              <w:bottom w:w="0" w:type="dxa"/>
+              <w:left w:w="0" w:type="dxa"/>
+              <w:right w:w="0" w:type="dxa"/>
+            </w:tcMar>
+            <w:vAlign w:val="center"/>
+          </w:tcPr>
+          <w:p>
+            <w:pPr>
+              <w:pStyle w:val="Normal"/>
               <w:jc w:val="center"/>
               <w:pBdr>
                 <w:bottom w:val="none" w:sz="0" w:space="0" w:color="000000"/>
@@ -4898,36 +4936,90 @@
           </w:tcPr>
           <w:p>
             <w:pPr>
-              <w:jc w:val="center"/>
-              <w:pBdr>
-                <w:bottom w:val="none" w:sz="0" w:space="0" w:color="000000"/>
-                <w:top w:val="none" w:sz="0" w:space="0" w:color="000000"/>
-                <w:left w:val="none" w:sz="0" w:space="0" w:color="000000"/>
-                <w:right w:val="none" w:sz="0" w:space="0" w:color="000000"/>
-              </w:pBdr>
-              <w:spacing w:after="100" w:before="100" w:line="240"/>
-              <w:ind w:left="100" w:right="100" w:firstLine="0" w:firstLineChars="0"/>
-              <w:rPr>
-                <w:rFonts w:ascii="Helvetica" w:hAnsi="Helvetica" w:eastAsia="Helvetica" w:cs="Helvetica"/>
-                <w:i w:val="false"/>
-                <w:b w:val="false"/>
-                <w:u w:val="none"/>
-                <w:sz w:val="20"/>
-                <w:szCs w:val="20"/>
-                <w:color w:val="000000"/>
-              </w:rPr>
-            </w:pPr>
-            <w:r>
-              <w:rPr>
-                <w:rFonts w:ascii="Helvetica" w:hAnsi="Helvetica" w:eastAsia="Helvetica" w:cs="Helvetica"/>
-                <w:i w:val="false"/>
-                <w:b w:val="false"/>
-                <w:u w:val="none"/>
-                <w:sz w:val="20"/>
-                <w:szCs w:val="20"/>
-                <w:color w:val="000000"/>
-              </w:rPr>
-              <w:t xml:space="preserve"/>
+              <w:pStyle w:val="Normal"/>
+              <w:jc w:val="center"/>
+              <w:pBdr>
+                <w:bottom w:val="none" w:sz="0" w:space="0" w:color="000000"/>
+                <w:top w:val="none" w:sz="0" w:space="0" w:color="000000"/>
+                <w:left w:val="none" w:sz="0" w:space="0" w:color="000000"/>
+                <w:right w:val="none" w:sz="0" w:space="0" w:color="000000"/>
+              </w:pBdr>
+              <w:spacing w:after="100" w:before="100" w:line="240"/>
+              <w:ind w:left="100" w:right="100" w:firstLine="0" w:firstLineChars="0"/>
+              <w:rPr>
+                <w:rFonts w:ascii="Helvetica" w:hAnsi="Helvetica" w:eastAsia="Helvetica" w:cs="Helvetica"/>
+                <w:i w:val="false"/>
+                <w:b w:val="false"/>
+                <w:u w:val="none"/>
+                <w:sz w:val="20"/>
+                <w:szCs w:val="20"/>
+                <w:color w:val="000000"/>
+              </w:rPr>
+            </w:pPr>
+            <w:r>
+              <w:rPr>
+                <w:rFonts w:ascii="Helvetica" w:hAnsi="Helvetica" w:eastAsia="Helvetica" w:cs="Helvetica"/>
+                <w:i w:val="false"/>
+                <w:b w:val="false"/>
+                <w:u w:val="none"/>
+                <w:sz w:val="20"/>
+                <w:szCs w:val="20"/>
+                <w:color w:val="000000"/>
+              </w:rPr>
+              <w:t xml:space="preserve">15.5 ± 18.3</w:t>
+            </w:r>
+          </w:p>
+        </w:tc>
+        <w:tc>
+          <w:tcPr>
+            <w:tcBorders>
+              <w:bottom w:val="none" w:sz="0" w:space="0" w:color="000000"/>
+              <w:top w:val="none" w:sz="0" w:space="0" w:color="000000"/>
+              <w:left w:val="none" w:sz="0" w:space="0" w:color="000000"/>
+              <w:right w:val="none" w:sz="0" w:space="0" w:color="000000"/>
+            </w:tcBorders>
+            <w:shd w:val="clear" w:color="auto" w:fill="FFFFFF"/>
+            <w:tcMar>
+              <w:top w:w="0" w:type="dxa"/>
+              <w:bottom w:w="0" w:type="dxa"/>
+              <w:left w:w="0" w:type="dxa"/>
+              <w:right w:w="0" w:type="dxa"/>
+            </w:tcMar>
+            <w:vAlign w:val="center"/>
+          </w:tcPr>
+          <w:p>
+            <w:pPr>
+              <w:pStyle w:val="Normal"/>
+              <w:jc w:val="center"/>
+              <w:pBdr>
+                <w:bottom w:val="none" w:sz="0" w:space="0" w:color="000000"/>
+                <w:top w:val="none" w:sz="0" w:space="0" w:color="000000"/>
+                <w:left w:val="none" w:sz="0" w:space="0" w:color="000000"/>
+                <w:right w:val="none" w:sz="0" w:space="0" w:color="000000"/>
+              </w:pBdr>
+              <w:spacing w:after="100" w:before="100" w:line="240"/>
+              <w:ind w:left="100" w:right="100" w:firstLine="0" w:firstLineChars="0"/>
+              <w:rPr>
+                <w:rFonts w:ascii="Helvetica" w:hAnsi="Helvetica" w:eastAsia="Helvetica" w:cs="Helvetica"/>
+                <w:i w:val="false"/>
+                <w:b w:val="false"/>
+                <w:u w:val="none"/>
+                <w:sz w:val="20"/>
+                <w:szCs w:val="20"/>
+                <w:color w:val="000000"/>
+              </w:rPr>
+            </w:pPr>
+            <w:r>
+              <w:rPr>
+                <w:rFonts w:ascii="Helvetica" w:hAnsi="Helvetica" w:eastAsia="Helvetica" w:cs="Helvetica"/>
+                <w:i w:val="false"/>
+                <w:b w:val="false"/>
+                <w:u w:val="none"/>
+                <w:sz w:val="20"/>
+                <w:szCs w:val="20"/>
+                <w:color w:val="000000"/>
+              </w:rPr>
+              <w:t xml:space="preserve">8 [4–21.5]</w:t>
             </w:r>
           </w:p>
         </w:tc>
@@ -4940,6 +5032,660 @@
         <w:tc>
           <w:tcPr>
             <w:tcBorders>
+              <w:bottom w:val="none" w:sz="0" w:space="0" w:color="000000"/>
+              <w:top w:val="none" w:sz="0" w:space="0" w:color="000000"/>
+              <w:left w:val="none" w:sz="0" w:space="0" w:color="000000"/>
+              <w:right w:val="none" w:sz="0" w:space="0" w:color="000000"/>
+            </w:tcBorders>
+            <w:shd w:val="clear" w:color="auto" w:fill="FFFFFF"/>
+            <w:tcMar>
+              <w:top w:w="0" w:type="dxa"/>
+              <w:bottom w:w="0" w:type="dxa"/>
+              <w:left w:w="0" w:type="dxa"/>
+              <w:right w:w="0" w:type="dxa"/>
+            </w:tcMar>
+            <w:vAlign w:val="center"/>
+          </w:tcPr>
+          <w:p>
+            <w:pPr>
+              <w:pStyle w:val="Normal"/>
+              <w:jc w:val="left"/>
+              <w:pBdr>
+                <w:bottom w:val="none" w:sz="0" w:space="0" w:color="000000"/>
+                <w:top w:val="none" w:sz="0" w:space="0" w:color="000000"/>
+                <w:left w:val="none" w:sz="0" w:space="0" w:color="000000"/>
+                <w:right w:val="none" w:sz="0" w:space="0" w:color="000000"/>
+              </w:pBdr>
+              <w:spacing w:after="100" w:before="100" w:line="240"/>
+              <w:ind w:left="100" w:right="100" w:firstLine="0" w:firstLineChars="0"/>
+              <w:rPr>
+                <w:rFonts w:ascii="Helvetica" w:hAnsi="Helvetica" w:eastAsia="Helvetica" w:cs="Helvetica"/>
+                <w:i w:val="false"/>
+                <w:b w:val="false"/>
+                <w:u w:val="none"/>
+                <w:sz w:val="20"/>
+                <w:szCs w:val="20"/>
+                <w:color w:val="000000"/>
+              </w:rPr>
+            </w:pPr>
+            <w:r>
+              <w:rPr>
+                <w:rFonts w:ascii="Helvetica" w:hAnsi="Helvetica" w:eastAsia="Helvetica" w:cs="Helvetica"/>
+                <w:i w:val="false"/>
+                <w:b w:val="false"/>
+                <w:u w:val="none"/>
+                <w:sz w:val="20"/>
+                <w:szCs w:val="20"/>
+                <w:color w:val="000000"/>
+              </w:rPr>
+              <w:t xml:space="preserve">vent_days</w:t>
+            </w:r>
+          </w:p>
+        </w:tc>
+        <w:tc>
+          <w:tcPr>
+            <w:tcBorders>
+              <w:bottom w:val="none" w:sz="0" w:space="0" w:color="000000"/>
+              <w:top w:val="none" w:sz="0" w:space="0" w:color="000000"/>
+              <w:left w:val="none" w:sz="0" w:space="0" w:color="000000"/>
+              <w:right w:val="none" w:sz="0" w:space="0" w:color="000000"/>
+            </w:tcBorders>
+            <w:shd w:val="clear" w:color="auto" w:fill="FFFFFF"/>
+            <w:tcMar>
+              <w:top w:w="0" w:type="dxa"/>
+              <w:bottom w:w="0" w:type="dxa"/>
+              <w:left w:w="0" w:type="dxa"/>
+              <w:right w:w="0" w:type="dxa"/>
+            </w:tcMar>
+            <w:vAlign w:val="center"/>
+          </w:tcPr>
+          <w:p>
+            <w:pPr>
+              <w:pStyle w:val="Normal"/>
+              <w:jc w:val="center"/>
+              <w:pBdr>
+                <w:bottom w:val="none" w:sz="0" w:space="0" w:color="000000"/>
+                <w:top w:val="none" w:sz="0" w:space="0" w:color="000000"/>
+                <w:left w:val="none" w:sz="0" w:space="0" w:color="000000"/>
+                <w:right w:val="none" w:sz="0" w:space="0" w:color="000000"/>
+              </w:pBdr>
+              <w:spacing w:after="100" w:before="100" w:line="240"/>
+              <w:ind w:left="100" w:right="100" w:firstLine="0" w:firstLineChars="0"/>
+              <w:rPr>
+                <w:rFonts w:ascii="Helvetica" w:hAnsi="Helvetica" w:eastAsia="Helvetica" w:cs="Helvetica"/>
+                <w:i w:val="false"/>
+                <w:b w:val="false"/>
+                <w:u w:val="none"/>
+                <w:sz w:val="20"/>
+                <w:szCs w:val="20"/>
+                <w:color w:val="000000"/>
+              </w:rPr>
+            </w:pPr>
+            <w:r>
+              <w:rPr>
+                <w:rFonts w:ascii="Helvetica" w:hAnsi="Helvetica" w:eastAsia="Helvetica" w:cs="Helvetica"/>
+                <w:i w:val="false"/>
+                <w:b w:val="false"/>
+                <w:u w:val="none"/>
+                <w:sz w:val="20"/>
+                <w:szCs w:val="20"/>
+                <w:color w:val="000000"/>
+              </w:rPr>
+              <w:t xml:space="preserve"/>
+            </w:r>
+          </w:p>
+        </w:tc>
+        <w:tc>
+          <w:tcPr>
+            <w:tcBorders>
+              <w:bottom w:val="none" w:sz="0" w:space="0" w:color="000000"/>
+              <w:top w:val="none" w:sz="0" w:space="0" w:color="000000"/>
+              <w:left w:val="none" w:sz="0" w:space="0" w:color="000000"/>
+              <w:right w:val="none" w:sz="0" w:space="0" w:color="000000"/>
+            </w:tcBorders>
+            <w:shd w:val="clear" w:color="auto" w:fill="FFFFFF"/>
+            <w:tcMar>
+              <w:top w:w="0" w:type="dxa"/>
+              <w:bottom w:w="0" w:type="dxa"/>
+              <w:left w:w="0" w:type="dxa"/>
+              <w:right w:w="0" w:type="dxa"/>
+            </w:tcMar>
+            <w:vAlign w:val="center"/>
+          </w:tcPr>
+          <w:p>
+            <w:pPr>
+              <w:pStyle w:val="Normal"/>
+              <w:jc w:val="center"/>
+              <w:pBdr>
+                <w:bottom w:val="none" w:sz="0" w:space="0" w:color="000000"/>
+                <w:top w:val="none" w:sz="0" w:space="0" w:color="000000"/>
+                <w:left w:val="none" w:sz="0" w:space="0" w:color="000000"/>
+                <w:right w:val="none" w:sz="0" w:space="0" w:color="000000"/>
+              </w:pBdr>
+              <w:spacing w:after="100" w:before="100" w:line="240"/>
+              <w:ind w:left="100" w:right="100" w:firstLine="0" w:firstLineChars="0"/>
+              <w:rPr>
+                <w:rFonts w:ascii="Helvetica" w:hAnsi="Helvetica" w:eastAsia="Helvetica" w:cs="Helvetica"/>
+                <w:i w:val="false"/>
+                <w:b w:val="false"/>
+                <w:u w:val="none"/>
+                <w:sz w:val="20"/>
+                <w:szCs w:val="20"/>
+                <w:color w:val="000000"/>
+              </w:rPr>
+            </w:pPr>
+            <w:r>
+              <w:rPr>
+                <w:rFonts w:ascii="Helvetica" w:hAnsi="Helvetica" w:eastAsia="Helvetica" w:cs="Helvetica"/>
+                <w:i w:val="false"/>
+                <w:b w:val="false"/>
+                <w:u w:val="none"/>
+                <w:sz w:val="20"/>
+                <w:szCs w:val="20"/>
+                <w:color w:val="000000"/>
+              </w:rPr>
+              <w:t xml:space="preserve">7 ± 11.6</w:t>
+            </w:r>
+          </w:p>
+        </w:tc>
+        <w:tc>
+          <w:tcPr>
+            <w:tcBorders>
+              <w:bottom w:val="none" w:sz="0" w:space="0" w:color="000000"/>
+              <w:top w:val="none" w:sz="0" w:space="0" w:color="000000"/>
+              <w:left w:val="none" w:sz="0" w:space="0" w:color="000000"/>
+              <w:right w:val="none" w:sz="0" w:space="0" w:color="000000"/>
+            </w:tcBorders>
+            <w:shd w:val="clear" w:color="auto" w:fill="FFFFFF"/>
+            <w:tcMar>
+              <w:top w:w="0" w:type="dxa"/>
+              <w:bottom w:w="0" w:type="dxa"/>
+              <w:left w:w="0" w:type="dxa"/>
+              <w:right w:w="0" w:type="dxa"/>
+            </w:tcMar>
+            <w:vAlign w:val="center"/>
+          </w:tcPr>
+          <w:p>
+            <w:pPr>
+              <w:pStyle w:val="Normal"/>
+              <w:jc w:val="center"/>
+              <w:pBdr>
+                <w:bottom w:val="none" w:sz="0" w:space="0" w:color="000000"/>
+                <w:top w:val="none" w:sz="0" w:space="0" w:color="000000"/>
+                <w:left w:val="none" w:sz="0" w:space="0" w:color="000000"/>
+                <w:right w:val="none" w:sz="0" w:space="0" w:color="000000"/>
+              </w:pBdr>
+              <w:spacing w:after="100" w:before="100" w:line="240"/>
+              <w:ind w:left="100" w:right="100" w:firstLine="0" w:firstLineChars="0"/>
+              <w:rPr>
+                <w:rFonts w:ascii="Helvetica" w:hAnsi="Helvetica" w:eastAsia="Helvetica" w:cs="Helvetica"/>
+                <w:i w:val="false"/>
+                <w:b w:val="false"/>
+                <w:u w:val="none"/>
+                <w:sz w:val="20"/>
+                <w:szCs w:val="20"/>
+                <w:color w:val="000000"/>
+              </w:rPr>
+            </w:pPr>
+            <w:r>
+              <w:rPr>
+                <w:rFonts w:ascii="Helvetica" w:hAnsi="Helvetica" w:eastAsia="Helvetica" w:cs="Helvetica"/>
+                <w:i w:val="false"/>
+                <w:b w:val="false"/>
+                <w:u w:val="none"/>
+                <w:sz w:val="20"/>
+                <w:szCs w:val="20"/>
+                <w:color w:val="000000"/>
+              </w:rPr>
+              <w:t xml:space="preserve">2 [1–6]</w:t>
+            </w:r>
+          </w:p>
+        </w:tc>
+      </w:tr>
+      <w:tr>
+        <w:trPr>
+          <w:trHeight w:val="360" w:hRule="auto"/>
+        </w:trPr>
+        body24
+        <w:tc>
+          <w:tcPr>
+            <w:tcBorders>
+              <w:bottom w:val="none" w:sz="0" w:space="0" w:color="000000"/>
+              <w:top w:val="none" w:sz="0" w:space="0" w:color="000000"/>
+              <w:left w:val="none" w:sz="0" w:space="0" w:color="000000"/>
+              <w:right w:val="none" w:sz="0" w:space="0" w:color="000000"/>
+            </w:tcBorders>
+            <w:shd w:val="clear" w:color="auto" w:fill="FFFFFF"/>
+            <w:tcMar>
+              <w:top w:w="0" w:type="dxa"/>
+              <w:bottom w:w="0" w:type="dxa"/>
+              <w:left w:w="0" w:type="dxa"/>
+              <w:right w:w="0" w:type="dxa"/>
+            </w:tcMar>
+            <w:vAlign w:val="center"/>
+          </w:tcPr>
+          <w:p>
+            <w:pPr>
+              <w:pStyle w:val="Normal"/>
+              <w:jc w:val="left"/>
+              <w:pBdr>
+                <w:bottom w:val="none" w:sz="0" w:space="0" w:color="000000"/>
+                <w:top w:val="none" w:sz="0" w:space="0" w:color="000000"/>
+                <w:left w:val="none" w:sz="0" w:space="0" w:color="000000"/>
+                <w:right w:val="none" w:sz="0" w:space="0" w:color="000000"/>
+              </w:pBdr>
+              <w:spacing w:after="100" w:before="100" w:line="240"/>
+              <w:ind w:left="100" w:right="100" w:firstLine="0" w:firstLineChars="0"/>
+              <w:rPr>
+                <w:rFonts w:ascii="Helvetica" w:hAnsi="Helvetica" w:eastAsia="Helvetica" w:cs="Helvetica"/>
+                <w:i w:val="false"/>
+                <w:b w:val="false"/>
+                <w:u w:val="none"/>
+                <w:sz w:val="20"/>
+                <w:szCs w:val="20"/>
+                <w:color w:val="000000"/>
+              </w:rPr>
+            </w:pPr>
+            <w:r>
+              <w:rPr>
+                <w:rFonts w:ascii="Helvetica" w:hAnsi="Helvetica" w:eastAsia="Helvetica" w:cs="Helvetica"/>
+                <w:i w:val="false"/>
+                <w:b w:val="false"/>
+                <w:u w:val="none"/>
+                <w:sz w:val="20"/>
+                <w:szCs w:val="20"/>
+                <w:color w:val="000000"/>
+              </w:rPr>
+              <w:t xml:space="preserve">vent_days_72h</w:t>
+            </w:r>
+          </w:p>
+        </w:tc>
+        <w:tc>
+          <w:tcPr>
+            <w:tcBorders>
+              <w:bottom w:val="none" w:sz="0" w:space="0" w:color="000000"/>
+              <w:top w:val="none" w:sz="0" w:space="0" w:color="000000"/>
+              <w:left w:val="none" w:sz="0" w:space="0" w:color="000000"/>
+              <w:right w:val="none" w:sz="0" w:space="0" w:color="000000"/>
+            </w:tcBorders>
+            <w:shd w:val="clear" w:color="auto" w:fill="FFFFFF"/>
+            <w:tcMar>
+              <w:top w:w="0" w:type="dxa"/>
+              <w:bottom w:w="0" w:type="dxa"/>
+              <w:left w:w="0" w:type="dxa"/>
+              <w:right w:w="0" w:type="dxa"/>
+            </w:tcMar>
+            <w:vAlign w:val="center"/>
+          </w:tcPr>
+          <w:p>
+            <w:pPr>
+              <w:pStyle w:val="Normal"/>
+              <w:jc w:val="center"/>
+              <w:pBdr>
+                <w:bottom w:val="none" w:sz="0" w:space="0" w:color="000000"/>
+                <w:top w:val="none" w:sz="0" w:space="0" w:color="000000"/>
+                <w:left w:val="none" w:sz="0" w:space="0" w:color="000000"/>
+                <w:right w:val="none" w:sz="0" w:space="0" w:color="000000"/>
+              </w:pBdr>
+              <w:spacing w:after="100" w:before="100" w:line="240"/>
+              <w:ind w:left="100" w:right="100" w:firstLine="0" w:firstLineChars="0"/>
+              <w:rPr>
+                <w:rFonts w:ascii="Helvetica" w:hAnsi="Helvetica" w:eastAsia="Helvetica" w:cs="Helvetica"/>
+                <w:i w:val="false"/>
+                <w:b w:val="false"/>
+                <w:u w:val="none"/>
+                <w:sz w:val="20"/>
+                <w:szCs w:val="20"/>
+                <w:color w:val="000000"/>
+              </w:rPr>
+            </w:pPr>
+            <w:r>
+              <w:rPr>
+                <w:rFonts w:ascii="Helvetica" w:hAnsi="Helvetica" w:eastAsia="Helvetica" w:cs="Helvetica"/>
+                <w:i w:val="false"/>
+                <w:b w:val="false"/>
+                <w:u w:val="none"/>
+                <w:sz w:val="20"/>
+                <w:szCs w:val="20"/>
+                <w:color w:val="000000"/>
+              </w:rPr>
+              <w:t xml:space="preserve"/>
+            </w:r>
+          </w:p>
+        </w:tc>
+        <w:tc>
+          <w:tcPr>
+            <w:tcBorders>
+              <w:bottom w:val="none" w:sz="0" w:space="0" w:color="000000"/>
+              <w:top w:val="none" w:sz="0" w:space="0" w:color="000000"/>
+              <w:left w:val="none" w:sz="0" w:space="0" w:color="000000"/>
+              <w:right w:val="none" w:sz="0" w:space="0" w:color="000000"/>
+            </w:tcBorders>
+            <w:shd w:val="clear" w:color="auto" w:fill="FFFFFF"/>
+            <w:tcMar>
+              <w:top w:w="0" w:type="dxa"/>
+              <w:bottom w:w="0" w:type="dxa"/>
+              <w:left w:w="0" w:type="dxa"/>
+              <w:right w:w="0" w:type="dxa"/>
+            </w:tcMar>
+            <w:vAlign w:val="center"/>
+          </w:tcPr>
+          <w:p>
+            <w:pPr>
+              <w:pStyle w:val="Normal"/>
+              <w:jc w:val="center"/>
+              <w:pBdr>
+                <w:bottom w:val="none" w:sz="0" w:space="0" w:color="000000"/>
+                <w:top w:val="none" w:sz="0" w:space="0" w:color="000000"/>
+                <w:left w:val="none" w:sz="0" w:space="0" w:color="000000"/>
+                <w:right w:val="none" w:sz="0" w:space="0" w:color="000000"/>
+              </w:pBdr>
+              <w:spacing w:after="100" w:before="100" w:line="240"/>
+              <w:ind w:left="100" w:right="100" w:firstLine="0" w:firstLineChars="0"/>
+              <w:rPr>
+                <w:rFonts w:ascii="Helvetica" w:hAnsi="Helvetica" w:eastAsia="Helvetica" w:cs="Helvetica"/>
+                <w:i w:val="false"/>
+                <w:b w:val="false"/>
+                <w:u w:val="none"/>
+                <w:sz w:val="20"/>
+                <w:szCs w:val="20"/>
+                <w:color w:val="000000"/>
+              </w:rPr>
+            </w:pPr>
+            <w:r>
+              <w:rPr>
+                <w:rFonts w:ascii="Helvetica" w:hAnsi="Helvetica" w:eastAsia="Helvetica" w:cs="Helvetica"/>
+                <w:i w:val="false"/>
+                <w:b w:val="false"/>
+                <w:u w:val="none"/>
+                <w:sz w:val="20"/>
+                <w:szCs w:val="20"/>
+                <w:color w:val="000000"/>
+              </w:rPr>
+              <w:t xml:space="preserve">9.7 ± 13.2</w:t>
+            </w:r>
+          </w:p>
+        </w:tc>
+        <w:tc>
+          <w:tcPr>
+            <w:tcBorders>
+              <w:bottom w:val="none" w:sz="0" w:space="0" w:color="000000"/>
+              <w:top w:val="none" w:sz="0" w:space="0" w:color="000000"/>
+              <w:left w:val="none" w:sz="0" w:space="0" w:color="000000"/>
+              <w:right w:val="none" w:sz="0" w:space="0" w:color="000000"/>
+            </w:tcBorders>
+            <w:shd w:val="clear" w:color="auto" w:fill="FFFFFF"/>
+            <w:tcMar>
+              <w:top w:w="0" w:type="dxa"/>
+              <w:bottom w:w="0" w:type="dxa"/>
+              <w:left w:w="0" w:type="dxa"/>
+              <w:right w:w="0" w:type="dxa"/>
+            </w:tcMar>
+            <w:vAlign w:val="center"/>
+          </w:tcPr>
+          <w:p>
+            <w:pPr>
+              <w:pStyle w:val="Normal"/>
+              <w:jc w:val="center"/>
+              <w:pBdr>
+                <w:bottom w:val="none" w:sz="0" w:space="0" w:color="000000"/>
+                <w:top w:val="none" w:sz="0" w:space="0" w:color="000000"/>
+                <w:left w:val="none" w:sz="0" w:space="0" w:color="000000"/>
+                <w:right w:val="none" w:sz="0" w:space="0" w:color="000000"/>
+              </w:pBdr>
+              <w:spacing w:after="100" w:before="100" w:line="240"/>
+              <w:ind w:left="100" w:right="100" w:firstLine="0" w:firstLineChars="0"/>
+              <w:rPr>
+                <w:rFonts w:ascii="Helvetica" w:hAnsi="Helvetica" w:eastAsia="Helvetica" w:cs="Helvetica"/>
+                <w:i w:val="false"/>
+                <w:b w:val="false"/>
+                <w:u w:val="none"/>
+                <w:sz w:val="20"/>
+                <w:szCs w:val="20"/>
+                <w:color w:val="000000"/>
+              </w:rPr>
+            </w:pPr>
+            <w:r>
+              <w:rPr>
+                <w:rFonts w:ascii="Helvetica" w:hAnsi="Helvetica" w:eastAsia="Helvetica" w:cs="Helvetica"/>
+                <w:i w:val="false"/>
+                <w:b w:val="false"/>
+                <w:u w:val="none"/>
+                <w:sz w:val="20"/>
+                <w:szCs w:val="20"/>
+                <w:color w:val="000000"/>
+              </w:rPr>
+              <w:t xml:space="preserve">4 [2–10.8]</w:t>
+            </w:r>
+          </w:p>
+        </w:tc>
+      </w:tr>
+      <w:tr>
+        <w:trPr>
+          <w:trHeight w:val="360" w:hRule="auto"/>
+        </w:trPr>
+        body25
+        <w:tc>
+          <w:tcPr>
+            <w:tcBorders>
+              <w:bottom w:val="none" w:sz="0" w:space="0" w:color="000000"/>
+              <w:top w:val="none" w:sz="0" w:space="0" w:color="000000"/>
+              <w:left w:val="none" w:sz="0" w:space="0" w:color="000000"/>
+              <w:right w:val="none" w:sz="0" w:space="0" w:color="000000"/>
+            </w:tcBorders>
+            <w:shd w:val="clear" w:color="auto" w:fill="FFFFFF"/>
+            <w:tcMar>
+              <w:top w:w="0" w:type="dxa"/>
+              <w:bottom w:w="0" w:type="dxa"/>
+              <w:left w:w="0" w:type="dxa"/>
+              <w:right w:w="0" w:type="dxa"/>
+            </w:tcMar>
+            <w:vAlign w:val="center"/>
+          </w:tcPr>
+          <w:p>
+            <w:pPr>
+              <w:pStyle w:val="Normal"/>
+              <w:jc w:val="left"/>
+              <w:pBdr>
+                <w:bottom w:val="none" w:sz="0" w:space="0" w:color="000000"/>
+                <w:top w:val="none" w:sz="0" w:space="0" w:color="000000"/>
+                <w:left w:val="none" w:sz="0" w:space="0" w:color="000000"/>
+                <w:right w:val="none" w:sz="0" w:space="0" w:color="000000"/>
+              </w:pBdr>
+              <w:spacing w:after="100" w:before="100" w:line="240"/>
+              <w:ind w:left="100" w:right="100" w:firstLine="0" w:firstLineChars="0"/>
+              <w:rPr>
+                <w:rFonts w:ascii="Helvetica" w:hAnsi="Helvetica" w:eastAsia="Helvetica" w:cs="Helvetica"/>
+                <w:i w:val="false"/>
+                <w:b w:val="false"/>
+                <w:u w:val="none"/>
+                <w:sz w:val="20"/>
+                <w:szCs w:val="20"/>
+                <w:color w:val="000000"/>
+              </w:rPr>
+            </w:pPr>
+            <w:r>
+              <w:rPr>
+                <w:rFonts w:ascii="Helvetica" w:hAnsi="Helvetica" w:eastAsia="Helvetica" w:cs="Helvetica"/>
+                <w:i w:val="false"/>
+                <w:b w:val="false"/>
+                <w:u w:val="none"/>
+                <w:sz w:val="20"/>
+                <w:szCs w:val="20"/>
+                <w:color w:val="000000"/>
+              </w:rPr>
+              <w:t xml:space="preserve">readmission_wi_30d: N</w:t>
+            </w:r>
+          </w:p>
+        </w:tc>
+        <w:tc>
+          <w:tcPr>
+            <w:tcBorders>
+              <w:bottom w:val="none" w:sz="0" w:space="0" w:color="000000"/>
+              <w:top w:val="none" w:sz="0" w:space="0" w:color="000000"/>
+              <w:left w:val="none" w:sz="0" w:space="0" w:color="000000"/>
+              <w:right w:val="none" w:sz="0" w:space="0" w:color="000000"/>
+            </w:tcBorders>
+            <w:shd w:val="clear" w:color="auto" w:fill="FFFFFF"/>
+            <w:tcMar>
+              <w:top w:w="0" w:type="dxa"/>
+              <w:bottom w:w="0" w:type="dxa"/>
+              <w:left w:w="0" w:type="dxa"/>
+              <w:right w:w="0" w:type="dxa"/>
+            </w:tcMar>
+            <w:vAlign w:val="center"/>
+          </w:tcPr>
+          <w:p>
+            <w:pPr>
+              <w:pStyle w:val="Normal"/>
+              <w:jc w:val="center"/>
+              <w:pBdr>
+                <w:bottom w:val="none" w:sz="0" w:space="0" w:color="000000"/>
+                <w:top w:val="none" w:sz="0" w:space="0" w:color="000000"/>
+                <w:left w:val="none" w:sz="0" w:space="0" w:color="000000"/>
+                <w:right w:val="none" w:sz="0" w:space="0" w:color="000000"/>
+              </w:pBdr>
+              <w:spacing w:after="100" w:before="100" w:line="240"/>
+              <w:ind w:left="100" w:right="100" w:firstLine="0" w:firstLineChars="0"/>
+              <w:rPr>
+                <w:rFonts w:ascii="Helvetica" w:hAnsi="Helvetica" w:eastAsia="Helvetica" w:cs="Helvetica"/>
+                <w:i w:val="false"/>
+                <w:b w:val="false"/>
+                <w:u w:val="none"/>
+                <w:sz w:val="20"/>
+                <w:szCs w:val="20"/>
+                <w:color w:val="000000"/>
+              </w:rPr>
+            </w:pPr>
+            <w:r>
+              <w:rPr>
+                <w:rFonts w:ascii="Helvetica" w:hAnsi="Helvetica" w:eastAsia="Helvetica" w:cs="Helvetica"/>
+                <w:i w:val="false"/>
+                <w:b w:val="false"/>
+                <w:u w:val="none"/>
+                <w:sz w:val="20"/>
+                <w:szCs w:val="20"/>
+                <w:color w:val="000000"/>
+              </w:rPr>
+              <w:t xml:space="preserve">63 (85%)</w:t>
+            </w:r>
+          </w:p>
+        </w:tc>
+        <w:tc>
+          <w:tcPr>
+            <w:tcBorders>
+              <w:bottom w:val="none" w:sz="0" w:space="0" w:color="000000"/>
+              <w:top w:val="none" w:sz="0" w:space="0" w:color="000000"/>
+              <w:left w:val="none" w:sz="0" w:space="0" w:color="000000"/>
+              <w:right w:val="none" w:sz="0" w:space="0" w:color="000000"/>
+            </w:tcBorders>
+            <w:shd w:val="clear" w:color="auto" w:fill="FFFFFF"/>
+            <w:tcMar>
+              <w:top w:w="0" w:type="dxa"/>
+              <w:bottom w:w="0" w:type="dxa"/>
+              <w:left w:w="0" w:type="dxa"/>
+              <w:right w:w="0" w:type="dxa"/>
+            </w:tcMar>
+            <w:vAlign w:val="center"/>
+          </w:tcPr>
+          <w:p>
+            <w:pPr>
+              <w:pStyle w:val="Normal"/>
+              <w:jc w:val="center"/>
+              <w:pBdr>
+                <w:bottom w:val="none" w:sz="0" w:space="0" w:color="000000"/>
+                <w:top w:val="none" w:sz="0" w:space="0" w:color="000000"/>
+                <w:left w:val="none" w:sz="0" w:space="0" w:color="000000"/>
+                <w:right w:val="none" w:sz="0" w:space="0" w:color="000000"/>
+              </w:pBdr>
+              <w:spacing w:after="100" w:before="100" w:line="240"/>
+              <w:ind w:left="100" w:right="100" w:firstLine="0" w:firstLineChars="0"/>
+              <w:rPr>
+                <w:rFonts w:ascii="Helvetica" w:hAnsi="Helvetica" w:eastAsia="Helvetica" w:cs="Helvetica"/>
+                <w:i w:val="false"/>
+                <w:b w:val="false"/>
+                <w:u w:val="none"/>
+                <w:sz w:val="20"/>
+                <w:szCs w:val="20"/>
+                <w:color w:val="000000"/>
+              </w:rPr>
+            </w:pPr>
+            <w:r>
+              <w:rPr>
+                <w:rFonts w:ascii="Helvetica" w:hAnsi="Helvetica" w:eastAsia="Helvetica" w:cs="Helvetica"/>
+                <w:i w:val="false"/>
+                <w:b w:val="false"/>
+                <w:u w:val="none"/>
+                <w:sz w:val="20"/>
+                <w:szCs w:val="20"/>
+                <w:color w:val="000000"/>
+              </w:rPr>
+              <w:t xml:space="preserve"/>
+            </w:r>
+          </w:p>
+        </w:tc>
+        <w:tc>
+          <w:tcPr>
+            <w:tcBorders>
+              <w:bottom w:val="none" w:sz="0" w:space="0" w:color="000000"/>
+              <w:top w:val="none" w:sz="0" w:space="0" w:color="000000"/>
+              <w:left w:val="none" w:sz="0" w:space="0" w:color="000000"/>
+              <w:right w:val="none" w:sz="0" w:space="0" w:color="000000"/>
+            </w:tcBorders>
+            <w:shd w:val="clear" w:color="auto" w:fill="FFFFFF"/>
+            <w:tcMar>
+              <w:top w:w="0" w:type="dxa"/>
+              <w:bottom w:w="0" w:type="dxa"/>
+              <w:left w:w="0" w:type="dxa"/>
+              <w:right w:w="0" w:type="dxa"/>
+            </w:tcMar>
+            <w:vAlign w:val="center"/>
+          </w:tcPr>
+          <w:p>
+            <w:pPr>
+              <w:pStyle w:val="Normal"/>
+              <w:jc w:val="center"/>
+              <w:pBdr>
+                <w:bottom w:val="none" w:sz="0" w:space="0" w:color="000000"/>
+                <w:top w:val="none" w:sz="0" w:space="0" w:color="000000"/>
+                <w:left w:val="none" w:sz="0" w:space="0" w:color="000000"/>
+                <w:right w:val="none" w:sz="0" w:space="0" w:color="000000"/>
+              </w:pBdr>
+              <w:spacing w:after="100" w:before="100" w:line="240"/>
+              <w:ind w:left="100" w:right="100" w:firstLine="0" w:firstLineChars="0"/>
+              <w:rPr>
+                <w:rFonts w:ascii="Helvetica" w:hAnsi="Helvetica" w:eastAsia="Helvetica" w:cs="Helvetica"/>
+                <w:i w:val="false"/>
+                <w:b w:val="false"/>
+                <w:u w:val="none"/>
+                <w:sz w:val="20"/>
+                <w:szCs w:val="20"/>
+                <w:color w:val="000000"/>
+              </w:rPr>
+            </w:pPr>
+            <w:r>
+              <w:rPr>
+                <w:rFonts w:ascii="Helvetica" w:hAnsi="Helvetica" w:eastAsia="Helvetica" w:cs="Helvetica"/>
+                <w:i w:val="false"/>
+                <w:b w:val="false"/>
+                <w:u w:val="none"/>
+                <w:sz w:val="20"/>
+                <w:szCs w:val="20"/>
+                <w:color w:val="000000"/>
+              </w:rPr>
+              <w:t xml:space="preserve"/>
+            </w:r>
+          </w:p>
+        </w:tc>
+      </w:tr>
+      <w:tr>
+        <w:trPr>
+          <w:trHeight w:val="360" w:hRule="auto"/>
+        </w:trPr>
+        body26
+        <w:tc>
+          <w:tcPr>
+            <w:tcBorders>
               <w:bottom w:val="single" w:sz="12" w:space="0" w:color="666666"/>
               <w:top w:val="none" w:sz="0" w:space="0" w:color="000000"/>
               <w:left w:val="none" w:sz="0" w:space="0" w:color="000000"/>
@@ -4956,6 +5702,7 @@
           </w:tcPr>
           <w:p>
             <w:pPr>
+              <w:pStyle w:val="Normal"/>
               <w:jc w:val="left"/>
               <w:pBdr>
                 <w:bottom w:val="none" w:sz="0" w:space="0" w:color="000000"/>
@@ -5008,6 +5755,7 @@
           </w:tcPr>
           <w:p>
             <w:pPr>
+              <w:pStyle w:val="Normal"/>
               <w:jc w:val="center"/>
               <w:pBdr>
                 <w:bottom w:val="none" w:sz="0" w:space="0" w:color="000000"/>
@@ -5060,6 +5808,7 @@
           </w:tcPr>
           <w:p>
             <w:pPr>
+              <w:pStyle w:val="Normal"/>
               <w:jc w:val="center"/>
               <w:pBdr>
                 <w:bottom w:val="none" w:sz="0" w:space="0" w:color="000000"/>
@@ -5112,6 +5861,7 @@
           </w:tcPr>
           <w:p>
             <w:pPr>
+              <w:pStyle w:val="Normal"/>
               <w:jc w:val="center"/>
               <w:pBdr>
                 <w:bottom w:val="none" w:sz="0" w:space="0" w:color="000000"/>

--- a/Outputs/table1.docx
+++ b/Outputs/table1.docx
@@ -11,19 +11,19 @@
       </w:tblPr>
       <w:tr>
         <w:trPr>
-          <w:trHeight w:val="360" w:hRule="auto"/>
+          <w:trHeight w:val="576" w:hRule="auto"/>
           <w:tblHeader/>
         </w:trPr>
         header 1
         <w:tc>
           <w:tcPr>
             <w:tcBorders>
-              <w:bottom w:val="single" w:sz="12" w:space="0" w:color="666666"/>
-              <w:top w:val="single" w:sz="12" w:space="0" w:color="666666"/>
-              <w:left w:val="none" w:sz="0" w:space="0" w:color="000000"/>
-              <w:right w:val="none" w:sz="0" w:space="0" w:color="000000"/>
-            </w:tcBorders>
-            <w:shd w:val="clear" w:color="auto" w:fill="FFFFFF"/>
+              <w:bottom w:val="single" w:sz="4" w:space="0" w:color="000000"/>
+              <w:top w:val="none" w:sz="0" w:space="0" w:color="000000"/>
+              <w:left w:val="none" w:sz="0" w:space="0" w:color="000000"/>
+              <w:right w:val="none" w:sz="0" w:space="0" w:color="000000"/>
+            </w:tcBorders>
+            <w:shd w:val="clear" w:color="auto" w:fill="CDCDCD"/>
             <w:tcMar>
               <w:top w:w="0" w:type="dxa"/>
               <w:bottom w:w="0" w:type="dxa"/>
@@ -44,38 +44,66 @@
               <w:spacing w:after="100" w:before="100" w:line="240"/>
               <w:ind w:left="100" w:right="100" w:firstLine="0" w:firstLineChars="0"/>
               <w:rPr>
-                <w:rFonts w:ascii="Helvetica" w:hAnsi="Helvetica" w:eastAsia="Helvetica" w:cs="Helvetica"/>
-                <w:i w:val="true"/>
+                <w:rFonts w:ascii="Arial" w:hAnsi="Arial" w:eastAsia="Arial" w:cs="Arial"/>
+                <w:i w:val="false"/>
                 <w:b w:val="true"/>
                 <w:u w:val="none"/>
-                <w:sz w:val="20"/>
-                <w:szCs w:val="20"/>
-                <w:color w:val="000000"/>
-              </w:rPr>
-            </w:pPr>
-            <w:r>
-              <w:rPr>
-                <w:rFonts w:ascii="Helvetica" w:hAnsi="Helvetica" w:eastAsia="Helvetica" w:cs="Helvetica"/>
-                <w:i w:val="true"/>
+                <w:strike w:val="false"/>
+                <w:sz w:val="16"/>
+                <w:szCs w:val="16"/>
+                <w:color w:val="000000"/>
+              </w:rPr>
+            </w:pPr>
+            <w:r>
+              <w:rPr>
+                <w:rFonts w:ascii="Arial" w:hAnsi="Arial" w:eastAsia="Arial" w:cs="Arial"/>
+                <w:i w:val="false"/>
                 <w:b w:val="true"/>
                 <w:u w:val="none"/>
-                <w:sz w:val="20"/>
-                <w:szCs w:val="20"/>
+                <w:strike w:val="false"/>
+                <w:sz w:val="16"/>
+                <w:szCs w:val="16"/>
                 <w:color w:val="000000"/>
               </w:rPr>
               <w:t xml:space="preserve">Variable</w:t>
             </w:r>
-          </w:p>
-        </w:tc>
-        <w:tc>
-          <w:tcPr>
-            <w:tcBorders>
-              <w:bottom w:val="single" w:sz="12" w:space="0" w:color="666666"/>
-              <w:top w:val="single" w:sz="12" w:space="0" w:color="666666"/>
-              <w:left w:val="none" w:sz="0" w:space="0" w:color="000000"/>
-              <w:right w:val="none" w:sz="0" w:space="0" w:color="000000"/>
-            </w:tcBorders>
-            <w:shd w:val="clear" w:color="auto" w:fill="FFFFFF"/>
+            <w:r>
+              <w:rPr>
+                <w:rFonts w:ascii="Arial" w:hAnsi="Arial" w:eastAsia="Arial" w:cs="Arial"/>
+                <w:i w:val="false"/>
+                <w:b w:val="true"/>
+                <w:u w:val="none"/>
+                <w:strike w:val="false"/>
+                <w:sz w:val="16"/>
+                <w:szCs w:val="16"/>
+                <w:color w:val="000000"/>
+              </w:rPr>
+              <w:br/>
+            </w:r>
+            <w:r>
+              <w:rPr>
+                <w:rFonts w:ascii="Arial" w:hAnsi="Arial" w:eastAsia="Arial" w:cs="Arial"/>
+                <w:i w:val="false"/>
+                <w:b w:val="true"/>
+                <w:u w:val="none"/>
+                <w:strike w:val="false"/>
+                <w:sz w:val="16"/>
+                <w:szCs w:val="16"/>
+                <w:color w:val="000000"/>
+              </w:rPr>
+              <w:t xml:space="preserve">   Stratified Variable</w:t>
+            </w:r>
+          </w:p>
+        </w:tc>
+        <w:tc>
+          <w:tcPr>
+            <w:tcBorders>
+              <w:bottom w:val="single" w:sz="4" w:space="0" w:color="000000"/>
+              <w:top w:val="none" w:sz="0" w:space="0" w:color="000000"/>
+              <w:left w:val="none" w:sz="0" w:space="0" w:color="000000"/>
+              <w:right w:val="none" w:sz="0" w:space="0" w:color="000000"/>
+            </w:tcBorders>
+            <w:shd w:val="clear" w:color="auto" w:fill="CDCDCD"/>
             <w:tcMar>
               <w:top w:w="0" w:type="dxa"/>
               <w:bottom w:w="0" w:type="dxa"/>
@@ -96,92 +124,42 @@
               <w:spacing w:after="100" w:before="100" w:line="240"/>
               <w:ind w:left="100" w:right="100" w:firstLine="0" w:firstLineChars="0"/>
               <w:rPr>
-                <w:rFonts w:ascii="Helvetica" w:hAnsi="Helvetica" w:eastAsia="Helvetica" w:cs="Helvetica"/>
-                <w:i w:val="true"/>
+                <w:rFonts w:ascii="Arial" w:hAnsi="Arial" w:eastAsia="Arial" w:cs="Arial"/>
+                <w:i w:val="false"/>
                 <w:b w:val="true"/>
                 <w:u w:val="none"/>
-                <w:sz w:val="20"/>
-                <w:szCs w:val="20"/>
-                <w:color w:val="000000"/>
-              </w:rPr>
-            </w:pPr>
-            <w:r>
-              <w:rPr>
-                <w:rFonts w:ascii="Helvetica" w:hAnsi="Helvetica" w:eastAsia="Helvetica" w:cs="Helvetica"/>
-                <w:i w:val="true"/>
+                <w:strike w:val="false"/>
+                <w:sz w:val="16"/>
+                <w:szCs w:val="16"/>
+                <w:color w:val="000000"/>
+              </w:rPr>
+            </w:pPr>
+            <w:r>
+              <w:rPr>
+                <w:rFonts w:ascii="Arial" w:hAnsi="Arial" w:eastAsia="Arial" w:cs="Arial"/>
+                <w:i w:val="false"/>
                 <w:b w:val="true"/>
                 <w:u w:val="none"/>
-                <w:sz w:val="20"/>
-                <w:szCs w:val="20"/>
+                <w:strike w:val="false"/>
+                <w:sz w:val="16"/>
+                <w:szCs w:val="16"/>
                 <w:color w:val="000000"/>
               </w:rPr>
               <w:t xml:space="preserve">Summary</w:t>
-            </w:r>
-          </w:p>
-        </w:tc>
-        <w:tc>
-          <w:tcPr>
-            <w:tcBorders>
-              <w:bottom w:val="single" w:sz="12" w:space="0" w:color="666666"/>
-              <w:top w:val="single" w:sz="12" w:space="0" w:color="666666"/>
-              <w:left w:val="none" w:sz="0" w:space="0" w:color="000000"/>
-              <w:right w:val="none" w:sz="0" w:space="0" w:color="000000"/>
-            </w:tcBorders>
-            <w:shd w:val="clear" w:color="auto" w:fill="FFFFFF"/>
-            <w:tcMar>
-              <w:top w:w="0" w:type="dxa"/>
-              <w:bottom w:w="0" w:type="dxa"/>
-              <w:left w:w="0" w:type="dxa"/>
-              <w:right w:w="0" w:type="dxa"/>
-            </w:tcMar>
-            <w:vAlign w:val="center"/>
-          </w:tcPr>
-          <w:p>
-            <w:pPr>
-              <w:jc w:val="center"/>
-              <w:pBdr>
-                <w:bottom w:val="none" w:sz="0" w:space="0" w:color="000000"/>
-                <w:top w:val="none" w:sz="0" w:space="0" w:color="000000"/>
-                <w:left w:val="none" w:sz="0" w:space="0" w:color="000000"/>
-                <w:right w:val="none" w:sz="0" w:space="0" w:color="000000"/>
-              </w:pBdr>
-              <w:spacing w:after="100" w:before="100" w:line="240"/>
-              <w:ind w:left="100" w:right="100" w:firstLine="0" w:firstLineChars="0"/>
-              <w:rPr>
-                <w:rFonts w:ascii="Helvetica" w:hAnsi="Helvetica" w:eastAsia="Helvetica" w:cs="Helvetica"/>
-                <w:i w:val="true"/>
-                <w:b w:val="true"/>
-                <w:u w:val="none"/>
-                <w:sz w:val="20"/>
-                <w:szCs w:val="20"/>
-                <w:color w:val="000000"/>
-              </w:rPr>
-            </w:pPr>
-            <w:r>
-              <w:rPr>
-                <w:rFonts w:ascii="Helvetica" w:hAnsi="Helvetica" w:eastAsia="Helvetica" w:cs="Helvetica"/>
-                <w:i w:val="true"/>
-                <w:b w:val="true"/>
-                <w:u w:val="none"/>
-                <w:sz w:val="20"/>
-                <w:szCs w:val="20"/>
-                <w:color w:val="000000"/>
-              </w:rPr>
-              <w:t xml:space="preserve">SW_p</w:t>
             </w:r>
           </w:p>
         </w:tc>
       </w:tr>
       <w:tr>
         <w:trPr>
-          <w:trHeight w:val="360" w:hRule="auto"/>
+          <w:trHeight w:val="144" w:hRule="auto"/>
         </w:trPr>
         body 1
         <w:tc>
           <w:tcPr>
             <w:tcBorders>
               <w:bottom w:val="none" w:sz="0" w:space="0" w:color="000000"/>
-              <w:top w:val="single" w:sz="12" w:space="0" w:color="666666"/>
+              <w:top w:val="single" w:sz="4" w:space="0" w:color="000000"/>
               <w:left w:val="none" w:sz="0" w:space="0" w:color="000000"/>
               <w:right w:val="none" w:sz="0" w:space="0" w:color="000000"/>
             </w:tcBorders>
@@ -203,26 +181,28 @@
                 <w:left w:val="none" w:sz="0" w:space="0" w:color="000000"/>
                 <w:right w:val="none" w:sz="0" w:space="0" w:color="000000"/>
               </w:pBdr>
-              <w:spacing w:after="100" w:before="100" w:line="240"/>
-              <w:ind w:left="100" w:right="100" w:firstLine="0" w:firstLineChars="0"/>
-              <w:rPr>
-                <w:rFonts w:ascii="Helvetica" w:hAnsi="Helvetica" w:eastAsia="Helvetica" w:cs="Helvetica"/>
-                <w:i w:val="false"/>
-                <w:b w:val="false"/>
-                <w:u w:val="none"/>
-                <w:sz w:val="20"/>
-                <w:szCs w:val="20"/>
-                <w:color w:val="000000"/>
-              </w:rPr>
-            </w:pPr>
-            <w:r>
-              <w:rPr>
-                <w:rFonts w:ascii="Helvetica" w:hAnsi="Helvetica" w:eastAsia="Helvetica" w:cs="Helvetica"/>
-                <w:i w:val="false"/>
-                <w:b w:val="false"/>
-                <w:u w:val="none"/>
-                <w:sz w:val="20"/>
-                <w:szCs w:val="20"/>
+              <w:spacing w:after="0" w:before="0" w:line="240"/>
+              <w:ind w:left="240" w:right="120" w:firstLine="0" w:firstLineChars="0"/>
+              <w:rPr>
+                <w:rFonts w:ascii="Arial" w:hAnsi="Arial" w:eastAsia="Arial" w:cs="Arial"/>
+                <w:i w:val="false"/>
+                <w:b w:val="false"/>
+                <w:u w:val="none"/>
+                <w:strike w:val="false"/>
+                <w:sz w:val="18"/>
+                <w:szCs w:val="18"/>
+                <w:color w:val="000000"/>
+              </w:rPr>
+            </w:pPr>
+            <w:r>
+              <w:rPr>
+                <w:rFonts w:ascii="Arial" w:hAnsi="Arial" w:eastAsia="Arial" w:cs="Arial"/>
+                <w:i w:val="false"/>
+                <w:b w:val="false"/>
+                <w:u w:val="none"/>
+                <w:strike w:val="false"/>
+                <w:sz w:val="18"/>
+                <w:szCs w:val="18"/>
                 <w:color w:val="000000"/>
               </w:rPr>
               <w:t xml:space="preserve">age</w:t>
@@ -233,7 +213,7 @@
           <w:tcPr>
             <w:tcBorders>
               <w:bottom w:val="none" w:sz="0" w:space="0" w:color="000000"/>
-              <w:top w:val="single" w:sz="12" w:space="0" w:color="666666"/>
+              <w:top w:val="single" w:sz="4" w:space="0" w:color="000000"/>
               <w:left w:val="none" w:sz="0" w:space="0" w:color="000000"/>
               <w:right w:val="none" w:sz="0" w:space="0" w:color="000000"/>
             </w:tcBorders>
@@ -255,88 +235,38 @@
                 <w:left w:val="none" w:sz="0" w:space="0" w:color="000000"/>
                 <w:right w:val="none" w:sz="0" w:space="0" w:color="000000"/>
               </w:pBdr>
-              <w:spacing w:after="100" w:before="100" w:line="240"/>
-              <w:ind w:left="100" w:right="100" w:firstLine="0" w:firstLineChars="0"/>
-              <w:rPr>
-                <w:rFonts w:ascii="Helvetica" w:hAnsi="Helvetica" w:eastAsia="Helvetica" w:cs="Helvetica"/>
-                <w:i w:val="false"/>
-                <w:b w:val="false"/>
-                <w:u w:val="none"/>
-                <w:sz w:val="20"/>
-                <w:szCs w:val="20"/>
-                <w:color w:val="000000"/>
-              </w:rPr>
-            </w:pPr>
-            <w:r>
-              <w:rPr>
-                <w:rFonts w:ascii="Helvetica" w:hAnsi="Helvetica" w:eastAsia="Helvetica" w:cs="Helvetica"/>
-                <w:i w:val="false"/>
-                <w:b w:val="false"/>
-                <w:u w:val="none"/>
-                <w:sz w:val="20"/>
-                <w:szCs w:val="20"/>
+              <w:spacing w:after="0" w:before="0" w:line="240"/>
+              <w:ind w:left="0" w:right="120" w:firstLine="0" w:firstLineChars="0"/>
+              <w:rPr>
+                <w:rFonts w:ascii="Arial" w:hAnsi="Arial" w:eastAsia="Arial" w:cs="Arial"/>
+                <w:i w:val="false"/>
+                <w:b w:val="false"/>
+                <w:u w:val="none"/>
+                <w:strike w:val="false"/>
+                <w:sz w:val="18"/>
+                <w:szCs w:val="18"/>
+                <w:color w:val="000000"/>
+              </w:rPr>
+            </w:pPr>
+            <w:r>
+              <w:rPr>
+                <w:rFonts w:ascii="Arial" w:hAnsi="Arial" w:eastAsia="Arial" w:cs="Arial"/>
+                <w:i w:val="false"/>
+                <w:b w:val="false"/>
+                <w:u w:val="none"/>
+                <w:strike w:val="false"/>
+                <w:sz w:val="18"/>
+                <w:szCs w:val="18"/>
                 <w:color w:val="000000"/>
               </w:rPr>
               <w:t xml:space="preserve">28 [23–36.5]</w:t>
-            </w:r>
-          </w:p>
-        </w:tc>
-        <w:tc>
-          <w:tcPr>
-            <w:tcBorders>
-              <w:bottom w:val="none" w:sz="0" w:space="0" w:color="000000"/>
-              <w:top w:val="single" w:sz="12" w:space="0" w:color="666666"/>
-              <w:left w:val="none" w:sz="0" w:space="0" w:color="000000"/>
-              <w:right w:val="none" w:sz="0" w:space="0" w:color="000000"/>
-            </w:tcBorders>
-            <w:shd w:val="clear" w:color="auto" w:fill="FFFFFF"/>
-            <w:tcMar>
-              <w:top w:w="0" w:type="dxa"/>
-              <w:bottom w:w="0" w:type="dxa"/>
-              <w:left w:w="0" w:type="dxa"/>
-              <w:right w:w="0" w:type="dxa"/>
-            </w:tcMar>
-            <w:vAlign w:val="center"/>
-          </w:tcPr>
-          <w:p>
-            <w:pPr>
-              <w:jc w:val="center"/>
-              <w:pBdr>
-                <w:bottom w:val="none" w:sz="0" w:space="0" w:color="000000"/>
-                <w:top w:val="none" w:sz="0" w:space="0" w:color="000000"/>
-                <w:left w:val="none" w:sz="0" w:space="0" w:color="000000"/>
-                <w:right w:val="none" w:sz="0" w:space="0" w:color="000000"/>
-              </w:pBdr>
-              <w:spacing w:after="100" w:before="100" w:line="240"/>
-              <w:ind w:left="100" w:right="100" w:firstLine="0" w:firstLineChars="0"/>
-              <w:rPr>
-                <w:rFonts w:ascii="Helvetica" w:hAnsi="Helvetica" w:eastAsia="Helvetica" w:cs="Helvetica"/>
-                <w:i w:val="false"/>
-                <w:b w:val="false"/>
-                <w:u w:val="none"/>
-                <w:sz w:val="20"/>
-                <w:szCs w:val="20"/>
-                <w:color w:val="000000"/>
-              </w:rPr>
-            </w:pPr>
-            <w:r>
-              <w:rPr>
-                <w:rFonts w:ascii="Helvetica" w:hAnsi="Helvetica" w:eastAsia="Helvetica" w:cs="Helvetica"/>
-                <w:i w:val="false"/>
-                <w:b w:val="false"/>
-                <w:u w:val="none"/>
-                <w:sz w:val="20"/>
-                <w:szCs w:val="20"/>
-                <w:color w:val="000000"/>
-              </w:rPr>
-              <w:t xml:space="preserve">0.000000036479429684742222</w:t>
             </w:r>
           </w:p>
         </w:tc>
       </w:tr>
       <w:tr>
         <w:trPr>
-          <w:trHeight w:val="360" w:hRule="auto"/>
+          <w:trHeight w:val="144" w:hRule="auto"/>
         </w:trPr>
         body 2
         <w:tc>
@@ -365,29 +295,31 @@
                 <w:left w:val="none" w:sz="0" w:space="0" w:color="000000"/>
                 <w:right w:val="none" w:sz="0" w:space="0" w:color="000000"/>
               </w:pBdr>
-              <w:spacing w:after="100" w:before="100" w:line="240"/>
-              <w:ind w:left="100" w:right="100" w:firstLine="0" w:firstLineChars="0"/>
-              <w:rPr>
-                <w:rFonts w:ascii="Helvetica" w:hAnsi="Helvetica" w:eastAsia="Helvetica" w:cs="Helvetica"/>
-                <w:i w:val="false"/>
-                <w:b w:val="false"/>
-                <w:u w:val="none"/>
-                <w:sz w:val="20"/>
-                <w:szCs w:val="20"/>
-                <w:color w:val="000000"/>
-              </w:rPr>
-            </w:pPr>
-            <w:r>
-              <w:rPr>
-                <w:rFonts w:ascii="Helvetica" w:hAnsi="Helvetica" w:eastAsia="Helvetica" w:cs="Helvetica"/>
-                <w:i w:val="false"/>
-                <w:b w:val="false"/>
-                <w:u w:val="none"/>
-                <w:sz w:val="20"/>
-                <w:szCs w:val="20"/>
-                <w:color w:val="000000"/>
-              </w:rPr>
-              <w:t xml:space="preserve">sex: Female</w:t>
+              <w:spacing w:after="0" w:before="0" w:line="240"/>
+              <w:ind w:left="240" w:right="120" w:firstLine="0" w:firstLineChars="0"/>
+              <w:rPr>
+                <w:rFonts w:ascii="Arial" w:hAnsi="Arial" w:eastAsia="Arial" w:cs="Arial"/>
+                <w:i w:val="false"/>
+                <w:b w:val="false"/>
+                <w:u w:val="single"/>
+                <w:strike w:val="false"/>
+                <w:sz w:val="18"/>
+                <w:szCs w:val="18"/>
+                <w:color w:val="000000"/>
+              </w:rPr>
+            </w:pPr>
+            <w:r>
+              <w:rPr>
+                <w:rFonts w:ascii="Arial" w:hAnsi="Arial" w:eastAsia="Arial" w:cs="Arial"/>
+                <w:i w:val="false"/>
+                <w:b w:val="false"/>
+                <w:u w:val="single"/>
+                <w:strike w:val="false"/>
+                <w:sz w:val="18"/>
+                <w:szCs w:val="18"/>
+                <w:color w:val="000000"/>
+              </w:rPr>
+              <w:t xml:space="preserve">Sex</w:t>
             </w:r>
           </w:p>
         </w:tc>
@@ -417,78 +349,28 @@
                 <w:left w:val="none" w:sz="0" w:space="0" w:color="000000"/>
                 <w:right w:val="none" w:sz="0" w:space="0" w:color="000000"/>
               </w:pBdr>
-              <w:spacing w:after="100" w:before="100" w:line="240"/>
-              <w:ind w:left="100" w:right="100" w:firstLine="0" w:firstLineChars="0"/>
-              <w:rPr>
-                <w:rFonts w:ascii="Helvetica" w:hAnsi="Helvetica" w:eastAsia="Helvetica" w:cs="Helvetica"/>
-                <w:i w:val="false"/>
-                <w:b w:val="false"/>
-                <w:u w:val="none"/>
-                <w:sz w:val="20"/>
-                <w:szCs w:val="20"/>
-                <w:color w:val="000000"/>
-              </w:rPr>
-            </w:pPr>
-            <w:r>
-              <w:rPr>
-                <w:rFonts w:ascii="Helvetica" w:hAnsi="Helvetica" w:eastAsia="Helvetica" w:cs="Helvetica"/>
-                <w:i w:val="false"/>
-                <w:b w:val="false"/>
-                <w:u w:val="none"/>
-                <w:sz w:val="20"/>
-                <w:szCs w:val="20"/>
-                <w:color w:val="000000"/>
-              </w:rPr>
-              <w:t xml:space="preserve">20 (15%)</w:t>
-            </w:r>
-          </w:p>
-        </w:tc>
-        <w:tc>
-          <w:tcPr>
-            <w:tcBorders>
-              <w:bottom w:val="none" w:sz="0" w:space="0" w:color="000000"/>
-              <w:top w:val="none" w:sz="0" w:space="0" w:color="000000"/>
-              <w:left w:val="none" w:sz="0" w:space="0" w:color="000000"/>
-              <w:right w:val="none" w:sz="0" w:space="0" w:color="000000"/>
-            </w:tcBorders>
-            <w:shd w:val="clear" w:color="auto" w:fill="FFFFFF"/>
-            <w:tcMar>
-              <w:top w:w="0" w:type="dxa"/>
-              <w:bottom w:w="0" w:type="dxa"/>
-              <w:left w:w="0" w:type="dxa"/>
-              <w:right w:w="0" w:type="dxa"/>
-            </w:tcMar>
-            <w:vAlign w:val="center"/>
-          </w:tcPr>
-          <w:p>
-            <w:pPr>
-              <w:jc w:val="center"/>
-              <w:pBdr>
-                <w:bottom w:val="none" w:sz="0" w:space="0" w:color="000000"/>
-                <w:top w:val="none" w:sz="0" w:space="0" w:color="000000"/>
-                <w:left w:val="none" w:sz="0" w:space="0" w:color="000000"/>
-                <w:right w:val="none" w:sz="0" w:space="0" w:color="000000"/>
-              </w:pBdr>
-              <w:spacing w:after="100" w:before="100" w:line="240"/>
-              <w:ind w:left="100" w:right="100" w:firstLine="0" w:firstLineChars="0"/>
-              <w:rPr>
-                <w:rFonts w:ascii="Helvetica" w:hAnsi="Helvetica" w:eastAsia="Helvetica" w:cs="Helvetica"/>
-                <w:i w:val="false"/>
-                <w:b w:val="false"/>
-                <w:u w:val="none"/>
-                <w:sz w:val="20"/>
-                <w:szCs w:val="20"/>
-                <w:color w:val="000000"/>
-              </w:rPr>
-            </w:pPr>
-            <w:r>
-              <w:rPr>
-                <w:rFonts w:ascii="Helvetica" w:hAnsi="Helvetica" w:eastAsia="Helvetica" w:cs="Helvetica"/>
-                <w:i w:val="false"/>
-                <w:b w:val="false"/>
-                <w:u w:val="none"/>
-                <w:sz w:val="20"/>
-                <w:szCs w:val="20"/>
+              <w:spacing w:after="0" w:before="0" w:line="240"/>
+              <w:ind w:left="0" w:right="120" w:firstLine="0" w:firstLineChars="0"/>
+              <w:rPr>
+                <w:rFonts w:ascii="Arial" w:hAnsi="Arial" w:eastAsia="Arial" w:cs="Arial"/>
+                <w:i w:val="false"/>
+                <w:b w:val="false"/>
+                <w:u w:val="none"/>
+                <w:strike w:val="false"/>
+                <w:sz w:val="18"/>
+                <w:szCs w:val="18"/>
+                <w:color w:val="000000"/>
+              </w:rPr>
+            </w:pPr>
+            <w:r>
+              <w:rPr>
+                <w:rFonts w:ascii="Arial" w:hAnsi="Arial" w:eastAsia="Arial" w:cs="Arial"/>
+                <w:i w:val="false"/>
+                <w:b w:val="false"/>
+                <w:u w:val="none"/>
+                <w:strike w:val="false"/>
+                <w:sz w:val="18"/>
+                <w:szCs w:val="18"/>
                 <w:color w:val="000000"/>
               </w:rPr>
               <w:t xml:space="preserve"/>
@@ -498,7 +380,7 @@
       </w:tr>
       <w:tr>
         <w:trPr>
-          <w:trHeight w:val="360" w:hRule="auto"/>
+          <w:trHeight w:val="144" w:hRule="auto"/>
         </w:trPr>
         body 3
         <w:tc>
@@ -527,29 +409,31 @@
                 <w:left w:val="none" w:sz="0" w:space="0" w:color="000000"/>
                 <w:right w:val="none" w:sz="0" w:space="0" w:color="000000"/>
               </w:pBdr>
-              <w:spacing w:after="100" w:before="100" w:line="240"/>
-              <w:ind w:left="100" w:right="100" w:firstLine="0" w:firstLineChars="0"/>
-              <w:rPr>
-                <w:rFonts w:ascii="Helvetica" w:hAnsi="Helvetica" w:eastAsia="Helvetica" w:cs="Helvetica"/>
-                <w:i w:val="false"/>
-                <w:b w:val="false"/>
-                <w:u w:val="none"/>
-                <w:sz w:val="20"/>
-                <w:szCs w:val="20"/>
-                <w:color w:val="000000"/>
-              </w:rPr>
-            </w:pPr>
-            <w:r>
-              <w:rPr>
-                <w:rFonts w:ascii="Helvetica" w:hAnsi="Helvetica" w:eastAsia="Helvetica" w:cs="Helvetica"/>
-                <w:i w:val="false"/>
-                <w:b w:val="false"/>
-                <w:u w:val="none"/>
-                <w:sz w:val="20"/>
-                <w:szCs w:val="20"/>
-                <w:color w:val="000000"/>
-              </w:rPr>
-              <w:t xml:space="preserve">sex: Male</w:t>
+              <w:spacing w:after="0" w:before="0" w:line="240"/>
+              <w:ind w:left="400" w:right="120" w:firstLine="0" w:firstLineChars="0"/>
+              <w:rPr>
+                <w:rFonts w:ascii="Arial" w:hAnsi="Arial" w:eastAsia="Arial" w:cs="Arial"/>
+                <w:i w:val="true"/>
+                <w:b w:val="false"/>
+                <w:u w:val="none"/>
+                <w:strike w:val="false"/>
+                <w:sz w:val="18"/>
+                <w:szCs w:val="18"/>
+                <w:color w:val="000000"/>
+              </w:rPr>
+            </w:pPr>
+            <w:r>
+              <w:rPr>
+                <w:rFonts w:ascii="Arial" w:hAnsi="Arial" w:eastAsia="Arial" w:cs="Arial"/>
+                <w:i w:val="true"/>
+                <w:b w:val="false"/>
+                <w:u w:val="none"/>
+                <w:strike w:val="false"/>
+                <w:sz w:val="18"/>
+                <w:szCs w:val="18"/>
+                <w:color w:val="000000"/>
+              </w:rPr>
+              <w:t xml:space="preserve">Male</w:t>
             </w:r>
           </w:p>
         </w:tc>
@@ -579,88 +463,38 @@
                 <w:left w:val="none" w:sz="0" w:space="0" w:color="000000"/>
                 <w:right w:val="none" w:sz="0" w:space="0" w:color="000000"/>
               </w:pBdr>
-              <w:spacing w:after="100" w:before="100" w:line="240"/>
-              <w:ind w:left="100" w:right="100" w:firstLine="0" w:firstLineChars="0"/>
-              <w:rPr>
-                <w:rFonts w:ascii="Helvetica" w:hAnsi="Helvetica" w:eastAsia="Helvetica" w:cs="Helvetica"/>
-                <w:i w:val="false"/>
-                <w:b w:val="false"/>
-                <w:u w:val="none"/>
-                <w:sz w:val="20"/>
-                <w:szCs w:val="20"/>
-                <w:color w:val="000000"/>
-              </w:rPr>
-            </w:pPr>
-            <w:r>
-              <w:rPr>
-                <w:rFonts w:ascii="Helvetica" w:hAnsi="Helvetica" w:eastAsia="Helvetica" w:cs="Helvetica"/>
-                <w:i w:val="false"/>
-                <w:b w:val="false"/>
-                <w:u w:val="none"/>
-                <w:sz w:val="20"/>
-                <w:szCs w:val="20"/>
+              <w:spacing w:after="0" w:before="0" w:line="240"/>
+              <w:ind w:left="0" w:right="120" w:firstLine="0" w:firstLineChars="0"/>
+              <w:rPr>
+                <w:rFonts w:ascii="Arial" w:hAnsi="Arial" w:eastAsia="Arial" w:cs="Arial"/>
+                <w:i w:val="false"/>
+                <w:b w:val="false"/>
+                <w:u w:val="none"/>
+                <w:strike w:val="false"/>
+                <w:sz w:val="18"/>
+                <w:szCs w:val="18"/>
+                <w:color w:val="000000"/>
+              </w:rPr>
+            </w:pPr>
+            <w:r>
+              <w:rPr>
+                <w:rFonts w:ascii="Arial" w:hAnsi="Arial" w:eastAsia="Arial" w:cs="Arial"/>
+                <w:i w:val="false"/>
+                <w:b w:val="false"/>
+                <w:u w:val="none"/>
+                <w:strike w:val="false"/>
+                <w:sz w:val="18"/>
+                <w:szCs w:val="18"/>
                 <w:color w:val="000000"/>
               </w:rPr>
               <w:t xml:space="preserve">112 (85%)</w:t>
-            </w:r>
-          </w:p>
-        </w:tc>
-        <w:tc>
-          <w:tcPr>
-            <w:tcBorders>
-              <w:bottom w:val="none" w:sz="0" w:space="0" w:color="000000"/>
-              <w:top w:val="none" w:sz="0" w:space="0" w:color="000000"/>
-              <w:left w:val="none" w:sz="0" w:space="0" w:color="000000"/>
-              <w:right w:val="none" w:sz="0" w:space="0" w:color="000000"/>
-            </w:tcBorders>
-            <w:shd w:val="clear" w:color="auto" w:fill="FFFFFF"/>
-            <w:tcMar>
-              <w:top w:w="0" w:type="dxa"/>
-              <w:bottom w:w="0" w:type="dxa"/>
-              <w:left w:w="0" w:type="dxa"/>
-              <w:right w:w="0" w:type="dxa"/>
-            </w:tcMar>
-            <w:vAlign w:val="center"/>
-          </w:tcPr>
-          <w:p>
-            <w:pPr>
-              <w:jc w:val="center"/>
-              <w:pBdr>
-                <w:bottom w:val="none" w:sz="0" w:space="0" w:color="000000"/>
-                <w:top w:val="none" w:sz="0" w:space="0" w:color="000000"/>
-                <w:left w:val="none" w:sz="0" w:space="0" w:color="000000"/>
-                <w:right w:val="none" w:sz="0" w:space="0" w:color="000000"/>
-              </w:pBdr>
-              <w:spacing w:after="100" w:before="100" w:line="240"/>
-              <w:ind w:left="100" w:right="100" w:firstLine="0" w:firstLineChars="0"/>
-              <w:rPr>
-                <w:rFonts w:ascii="Helvetica" w:hAnsi="Helvetica" w:eastAsia="Helvetica" w:cs="Helvetica"/>
-                <w:i w:val="false"/>
-                <w:b w:val="false"/>
-                <w:u w:val="none"/>
-                <w:sz w:val="20"/>
-                <w:szCs w:val="20"/>
-                <w:color w:val="000000"/>
-              </w:rPr>
-            </w:pPr>
-            <w:r>
-              <w:rPr>
-                <w:rFonts w:ascii="Helvetica" w:hAnsi="Helvetica" w:eastAsia="Helvetica" w:cs="Helvetica"/>
-                <w:i w:val="false"/>
-                <w:b w:val="false"/>
-                <w:u w:val="none"/>
-                <w:sz w:val="20"/>
-                <w:szCs w:val="20"/>
-                <w:color w:val="000000"/>
-              </w:rPr>
-              <w:t xml:space="preserve"/>
             </w:r>
           </w:p>
         </w:tc>
       </w:tr>
       <w:tr>
         <w:trPr>
-          <w:trHeight w:val="360" w:hRule="auto"/>
+          <w:trHeight w:val="144" w:hRule="auto"/>
         </w:trPr>
         body 4
         <w:tc>
@@ -689,29 +523,31 @@
                 <w:left w:val="none" w:sz="0" w:space="0" w:color="000000"/>
                 <w:right w:val="none" w:sz="0" w:space="0" w:color="000000"/>
               </w:pBdr>
-              <w:spacing w:after="100" w:before="100" w:line="240"/>
-              <w:ind w:left="100" w:right="100" w:firstLine="0" w:firstLineChars="0"/>
-              <w:rPr>
-                <w:rFonts w:ascii="Helvetica" w:hAnsi="Helvetica" w:eastAsia="Helvetica" w:cs="Helvetica"/>
-                <w:i w:val="false"/>
-                <w:b w:val="false"/>
-                <w:u w:val="none"/>
-                <w:sz w:val="20"/>
-                <w:szCs w:val="20"/>
-                <w:color w:val="000000"/>
-              </w:rPr>
-            </w:pPr>
-            <w:r>
-              <w:rPr>
-                <w:rFonts w:ascii="Helvetica" w:hAnsi="Helvetica" w:eastAsia="Helvetica" w:cs="Helvetica"/>
-                <w:i w:val="false"/>
-                <w:b w:val="false"/>
-                <w:u w:val="none"/>
-                <w:sz w:val="20"/>
-                <w:szCs w:val="20"/>
-                <w:color w:val="000000"/>
-              </w:rPr>
-              <w:t xml:space="preserve">BMI</w:t>
+              <w:spacing w:after="0" w:before="0" w:line="240"/>
+              <w:ind w:left="400" w:right="120" w:firstLine="0" w:firstLineChars="0"/>
+              <w:rPr>
+                <w:rFonts w:ascii="Arial" w:hAnsi="Arial" w:eastAsia="Arial" w:cs="Arial"/>
+                <w:i w:val="true"/>
+                <w:b w:val="false"/>
+                <w:u w:val="none"/>
+                <w:strike w:val="false"/>
+                <w:sz w:val="18"/>
+                <w:szCs w:val="18"/>
+                <w:color w:val="000000"/>
+              </w:rPr>
+            </w:pPr>
+            <w:r>
+              <w:rPr>
+                <w:rFonts w:ascii="Arial" w:hAnsi="Arial" w:eastAsia="Arial" w:cs="Arial"/>
+                <w:i w:val="true"/>
+                <w:b w:val="false"/>
+                <w:u w:val="none"/>
+                <w:strike w:val="false"/>
+                <w:sz w:val="18"/>
+                <w:szCs w:val="18"/>
+                <w:color w:val="000000"/>
+              </w:rPr>
+              <w:t xml:space="preserve">Female</w:t>
             </w:r>
           </w:p>
         </w:tc>
@@ -741,88 +577,38 @@
                 <w:left w:val="none" w:sz="0" w:space="0" w:color="000000"/>
                 <w:right w:val="none" w:sz="0" w:space="0" w:color="000000"/>
               </w:pBdr>
-              <w:spacing w:after="100" w:before="100" w:line="240"/>
-              <w:ind w:left="100" w:right="100" w:firstLine="0" w:firstLineChars="0"/>
-              <w:rPr>
-                <w:rFonts w:ascii="Helvetica" w:hAnsi="Helvetica" w:eastAsia="Helvetica" w:cs="Helvetica"/>
-                <w:i w:val="false"/>
-                <w:b w:val="false"/>
-                <w:u w:val="none"/>
-                <w:sz w:val="20"/>
-                <w:szCs w:val="20"/>
-                <w:color w:val="000000"/>
-              </w:rPr>
-            </w:pPr>
-            <w:r>
-              <w:rPr>
-                <w:rFonts w:ascii="Helvetica" w:hAnsi="Helvetica" w:eastAsia="Helvetica" w:cs="Helvetica"/>
-                <w:i w:val="false"/>
-                <w:b w:val="false"/>
-                <w:u w:val="none"/>
-                <w:sz w:val="20"/>
-                <w:szCs w:val="20"/>
-                <w:color w:val="000000"/>
-              </w:rPr>
-              <w:t xml:space="preserve">25.9 [23.2–31.3]</w:t>
-            </w:r>
-          </w:p>
-        </w:tc>
-        <w:tc>
-          <w:tcPr>
-            <w:tcBorders>
-              <w:bottom w:val="none" w:sz="0" w:space="0" w:color="000000"/>
-              <w:top w:val="none" w:sz="0" w:space="0" w:color="000000"/>
-              <w:left w:val="none" w:sz="0" w:space="0" w:color="000000"/>
-              <w:right w:val="none" w:sz="0" w:space="0" w:color="000000"/>
-            </w:tcBorders>
-            <w:shd w:val="clear" w:color="auto" w:fill="FFFFFF"/>
-            <w:tcMar>
-              <w:top w:w="0" w:type="dxa"/>
-              <w:bottom w:w="0" w:type="dxa"/>
-              <w:left w:w="0" w:type="dxa"/>
-              <w:right w:w="0" w:type="dxa"/>
-            </w:tcMar>
-            <w:vAlign w:val="center"/>
-          </w:tcPr>
-          <w:p>
-            <w:pPr>
-              <w:jc w:val="center"/>
-              <w:pBdr>
-                <w:bottom w:val="none" w:sz="0" w:space="0" w:color="000000"/>
-                <w:top w:val="none" w:sz="0" w:space="0" w:color="000000"/>
-                <w:left w:val="none" w:sz="0" w:space="0" w:color="000000"/>
-                <w:right w:val="none" w:sz="0" w:space="0" w:color="000000"/>
-              </w:pBdr>
-              <w:spacing w:after="100" w:before="100" w:line="240"/>
-              <w:ind w:left="100" w:right="100" w:firstLine="0" w:firstLineChars="0"/>
-              <w:rPr>
-                <w:rFonts w:ascii="Helvetica" w:hAnsi="Helvetica" w:eastAsia="Helvetica" w:cs="Helvetica"/>
-                <w:i w:val="false"/>
-                <w:b w:val="false"/>
-                <w:u w:val="none"/>
-                <w:sz w:val="20"/>
-                <w:szCs w:val="20"/>
-                <w:color w:val="000000"/>
-              </w:rPr>
-            </w:pPr>
-            <w:r>
-              <w:rPr>
-                <w:rFonts w:ascii="Helvetica" w:hAnsi="Helvetica" w:eastAsia="Helvetica" w:cs="Helvetica"/>
-                <w:i w:val="false"/>
-                <w:b w:val="false"/>
-                <w:u w:val="none"/>
-                <w:sz w:val="20"/>
-                <w:szCs w:val="20"/>
-                <w:color w:val="000000"/>
-              </w:rPr>
-              <w:t xml:space="preserve">0.000197623441190921159908</w:t>
+              <w:spacing w:after="0" w:before="0" w:line="240"/>
+              <w:ind w:left="0" w:right="120" w:firstLine="0" w:firstLineChars="0"/>
+              <w:rPr>
+                <w:rFonts w:ascii="Arial" w:hAnsi="Arial" w:eastAsia="Arial" w:cs="Arial"/>
+                <w:i w:val="false"/>
+                <w:b w:val="false"/>
+                <w:u w:val="none"/>
+                <w:strike w:val="false"/>
+                <w:sz w:val="18"/>
+                <w:szCs w:val="18"/>
+                <w:color w:val="000000"/>
+              </w:rPr>
+            </w:pPr>
+            <w:r>
+              <w:rPr>
+                <w:rFonts w:ascii="Arial" w:hAnsi="Arial" w:eastAsia="Arial" w:cs="Arial"/>
+                <w:i w:val="false"/>
+                <w:b w:val="false"/>
+                <w:u w:val="none"/>
+                <w:strike w:val="false"/>
+                <w:sz w:val="18"/>
+                <w:szCs w:val="18"/>
+                <w:color w:val="000000"/>
+              </w:rPr>
+              <w:t xml:space="preserve">20 (15%)</w:t>
             </w:r>
           </w:p>
         </w:tc>
       </w:tr>
       <w:tr>
         <w:trPr>
-          <w:trHeight w:val="360" w:hRule="auto"/>
+          <w:trHeight w:val="144" w:hRule="auto"/>
         </w:trPr>
         body 5
         <w:tc>
@@ -851,29 +637,31 @@
                 <w:left w:val="none" w:sz="0" w:space="0" w:color="000000"/>
                 <w:right w:val="none" w:sz="0" w:space="0" w:color="000000"/>
               </w:pBdr>
-              <w:spacing w:after="100" w:before="100" w:line="240"/>
-              <w:ind w:left="100" w:right="100" w:firstLine="0" w:firstLineChars="0"/>
-              <w:rPr>
-                <w:rFonts w:ascii="Helvetica" w:hAnsi="Helvetica" w:eastAsia="Helvetica" w:cs="Helvetica"/>
-                <w:i w:val="false"/>
-                <w:b w:val="false"/>
-                <w:u w:val="none"/>
-                <w:sz w:val="20"/>
-                <w:szCs w:val="20"/>
-                <w:color w:val="000000"/>
-              </w:rPr>
-            </w:pPr>
-            <w:r>
-              <w:rPr>
-                <w:rFonts w:ascii="Helvetica" w:hAnsi="Helvetica" w:eastAsia="Helvetica" w:cs="Helvetica"/>
-                <w:i w:val="false"/>
-                <w:b w:val="false"/>
-                <w:u w:val="none"/>
-                <w:sz w:val="20"/>
-                <w:szCs w:val="20"/>
-                <w:color w:val="000000"/>
-              </w:rPr>
-              <w:t xml:space="preserve">injury_type: Blunt</w:t>
+              <w:spacing w:after="0" w:before="0" w:line="240"/>
+              <w:ind w:left="240" w:right="120" w:firstLine="0" w:firstLineChars="0"/>
+              <w:rPr>
+                <w:rFonts w:ascii="Arial" w:hAnsi="Arial" w:eastAsia="Arial" w:cs="Arial"/>
+                <w:i w:val="false"/>
+                <w:b w:val="false"/>
+                <w:u w:val="none"/>
+                <w:strike w:val="false"/>
+                <w:sz w:val="18"/>
+                <w:szCs w:val="18"/>
+                <w:color w:val="000000"/>
+              </w:rPr>
+            </w:pPr>
+            <w:r>
+              <w:rPr>
+                <w:rFonts w:ascii="Arial" w:hAnsi="Arial" w:eastAsia="Arial" w:cs="Arial"/>
+                <w:i w:val="false"/>
+                <w:b w:val="false"/>
+                <w:u w:val="none"/>
+                <w:strike w:val="false"/>
+                <w:sz w:val="18"/>
+                <w:szCs w:val="18"/>
+                <w:color w:val="000000"/>
+              </w:rPr>
+              <w:t xml:space="preserve">BMI</w:t>
             </w:r>
           </w:p>
         </w:tc>
@@ -903,88 +691,38 @@
                 <w:left w:val="none" w:sz="0" w:space="0" w:color="000000"/>
                 <w:right w:val="none" w:sz="0" w:space="0" w:color="000000"/>
               </w:pBdr>
-              <w:spacing w:after="100" w:before="100" w:line="240"/>
-              <w:ind w:left="100" w:right="100" w:firstLine="0" w:firstLineChars="0"/>
-              <w:rPr>
-                <w:rFonts w:ascii="Helvetica" w:hAnsi="Helvetica" w:eastAsia="Helvetica" w:cs="Helvetica"/>
-                <w:i w:val="false"/>
-                <w:b w:val="false"/>
-                <w:u w:val="none"/>
-                <w:sz w:val="20"/>
-                <w:szCs w:val="20"/>
-                <w:color w:val="000000"/>
-              </w:rPr>
-            </w:pPr>
-            <w:r>
-              <w:rPr>
-                <w:rFonts w:ascii="Helvetica" w:hAnsi="Helvetica" w:eastAsia="Helvetica" w:cs="Helvetica"/>
-                <w:i w:val="false"/>
-                <w:b w:val="false"/>
-                <w:u w:val="none"/>
-                <w:sz w:val="20"/>
-                <w:szCs w:val="20"/>
-                <w:color w:val="000000"/>
-              </w:rPr>
-              <w:t xml:space="preserve">15 (11%)</w:t>
-            </w:r>
-          </w:p>
-        </w:tc>
-        <w:tc>
-          <w:tcPr>
-            <w:tcBorders>
-              <w:bottom w:val="none" w:sz="0" w:space="0" w:color="000000"/>
-              <w:top w:val="none" w:sz="0" w:space="0" w:color="000000"/>
-              <w:left w:val="none" w:sz="0" w:space="0" w:color="000000"/>
-              <w:right w:val="none" w:sz="0" w:space="0" w:color="000000"/>
-            </w:tcBorders>
-            <w:shd w:val="clear" w:color="auto" w:fill="FFFFFF"/>
-            <w:tcMar>
-              <w:top w:w="0" w:type="dxa"/>
-              <w:bottom w:w="0" w:type="dxa"/>
-              <w:left w:w="0" w:type="dxa"/>
-              <w:right w:w="0" w:type="dxa"/>
-            </w:tcMar>
-            <w:vAlign w:val="center"/>
-          </w:tcPr>
-          <w:p>
-            <w:pPr>
-              <w:jc w:val="center"/>
-              <w:pBdr>
-                <w:bottom w:val="none" w:sz="0" w:space="0" w:color="000000"/>
-                <w:top w:val="none" w:sz="0" w:space="0" w:color="000000"/>
-                <w:left w:val="none" w:sz="0" w:space="0" w:color="000000"/>
-                <w:right w:val="none" w:sz="0" w:space="0" w:color="000000"/>
-              </w:pBdr>
-              <w:spacing w:after="100" w:before="100" w:line="240"/>
-              <w:ind w:left="100" w:right="100" w:firstLine="0" w:firstLineChars="0"/>
-              <w:rPr>
-                <w:rFonts w:ascii="Helvetica" w:hAnsi="Helvetica" w:eastAsia="Helvetica" w:cs="Helvetica"/>
-                <w:i w:val="false"/>
-                <w:b w:val="false"/>
-                <w:u w:val="none"/>
-                <w:sz w:val="20"/>
-                <w:szCs w:val="20"/>
-                <w:color w:val="000000"/>
-              </w:rPr>
-            </w:pPr>
-            <w:r>
-              <w:rPr>
-                <w:rFonts w:ascii="Helvetica" w:hAnsi="Helvetica" w:eastAsia="Helvetica" w:cs="Helvetica"/>
-                <w:i w:val="false"/>
-                <w:b w:val="false"/>
-                <w:u w:val="none"/>
-                <w:sz w:val="20"/>
-                <w:szCs w:val="20"/>
-                <w:color w:val="000000"/>
-              </w:rPr>
-              <w:t xml:space="preserve"/>
+              <w:spacing w:after="0" w:before="0" w:line="240"/>
+              <w:ind w:left="0" w:right="120" w:firstLine="0" w:firstLineChars="0"/>
+              <w:rPr>
+                <w:rFonts w:ascii="Arial" w:hAnsi="Arial" w:eastAsia="Arial" w:cs="Arial"/>
+                <w:i w:val="false"/>
+                <w:b w:val="false"/>
+                <w:u w:val="none"/>
+                <w:strike w:val="false"/>
+                <w:sz w:val="18"/>
+                <w:szCs w:val="18"/>
+                <w:color w:val="000000"/>
+              </w:rPr>
+            </w:pPr>
+            <w:r>
+              <w:rPr>
+                <w:rFonts w:ascii="Arial" w:hAnsi="Arial" w:eastAsia="Arial" w:cs="Arial"/>
+                <w:i w:val="false"/>
+                <w:b w:val="false"/>
+                <w:u w:val="none"/>
+                <w:strike w:val="false"/>
+                <w:sz w:val="18"/>
+                <w:szCs w:val="18"/>
+                <w:color w:val="000000"/>
+              </w:rPr>
+              <w:t xml:space="preserve">25.9 [23.2–31.3]</w:t>
             </w:r>
           </w:p>
         </w:tc>
       </w:tr>
       <w:tr>
         <w:trPr>
-          <w:trHeight w:val="360" w:hRule="auto"/>
+          <w:trHeight w:val="144" w:hRule="auto"/>
         </w:trPr>
         body 6
         <w:tc>
@@ -1013,29 +751,31 @@
                 <w:left w:val="none" w:sz="0" w:space="0" w:color="000000"/>
                 <w:right w:val="none" w:sz="0" w:space="0" w:color="000000"/>
               </w:pBdr>
-              <w:spacing w:after="100" w:before="100" w:line="240"/>
-              <w:ind w:left="100" w:right="100" w:firstLine="0" w:firstLineChars="0"/>
-              <w:rPr>
-                <w:rFonts w:ascii="Helvetica" w:hAnsi="Helvetica" w:eastAsia="Helvetica" w:cs="Helvetica"/>
-                <w:i w:val="false"/>
-                <w:b w:val="false"/>
-                <w:u w:val="none"/>
-                <w:sz w:val="20"/>
-                <w:szCs w:val="20"/>
-                <w:color w:val="000000"/>
-              </w:rPr>
-            </w:pPr>
-            <w:r>
-              <w:rPr>
-                <w:rFonts w:ascii="Helvetica" w:hAnsi="Helvetica" w:eastAsia="Helvetica" w:cs="Helvetica"/>
-                <w:i w:val="false"/>
-                <w:b w:val="false"/>
-                <w:u w:val="none"/>
-                <w:sz w:val="20"/>
-                <w:szCs w:val="20"/>
-                <w:color w:val="000000"/>
-              </w:rPr>
-              <w:t xml:space="preserve">injury_type: Penetrating</w:t>
+              <w:spacing w:after="0" w:before="0" w:line="240"/>
+              <w:ind w:left="240" w:right="120" w:firstLine="0" w:firstLineChars="0"/>
+              <w:rPr>
+                <w:rFonts w:ascii="Arial" w:hAnsi="Arial" w:eastAsia="Arial" w:cs="Arial"/>
+                <w:i w:val="false"/>
+                <w:b w:val="false"/>
+                <w:u w:val="single"/>
+                <w:strike w:val="false"/>
+                <w:sz w:val="18"/>
+                <w:szCs w:val="18"/>
+                <w:color w:val="000000"/>
+              </w:rPr>
+            </w:pPr>
+            <w:r>
+              <w:rPr>
+                <w:rFonts w:ascii="Arial" w:hAnsi="Arial" w:eastAsia="Arial" w:cs="Arial"/>
+                <w:i w:val="false"/>
+                <w:b w:val="false"/>
+                <w:u w:val="single"/>
+                <w:strike w:val="false"/>
+                <w:sz w:val="18"/>
+                <w:szCs w:val="18"/>
+                <w:color w:val="000000"/>
+              </w:rPr>
+              <w:t xml:space="preserve">Injury Type</w:t>
             </w:r>
           </w:p>
         </w:tc>
@@ -1065,78 +805,28 @@
                 <w:left w:val="none" w:sz="0" w:space="0" w:color="000000"/>
                 <w:right w:val="none" w:sz="0" w:space="0" w:color="000000"/>
               </w:pBdr>
-              <w:spacing w:after="100" w:before="100" w:line="240"/>
-              <w:ind w:left="100" w:right="100" w:firstLine="0" w:firstLineChars="0"/>
-              <w:rPr>
-                <w:rFonts w:ascii="Helvetica" w:hAnsi="Helvetica" w:eastAsia="Helvetica" w:cs="Helvetica"/>
-                <w:i w:val="false"/>
-                <w:b w:val="false"/>
-                <w:u w:val="none"/>
-                <w:sz w:val="20"/>
-                <w:szCs w:val="20"/>
-                <w:color w:val="000000"/>
-              </w:rPr>
-            </w:pPr>
-            <w:r>
-              <w:rPr>
-                <w:rFonts w:ascii="Helvetica" w:hAnsi="Helvetica" w:eastAsia="Helvetica" w:cs="Helvetica"/>
-                <w:i w:val="false"/>
-                <w:b w:val="false"/>
-                <w:u w:val="none"/>
-                <w:sz w:val="20"/>
-                <w:szCs w:val="20"/>
-                <w:color w:val="000000"/>
-              </w:rPr>
-              <w:t xml:space="preserve">117 (89%)</w:t>
-            </w:r>
-          </w:p>
-        </w:tc>
-        <w:tc>
-          <w:tcPr>
-            <w:tcBorders>
-              <w:bottom w:val="none" w:sz="0" w:space="0" w:color="000000"/>
-              <w:top w:val="none" w:sz="0" w:space="0" w:color="000000"/>
-              <w:left w:val="none" w:sz="0" w:space="0" w:color="000000"/>
-              <w:right w:val="none" w:sz="0" w:space="0" w:color="000000"/>
-            </w:tcBorders>
-            <w:shd w:val="clear" w:color="auto" w:fill="FFFFFF"/>
-            <w:tcMar>
-              <w:top w:w="0" w:type="dxa"/>
-              <w:bottom w:w="0" w:type="dxa"/>
-              <w:left w:w="0" w:type="dxa"/>
-              <w:right w:w="0" w:type="dxa"/>
-            </w:tcMar>
-            <w:vAlign w:val="center"/>
-          </w:tcPr>
-          <w:p>
-            <w:pPr>
-              <w:jc w:val="center"/>
-              <w:pBdr>
-                <w:bottom w:val="none" w:sz="0" w:space="0" w:color="000000"/>
-                <w:top w:val="none" w:sz="0" w:space="0" w:color="000000"/>
-                <w:left w:val="none" w:sz="0" w:space="0" w:color="000000"/>
-                <w:right w:val="none" w:sz="0" w:space="0" w:color="000000"/>
-              </w:pBdr>
-              <w:spacing w:after="100" w:before="100" w:line="240"/>
-              <w:ind w:left="100" w:right="100" w:firstLine="0" w:firstLineChars="0"/>
-              <w:rPr>
-                <w:rFonts w:ascii="Helvetica" w:hAnsi="Helvetica" w:eastAsia="Helvetica" w:cs="Helvetica"/>
-                <w:i w:val="false"/>
-                <w:b w:val="false"/>
-                <w:u w:val="none"/>
-                <w:sz w:val="20"/>
-                <w:szCs w:val="20"/>
-                <w:color w:val="000000"/>
-              </w:rPr>
-            </w:pPr>
-            <w:r>
-              <w:rPr>
-                <w:rFonts w:ascii="Helvetica" w:hAnsi="Helvetica" w:eastAsia="Helvetica" w:cs="Helvetica"/>
-                <w:i w:val="false"/>
-                <w:b w:val="false"/>
-                <w:u w:val="none"/>
-                <w:sz w:val="20"/>
-                <w:szCs w:val="20"/>
+              <w:spacing w:after="0" w:before="0" w:line="240"/>
+              <w:ind w:left="0" w:right="120" w:firstLine="0" w:firstLineChars="0"/>
+              <w:rPr>
+                <w:rFonts w:ascii="Arial" w:hAnsi="Arial" w:eastAsia="Arial" w:cs="Arial"/>
+                <w:i w:val="false"/>
+                <w:b w:val="false"/>
+                <w:u w:val="none"/>
+                <w:strike w:val="false"/>
+                <w:sz w:val="18"/>
+                <w:szCs w:val="18"/>
+                <w:color w:val="000000"/>
+              </w:rPr>
+            </w:pPr>
+            <w:r>
+              <w:rPr>
+                <w:rFonts w:ascii="Arial" w:hAnsi="Arial" w:eastAsia="Arial" w:cs="Arial"/>
+                <w:i w:val="false"/>
+                <w:b w:val="false"/>
+                <w:u w:val="none"/>
+                <w:strike w:val="false"/>
+                <w:sz w:val="18"/>
+                <w:szCs w:val="18"/>
                 <w:color w:val="000000"/>
               </w:rPr>
               <w:t xml:space="preserve"/>
@@ -1146,7 +836,7 @@
       </w:tr>
       <w:tr>
         <w:trPr>
-          <w:trHeight w:val="360" w:hRule="auto"/>
+          <w:trHeight w:val="144" w:hRule="auto"/>
         </w:trPr>
         body 7
         <w:tc>
@@ -1175,29 +865,31 @@
                 <w:left w:val="none" w:sz="0" w:space="0" w:color="000000"/>
                 <w:right w:val="none" w:sz="0" w:space="0" w:color="000000"/>
               </w:pBdr>
-              <w:spacing w:after="100" w:before="100" w:line="240"/>
-              <w:ind w:left="100" w:right="100" w:firstLine="0" w:firstLineChars="0"/>
-              <w:rPr>
-                <w:rFonts w:ascii="Helvetica" w:hAnsi="Helvetica" w:eastAsia="Helvetica" w:cs="Helvetica"/>
-                <w:i w:val="false"/>
-                <w:b w:val="false"/>
-                <w:u w:val="none"/>
-                <w:sz w:val="20"/>
-                <w:szCs w:val="20"/>
-                <w:color w:val="000000"/>
-              </w:rPr>
-            </w:pPr>
-            <w:r>
-              <w:rPr>
-                <w:rFonts w:ascii="Helvetica" w:hAnsi="Helvetica" w:eastAsia="Helvetica" w:cs="Helvetica"/>
-                <w:i w:val="false"/>
-                <w:b w:val="false"/>
-                <w:u w:val="none"/>
-                <w:sz w:val="20"/>
-                <w:szCs w:val="20"/>
-                <w:color w:val="000000"/>
-              </w:rPr>
-              <w:t xml:space="preserve">IVC_repair_type: Irreparable</w:t>
+              <w:spacing w:after="0" w:before="0" w:line="240"/>
+              <w:ind w:left="400" w:right="120" w:firstLine="0" w:firstLineChars="0"/>
+              <w:rPr>
+                <w:rFonts w:ascii="Arial" w:hAnsi="Arial" w:eastAsia="Arial" w:cs="Arial"/>
+                <w:i w:val="true"/>
+                <w:b w:val="false"/>
+                <w:u w:val="none"/>
+                <w:strike w:val="false"/>
+                <w:sz w:val="18"/>
+                <w:szCs w:val="18"/>
+                <w:color w:val="000000"/>
+              </w:rPr>
+            </w:pPr>
+            <w:r>
+              <w:rPr>
+                <w:rFonts w:ascii="Arial" w:hAnsi="Arial" w:eastAsia="Arial" w:cs="Arial"/>
+                <w:i w:val="true"/>
+                <w:b w:val="false"/>
+                <w:u w:val="none"/>
+                <w:strike w:val="false"/>
+                <w:sz w:val="18"/>
+                <w:szCs w:val="18"/>
+                <w:color w:val="000000"/>
+              </w:rPr>
+              <w:t xml:space="preserve">Penetrating</w:t>
             </w:r>
           </w:p>
         </w:tc>
@@ -1227,88 +919,38 @@
                 <w:left w:val="none" w:sz="0" w:space="0" w:color="000000"/>
                 <w:right w:val="none" w:sz="0" w:space="0" w:color="000000"/>
               </w:pBdr>
-              <w:spacing w:after="100" w:before="100" w:line="240"/>
-              <w:ind w:left="100" w:right="100" w:firstLine="0" w:firstLineChars="0"/>
-              <w:rPr>
-                <w:rFonts w:ascii="Helvetica" w:hAnsi="Helvetica" w:eastAsia="Helvetica" w:cs="Helvetica"/>
-                <w:i w:val="false"/>
-                <w:b w:val="false"/>
-                <w:u w:val="none"/>
-                <w:sz w:val="20"/>
-                <w:szCs w:val="20"/>
-                <w:color w:val="000000"/>
-              </w:rPr>
-            </w:pPr>
-            <w:r>
-              <w:rPr>
-                <w:rFonts w:ascii="Helvetica" w:hAnsi="Helvetica" w:eastAsia="Helvetica" w:cs="Helvetica"/>
-                <w:i w:val="false"/>
-                <w:b w:val="false"/>
-                <w:u w:val="none"/>
-                <w:sz w:val="20"/>
-                <w:szCs w:val="20"/>
-                <w:color w:val="000000"/>
-              </w:rPr>
-              <w:t xml:space="preserve">19 (14%)</w:t>
-            </w:r>
-          </w:p>
-        </w:tc>
-        <w:tc>
-          <w:tcPr>
-            <w:tcBorders>
-              <w:bottom w:val="none" w:sz="0" w:space="0" w:color="000000"/>
-              <w:top w:val="none" w:sz="0" w:space="0" w:color="000000"/>
-              <w:left w:val="none" w:sz="0" w:space="0" w:color="000000"/>
-              <w:right w:val="none" w:sz="0" w:space="0" w:color="000000"/>
-            </w:tcBorders>
-            <w:shd w:val="clear" w:color="auto" w:fill="FFFFFF"/>
-            <w:tcMar>
-              <w:top w:w="0" w:type="dxa"/>
-              <w:bottom w:w="0" w:type="dxa"/>
-              <w:left w:w="0" w:type="dxa"/>
-              <w:right w:w="0" w:type="dxa"/>
-            </w:tcMar>
-            <w:vAlign w:val="center"/>
-          </w:tcPr>
-          <w:p>
-            <w:pPr>
-              <w:jc w:val="center"/>
-              <w:pBdr>
-                <w:bottom w:val="none" w:sz="0" w:space="0" w:color="000000"/>
-                <w:top w:val="none" w:sz="0" w:space="0" w:color="000000"/>
-                <w:left w:val="none" w:sz="0" w:space="0" w:color="000000"/>
-                <w:right w:val="none" w:sz="0" w:space="0" w:color="000000"/>
-              </w:pBdr>
-              <w:spacing w:after="100" w:before="100" w:line="240"/>
-              <w:ind w:left="100" w:right="100" w:firstLine="0" w:firstLineChars="0"/>
-              <w:rPr>
-                <w:rFonts w:ascii="Helvetica" w:hAnsi="Helvetica" w:eastAsia="Helvetica" w:cs="Helvetica"/>
-                <w:i w:val="false"/>
-                <w:b w:val="false"/>
-                <w:u w:val="none"/>
-                <w:sz w:val="20"/>
-                <w:szCs w:val="20"/>
-                <w:color w:val="000000"/>
-              </w:rPr>
-            </w:pPr>
-            <w:r>
-              <w:rPr>
-                <w:rFonts w:ascii="Helvetica" w:hAnsi="Helvetica" w:eastAsia="Helvetica" w:cs="Helvetica"/>
-                <w:i w:val="false"/>
-                <w:b w:val="false"/>
-                <w:u w:val="none"/>
-                <w:sz w:val="20"/>
-                <w:szCs w:val="20"/>
-                <w:color w:val="000000"/>
-              </w:rPr>
-              <w:t xml:space="preserve"/>
+              <w:spacing w:after="0" w:before="0" w:line="240"/>
+              <w:ind w:left="0" w:right="120" w:firstLine="0" w:firstLineChars="0"/>
+              <w:rPr>
+                <w:rFonts w:ascii="Arial" w:hAnsi="Arial" w:eastAsia="Arial" w:cs="Arial"/>
+                <w:i w:val="false"/>
+                <w:b w:val="false"/>
+                <w:u w:val="none"/>
+                <w:strike w:val="false"/>
+                <w:sz w:val="18"/>
+                <w:szCs w:val="18"/>
+                <w:color w:val="000000"/>
+              </w:rPr>
+            </w:pPr>
+            <w:r>
+              <w:rPr>
+                <w:rFonts w:ascii="Arial" w:hAnsi="Arial" w:eastAsia="Arial" w:cs="Arial"/>
+                <w:i w:val="false"/>
+                <w:b w:val="false"/>
+                <w:u w:val="none"/>
+                <w:strike w:val="false"/>
+                <w:sz w:val="18"/>
+                <w:szCs w:val="18"/>
+                <w:color w:val="000000"/>
+              </w:rPr>
+              <w:t xml:space="preserve">117 (89%)</w:t>
             </w:r>
           </w:p>
         </w:tc>
       </w:tr>
       <w:tr>
         <w:trPr>
-          <w:trHeight w:val="360" w:hRule="auto"/>
+          <w:trHeight w:val="144" w:hRule="auto"/>
         </w:trPr>
         body 8
         <w:tc>
@@ -1337,29 +979,31 @@
                 <w:left w:val="none" w:sz="0" w:space="0" w:color="000000"/>
                 <w:right w:val="none" w:sz="0" w:space="0" w:color="000000"/>
               </w:pBdr>
-              <w:spacing w:after="100" w:before="100" w:line="240"/>
-              <w:ind w:left="100" w:right="100" w:firstLine="0" w:firstLineChars="0"/>
-              <w:rPr>
-                <w:rFonts w:ascii="Helvetica" w:hAnsi="Helvetica" w:eastAsia="Helvetica" w:cs="Helvetica"/>
-                <w:i w:val="false"/>
-                <w:b w:val="false"/>
-                <w:u w:val="none"/>
-                <w:sz w:val="20"/>
-                <w:szCs w:val="20"/>
-                <w:color w:val="000000"/>
-              </w:rPr>
-            </w:pPr>
-            <w:r>
-              <w:rPr>
-                <w:rFonts w:ascii="Helvetica" w:hAnsi="Helvetica" w:eastAsia="Helvetica" w:cs="Helvetica"/>
-                <w:i w:val="false"/>
-                <w:b w:val="false"/>
-                <w:u w:val="none"/>
-                <w:sz w:val="20"/>
-                <w:szCs w:val="20"/>
-                <w:color w:val="000000"/>
-              </w:rPr>
-              <w:t xml:space="preserve">IVC_repair_type: Ligation</w:t>
+              <w:spacing w:after="0" w:before="0" w:line="240"/>
+              <w:ind w:left="400" w:right="120" w:firstLine="0" w:firstLineChars="0"/>
+              <w:rPr>
+                <w:rFonts w:ascii="Arial" w:hAnsi="Arial" w:eastAsia="Arial" w:cs="Arial"/>
+                <w:i w:val="true"/>
+                <w:b w:val="false"/>
+                <w:u w:val="none"/>
+                <w:strike w:val="false"/>
+                <w:sz w:val="18"/>
+                <w:szCs w:val="18"/>
+                <w:color w:val="000000"/>
+              </w:rPr>
+            </w:pPr>
+            <w:r>
+              <w:rPr>
+                <w:rFonts w:ascii="Arial" w:hAnsi="Arial" w:eastAsia="Arial" w:cs="Arial"/>
+                <w:i w:val="true"/>
+                <w:b w:val="false"/>
+                <w:u w:val="none"/>
+                <w:strike w:val="false"/>
+                <w:sz w:val="18"/>
+                <w:szCs w:val="18"/>
+                <w:color w:val="000000"/>
+              </w:rPr>
+              <w:t xml:space="preserve">Blunt</w:t>
             </w:r>
           </w:p>
         </w:tc>
@@ -1389,88 +1033,38 @@
                 <w:left w:val="none" w:sz="0" w:space="0" w:color="000000"/>
                 <w:right w:val="none" w:sz="0" w:space="0" w:color="000000"/>
               </w:pBdr>
-              <w:spacing w:after="100" w:before="100" w:line="240"/>
-              <w:ind w:left="100" w:right="100" w:firstLine="0" w:firstLineChars="0"/>
-              <w:rPr>
-                <w:rFonts w:ascii="Helvetica" w:hAnsi="Helvetica" w:eastAsia="Helvetica" w:cs="Helvetica"/>
-                <w:i w:val="false"/>
-                <w:b w:val="false"/>
-                <w:u w:val="none"/>
-                <w:sz w:val="20"/>
-                <w:szCs w:val="20"/>
-                <w:color w:val="000000"/>
-              </w:rPr>
-            </w:pPr>
-            <w:r>
-              <w:rPr>
-                <w:rFonts w:ascii="Helvetica" w:hAnsi="Helvetica" w:eastAsia="Helvetica" w:cs="Helvetica"/>
-                <w:i w:val="false"/>
-                <w:b w:val="false"/>
-                <w:u w:val="none"/>
-                <w:sz w:val="20"/>
-                <w:szCs w:val="20"/>
-                <w:color w:val="000000"/>
-              </w:rPr>
-              <w:t xml:space="preserve">30 (23%)</w:t>
-            </w:r>
-          </w:p>
-        </w:tc>
-        <w:tc>
-          <w:tcPr>
-            <w:tcBorders>
-              <w:bottom w:val="none" w:sz="0" w:space="0" w:color="000000"/>
-              <w:top w:val="none" w:sz="0" w:space="0" w:color="000000"/>
-              <w:left w:val="none" w:sz="0" w:space="0" w:color="000000"/>
-              <w:right w:val="none" w:sz="0" w:space="0" w:color="000000"/>
-            </w:tcBorders>
-            <w:shd w:val="clear" w:color="auto" w:fill="FFFFFF"/>
-            <w:tcMar>
-              <w:top w:w="0" w:type="dxa"/>
-              <w:bottom w:w="0" w:type="dxa"/>
-              <w:left w:w="0" w:type="dxa"/>
-              <w:right w:w="0" w:type="dxa"/>
-            </w:tcMar>
-            <w:vAlign w:val="center"/>
-          </w:tcPr>
-          <w:p>
-            <w:pPr>
-              <w:jc w:val="center"/>
-              <w:pBdr>
-                <w:bottom w:val="none" w:sz="0" w:space="0" w:color="000000"/>
-                <w:top w:val="none" w:sz="0" w:space="0" w:color="000000"/>
-                <w:left w:val="none" w:sz="0" w:space="0" w:color="000000"/>
-                <w:right w:val="none" w:sz="0" w:space="0" w:color="000000"/>
-              </w:pBdr>
-              <w:spacing w:after="100" w:before="100" w:line="240"/>
-              <w:ind w:left="100" w:right="100" w:firstLine="0" w:firstLineChars="0"/>
-              <w:rPr>
-                <w:rFonts w:ascii="Helvetica" w:hAnsi="Helvetica" w:eastAsia="Helvetica" w:cs="Helvetica"/>
-                <w:i w:val="false"/>
-                <w:b w:val="false"/>
-                <w:u w:val="none"/>
-                <w:sz w:val="20"/>
-                <w:szCs w:val="20"/>
-                <w:color w:val="000000"/>
-              </w:rPr>
-            </w:pPr>
-            <w:r>
-              <w:rPr>
-                <w:rFonts w:ascii="Helvetica" w:hAnsi="Helvetica" w:eastAsia="Helvetica" w:cs="Helvetica"/>
-                <w:i w:val="false"/>
-                <w:b w:val="false"/>
-                <w:u w:val="none"/>
-                <w:sz w:val="20"/>
-                <w:szCs w:val="20"/>
-                <w:color w:val="000000"/>
-              </w:rPr>
-              <w:t xml:space="preserve"/>
+              <w:spacing w:after="0" w:before="0" w:line="240"/>
+              <w:ind w:left="0" w:right="120" w:firstLine="0" w:firstLineChars="0"/>
+              <w:rPr>
+                <w:rFonts w:ascii="Arial" w:hAnsi="Arial" w:eastAsia="Arial" w:cs="Arial"/>
+                <w:i w:val="false"/>
+                <w:b w:val="false"/>
+                <w:u w:val="none"/>
+                <w:strike w:val="false"/>
+                <w:sz w:val="18"/>
+                <w:szCs w:val="18"/>
+                <w:color w:val="000000"/>
+              </w:rPr>
+            </w:pPr>
+            <w:r>
+              <w:rPr>
+                <w:rFonts w:ascii="Arial" w:hAnsi="Arial" w:eastAsia="Arial" w:cs="Arial"/>
+                <w:i w:val="false"/>
+                <w:b w:val="false"/>
+                <w:u w:val="none"/>
+                <w:strike w:val="false"/>
+                <w:sz w:val="18"/>
+                <w:szCs w:val="18"/>
+                <w:color w:val="000000"/>
+              </w:rPr>
+              <w:t xml:space="preserve">15 (11%)</w:t>
             </w:r>
           </w:p>
         </w:tc>
       </w:tr>
       <w:tr>
         <w:trPr>
-          <w:trHeight w:val="360" w:hRule="auto"/>
+          <w:trHeight w:val="144" w:hRule="auto"/>
         </w:trPr>
         body 9
         <w:tc>
@@ -1499,29 +1093,31 @@
                 <w:left w:val="none" w:sz="0" w:space="0" w:color="000000"/>
                 <w:right w:val="none" w:sz="0" w:space="0" w:color="000000"/>
               </w:pBdr>
-              <w:spacing w:after="100" w:before="100" w:line="240"/>
-              <w:ind w:left="100" w:right="100" w:firstLine="0" w:firstLineChars="0"/>
-              <w:rPr>
-                <w:rFonts w:ascii="Helvetica" w:hAnsi="Helvetica" w:eastAsia="Helvetica" w:cs="Helvetica"/>
-                <w:i w:val="false"/>
-                <w:b w:val="false"/>
-                <w:u w:val="none"/>
-                <w:sz w:val="20"/>
-                <w:szCs w:val="20"/>
-                <w:color w:val="000000"/>
-              </w:rPr>
-            </w:pPr>
-            <w:r>
-              <w:rPr>
-                <w:rFonts w:ascii="Helvetica" w:hAnsi="Helvetica" w:eastAsia="Helvetica" w:cs="Helvetica"/>
-                <w:i w:val="false"/>
-                <w:b w:val="false"/>
-                <w:u w:val="none"/>
-                <w:sz w:val="20"/>
-                <w:szCs w:val="20"/>
-                <w:color w:val="000000"/>
-              </w:rPr>
-              <w:t xml:space="preserve">IVC_repair_type: Patch</w:t>
+              <w:spacing w:after="0" w:before="0" w:line="240"/>
+              <w:ind w:left="240" w:right="120" w:firstLine="0" w:firstLineChars="0"/>
+              <w:rPr>
+                <w:rFonts w:ascii="Arial" w:hAnsi="Arial" w:eastAsia="Arial" w:cs="Arial"/>
+                <w:i w:val="false"/>
+                <w:b w:val="false"/>
+                <w:u w:val="single"/>
+                <w:strike w:val="false"/>
+                <w:sz w:val="18"/>
+                <w:szCs w:val="18"/>
+                <w:color w:val="000000"/>
+              </w:rPr>
+            </w:pPr>
+            <w:r>
+              <w:rPr>
+                <w:rFonts w:ascii="Arial" w:hAnsi="Arial" w:eastAsia="Arial" w:cs="Arial"/>
+                <w:i w:val="false"/>
+                <w:b w:val="false"/>
+                <w:u w:val="single"/>
+                <w:strike w:val="false"/>
+                <w:sz w:val="18"/>
+                <w:szCs w:val="18"/>
+                <w:color w:val="000000"/>
+              </w:rPr>
+              <w:t xml:space="preserve">IVC Repair Type</w:t>
             </w:r>
           </w:p>
         </w:tc>
@@ -1551,78 +1147,28 @@
                 <w:left w:val="none" w:sz="0" w:space="0" w:color="000000"/>
                 <w:right w:val="none" w:sz="0" w:space="0" w:color="000000"/>
               </w:pBdr>
-              <w:spacing w:after="100" w:before="100" w:line="240"/>
-              <w:ind w:left="100" w:right="100" w:firstLine="0" w:firstLineChars="0"/>
-              <w:rPr>
-                <w:rFonts w:ascii="Helvetica" w:hAnsi="Helvetica" w:eastAsia="Helvetica" w:cs="Helvetica"/>
-                <w:i w:val="false"/>
-                <w:b w:val="false"/>
-                <w:u w:val="none"/>
-                <w:sz w:val="20"/>
-                <w:szCs w:val="20"/>
-                <w:color w:val="000000"/>
-              </w:rPr>
-            </w:pPr>
-            <w:r>
-              <w:rPr>
-                <w:rFonts w:ascii="Helvetica" w:hAnsi="Helvetica" w:eastAsia="Helvetica" w:cs="Helvetica"/>
-                <w:i w:val="false"/>
-                <w:b w:val="false"/>
-                <w:u w:val="none"/>
-                <w:sz w:val="20"/>
-                <w:szCs w:val="20"/>
-                <w:color w:val="000000"/>
-              </w:rPr>
-              <w:t xml:space="preserve">7 (5%)</w:t>
-            </w:r>
-          </w:p>
-        </w:tc>
-        <w:tc>
-          <w:tcPr>
-            <w:tcBorders>
-              <w:bottom w:val="none" w:sz="0" w:space="0" w:color="000000"/>
-              <w:top w:val="none" w:sz="0" w:space="0" w:color="000000"/>
-              <w:left w:val="none" w:sz="0" w:space="0" w:color="000000"/>
-              <w:right w:val="none" w:sz="0" w:space="0" w:color="000000"/>
-            </w:tcBorders>
-            <w:shd w:val="clear" w:color="auto" w:fill="FFFFFF"/>
-            <w:tcMar>
-              <w:top w:w="0" w:type="dxa"/>
-              <w:bottom w:w="0" w:type="dxa"/>
-              <w:left w:w="0" w:type="dxa"/>
-              <w:right w:w="0" w:type="dxa"/>
-            </w:tcMar>
-            <w:vAlign w:val="center"/>
-          </w:tcPr>
-          <w:p>
-            <w:pPr>
-              <w:jc w:val="center"/>
-              <w:pBdr>
-                <w:bottom w:val="none" w:sz="0" w:space="0" w:color="000000"/>
-                <w:top w:val="none" w:sz="0" w:space="0" w:color="000000"/>
-                <w:left w:val="none" w:sz="0" w:space="0" w:color="000000"/>
-                <w:right w:val="none" w:sz="0" w:space="0" w:color="000000"/>
-              </w:pBdr>
-              <w:spacing w:after="100" w:before="100" w:line="240"/>
-              <w:ind w:left="100" w:right="100" w:firstLine="0" w:firstLineChars="0"/>
-              <w:rPr>
-                <w:rFonts w:ascii="Helvetica" w:hAnsi="Helvetica" w:eastAsia="Helvetica" w:cs="Helvetica"/>
-                <w:i w:val="false"/>
-                <w:b w:val="false"/>
-                <w:u w:val="none"/>
-                <w:sz w:val="20"/>
-                <w:szCs w:val="20"/>
-                <w:color w:val="000000"/>
-              </w:rPr>
-            </w:pPr>
-            <w:r>
-              <w:rPr>
-                <w:rFonts w:ascii="Helvetica" w:hAnsi="Helvetica" w:eastAsia="Helvetica" w:cs="Helvetica"/>
-                <w:i w:val="false"/>
-                <w:b w:val="false"/>
-                <w:u w:val="none"/>
-                <w:sz w:val="20"/>
-                <w:szCs w:val="20"/>
+              <w:spacing w:after="0" w:before="0" w:line="240"/>
+              <w:ind w:left="0" w:right="120" w:firstLine="0" w:firstLineChars="0"/>
+              <w:rPr>
+                <w:rFonts w:ascii="Arial" w:hAnsi="Arial" w:eastAsia="Arial" w:cs="Arial"/>
+                <w:i w:val="false"/>
+                <w:b w:val="false"/>
+                <w:u w:val="none"/>
+                <w:strike w:val="false"/>
+                <w:sz w:val="18"/>
+                <w:szCs w:val="18"/>
+                <w:color w:val="000000"/>
+              </w:rPr>
+            </w:pPr>
+            <w:r>
+              <w:rPr>
+                <w:rFonts w:ascii="Arial" w:hAnsi="Arial" w:eastAsia="Arial" w:cs="Arial"/>
+                <w:i w:val="false"/>
+                <w:b w:val="false"/>
+                <w:u w:val="none"/>
+                <w:strike w:val="false"/>
+                <w:sz w:val="18"/>
+                <w:szCs w:val="18"/>
                 <w:color w:val="000000"/>
               </w:rPr>
               <w:t xml:space="preserve"/>
@@ -1632,7 +1178,7 @@
       </w:tr>
       <w:tr>
         <w:trPr>
-          <w:trHeight w:val="360" w:hRule="auto"/>
+          <w:trHeight w:val="144" w:hRule="auto"/>
         </w:trPr>
         body10
         <w:tc>
@@ -1661,29 +1207,31 @@
                 <w:left w:val="none" w:sz="0" w:space="0" w:color="000000"/>
                 <w:right w:val="none" w:sz="0" w:space="0" w:color="000000"/>
               </w:pBdr>
-              <w:spacing w:after="100" w:before="100" w:line="240"/>
-              <w:ind w:left="100" w:right="100" w:firstLine="0" w:firstLineChars="0"/>
-              <w:rPr>
-                <w:rFonts w:ascii="Helvetica" w:hAnsi="Helvetica" w:eastAsia="Helvetica" w:cs="Helvetica"/>
-                <w:i w:val="false"/>
-                <w:b w:val="false"/>
-                <w:u w:val="none"/>
-                <w:sz w:val="20"/>
-                <w:szCs w:val="20"/>
-                <w:color w:val="000000"/>
-              </w:rPr>
-            </w:pPr>
-            <w:r>
-              <w:rPr>
-                <w:rFonts w:ascii="Helvetica" w:hAnsi="Helvetica" w:eastAsia="Helvetica" w:cs="Helvetica"/>
-                <w:i w:val="false"/>
-                <w:b w:val="false"/>
-                <w:u w:val="none"/>
-                <w:sz w:val="20"/>
-                <w:szCs w:val="20"/>
-                <w:color w:val="000000"/>
-              </w:rPr>
-              <w:t xml:space="preserve">IVC_repair_type: Primary</w:t>
+              <w:spacing w:after="0" w:before="0" w:line="240"/>
+              <w:ind w:left="400" w:right="120" w:firstLine="0" w:firstLineChars="0"/>
+              <w:rPr>
+                <w:rFonts w:ascii="Arial" w:hAnsi="Arial" w:eastAsia="Arial" w:cs="Arial"/>
+                <w:i w:val="true"/>
+                <w:b w:val="false"/>
+                <w:u w:val="none"/>
+                <w:strike w:val="false"/>
+                <w:sz w:val="18"/>
+                <w:szCs w:val="18"/>
+                <w:color w:val="000000"/>
+              </w:rPr>
+            </w:pPr>
+            <w:r>
+              <w:rPr>
+                <w:rFonts w:ascii="Arial" w:hAnsi="Arial" w:eastAsia="Arial" w:cs="Arial"/>
+                <w:i w:val="true"/>
+                <w:b w:val="false"/>
+                <w:u w:val="none"/>
+                <w:strike w:val="false"/>
+                <w:sz w:val="18"/>
+                <w:szCs w:val="18"/>
+                <w:color w:val="000000"/>
+              </w:rPr>
+              <w:t xml:space="preserve">Primary</w:t>
             </w:r>
           </w:p>
         </w:tc>
@@ -1713,88 +1261,38 @@
                 <w:left w:val="none" w:sz="0" w:space="0" w:color="000000"/>
                 <w:right w:val="none" w:sz="0" w:space="0" w:color="000000"/>
               </w:pBdr>
-              <w:spacing w:after="100" w:before="100" w:line="240"/>
-              <w:ind w:left="100" w:right="100" w:firstLine="0" w:firstLineChars="0"/>
-              <w:rPr>
-                <w:rFonts w:ascii="Helvetica" w:hAnsi="Helvetica" w:eastAsia="Helvetica" w:cs="Helvetica"/>
-                <w:i w:val="false"/>
-                <w:b w:val="false"/>
-                <w:u w:val="none"/>
-                <w:sz w:val="20"/>
-                <w:szCs w:val="20"/>
-                <w:color w:val="000000"/>
-              </w:rPr>
-            </w:pPr>
-            <w:r>
-              <w:rPr>
-                <w:rFonts w:ascii="Helvetica" w:hAnsi="Helvetica" w:eastAsia="Helvetica" w:cs="Helvetica"/>
-                <w:i w:val="false"/>
-                <w:b w:val="false"/>
-                <w:u w:val="none"/>
-                <w:sz w:val="20"/>
-                <w:szCs w:val="20"/>
+              <w:spacing w:after="0" w:before="0" w:line="240"/>
+              <w:ind w:left="0" w:right="120" w:firstLine="0" w:firstLineChars="0"/>
+              <w:rPr>
+                <w:rFonts w:ascii="Arial" w:hAnsi="Arial" w:eastAsia="Arial" w:cs="Arial"/>
+                <w:i w:val="false"/>
+                <w:b w:val="false"/>
+                <w:u w:val="none"/>
+                <w:strike w:val="false"/>
+                <w:sz w:val="18"/>
+                <w:szCs w:val="18"/>
+                <w:color w:val="000000"/>
+              </w:rPr>
+            </w:pPr>
+            <w:r>
+              <w:rPr>
+                <w:rFonts w:ascii="Arial" w:hAnsi="Arial" w:eastAsia="Arial" w:cs="Arial"/>
+                <w:i w:val="false"/>
+                <w:b w:val="false"/>
+                <w:u w:val="none"/>
+                <w:strike w:val="false"/>
+                <w:sz w:val="18"/>
+                <w:szCs w:val="18"/>
                 <w:color w:val="000000"/>
               </w:rPr>
               <w:t xml:space="preserve">76 (58%)</w:t>
-            </w:r>
-          </w:p>
-        </w:tc>
-        <w:tc>
-          <w:tcPr>
-            <w:tcBorders>
-              <w:bottom w:val="none" w:sz="0" w:space="0" w:color="000000"/>
-              <w:top w:val="none" w:sz="0" w:space="0" w:color="000000"/>
-              <w:left w:val="none" w:sz="0" w:space="0" w:color="000000"/>
-              <w:right w:val="none" w:sz="0" w:space="0" w:color="000000"/>
-            </w:tcBorders>
-            <w:shd w:val="clear" w:color="auto" w:fill="FFFFFF"/>
-            <w:tcMar>
-              <w:top w:w="0" w:type="dxa"/>
-              <w:bottom w:w="0" w:type="dxa"/>
-              <w:left w:w="0" w:type="dxa"/>
-              <w:right w:w="0" w:type="dxa"/>
-            </w:tcMar>
-            <w:vAlign w:val="center"/>
-          </w:tcPr>
-          <w:p>
-            <w:pPr>
-              <w:jc w:val="center"/>
-              <w:pBdr>
-                <w:bottom w:val="none" w:sz="0" w:space="0" w:color="000000"/>
-                <w:top w:val="none" w:sz="0" w:space="0" w:color="000000"/>
-                <w:left w:val="none" w:sz="0" w:space="0" w:color="000000"/>
-                <w:right w:val="none" w:sz="0" w:space="0" w:color="000000"/>
-              </w:pBdr>
-              <w:spacing w:after="100" w:before="100" w:line="240"/>
-              <w:ind w:left="100" w:right="100" w:firstLine="0" w:firstLineChars="0"/>
-              <w:rPr>
-                <w:rFonts w:ascii="Helvetica" w:hAnsi="Helvetica" w:eastAsia="Helvetica" w:cs="Helvetica"/>
-                <w:i w:val="false"/>
-                <w:b w:val="false"/>
-                <w:u w:val="none"/>
-                <w:sz w:val="20"/>
-                <w:szCs w:val="20"/>
-                <w:color w:val="000000"/>
-              </w:rPr>
-            </w:pPr>
-            <w:r>
-              <w:rPr>
-                <w:rFonts w:ascii="Helvetica" w:hAnsi="Helvetica" w:eastAsia="Helvetica" w:cs="Helvetica"/>
-                <w:i w:val="false"/>
-                <w:b w:val="false"/>
-                <w:u w:val="none"/>
-                <w:sz w:val="20"/>
-                <w:szCs w:val="20"/>
-                <w:color w:val="000000"/>
-              </w:rPr>
-              <w:t xml:space="preserve"/>
             </w:r>
           </w:p>
         </w:tc>
       </w:tr>
       <w:tr>
         <w:trPr>
-          <w:trHeight w:val="360" w:hRule="auto"/>
+          <w:trHeight w:val="144" w:hRule="auto"/>
         </w:trPr>
         body11
         <w:tc>
@@ -1823,29 +1321,31 @@
                 <w:left w:val="none" w:sz="0" w:space="0" w:color="000000"/>
                 <w:right w:val="none" w:sz="0" w:space="0" w:color="000000"/>
               </w:pBdr>
-              <w:spacing w:after="100" w:before="100" w:line="240"/>
-              <w:ind w:left="100" w:right="100" w:firstLine="0" w:firstLineChars="0"/>
-              <w:rPr>
-                <w:rFonts w:ascii="Helvetica" w:hAnsi="Helvetica" w:eastAsia="Helvetica" w:cs="Helvetica"/>
-                <w:i w:val="false"/>
-                <w:b w:val="false"/>
-                <w:u w:val="none"/>
-                <w:sz w:val="20"/>
-                <w:szCs w:val="20"/>
-                <w:color w:val="000000"/>
-              </w:rPr>
-            </w:pPr>
-            <w:r>
-              <w:rPr>
-                <w:rFonts w:ascii="Helvetica" w:hAnsi="Helvetica" w:eastAsia="Helvetica" w:cs="Helvetica"/>
-                <w:i w:val="false"/>
-                <w:b w:val="false"/>
-                <w:u w:val="none"/>
-                <w:sz w:val="20"/>
-                <w:szCs w:val="20"/>
-                <w:color w:val="000000"/>
-              </w:rPr>
-              <w:t xml:space="preserve">SBP</w:t>
+              <w:spacing w:after="0" w:before="0" w:line="240"/>
+              <w:ind w:left="400" w:right="120" w:firstLine="0" w:firstLineChars="0"/>
+              <w:rPr>
+                <w:rFonts w:ascii="Arial" w:hAnsi="Arial" w:eastAsia="Arial" w:cs="Arial"/>
+                <w:i w:val="true"/>
+                <w:b w:val="false"/>
+                <w:u w:val="none"/>
+                <w:strike w:val="false"/>
+                <w:sz w:val="18"/>
+                <w:szCs w:val="18"/>
+                <w:color w:val="000000"/>
+              </w:rPr>
+            </w:pPr>
+            <w:r>
+              <w:rPr>
+                <w:rFonts w:ascii="Arial" w:hAnsi="Arial" w:eastAsia="Arial" w:cs="Arial"/>
+                <w:i w:val="true"/>
+                <w:b w:val="false"/>
+                <w:u w:val="none"/>
+                <w:strike w:val="false"/>
+                <w:sz w:val="18"/>
+                <w:szCs w:val="18"/>
+                <w:color w:val="000000"/>
+              </w:rPr>
+              <w:t xml:space="preserve">Ligation</w:t>
             </w:r>
           </w:p>
         </w:tc>
@@ -1875,88 +1375,38 @@
                 <w:left w:val="none" w:sz="0" w:space="0" w:color="000000"/>
                 <w:right w:val="none" w:sz="0" w:space="0" w:color="000000"/>
               </w:pBdr>
-              <w:spacing w:after="100" w:before="100" w:line="240"/>
-              <w:ind w:left="100" w:right="100" w:firstLine="0" w:firstLineChars="0"/>
-              <w:rPr>
-                <w:rFonts w:ascii="Helvetica" w:hAnsi="Helvetica" w:eastAsia="Helvetica" w:cs="Helvetica"/>
-                <w:i w:val="false"/>
-                <w:b w:val="false"/>
-                <w:u w:val="none"/>
-                <w:sz w:val="20"/>
-                <w:szCs w:val="20"/>
-                <w:color w:val="000000"/>
-              </w:rPr>
-            </w:pPr>
-            <w:r>
-              <w:rPr>
-                <w:rFonts w:ascii="Helvetica" w:hAnsi="Helvetica" w:eastAsia="Helvetica" w:cs="Helvetica"/>
-                <w:i w:val="false"/>
-                <w:b w:val="false"/>
-                <w:u w:val="none"/>
-                <w:sz w:val="20"/>
-                <w:szCs w:val="20"/>
-                <w:color w:val="000000"/>
-              </w:rPr>
-              <w:t xml:space="preserve">101 [80–125.8]</w:t>
-            </w:r>
-          </w:p>
-        </w:tc>
-        <w:tc>
-          <w:tcPr>
-            <w:tcBorders>
-              <w:bottom w:val="none" w:sz="0" w:space="0" w:color="000000"/>
-              <w:top w:val="none" w:sz="0" w:space="0" w:color="000000"/>
-              <w:left w:val="none" w:sz="0" w:space="0" w:color="000000"/>
-              <w:right w:val="none" w:sz="0" w:space="0" w:color="000000"/>
-            </w:tcBorders>
-            <w:shd w:val="clear" w:color="auto" w:fill="FFFFFF"/>
-            <w:tcMar>
-              <w:top w:w="0" w:type="dxa"/>
-              <w:bottom w:w="0" w:type="dxa"/>
-              <w:left w:w="0" w:type="dxa"/>
-              <w:right w:w="0" w:type="dxa"/>
-            </w:tcMar>
-            <w:vAlign w:val="center"/>
-          </w:tcPr>
-          <w:p>
-            <w:pPr>
-              <w:jc w:val="center"/>
-              <w:pBdr>
-                <w:bottom w:val="none" w:sz="0" w:space="0" w:color="000000"/>
-                <w:top w:val="none" w:sz="0" w:space="0" w:color="000000"/>
-                <w:left w:val="none" w:sz="0" w:space="0" w:color="000000"/>
-                <w:right w:val="none" w:sz="0" w:space="0" w:color="000000"/>
-              </w:pBdr>
-              <w:spacing w:after="100" w:before="100" w:line="240"/>
-              <w:ind w:left="100" w:right="100" w:firstLine="0" w:firstLineChars="0"/>
-              <w:rPr>
-                <w:rFonts w:ascii="Helvetica" w:hAnsi="Helvetica" w:eastAsia="Helvetica" w:cs="Helvetica"/>
-                <w:i w:val="false"/>
-                <w:b w:val="false"/>
-                <w:u w:val="none"/>
-                <w:sz w:val="20"/>
-                <w:szCs w:val="20"/>
-                <w:color w:val="000000"/>
-              </w:rPr>
-            </w:pPr>
-            <w:r>
-              <w:rPr>
-                <w:rFonts w:ascii="Helvetica" w:hAnsi="Helvetica" w:eastAsia="Helvetica" w:cs="Helvetica"/>
-                <w:i w:val="false"/>
-                <w:b w:val="false"/>
-                <w:u w:val="none"/>
-                <w:sz w:val="20"/>
-                <w:szCs w:val="20"/>
-                <w:color w:val="000000"/>
-              </w:rPr>
-              <w:t xml:space="preserve">0.000001617660130923799745</w:t>
+              <w:spacing w:after="0" w:before="0" w:line="240"/>
+              <w:ind w:left="0" w:right="120" w:firstLine="0" w:firstLineChars="0"/>
+              <w:rPr>
+                <w:rFonts w:ascii="Arial" w:hAnsi="Arial" w:eastAsia="Arial" w:cs="Arial"/>
+                <w:i w:val="false"/>
+                <w:b w:val="false"/>
+                <w:u w:val="none"/>
+                <w:strike w:val="false"/>
+                <w:sz w:val="18"/>
+                <w:szCs w:val="18"/>
+                <w:color w:val="000000"/>
+              </w:rPr>
+            </w:pPr>
+            <w:r>
+              <w:rPr>
+                <w:rFonts w:ascii="Arial" w:hAnsi="Arial" w:eastAsia="Arial" w:cs="Arial"/>
+                <w:i w:val="false"/>
+                <w:b w:val="false"/>
+                <w:u w:val="none"/>
+                <w:strike w:val="false"/>
+                <w:sz w:val="18"/>
+                <w:szCs w:val="18"/>
+                <w:color w:val="000000"/>
+              </w:rPr>
+              <w:t xml:space="preserve">30 (23%)</w:t>
             </w:r>
           </w:p>
         </w:tc>
       </w:tr>
       <w:tr>
         <w:trPr>
-          <w:trHeight w:val="360" w:hRule="auto"/>
+          <w:trHeight w:val="144" w:hRule="auto"/>
         </w:trPr>
         body12
         <w:tc>
@@ -1985,29 +1435,31 @@
                 <w:left w:val="none" w:sz="0" w:space="0" w:color="000000"/>
                 <w:right w:val="none" w:sz="0" w:space="0" w:color="000000"/>
               </w:pBdr>
-              <w:spacing w:after="100" w:before="100" w:line="240"/>
-              <w:ind w:left="100" w:right="100" w:firstLine="0" w:firstLineChars="0"/>
-              <w:rPr>
-                <w:rFonts w:ascii="Helvetica" w:hAnsi="Helvetica" w:eastAsia="Helvetica" w:cs="Helvetica"/>
-                <w:i w:val="false"/>
-                <w:b w:val="false"/>
-                <w:u w:val="none"/>
-                <w:sz w:val="20"/>
-                <w:szCs w:val="20"/>
-                <w:color w:val="000000"/>
-              </w:rPr>
-            </w:pPr>
-            <w:r>
-              <w:rPr>
-                <w:rFonts w:ascii="Helvetica" w:hAnsi="Helvetica" w:eastAsia="Helvetica" w:cs="Helvetica"/>
-                <w:i w:val="false"/>
-                <w:b w:val="false"/>
-                <w:u w:val="none"/>
-                <w:sz w:val="20"/>
-                <w:szCs w:val="20"/>
-                <w:color w:val="000000"/>
-              </w:rPr>
-              <w:t xml:space="preserve">DBP</w:t>
+              <w:spacing w:after="0" w:before="0" w:line="240"/>
+              <w:ind w:left="400" w:right="120" w:firstLine="0" w:firstLineChars="0"/>
+              <w:rPr>
+                <w:rFonts w:ascii="Arial" w:hAnsi="Arial" w:eastAsia="Arial" w:cs="Arial"/>
+                <w:i w:val="true"/>
+                <w:b w:val="false"/>
+                <w:u w:val="none"/>
+                <w:strike w:val="false"/>
+                <w:sz w:val="18"/>
+                <w:szCs w:val="18"/>
+                <w:color w:val="000000"/>
+              </w:rPr>
+            </w:pPr>
+            <w:r>
+              <w:rPr>
+                <w:rFonts w:ascii="Arial" w:hAnsi="Arial" w:eastAsia="Arial" w:cs="Arial"/>
+                <w:i w:val="true"/>
+                <w:b w:val="false"/>
+                <w:u w:val="none"/>
+                <w:strike w:val="false"/>
+                <w:sz w:val="18"/>
+                <w:szCs w:val="18"/>
+                <w:color w:val="000000"/>
+              </w:rPr>
+              <w:t xml:space="preserve">Irreparable</w:t>
             </w:r>
           </w:p>
         </w:tc>
@@ -2037,88 +1489,38 @@
                 <w:left w:val="none" w:sz="0" w:space="0" w:color="000000"/>
                 <w:right w:val="none" w:sz="0" w:space="0" w:color="000000"/>
               </w:pBdr>
-              <w:spacing w:after="100" w:before="100" w:line="240"/>
-              <w:ind w:left="100" w:right="100" w:firstLine="0" w:firstLineChars="0"/>
-              <w:rPr>
-                <w:rFonts w:ascii="Helvetica" w:hAnsi="Helvetica" w:eastAsia="Helvetica" w:cs="Helvetica"/>
-                <w:i w:val="false"/>
-                <w:b w:val="false"/>
-                <w:u w:val="none"/>
-                <w:sz w:val="20"/>
-                <w:szCs w:val="20"/>
-                <w:color w:val="000000"/>
-              </w:rPr>
-            </w:pPr>
-            <w:r>
-              <w:rPr>
-                <w:rFonts w:ascii="Helvetica" w:hAnsi="Helvetica" w:eastAsia="Helvetica" w:cs="Helvetica"/>
-                <w:i w:val="false"/>
-                <w:b w:val="false"/>
-                <w:u w:val="none"/>
-                <w:sz w:val="20"/>
-                <w:szCs w:val="20"/>
-                <w:color w:val="000000"/>
-              </w:rPr>
-              <w:t xml:space="preserve">61 [40–82]</w:t>
-            </w:r>
-          </w:p>
-        </w:tc>
-        <w:tc>
-          <w:tcPr>
-            <w:tcBorders>
-              <w:bottom w:val="none" w:sz="0" w:space="0" w:color="000000"/>
-              <w:top w:val="none" w:sz="0" w:space="0" w:color="000000"/>
-              <w:left w:val="none" w:sz="0" w:space="0" w:color="000000"/>
-              <w:right w:val="none" w:sz="0" w:space="0" w:color="000000"/>
-            </w:tcBorders>
-            <w:shd w:val="clear" w:color="auto" w:fill="FFFFFF"/>
-            <w:tcMar>
-              <w:top w:w="0" w:type="dxa"/>
-              <w:bottom w:w="0" w:type="dxa"/>
-              <w:left w:w="0" w:type="dxa"/>
-              <w:right w:w="0" w:type="dxa"/>
-            </w:tcMar>
-            <w:vAlign w:val="center"/>
-          </w:tcPr>
-          <w:p>
-            <w:pPr>
-              <w:jc w:val="center"/>
-              <w:pBdr>
-                <w:bottom w:val="none" w:sz="0" w:space="0" w:color="000000"/>
-                <w:top w:val="none" w:sz="0" w:space="0" w:color="000000"/>
-                <w:left w:val="none" w:sz="0" w:space="0" w:color="000000"/>
-                <w:right w:val="none" w:sz="0" w:space="0" w:color="000000"/>
-              </w:pBdr>
-              <w:spacing w:after="100" w:before="100" w:line="240"/>
-              <w:ind w:left="100" w:right="100" w:firstLine="0" w:firstLineChars="0"/>
-              <w:rPr>
-                <w:rFonts w:ascii="Helvetica" w:hAnsi="Helvetica" w:eastAsia="Helvetica" w:cs="Helvetica"/>
-                <w:i w:val="false"/>
-                <w:b w:val="false"/>
-                <w:u w:val="none"/>
-                <w:sz w:val="20"/>
-                <w:szCs w:val="20"/>
-                <w:color w:val="000000"/>
-              </w:rPr>
-            </w:pPr>
-            <w:r>
-              <w:rPr>
-                <w:rFonts w:ascii="Helvetica" w:hAnsi="Helvetica" w:eastAsia="Helvetica" w:cs="Helvetica"/>
-                <w:i w:val="false"/>
-                <w:b w:val="false"/>
-                <w:u w:val="none"/>
-                <w:sz w:val="20"/>
-                <w:szCs w:val="20"/>
-                <w:color w:val="000000"/>
-              </w:rPr>
-              <w:t xml:space="preserve">0.000006182643633803370188</w:t>
+              <w:spacing w:after="0" w:before="0" w:line="240"/>
+              <w:ind w:left="0" w:right="120" w:firstLine="0" w:firstLineChars="0"/>
+              <w:rPr>
+                <w:rFonts w:ascii="Arial" w:hAnsi="Arial" w:eastAsia="Arial" w:cs="Arial"/>
+                <w:i w:val="false"/>
+                <w:b w:val="false"/>
+                <w:u w:val="none"/>
+                <w:strike w:val="false"/>
+                <w:sz w:val="18"/>
+                <w:szCs w:val="18"/>
+                <w:color w:val="000000"/>
+              </w:rPr>
+            </w:pPr>
+            <w:r>
+              <w:rPr>
+                <w:rFonts w:ascii="Arial" w:hAnsi="Arial" w:eastAsia="Arial" w:cs="Arial"/>
+                <w:i w:val="false"/>
+                <w:b w:val="false"/>
+                <w:u w:val="none"/>
+                <w:strike w:val="false"/>
+                <w:sz w:val="18"/>
+                <w:szCs w:val="18"/>
+                <w:color w:val="000000"/>
+              </w:rPr>
+              <w:t xml:space="preserve">19 (14%)</w:t>
             </w:r>
           </w:p>
         </w:tc>
       </w:tr>
       <w:tr>
         <w:trPr>
-          <w:trHeight w:val="360" w:hRule="auto"/>
+          <w:trHeight w:val="144" w:hRule="auto"/>
         </w:trPr>
         body13
         <w:tc>
@@ -2147,29 +1549,31 @@
                 <w:left w:val="none" w:sz="0" w:space="0" w:color="000000"/>
                 <w:right w:val="none" w:sz="0" w:space="0" w:color="000000"/>
               </w:pBdr>
-              <w:spacing w:after="100" w:before="100" w:line="240"/>
-              <w:ind w:left="100" w:right="100" w:firstLine="0" w:firstLineChars="0"/>
-              <w:rPr>
-                <w:rFonts w:ascii="Helvetica" w:hAnsi="Helvetica" w:eastAsia="Helvetica" w:cs="Helvetica"/>
-                <w:i w:val="false"/>
-                <w:b w:val="false"/>
-                <w:u w:val="none"/>
-                <w:sz w:val="20"/>
-                <w:szCs w:val="20"/>
-                <w:color w:val="000000"/>
-              </w:rPr>
-            </w:pPr>
-            <w:r>
-              <w:rPr>
-                <w:rFonts w:ascii="Helvetica" w:hAnsi="Helvetica" w:eastAsia="Helvetica" w:cs="Helvetica"/>
-                <w:i w:val="false"/>
-                <w:b w:val="false"/>
-                <w:u w:val="none"/>
-                <w:sz w:val="20"/>
-                <w:szCs w:val="20"/>
-                <w:color w:val="000000"/>
-              </w:rPr>
-              <w:t xml:space="preserve">HR</w:t>
+              <w:spacing w:after="0" w:before="0" w:line="240"/>
+              <w:ind w:left="400" w:right="120" w:firstLine="0" w:firstLineChars="0"/>
+              <w:rPr>
+                <w:rFonts w:ascii="Arial" w:hAnsi="Arial" w:eastAsia="Arial" w:cs="Arial"/>
+                <w:i w:val="true"/>
+                <w:b w:val="false"/>
+                <w:u w:val="none"/>
+                <w:strike w:val="false"/>
+                <w:sz w:val="18"/>
+                <w:szCs w:val="18"/>
+                <w:color w:val="000000"/>
+              </w:rPr>
+            </w:pPr>
+            <w:r>
+              <w:rPr>
+                <w:rFonts w:ascii="Arial" w:hAnsi="Arial" w:eastAsia="Arial" w:cs="Arial"/>
+                <w:i w:val="true"/>
+                <w:b w:val="false"/>
+                <w:u w:val="none"/>
+                <w:strike w:val="false"/>
+                <w:sz w:val="18"/>
+                <w:szCs w:val="18"/>
+                <w:color w:val="000000"/>
+              </w:rPr>
+              <w:t xml:space="preserve">Patch</w:t>
             </w:r>
           </w:p>
         </w:tc>
@@ -2199,88 +1603,38 @@
                 <w:left w:val="none" w:sz="0" w:space="0" w:color="000000"/>
                 <w:right w:val="none" w:sz="0" w:space="0" w:color="000000"/>
               </w:pBdr>
-              <w:spacing w:after="100" w:before="100" w:line="240"/>
-              <w:ind w:left="100" w:right="100" w:firstLine="0" w:firstLineChars="0"/>
-              <w:rPr>
-                <w:rFonts w:ascii="Helvetica" w:hAnsi="Helvetica" w:eastAsia="Helvetica" w:cs="Helvetica"/>
-                <w:i w:val="false"/>
-                <w:b w:val="false"/>
-                <w:u w:val="none"/>
-                <w:sz w:val="20"/>
-                <w:szCs w:val="20"/>
-                <w:color w:val="000000"/>
-              </w:rPr>
-            </w:pPr>
-            <w:r>
-              <w:rPr>
-                <w:rFonts w:ascii="Helvetica" w:hAnsi="Helvetica" w:eastAsia="Helvetica" w:cs="Helvetica"/>
-                <w:i w:val="false"/>
-                <w:b w:val="false"/>
-                <w:u w:val="none"/>
-                <w:sz w:val="20"/>
-                <w:szCs w:val="20"/>
-                <w:color w:val="000000"/>
-              </w:rPr>
-              <w:t xml:space="preserve">104 [84.8–129.2]</w:t>
-            </w:r>
-          </w:p>
-        </w:tc>
-        <w:tc>
-          <w:tcPr>
-            <w:tcBorders>
-              <w:bottom w:val="none" w:sz="0" w:space="0" w:color="000000"/>
-              <w:top w:val="none" w:sz="0" w:space="0" w:color="000000"/>
-              <w:left w:val="none" w:sz="0" w:space="0" w:color="000000"/>
-              <w:right w:val="none" w:sz="0" w:space="0" w:color="000000"/>
-            </w:tcBorders>
-            <w:shd w:val="clear" w:color="auto" w:fill="FFFFFF"/>
-            <w:tcMar>
-              <w:top w:w="0" w:type="dxa"/>
-              <w:bottom w:w="0" w:type="dxa"/>
-              <w:left w:w="0" w:type="dxa"/>
-              <w:right w:w="0" w:type="dxa"/>
-            </w:tcMar>
-            <w:vAlign w:val="center"/>
-          </w:tcPr>
-          <w:p>
-            <w:pPr>
-              <w:jc w:val="center"/>
-              <w:pBdr>
-                <w:bottom w:val="none" w:sz="0" w:space="0" w:color="000000"/>
-                <w:top w:val="none" w:sz="0" w:space="0" w:color="000000"/>
-                <w:left w:val="none" w:sz="0" w:space="0" w:color="000000"/>
-                <w:right w:val="none" w:sz="0" w:space="0" w:color="000000"/>
-              </w:pBdr>
-              <w:spacing w:after="100" w:before="100" w:line="240"/>
-              <w:ind w:left="100" w:right="100" w:firstLine="0" w:firstLineChars="0"/>
-              <w:rPr>
-                <w:rFonts w:ascii="Helvetica" w:hAnsi="Helvetica" w:eastAsia="Helvetica" w:cs="Helvetica"/>
-                <w:i w:val="false"/>
-                <w:b w:val="false"/>
-                <w:u w:val="none"/>
-                <w:sz w:val="20"/>
-                <w:szCs w:val="20"/>
-                <w:color w:val="000000"/>
-              </w:rPr>
-            </w:pPr>
-            <w:r>
-              <w:rPr>
-                <w:rFonts w:ascii="Helvetica" w:hAnsi="Helvetica" w:eastAsia="Helvetica" w:cs="Helvetica"/>
-                <w:i w:val="false"/>
-                <w:b w:val="false"/>
-                <w:u w:val="none"/>
-                <w:sz w:val="20"/>
-                <w:szCs w:val="20"/>
-                <w:color w:val="000000"/>
-              </w:rPr>
-              <w:t xml:space="preserve">0.000014100855336714942118</w:t>
+              <w:spacing w:after="0" w:before="0" w:line="240"/>
+              <w:ind w:left="0" w:right="120" w:firstLine="0" w:firstLineChars="0"/>
+              <w:rPr>
+                <w:rFonts w:ascii="Arial" w:hAnsi="Arial" w:eastAsia="Arial" w:cs="Arial"/>
+                <w:i w:val="false"/>
+                <w:b w:val="false"/>
+                <w:u w:val="none"/>
+                <w:strike w:val="false"/>
+                <w:sz w:val="18"/>
+                <w:szCs w:val="18"/>
+                <w:color w:val="000000"/>
+              </w:rPr>
+            </w:pPr>
+            <w:r>
+              <w:rPr>
+                <w:rFonts w:ascii="Arial" w:hAnsi="Arial" w:eastAsia="Arial" w:cs="Arial"/>
+                <w:i w:val="false"/>
+                <w:b w:val="false"/>
+                <w:u w:val="none"/>
+                <w:strike w:val="false"/>
+                <w:sz w:val="18"/>
+                <w:szCs w:val="18"/>
+                <w:color w:val="000000"/>
+              </w:rPr>
+              <w:t xml:space="preserve">7 (5%)</w:t>
             </w:r>
           </w:p>
         </w:tc>
       </w:tr>
       <w:tr>
         <w:trPr>
-          <w:trHeight w:val="360" w:hRule="auto"/>
+          <w:trHeight w:val="144" w:hRule="auto"/>
         </w:trPr>
         body14
         <w:tc>
@@ -2309,29 +1663,31 @@
                 <w:left w:val="none" w:sz="0" w:space="0" w:color="000000"/>
                 <w:right w:val="none" w:sz="0" w:space="0" w:color="000000"/>
               </w:pBdr>
-              <w:spacing w:after="100" w:before="100" w:line="240"/>
-              <w:ind w:left="100" w:right="100" w:firstLine="0" w:firstLineChars="0"/>
-              <w:rPr>
-                <w:rFonts w:ascii="Helvetica" w:hAnsi="Helvetica" w:eastAsia="Helvetica" w:cs="Helvetica"/>
-                <w:i w:val="false"/>
-                <w:b w:val="false"/>
-                <w:u w:val="none"/>
-                <w:sz w:val="20"/>
-                <w:szCs w:val="20"/>
-                <w:color w:val="000000"/>
-              </w:rPr>
-            </w:pPr>
-            <w:r>
-              <w:rPr>
-                <w:rFonts w:ascii="Helvetica" w:hAnsi="Helvetica" w:eastAsia="Helvetica" w:cs="Helvetica"/>
-                <w:i w:val="false"/>
-                <w:b w:val="false"/>
-                <w:u w:val="none"/>
-                <w:sz w:val="20"/>
-                <w:szCs w:val="20"/>
-                <w:color w:val="000000"/>
-              </w:rPr>
-              <w:t xml:space="preserve">ISS</w:t>
+              <w:spacing w:after="0" w:before="0" w:line="240"/>
+              <w:ind w:left="240" w:right="120" w:firstLine="0" w:firstLineChars="0"/>
+              <w:rPr>
+                <w:rFonts w:ascii="Arial" w:hAnsi="Arial" w:eastAsia="Arial" w:cs="Arial"/>
+                <w:i w:val="false"/>
+                <w:b w:val="false"/>
+                <w:u w:val="none"/>
+                <w:strike w:val="false"/>
+                <w:sz w:val="18"/>
+                <w:szCs w:val="18"/>
+                <w:color w:val="000000"/>
+              </w:rPr>
+            </w:pPr>
+            <w:r>
+              <w:rPr>
+                <w:rFonts w:ascii="Arial" w:hAnsi="Arial" w:eastAsia="Arial" w:cs="Arial"/>
+                <w:i w:val="false"/>
+                <w:b w:val="false"/>
+                <w:u w:val="none"/>
+                <w:strike w:val="false"/>
+                <w:sz w:val="18"/>
+                <w:szCs w:val="18"/>
+                <w:color w:val="000000"/>
+              </w:rPr>
+              <w:t xml:space="preserve">SBP</w:t>
             </w:r>
           </w:p>
         </w:tc>
@@ -2361,88 +1717,38 @@
                 <w:left w:val="none" w:sz="0" w:space="0" w:color="000000"/>
                 <w:right w:val="none" w:sz="0" w:space="0" w:color="000000"/>
               </w:pBdr>
-              <w:spacing w:after="100" w:before="100" w:line="240"/>
-              <w:ind w:left="100" w:right="100" w:firstLine="0" w:firstLineChars="0"/>
-              <w:rPr>
-                <w:rFonts w:ascii="Helvetica" w:hAnsi="Helvetica" w:eastAsia="Helvetica" w:cs="Helvetica"/>
-                <w:i w:val="false"/>
-                <w:b w:val="false"/>
-                <w:u w:val="none"/>
-                <w:sz w:val="20"/>
-                <w:szCs w:val="20"/>
-                <w:color w:val="000000"/>
-              </w:rPr>
-            </w:pPr>
-            <w:r>
-              <w:rPr>
-                <w:rFonts w:ascii="Helvetica" w:hAnsi="Helvetica" w:eastAsia="Helvetica" w:cs="Helvetica"/>
-                <w:i w:val="false"/>
-                <w:b w:val="false"/>
-                <w:u w:val="none"/>
-                <w:sz w:val="20"/>
-                <w:szCs w:val="20"/>
-                <w:color w:val="000000"/>
-              </w:rPr>
-              <w:t xml:space="preserve">25 [16–33.2]</w:t>
-            </w:r>
-          </w:p>
-        </w:tc>
-        <w:tc>
-          <w:tcPr>
-            <w:tcBorders>
-              <w:bottom w:val="none" w:sz="0" w:space="0" w:color="000000"/>
-              <w:top w:val="none" w:sz="0" w:space="0" w:color="000000"/>
-              <w:left w:val="none" w:sz="0" w:space="0" w:color="000000"/>
-              <w:right w:val="none" w:sz="0" w:space="0" w:color="000000"/>
-            </w:tcBorders>
-            <w:shd w:val="clear" w:color="auto" w:fill="FFFFFF"/>
-            <w:tcMar>
-              <w:top w:w="0" w:type="dxa"/>
-              <w:bottom w:w="0" w:type="dxa"/>
-              <w:left w:w="0" w:type="dxa"/>
-              <w:right w:w="0" w:type="dxa"/>
-            </w:tcMar>
-            <w:vAlign w:val="center"/>
-          </w:tcPr>
-          <w:p>
-            <w:pPr>
-              <w:jc w:val="center"/>
-              <w:pBdr>
-                <w:bottom w:val="none" w:sz="0" w:space="0" w:color="000000"/>
-                <w:top w:val="none" w:sz="0" w:space="0" w:color="000000"/>
-                <w:left w:val="none" w:sz="0" w:space="0" w:color="000000"/>
-                <w:right w:val="none" w:sz="0" w:space="0" w:color="000000"/>
-              </w:pBdr>
-              <w:spacing w:after="100" w:before="100" w:line="240"/>
-              <w:ind w:left="100" w:right="100" w:firstLine="0" w:firstLineChars="0"/>
-              <w:rPr>
-                <w:rFonts w:ascii="Helvetica" w:hAnsi="Helvetica" w:eastAsia="Helvetica" w:cs="Helvetica"/>
-                <w:i w:val="false"/>
-                <w:b w:val="false"/>
-                <w:u w:val="none"/>
-                <w:sz w:val="20"/>
-                <w:szCs w:val="20"/>
-                <w:color w:val="000000"/>
-              </w:rPr>
-            </w:pPr>
-            <w:r>
-              <w:rPr>
-                <w:rFonts w:ascii="Helvetica" w:hAnsi="Helvetica" w:eastAsia="Helvetica" w:cs="Helvetica"/>
-                <w:i w:val="false"/>
-                <w:b w:val="false"/>
-                <w:u w:val="none"/>
-                <w:sz w:val="20"/>
-                <w:szCs w:val="20"/>
-                <w:color w:val="000000"/>
-              </w:rPr>
-              <w:t xml:space="preserve">0.000000002744544255122209</w:t>
+              <w:spacing w:after="0" w:before="0" w:line="240"/>
+              <w:ind w:left="0" w:right="120" w:firstLine="0" w:firstLineChars="0"/>
+              <w:rPr>
+                <w:rFonts w:ascii="Arial" w:hAnsi="Arial" w:eastAsia="Arial" w:cs="Arial"/>
+                <w:i w:val="false"/>
+                <w:b w:val="false"/>
+                <w:u w:val="none"/>
+                <w:strike w:val="false"/>
+                <w:sz w:val="18"/>
+                <w:szCs w:val="18"/>
+                <w:color w:val="000000"/>
+              </w:rPr>
+            </w:pPr>
+            <w:r>
+              <w:rPr>
+                <w:rFonts w:ascii="Arial" w:hAnsi="Arial" w:eastAsia="Arial" w:cs="Arial"/>
+                <w:i w:val="false"/>
+                <w:b w:val="false"/>
+                <w:u w:val="none"/>
+                <w:strike w:val="false"/>
+                <w:sz w:val="18"/>
+                <w:szCs w:val="18"/>
+                <w:color w:val="000000"/>
+              </w:rPr>
+              <w:t xml:space="preserve">101 [80–125.8]</w:t>
             </w:r>
           </w:p>
         </w:tc>
       </w:tr>
       <w:tr>
         <w:trPr>
-          <w:trHeight w:val="360" w:hRule="auto"/>
+          <w:trHeight w:val="144" w:hRule="auto"/>
         </w:trPr>
         body15
         <w:tc>
@@ -2471,29 +1777,31 @@
                 <w:left w:val="none" w:sz="0" w:space="0" w:color="000000"/>
                 <w:right w:val="none" w:sz="0" w:space="0" w:color="000000"/>
               </w:pBdr>
-              <w:spacing w:after="100" w:before="100" w:line="240"/>
-              <w:ind w:left="100" w:right="100" w:firstLine="0" w:firstLineChars="0"/>
-              <w:rPr>
-                <w:rFonts w:ascii="Helvetica" w:hAnsi="Helvetica" w:eastAsia="Helvetica" w:cs="Helvetica"/>
-                <w:i w:val="false"/>
-                <w:b w:val="false"/>
-                <w:u w:val="none"/>
-                <w:sz w:val="20"/>
-                <w:szCs w:val="20"/>
-                <w:color w:val="000000"/>
-              </w:rPr>
-            </w:pPr>
-            <w:r>
-              <w:rPr>
-                <w:rFonts w:ascii="Helvetica" w:hAnsi="Helvetica" w:eastAsia="Helvetica" w:cs="Helvetica"/>
-                <w:i w:val="false"/>
-                <w:b w:val="false"/>
-                <w:u w:val="none"/>
-                <w:sz w:val="20"/>
-                <w:szCs w:val="20"/>
-                <w:color w:val="000000"/>
-              </w:rPr>
-              <w:t xml:space="preserve">AIS_abdomen</w:t>
+              <w:spacing w:after="0" w:before="0" w:line="240"/>
+              <w:ind w:left="240" w:right="120" w:firstLine="0" w:firstLineChars="0"/>
+              <w:rPr>
+                <w:rFonts w:ascii="Arial" w:hAnsi="Arial" w:eastAsia="Arial" w:cs="Arial"/>
+                <w:i w:val="false"/>
+                <w:b w:val="false"/>
+                <w:u w:val="none"/>
+                <w:strike w:val="false"/>
+                <w:sz w:val="18"/>
+                <w:szCs w:val="18"/>
+                <w:color w:val="000000"/>
+              </w:rPr>
+            </w:pPr>
+            <w:r>
+              <w:rPr>
+                <w:rFonts w:ascii="Arial" w:hAnsi="Arial" w:eastAsia="Arial" w:cs="Arial"/>
+                <w:i w:val="false"/>
+                <w:b w:val="false"/>
+                <w:u w:val="none"/>
+                <w:strike w:val="false"/>
+                <w:sz w:val="18"/>
+                <w:szCs w:val="18"/>
+                <w:color w:val="000000"/>
+              </w:rPr>
+              <w:t xml:space="preserve">DBP</w:t>
             </w:r>
           </w:p>
         </w:tc>
@@ -2523,88 +1831,38 @@
                 <w:left w:val="none" w:sz="0" w:space="0" w:color="000000"/>
                 <w:right w:val="none" w:sz="0" w:space="0" w:color="000000"/>
               </w:pBdr>
-              <w:spacing w:after="100" w:before="100" w:line="240"/>
-              <w:ind w:left="100" w:right="100" w:firstLine="0" w:firstLineChars="0"/>
-              <w:rPr>
-                <w:rFonts w:ascii="Helvetica" w:hAnsi="Helvetica" w:eastAsia="Helvetica" w:cs="Helvetica"/>
-                <w:i w:val="false"/>
-                <w:b w:val="false"/>
-                <w:u w:val="none"/>
-                <w:sz w:val="20"/>
-                <w:szCs w:val="20"/>
-                <w:color w:val="000000"/>
-              </w:rPr>
-            </w:pPr>
-            <w:r>
-              <w:rPr>
-                <w:rFonts w:ascii="Helvetica" w:hAnsi="Helvetica" w:eastAsia="Helvetica" w:cs="Helvetica"/>
-                <w:i w:val="false"/>
-                <w:b w:val="false"/>
-                <w:u w:val="none"/>
-                <w:sz w:val="20"/>
-                <w:szCs w:val="20"/>
-                <w:color w:val="000000"/>
-              </w:rPr>
-              <w:t xml:space="preserve">4 [4–5]</w:t>
-            </w:r>
-          </w:p>
-        </w:tc>
-        <w:tc>
-          <w:tcPr>
-            <w:tcBorders>
-              <w:bottom w:val="none" w:sz="0" w:space="0" w:color="000000"/>
-              <w:top w:val="none" w:sz="0" w:space="0" w:color="000000"/>
-              <w:left w:val="none" w:sz="0" w:space="0" w:color="000000"/>
-              <w:right w:val="none" w:sz="0" w:space="0" w:color="000000"/>
-            </w:tcBorders>
-            <w:shd w:val="clear" w:color="auto" w:fill="FFFFFF"/>
-            <w:tcMar>
-              <w:top w:w="0" w:type="dxa"/>
-              <w:bottom w:w="0" w:type="dxa"/>
-              <w:left w:w="0" w:type="dxa"/>
-              <w:right w:w="0" w:type="dxa"/>
-            </w:tcMar>
-            <w:vAlign w:val="center"/>
-          </w:tcPr>
-          <w:p>
-            <w:pPr>
-              <w:jc w:val="center"/>
-              <w:pBdr>
-                <w:bottom w:val="none" w:sz="0" w:space="0" w:color="000000"/>
-                <w:top w:val="none" w:sz="0" w:space="0" w:color="000000"/>
-                <w:left w:val="none" w:sz="0" w:space="0" w:color="000000"/>
-                <w:right w:val="none" w:sz="0" w:space="0" w:color="000000"/>
-              </w:pBdr>
-              <w:spacing w:after="100" w:before="100" w:line="240"/>
-              <w:ind w:left="100" w:right="100" w:firstLine="0" w:firstLineChars="0"/>
-              <w:rPr>
-                <w:rFonts w:ascii="Helvetica" w:hAnsi="Helvetica" w:eastAsia="Helvetica" w:cs="Helvetica"/>
-                <w:i w:val="false"/>
-                <w:b w:val="false"/>
-                <w:u w:val="none"/>
-                <w:sz w:val="20"/>
-                <w:szCs w:val="20"/>
-                <w:color w:val="000000"/>
-              </w:rPr>
-            </w:pPr>
-            <w:r>
-              <w:rPr>
-                <w:rFonts w:ascii="Helvetica" w:hAnsi="Helvetica" w:eastAsia="Helvetica" w:cs="Helvetica"/>
-                <w:i w:val="false"/>
-                <w:b w:val="false"/>
-                <w:u w:val="none"/>
-                <w:sz w:val="20"/>
-                <w:szCs w:val="20"/>
-                <w:color w:val="000000"/>
-              </w:rPr>
-              <w:t xml:space="preserve">0.000000000001410907786466</w:t>
+              <w:spacing w:after="0" w:before="0" w:line="240"/>
+              <w:ind w:left="0" w:right="120" w:firstLine="0" w:firstLineChars="0"/>
+              <w:rPr>
+                <w:rFonts w:ascii="Arial" w:hAnsi="Arial" w:eastAsia="Arial" w:cs="Arial"/>
+                <w:i w:val="false"/>
+                <w:b w:val="false"/>
+                <w:u w:val="none"/>
+                <w:strike w:val="false"/>
+                <w:sz w:val="18"/>
+                <w:szCs w:val="18"/>
+                <w:color w:val="000000"/>
+              </w:rPr>
+            </w:pPr>
+            <w:r>
+              <w:rPr>
+                <w:rFonts w:ascii="Arial" w:hAnsi="Arial" w:eastAsia="Arial" w:cs="Arial"/>
+                <w:i w:val="false"/>
+                <w:b w:val="false"/>
+                <w:u w:val="none"/>
+                <w:strike w:val="false"/>
+                <w:sz w:val="18"/>
+                <w:szCs w:val="18"/>
+                <w:color w:val="000000"/>
+              </w:rPr>
+              <w:t xml:space="preserve">61 [40–82]</w:t>
             </w:r>
           </w:p>
         </w:tc>
       </w:tr>
       <w:tr>
         <w:trPr>
-          <w:trHeight w:val="360" w:hRule="auto"/>
+          <w:trHeight w:val="144" w:hRule="auto"/>
         </w:trPr>
         body16
         <w:tc>
@@ -2633,29 +1891,31 @@
                 <w:left w:val="none" w:sz="0" w:space="0" w:color="000000"/>
                 <w:right w:val="none" w:sz="0" w:space="0" w:color="000000"/>
               </w:pBdr>
-              <w:spacing w:after="100" w:before="100" w:line="240"/>
-              <w:ind w:left="100" w:right="100" w:firstLine="0" w:firstLineChars="0"/>
-              <w:rPr>
-                <w:rFonts w:ascii="Helvetica" w:hAnsi="Helvetica" w:eastAsia="Helvetica" w:cs="Helvetica"/>
-                <w:i w:val="false"/>
-                <w:b w:val="false"/>
-                <w:u w:val="none"/>
-                <w:sz w:val="20"/>
-                <w:szCs w:val="20"/>
-                <w:color w:val="000000"/>
-              </w:rPr>
-            </w:pPr>
-            <w:r>
-              <w:rPr>
-                <w:rFonts w:ascii="Helvetica" w:hAnsi="Helvetica" w:eastAsia="Helvetica" w:cs="Helvetica"/>
-                <w:i w:val="false"/>
-                <w:b w:val="false"/>
-                <w:u w:val="none"/>
-                <w:sz w:val="20"/>
-                <w:szCs w:val="20"/>
-                <w:color w:val="000000"/>
-              </w:rPr>
-              <w:t xml:space="preserve">AIS_thorax</w:t>
+              <w:spacing w:after="0" w:before="0" w:line="240"/>
+              <w:ind w:left="240" w:right="120" w:firstLine="0" w:firstLineChars="0"/>
+              <w:rPr>
+                <w:rFonts w:ascii="Arial" w:hAnsi="Arial" w:eastAsia="Arial" w:cs="Arial"/>
+                <w:i w:val="false"/>
+                <w:b w:val="false"/>
+                <w:u w:val="none"/>
+                <w:strike w:val="false"/>
+                <w:sz w:val="18"/>
+                <w:szCs w:val="18"/>
+                <w:color w:val="000000"/>
+              </w:rPr>
+            </w:pPr>
+            <w:r>
+              <w:rPr>
+                <w:rFonts w:ascii="Arial" w:hAnsi="Arial" w:eastAsia="Arial" w:cs="Arial"/>
+                <w:i w:val="false"/>
+                <w:b w:val="false"/>
+                <w:u w:val="none"/>
+                <w:strike w:val="false"/>
+                <w:sz w:val="18"/>
+                <w:szCs w:val="18"/>
+                <w:color w:val="000000"/>
+              </w:rPr>
+              <w:t xml:space="preserve">HR</w:t>
             </w:r>
           </w:p>
         </w:tc>
@@ -2685,88 +1945,38 @@
                 <w:left w:val="none" w:sz="0" w:space="0" w:color="000000"/>
                 <w:right w:val="none" w:sz="0" w:space="0" w:color="000000"/>
               </w:pBdr>
-              <w:spacing w:after="100" w:before="100" w:line="240"/>
-              <w:ind w:left="100" w:right="100" w:firstLine="0" w:firstLineChars="0"/>
-              <w:rPr>
-                <w:rFonts w:ascii="Helvetica" w:hAnsi="Helvetica" w:eastAsia="Helvetica" w:cs="Helvetica"/>
-                <w:i w:val="false"/>
-                <w:b w:val="false"/>
-                <w:u w:val="none"/>
-                <w:sz w:val="20"/>
-                <w:szCs w:val="20"/>
-                <w:color w:val="000000"/>
-              </w:rPr>
-            </w:pPr>
-            <w:r>
-              <w:rPr>
-                <w:rFonts w:ascii="Helvetica" w:hAnsi="Helvetica" w:eastAsia="Helvetica" w:cs="Helvetica"/>
-                <w:i w:val="false"/>
-                <w:b w:val="false"/>
-                <w:u w:val="none"/>
-                <w:sz w:val="20"/>
-                <w:szCs w:val="20"/>
-                <w:color w:val="000000"/>
-              </w:rPr>
-              <w:t xml:space="preserve">3 [2–4]</w:t>
-            </w:r>
-          </w:p>
-        </w:tc>
-        <w:tc>
-          <w:tcPr>
-            <w:tcBorders>
-              <w:bottom w:val="none" w:sz="0" w:space="0" w:color="000000"/>
-              <w:top w:val="none" w:sz="0" w:space="0" w:color="000000"/>
-              <w:left w:val="none" w:sz="0" w:space="0" w:color="000000"/>
-              <w:right w:val="none" w:sz="0" w:space="0" w:color="000000"/>
-            </w:tcBorders>
-            <w:shd w:val="clear" w:color="auto" w:fill="FFFFFF"/>
-            <w:tcMar>
-              <w:top w:w="0" w:type="dxa"/>
-              <w:bottom w:w="0" w:type="dxa"/>
-              <w:left w:w="0" w:type="dxa"/>
-              <w:right w:w="0" w:type="dxa"/>
-            </w:tcMar>
-            <w:vAlign w:val="center"/>
-          </w:tcPr>
-          <w:p>
-            <w:pPr>
-              <w:jc w:val="center"/>
-              <w:pBdr>
-                <w:bottom w:val="none" w:sz="0" w:space="0" w:color="000000"/>
-                <w:top w:val="none" w:sz="0" w:space="0" w:color="000000"/>
-                <w:left w:val="none" w:sz="0" w:space="0" w:color="000000"/>
-                <w:right w:val="none" w:sz="0" w:space="0" w:color="000000"/>
-              </w:pBdr>
-              <w:spacing w:after="100" w:before="100" w:line="240"/>
-              <w:ind w:left="100" w:right="100" w:firstLine="0" w:firstLineChars="0"/>
-              <w:rPr>
-                <w:rFonts w:ascii="Helvetica" w:hAnsi="Helvetica" w:eastAsia="Helvetica" w:cs="Helvetica"/>
-                <w:i w:val="false"/>
-                <w:b w:val="false"/>
-                <w:u w:val="none"/>
-                <w:sz w:val="20"/>
-                <w:szCs w:val="20"/>
-                <w:color w:val="000000"/>
-              </w:rPr>
-            </w:pPr>
-            <w:r>
-              <w:rPr>
-                <w:rFonts w:ascii="Helvetica" w:hAnsi="Helvetica" w:eastAsia="Helvetica" w:cs="Helvetica"/>
-                <w:i w:val="false"/>
-                <w:b w:val="false"/>
-                <w:u w:val="none"/>
-                <w:sz w:val="20"/>
-                <w:szCs w:val="20"/>
-                <w:color w:val="000000"/>
-              </w:rPr>
-              <w:t xml:space="preserve">0.000368841348864538997113</w:t>
+              <w:spacing w:after="0" w:before="0" w:line="240"/>
+              <w:ind w:left="0" w:right="120" w:firstLine="0" w:firstLineChars="0"/>
+              <w:rPr>
+                <w:rFonts w:ascii="Arial" w:hAnsi="Arial" w:eastAsia="Arial" w:cs="Arial"/>
+                <w:i w:val="false"/>
+                <w:b w:val="false"/>
+                <w:u w:val="none"/>
+                <w:strike w:val="false"/>
+                <w:sz w:val="18"/>
+                <w:szCs w:val="18"/>
+                <w:color w:val="000000"/>
+              </w:rPr>
+            </w:pPr>
+            <w:r>
+              <w:rPr>
+                <w:rFonts w:ascii="Arial" w:hAnsi="Arial" w:eastAsia="Arial" w:cs="Arial"/>
+                <w:i w:val="false"/>
+                <w:b w:val="false"/>
+                <w:u w:val="none"/>
+                <w:strike w:val="false"/>
+                <w:sz w:val="18"/>
+                <w:szCs w:val="18"/>
+                <w:color w:val="000000"/>
+              </w:rPr>
+              <w:t xml:space="preserve">104 [84.8–129.2]</w:t>
             </w:r>
           </w:p>
         </w:tc>
       </w:tr>
       <w:tr>
         <w:trPr>
-          <w:trHeight w:val="360" w:hRule="auto"/>
+          <w:trHeight w:val="144" w:hRule="auto"/>
         </w:trPr>
         body17
         <w:tc>
@@ -2795,29 +2005,31 @@
                 <w:left w:val="none" w:sz="0" w:space="0" w:color="000000"/>
                 <w:right w:val="none" w:sz="0" w:space="0" w:color="000000"/>
               </w:pBdr>
-              <w:spacing w:after="100" w:before="100" w:line="240"/>
-              <w:ind w:left="100" w:right="100" w:firstLine="0" w:firstLineChars="0"/>
-              <w:rPr>
-                <w:rFonts w:ascii="Helvetica" w:hAnsi="Helvetica" w:eastAsia="Helvetica" w:cs="Helvetica"/>
-                <w:i w:val="false"/>
-                <w:b w:val="false"/>
-                <w:u w:val="none"/>
-                <w:sz w:val="20"/>
-                <w:szCs w:val="20"/>
-                <w:color w:val="000000"/>
-              </w:rPr>
-            </w:pPr>
-            <w:r>
-              <w:rPr>
-                <w:rFonts w:ascii="Helvetica" w:hAnsi="Helvetica" w:eastAsia="Helvetica" w:cs="Helvetica"/>
-                <w:i w:val="false"/>
-                <w:b w:val="false"/>
-                <w:u w:val="none"/>
-                <w:sz w:val="20"/>
-                <w:szCs w:val="20"/>
-                <w:color w:val="000000"/>
-              </w:rPr>
-              <w:t xml:space="preserve">AIS_spine</w:t>
+              <w:spacing w:after="0" w:before="0" w:line="240"/>
+              <w:ind w:left="240" w:right="120" w:firstLine="0" w:firstLineChars="0"/>
+              <w:rPr>
+                <w:rFonts w:ascii="Arial" w:hAnsi="Arial" w:eastAsia="Arial" w:cs="Arial"/>
+                <w:i w:val="false"/>
+                <w:b w:val="false"/>
+                <w:u w:val="none"/>
+                <w:strike w:val="false"/>
+                <w:sz w:val="18"/>
+                <w:szCs w:val="18"/>
+                <w:color w:val="000000"/>
+              </w:rPr>
+            </w:pPr>
+            <w:r>
+              <w:rPr>
+                <w:rFonts w:ascii="Arial" w:hAnsi="Arial" w:eastAsia="Arial" w:cs="Arial"/>
+                <w:i w:val="false"/>
+                <w:b w:val="false"/>
+                <w:u w:val="none"/>
+                <w:strike w:val="false"/>
+                <w:sz w:val="18"/>
+                <w:szCs w:val="18"/>
+                <w:color w:val="000000"/>
+              </w:rPr>
+              <w:t xml:space="preserve">ISS</w:t>
             </w:r>
           </w:p>
         </w:tc>
@@ -2847,88 +2059,38 @@
                 <w:left w:val="none" w:sz="0" w:space="0" w:color="000000"/>
                 <w:right w:val="none" w:sz="0" w:space="0" w:color="000000"/>
               </w:pBdr>
-              <w:spacing w:after="100" w:before="100" w:line="240"/>
-              <w:ind w:left="100" w:right="100" w:firstLine="0" w:firstLineChars="0"/>
-              <w:rPr>
-                <w:rFonts w:ascii="Helvetica" w:hAnsi="Helvetica" w:eastAsia="Helvetica" w:cs="Helvetica"/>
-                <w:i w:val="false"/>
-                <w:b w:val="false"/>
-                <w:u w:val="none"/>
-                <w:sz w:val="20"/>
-                <w:szCs w:val="20"/>
-                <w:color w:val="000000"/>
-              </w:rPr>
-            </w:pPr>
-            <w:r>
-              <w:rPr>
-                <w:rFonts w:ascii="Helvetica" w:hAnsi="Helvetica" w:eastAsia="Helvetica" w:cs="Helvetica"/>
-                <w:i w:val="false"/>
-                <w:b w:val="false"/>
-                <w:u w:val="none"/>
-                <w:sz w:val="20"/>
-                <w:szCs w:val="20"/>
-                <w:color w:val="000000"/>
-              </w:rPr>
-              <w:t xml:space="preserve">2 [2–2]</w:t>
-            </w:r>
-          </w:p>
-        </w:tc>
-        <w:tc>
-          <w:tcPr>
-            <w:tcBorders>
-              <w:bottom w:val="none" w:sz="0" w:space="0" w:color="000000"/>
-              <w:top w:val="none" w:sz="0" w:space="0" w:color="000000"/>
-              <w:left w:val="none" w:sz="0" w:space="0" w:color="000000"/>
-              <w:right w:val="none" w:sz="0" w:space="0" w:color="000000"/>
-            </w:tcBorders>
-            <w:shd w:val="clear" w:color="auto" w:fill="FFFFFF"/>
-            <w:tcMar>
-              <w:top w:w="0" w:type="dxa"/>
-              <w:bottom w:w="0" w:type="dxa"/>
-              <w:left w:w="0" w:type="dxa"/>
-              <w:right w:w="0" w:type="dxa"/>
-            </w:tcMar>
-            <w:vAlign w:val="center"/>
-          </w:tcPr>
-          <w:p>
-            <w:pPr>
-              <w:jc w:val="center"/>
-              <w:pBdr>
-                <w:bottom w:val="none" w:sz="0" w:space="0" w:color="000000"/>
-                <w:top w:val="none" w:sz="0" w:space="0" w:color="000000"/>
-                <w:left w:val="none" w:sz="0" w:space="0" w:color="000000"/>
-                <w:right w:val="none" w:sz="0" w:space="0" w:color="000000"/>
-              </w:pBdr>
-              <w:spacing w:after="100" w:before="100" w:line="240"/>
-              <w:ind w:left="100" w:right="100" w:firstLine="0" w:firstLineChars="0"/>
-              <w:rPr>
-                <w:rFonts w:ascii="Helvetica" w:hAnsi="Helvetica" w:eastAsia="Helvetica" w:cs="Helvetica"/>
-                <w:i w:val="false"/>
-                <w:b w:val="false"/>
-                <w:u w:val="none"/>
-                <w:sz w:val="20"/>
-                <w:szCs w:val="20"/>
-                <w:color w:val="000000"/>
-              </w:rPr>
-            </w:pPr>
-            <w:r>
-              <w:rPr>
-                <w:rFonts w:ascii="Helvetica" w:hAnsi="Helvetica" w:eastAsia="Helvetica" w:cs="Helvetica"/>
-                <w:i w:val="false"/>
-                <w:b w:val="false"/>
-                <w:u w:val="none"/>
-                <w:sz w:val="20"/>
-                <w:szCs w:val="20"/>
-                <w:color w:val="000000"/>
-              </w:rPr>
-              <w:t xml:space="preserve">0.000000000058447258552300</w:t>
+              <w:spacing w:after="0" w:before="0" w:line="240"/>
+              <w:ind w:left="0" w:right="120" w:firstLine="0" w:firstLineChars="0"/>
+              <w:rPr>
+                <w:rFonts w:ascii="Arial" w:hAnsi="Arial" w:eastAsia="Arial" w:cs="Arial"/>
+                <w:i w:val="false"/>
+                <w:b w:val="false"/>
+                <w:u w:val="none"/>
+                <w:strike w:val="false"/>
+                <w:sz w:val="18"/>
+                <w:szCs w:val="18"/>
+                <w:color w:val="000000"/>
+              </w:rPr>
+            </w:pPr>
+            <w:r>
+              <w:rPr>
+                <w:rFonts w:ascii="Arial" w:hAnsi="Arial" w:eastAsia="Arial" w:cs="Arial"/>
+                <w:i w:val="false"/>
+                <w:b w:val="false"/>
+                <w:u w:val="none"/>
+                <w:strike w:val="false"/>
+                <w:sz w:val="18"/>
+                <w:szCs w:val="18"/>
+                <w:color w:val="000000"/>
+              </w:rPr>
+              <w:t xml:space="preserve">25 [16–33.2]</w:t>
             </w:r>
           </w:p>
         </w:tc>
       </w:tr>
       <w:tr>
         <w:trPr>
-          <w:trHeight w:val="360" w:hRule="auto"/>
+          <w:trHeight w:val="144" w:hRule="auto"/>
         </w:trPr>
         body18
         <w:tc>
@@ -2957,29 +2119,31 @@
                 <w:left w:val="none" w:sz="0" w:space="0" w:color="000000"/>
                 <w:right w:val="none" w:sz="0" w:space="0" w:color="000000"/>
               </w:pBdr>
-              <w:spacing w:after="100" w:before="100" w:line="240"/>
-              <w:ind w:left="100" w:right="100" w:firstLine="0" w:firstLineChars="0"/>
-              <w:rPr>
-                <w:rFonts w:ascii="Helvetica" w:hAnsi="Helvetica" w:eastAsia="Helvetica" w:cs="Helvetica"/>
-                <w:i w:val="false"/>
-                <w:b w:val="false"/>
-                <w:u w:val="none"/>
-                <w:sz w:val="20"/>
-                <w:szCs w:val="20"/>
-                <w:color w:val="000000"/>
-              </w:rPr>
-            </w:pPr>
-            <w:r>
-              <w:rPr>
-                <w:rFonts w:ascii="Helvetica" w:hAnsi="Helvetica" w:eastAsia="Helvetica" w:cs="Helvetica"/>
-                <w:i w:val="false"/>
-                <w:b w:val="false"/>
-                <w:u w:val="none"/>
-                <w:sz w:val="20"/>
-                <w:szCs w:val="20"/>
-                <w:color w:val="000000"/>
-              </w:rPr>
-              <w:t xml:space="preserve">time_to_ppx</w:t>
+              <w:spacing w:after="0" w:before="0" w:line="240"/>
+              <w:ind w:left="240" w:right="120" w:firstLine="0" w:firstLineChars="0"/>
+              <w:rPr>
+                <w:rFonts w:ascii="Arial" w:hAnsi="Arial" w:eastAsia="Arial" w:cs="Arial"/>
+                <w:i w:val="false"/>
+                <w:b w:val="false"/>
+                <w:u w:val="none"/>
+                <w:strike w:val="false"/>
+                <w:sz w:val="18"/>
+                <w:szCs w:val="18"/>
+                <w:color w:val="000000"/>
+              </w:rPr>
+            </w:pPr>
+            <w:r>
+              <w:rPr>
+                <w:rFonts w:ascii="Arial" w:hAnsi="Arial" w:eastAsia="Arial" w:cs="Arial"/>
+                <w:i w:val="false"/>
+                <w:b w:val="false"/>
+                <w:u w:val="none"/>
+                <w:strike w:val="false"/>
+                <w:sz w:val="18"/>
+                <w:szCs w:val="18"/>
+                <w:color w:val="000000"/>
+              </w:rPr>
+              <w:t xml:space="preserve">AIS_abdomen</w:t>
             </w:r>
           </w:p>
         </w:tc>
@@ -3009,88 +2173,38 @@
                 <w:left w:val="none" w:sz="0" w:space="0" w:color="000000"/>
                 <w:right w:val="none" w:sz="0" w:space="0" w:color="000000"/>
               </w:pBdr>
-              <w:spacing w:after="100" w:before="100" w:line="240"/>
-              <w:ind w:left="100" w:right="100" w:firstLine="0" w:firstLineChars="0"/>
-              <w:rPr>
-                <w:rFonts w:ascii="Helvetica" w:hAnsi="Helvetica" w:eastAsia="Helvetica" w:cs="Helvetica"/>
-                <w:i w:val="false"/>
-                <w:b w:val="false"/>
-                <w:u w:val="none"/>
-                <w:sz w:val="20"/>
-                <w:szCs w:val="20"/>
-                <w:color w:val="000000"/>
-              </w:rPr>
-            </w:pPr>
-            <w:r>
-              <w:rPr>
-                <w:rFonts w:ascii="Helvetica" w:hAnsi="Helvetica" w:eastAsia="Helvetica" w:cs="Helvetica"/>
-                <w:i w:val="false"/>
-                <w:b w:val="false"/>
-                <w:u w:val="none"/>
-                <w:sz w:val="20"/>
-                <w:szCs w:val="20"/>
-                <w:color w:val="000000"/>
-              </w:rPr>
-              <w:t xml:space="preserve">57.9 [33.5–81]</w:t>
-            </w:r>
-          </w:p>
-        </w:tc>
-        <w:tc>
-          <w:tcPr>
-            <w:tcBorders>
-              <w:bottom w:val="none" w:sz="0" w:space="0" w:color="000000"/>
-              <w:top w:val="none" w:sz="0" w:space="0" w:color="000000"/>
-              <w:left w:val="none" w:sz="0" w:space="0" w:color="000000"/>
-              <w:right w:val="none" w:sz="0" w:space="0" w:color="000000"/>
-            </w:tcBorders>
-            <w:shd w:val="clear" w:color="auto" w:fill="FFFFFF"/>
-            <w:tcMar>
-              <w:top w:w="0" w:type="dxa"/>
-              <w:bottom w:w="0" w:type="dxa"/>
-              <w:left w:w="0" w:type="dxa"/>
-              <w:right w:w="0" w:type="dxa"/>
-            </w:tcMar>
-            <w:vAlign w:val="center"/>
-          </w:tcPr>
-          <w:p>
-            <w:pPr>
-              <w:jc w:val="center"/>
-              <w:pBdr>
-                <w:bottom w:val="none" w:sz="0" w:space="0" w:color="000000"/>
-                <w:top w:val="none" w:sz="0" w:space="0" w:color="000000"/>
-                <w:left w:val="none" w:sz="0" w:space="0" w:color="000000"/>
-                <w:right w:val="none" w:sz="0" w:space="0" w:color="000000"/>
-              </w:pBdr>
-              <w:spacing w:after="100" w:before="100" w:line="240"/>
-              <w:ind w:left="100" w:right="100" w:firstLine="0" w:firstLineChars="0"/>
-              <w:rPr>
-                <w:rFonts w:ascii="Helvetica" w:hAnsi="Helvetica" w:eastAsia="Helvetica" w:cs="Helvetica"/>
-                <w:i w:val="false"/>
-                <w:b w:val="false"/>
-                <w:u w:val="none"/>
-                <w:sz w:val="20"/>
-                <w:szCs w:val="20"/>
-                <w:color w:val="000000"/>
-              </w:rPr>
-            </w:pPr>
-            <w:r>
-              <w:rPr>
-                <w:rFonts w:ascii="Helvetica" w:hAnsi="Helvetica" w:eastAsia="Helvetica" w:cs="Helvetica"/>
-                <w:i w:val="false"/>
-                <w:b w:val="false"/>
-                <w:u w:val="none"/>
-                <w:sz w:val="20"/>
-                <w:szCs w:val="20"/>
-                <w:color w:val="000000"/>
-              </w:rPr>
-              <w:t xml:space="preserve">0.000389076822273189397872</w:t>
+              <w:spacing w:after="0" w:before="0" w:line="240"/>
+              <w:ind w:left="0" w:right="120" w:firstLine="0" w:firstLineChars="0"/>
+              <w:rPr>
+                <w:rFonts w:ascii="Arial" w:hAnsi="Arial" w:eastAsia="Arial" w:cs="Arial"/>
+                <w:i w:val="false"/>
+                <w:b w:val="false"/>
+                <w:u w:val="none"/>
+                <w:strike w:val="false"/>
+                <w:sz w:val="18"/>
+                <w:szCs w:val="18"/>
+                <w:color w:val="000000"/>
+              </w:rPr>
+            </w:pPr>
+            <w:r>
+              <w:rPr>
+                <w:rFonts w:ascii="Arial" w:hAnsi="Arial" w:eastAsia="Arial" w:cs="Arial"/>
+                <w:i w:val="false"/>
+                <w:b w:val="false"/>
+                <w:u w:val="none"/>
+                <w:strike w:val="false"/>
+                <w:sz w:val="18"/>
+                <w:szCs w:val="18"/>
+                <w:color w:val="000000"/>
+              </w:rPr>
+              <w:t xml:space="preserve">4 [4–5]</w:t>
             </w:r>
           </w:p>
         </w:tc>
       </w:tr>
       <w:tr>
         <w:trPr>
-          <w:trHeight w:val="360" w:hRule="auto"/>
+          <w:trHeight w:val="144" w:hRule="auto"/>
         </w:trPr>
         body19
         <w:tc>
@@ -3119,29 +2233,31 @@
                 <w:left w:val="none" w:sz="0" w:space="0" w:color="000000"/>
                 <w:right w:val="none" w:sz="0" w:space="0" w:color="000000"/>
               </w:pBdr>
-              <w:spacing w:after="100" w:before="100" w:line="240"/>
-              <w:ind w:left="100" w:right="100" w:firstLine="0" w:firstLineChars="0"/>
-              <w:rPr>
-                <w:rFonts w:ascii="Helvetica" w:hAnsi="Helvetica" w:eastAsia="Helvetica" w:cs="Helvetica"/>
-                <w:i w:val="false"/>
-                <w:b w:val="false"/>
-                <w:u w:val="none"/>
-                <w:sz w:val="20"/>
-                <w:szCs w:val="20"/>
-                <w:color w:val="000000"/>
-              </w:rPr>
-            </w:pPr>
-            <w:r>
-              <w:rPr>
-                <w:rFonts w:ascii="Helvetica" w:hAnsi="Helvetica" w:eastAsia="Helvetica" w:cs="Helvetica"/>
-                <w:i w:val="false"/>
-                <w:b w:val="false"/>
-                <w:u w:val="none"/>
-                <w:sz w:val="20"/>
-                <w:szCs w:val="20"/>
-                <w:color w:val="000000"/>
-              </w:rPr>
-              <w:t xml:space="preserve">hospital_days</w:t>
+              <w:spacing w:after="0" w:before="0" w:line="240"/>
+              <w:ind w:left="240" w:right="120" w:firstLine="0" w:firstLineChars="0"/>
+              <w:rPr>
+                <w:rFonts w:ascii="Arial" w:hAnsi="Arial" w:eastAsia="Arial" w:cs="Arial"/>
+                <w:i w:val="false"/>
+                <w:b w:val="false"/>
+                <w:u w:val="none"/>
+                <w:strike w:val="false"/>
+                <w:sz w:val="18"/>
+                <w:szCs w:val="18"/>
+                <w:color w:val="000000"/>
+              </w:rPr>
+            </w:pPr>
+            <w:r>
+              <w:rPr>
+                <w:rFonts w:ascii="Arial" w:hAnsi="Arial" w:eastAsia="Arial" w:cs="Arial"/>
+                <w:i w:val="false"/>
+                <w:b w:val="false"/>
+                <w:u w:val="none"/>
+                <w:strike w:val="false"/>
+                <w:sz w:val="18"/>
+                <w:szCs w:val="18"/>
+                <w:color w:val="000000"/>
+              </w:rPr>
+              <w:t xml:space="preserve">AIS_thorax</w:t>
             </w:r>
           </w:p>
         </w:tc>
@@ -3171,88 +2287,38 @@
                 <w:left w:val="none" w:sz="0" w:space="0" w:color="000000"/>
                 <w:right w:val="none" w:sz="0" w:space="0" w:color="000000"/>
               </w:pBdr>
-              <w:spacing w:after="100" w:before="100" w:line="240"/>
-              <w:ind w:left="100" w:right="100" w:firstLine="0" w:firstLineChars="0"/>
-              <w:rPr>
-                <w:rFonts w:ascii="Helvetica" w:hAnsi="Helvetica" w:eastAsia="Helvetica" w:cs="Helvetica"/>
-                <w:i w:val="false"/>
-                <w:b w:val="false"/>
-                <w:u w:val="none"/>
-                <w:sz w:val="20"/>
-                <w:szCs w:val="20"/>
-                <w:color w:val="000000"/>
-              </w:rPr>
-            </w:pPr>
-            <w:r>
-              <w:rPr>
-                <w:rFonts w:ascii="Helvetica" w:hAnsi="Helvetica" w:eastAsia="Helvetica" w:cs="Helvetica"/>
-                <w:i w:val="false"/>
-                <w:b w:val="false"/>
-                <w:u w:val="none"/>
-                <w:sz w:val="20"/>
-                <w:szCs w:val="20"/>
-                <w:color w:val="000000"/>
-              </w:rPr>
-              <w:t xml:space="preserve">11 [1–24.2]</w:t>
-            </w:r>
-          </w:p>
-        </w:tc>
-        <w:tc>
-          <w:tcPr>
-            <w:tcBorders>
-              <w:bottom w:val="none" w:sz="0" w:space="0" w:color="000000"/>
-              <w:top w:val="none" w:sz="0" w:space="0" w:color="000000"/>
-              <w:left w:val="none" w:sz="0" w:space="0" w:color="000000"/>
-              <w:right w:val="none" w:sz="0" w:space="0" w:color="000000"/>
-            </w:tcBorders>
-            <w:shd w:val="clear" w:color="auto" w:fill="FFFFFF"/>
-            <w:tcMar>
-              <w:top w:w="0" w:type="dxa"/>
-              <w:bottom w:w="0" w:type="dxa"/>
-              <w:left w:w="0" w:type="dxa"/>
-              <w:right w:w="0" w:type="dxa"/>
-            </w:tcMar>
-            <w:vAlign w:val="center"/>
-          </w:tcPr>
-          <w:p>
-            <w:pPr>
-              <w:jc w:val="center"/>
-              <w:pBdr>
-                <w:bottom w:val="none" w:sz="0" w:space="0" w:color="000000"/>
-                <w:top w:val="none" w:sz="0" w:space="0" w:color="000000"/>
-                <w:left w:val="none" w:sz="0" w:space="0" w:color="000000"/>
-                <w:right w:val="none" w:sz="0" w:space="0" w:color="000000"/>
-              </w:pBdr>
-              <w:spacing w:after="100" w:before="100" w:line="240"/>
-              <w:ind w:left="100" w:right="100" w:firstLine="0" w:firstLineChars="0"/>
-              <w:rPr>
-                <w:rFonts w:ascii="Helvetica" w:hAnsi="Helvetica" w:eastAsia="Helvetica" w:cs="Helvetica"/>
-                <w:i w:val="false"/>
-                <w:b w:val="false"/>
-                <w:u w:val="none"/>
-                <w:sz w:val="20"/>
-                <w:szCs w:val="20"/>
-                <w:color w:val="000000"/>
-              </w:rPr>
-            </w:pPr>
-            <w:r>
-              <w:rPr>
-                <w:rFonts w:ascii="Helvetica" w:hAnsi="Helvetica" w:eastAsia="Helvetica" w:cs="Helvetica"/>
-                <w:i w:val="false"/>
-                <w:b w:val="false"/>
-                <w:u w:val="none"/>
-                <w:sz w:val="20"/>
-                <w:szCs w:val="20"/>
-                <w:color w:val="000000"/>
-              </w:rPr>
-              <w:t xml:space="preserve">0.000000000000000001736455</w:t>
+              <w:spacing w:after="0" w:before="0" w:line="240"/>
+              <w:ind w:left="0" w:right="120" w:firstLine="0" w:firstLineChars="0"/>
+              <w:rPr>
+                <w:rFonts w:ascii="Arial" w:hAnsi="Arial" w:eastAsia="Arial" w:cs="Arial"/>
+                <w:i w:val="false"/>
+                <w:b w:val="false"/>
+                <w:u w:val="none"/>
+                <w:strike w:val="false"/>
+                <w:sz w:val="18"/>
+                <w:szCs w:val="18"/>
+                <w:color w:val="000000"/>
+              </w:rPr>
+            </w:pPr>
+            <w:r>
+              <w:rPr>
+                <w:rFonts w:ascii="Arial" w:hAnsi="Arial" w:eastAsia="Arial" w:cs="Arial"/>
+                <w:i w:val="false"/>
+                <w:b w:val="false"/>
+                <w:u w:val="none"/>
+                <w:strike w:val="false"/>
+                <w:sz w:val="18"/>
+                <w:szCs w:val="18"/>
+                <w:color w:val="000000"/>
+              </w:rPr>
+              <w:t xml:space="preserve">3 [2–4]</w:t>
             </w:r>
           </w:p>
         </w:tc>
       </w:tr>
       <w:tr>
         <w:trPr>
-          <w:trHeight w:val="360" w:hRule="auto"/>
+          <w:trHeight w:val="144" w:hRule="auto"/>
         </w:trPr>
         body20
         <w:tc>
@@ -3281,29 +2347,31 @@
                 <w:left w:val="none" w:sz="0" w:space="0" w:color="000000"/>
                 <w:right w:val="none" w:sz="0" w:space="0" w:color="000000"/>
               </w:pBdr>
-              <w:spacing w:after="100" w:before="100" w:line="240"/>
-              <w:ind w:left="100" w:right="100" w:firstLine="0" w:firstLineChars="0"/>
-              <w:rPr>
-                <w:rFonts w:ascii="Helvetica" w:hAnsi="Helvetica" w:eastAsia="Helvetica" w:cs="Helvetica"/>
-                <w:i w:val="false"/>
-                <w:b w:val="false"/>
-                <w:u w:val="none"/>
-                <w:sz w:val="20"/>
-                <w:szCs w:val="20"/>
-                <w:color w:val="000000"/>
-              </w:rPr>
-            </w:pPr>
-            <w:r>
-              <w:rPr>
-                <w:rFonts w:ascii="Helvetica" w:hAnsi="Helvetica" w:eastAsia="Helvetica" w:cs="Helvetica"/>
-                <w:i w:val="false"/>
-                <w:b w:val="false"/>
-                <w:u w:val="none"/>
-                <w:sz w:val="20"/>
-                <w:szCs w:val="20"/>
-                <w:color w:val="000000"/>
-              </w:rPr>
-              <w:t xml:space="preserve">hospital_days_72h</w:t>
+              <w:spacing w:after="0" w:before="0" w:line="240"/>
+              <w:ind w:left="240" w:right="120" w:firstLine="0" w:firstLineChars="0"/>
+              <w:rPr>
+                <w:rFonts w:ascii="Arial" w:hAnsi="Arial" w:eastAsia="Arial" w:cs="Arial"/>
+                <w:i w:val="false"/>
+                <w:b w:val="false"/>
+                <w:u w:val="none"/>
+                <w:strike w:val="false"/>
+                <w:sz w:val="18"/>
+                <w:szCs w:val="18"/>
+                <w:color w:val="000000"/>
+              </w:rPr>
+            </w:pPr>
+            <w:r>
+              <w:rPr>
+                <w:rFonts w:ascii="Arial" w:hAnsi="Arial" w:eastAsia="Arial" w:cs="Arial"/>
+                <w:i w:val="false"/>
+                <w:b w:val="false"/>
+                <w:u w:val="none"/>
+                <w:strike w:val="false"/>
+                <w:sz w:val="18"/>
+                <w:szCs w:val="18"/>
+                <w:color w:val="000000"/>
+              </w:rPr>
+              <w:t xml:space="preserve">AIS_spine</w:t>
             </w:r>
           </w:p>
         </w:tc>
@@ -3333,88 +2401,38 @@
                 <w:left w:val="none" w:sz="0" w:space="0" w:color="000000"/>
                 <w:right w:val="none" w:sz="0" w:space="0" w:color="000000"/>
               </w:pBdr>
-              <w:spacing w:after="100" w:before="100" w:line="240"/>
-              <w:ind w:left="100" w:right="100" w:firstLine="0" w:firstLineChars="0"/>
-              <w:rPr>
-                <w:rFonts w:ascii="Helvetica" w:hAnsi="Helvetica" w:eastAsia="Helvetica" w:cs="Helvetica"/>
-                <w:i w:val="false"/>
-                <w:b w:val="false"/>
-                <w:u w:val="none"/>
-                <w:sz w:val="20"/>
-                <w:szCs w:val="20"/>
-                <w:color w:val="000000"/>
-              </w:rPr>
-            </w:pPr>
-            <w:r>
-              <w:rPr>
-                <w:rFonts w:ascii="Helvetica" w:hAnsi="Helvetica" w:eastAsia="Helvetica" w:cs="Helvetica"/>
-                <w:i w:val="false"/>
-                <w:b w:val="false"/>
-                <w:u w:val="none"/>
-                <w:sz w:val="20"/>
-                <w:szCs w:val="20"/>
-                <w:color w:val="000000"/>
-              </w:rPr>
-              <w:t xml:space="preserve">20 [13–35.2]</w:t>
-            </w:r>
-          </w:p>
-        </w:tc>
-        <w:tc>
-          <w:tcPr>
-            <w:tcBorders>
-              <w:bottom w:val="none" w:sz="0" w:space="0" w:color="000000"/>
-              <w:top w:val="none" w:sz="0" w:space="0" w:color="000000"/>
-              <w:left w:val="none" w:sz="0" w:space="0" w:color="000000"/>
-              <w:right w:val="none" w:sz="0" w:space="0" w:color="000000"/>
-            </w:tcBorders>
-            <w:shd w:val="clear" w:color="auto" w:fill="FFFFFF"/>
-            <w:tcMar>
-              <w:top w:w="0" w:type="dxa"/>
-              <w:bottom w:w="0" w:type="dxa"/>
-              <w:left w:w="0" w:type="dxa"/>
-              <w:right w:w="0" w:type="dxa"/>
-            </w:tcMar>
-            <w:vAlign w:val="center"/>
-          </w:tcPr>
-          <w:p>
-            <w:pPr>
-              <w:jc w:val="center"/>
-              <w:pBdr>
-                <w:bottom w:val="none" w:sz="0" w:space="0" w:color="000000"/>
-                <w:top w:val="none" w:sz="0" w:space="0" w:color="000000"/>
-                <w:left w:val="none" w:sz="0" w:space="0" w:color="000000"/>
-                <w:right w:val="none" w:sz="0" w:space="0" w:color="000000"/>
-              </w:pBdr>
-              <w:spacing w:after="100" w:before="100" w:line="240"/>
-              <w:ind w:left="100" w:right="100" w:firstLine="0" w:firstLineChars="0"/>
-              <w:rPr>
-                <w:rFonts w:ascii="Helvetica" w:hAnsi="Helvetica" w:eastAsia="Helvetica" w:cs="Helvetica"/>
-                <w:i w:val="false"/>
-                <w:b w:val="false"/>
-                <w:u w:val="none"/>
-                <w:sz w:val="20"/>
-                <w:szCs w:val="20"/>
-                <w:color w:val="000000"/>
-              </w:rPr>
-            </w:pPr>
-            <w:r>
-              <w:rPr>
-                <w:rFonts w:ascii="Helvetica" w:hAnsi="Helvetica" w:eastAsia="Helvetica" w:cs="Helvetica"/>
-                <w:i w:val="false"/>
-                <w:b w:val="false"/>
-                <w:u w:val="none"/>
-                <w:sz w:val="20"/>
-                <w:szCs w:val="20"/>
-                <w:color w:val="000000"/>
-              </w:rPr>
-              <w:t xml:space="preserve">0.000000000000025035860706</w:t>
+              <w:spacing w:after="0" w:before="0" w:line="240"/>
+              <w:ind w:left="0" w:right="120" w:firstLine="0" w:firstLineChars="0"/>
+              <w:rPr>
+                <w:rFonts w:ascii="Arial" w:hAnsi="Arial" w:eastAsia="Arial" w:cs="Arial"/>
+                <w:i w:val="false"/>
+                <w:b w:val="false"/>
+                <w:u w:val="none"/>
+                <w:strike w:val="false"/>
+                <w:sz w:val="18"/>
+                <w:szCs w:val="18"/>
+                <w:color w:val="000000"/>
+              </w:rPr>
+            </w:pPr>
+            <w:r>
+              <w:rPr>
+                <w:rFonts w:ascii="Arial" w:hAnsi="Arial" w:eastAsia="Arial" w:cs="Arial"/>
+                <w:i w:val="false"/>
+                <w:b w:val="false"/>
+                <w:u w:val="none"/>
+                <w:strike w:val="false"/>
+                <w:sz w:val="18"/>
+                <w:szCs w:val="18"/>
+                <w:color w:val="000000"/>
+              </w:rPr>
+              <w:t xml:space="preserve">2 [2–2]</w:t>
             </w:r>
           </w:p>
         </w:tc>
       </w:tr>
       <w:tr>
         <w:trPr>
-          <w:trHeight w:val="360" w:hRule="auto"/>
+          <w:trHeight w:val="144" w:hRule="auto"/>
         </w:trPr>
         body21
         <w:tc>
@@ -3443,29 +2461,31 @@
                 <w:left w:val="none" w:sz="0" w:space="0" w:color="000000"/>
                 <w:right w:val="none" w:sz="0" w:space="0" w:color="000000"/>
               </w:pBdr>
-              <w:spacing w:after="100" w:before="100" w:line="240"/>
-              <w:ind w:left="100" w:right="100" w:firstLine="0" w:firstLineChars="0"/>
-              <w:rPr>
-                <w:rFonts w:ascii="Helvetica" w:hAnsi="Helvetica" w:eastAsia="Helvetica" w:cs="Helvetica"/>
-                <w:i w:val="false"/>
-                <w:b w:val="false"/>
-                <w:u w:val="none"/>
-                <w:sz w:val="20"/>
-                <w:szCs w:val="20"/>
-                <w:color w:val="000000"/>
-              </w:rPr>
-            </w:pPr>
-            <w:r>
-              <w:rPr>
-                <w:rFonts w:ascii="Helvetica" w:hAnsi="Helvetica" w:eastAsia="Helvetica" w:cs="Helvetica"/>
-                <w:i w:val="false"/>
-                <w:b w:val="false"/>
-                <w:u w:val="none"/>
-                <w:sz w:val="20"/>
-                <w:szCs w:val="20"/>
-                <w:color w:val="000000"/>
-              </w:rPr>
-              <w:t xml:space="preserve">ICU_days</w:t>
+              <w:spacing w:after="0" w:before="0" w:line="240"/>
+              <w:ind w:left="240" w:right="120" w:firstLine="0" w:firstLineChars="0"/>
+              <w:rPr>
+                <w:rFonts w:ascii="Arial" w:hAnsi="Arial" w:eastAsia="Arial" w:cs="Arial"/>
+                <w:i w:val="false"/>
+                <w:b w:val="false"/>
+                <w:u w:val="none"/>
+                <w:strike w:val="false"/>
+                <w:sz w:val="18"/>
+                <w:szCs w:val="18"/>
+                <w:color w:val="000000"/>
+              </w:rPr>
+            </w:pPr>
+            <w:r>
+              <w:rPr>
+                <w:rFonts w:ascii="Arial" w:hAnsi="Arial" w:eastAsia="Arial" w:cs="Arial"/>
+                <w:i w:val="false"/>
+                <w:b w:val="false"/>
+                <w:u w:val="none"/>
+                <w:strike w:val="false"/>
+                <w:sz w:val="18"/>
+                <w:szCs w:val="18"/>
+                <w:color w:val="000000"/>
+              </w:rPr>
+              <w:t xml:space="preserve">time_to_ppx</w:t>
             </w:r>
           </w:p>
         </w:tc>
@@ -3495,88 +2515,38 @@
                 <w:left w:val="none" w:sz="0" w:space="0" w:color="000000"/>
                 <w:right w:val="none" w:sz="0" w:space="0" w:color="000000"/>
               </w:pBdr>
-              <w:spacing w:after="100" w:before="100" w:line="240"/>
-              <w:ind w:left="100" w:right="100" w:firstLine="0" w:firstLineChars="0"/>
-              <w:rPr>
-                <w:rFonts w:ascii="Helvetica" w:hAnsi="Helvetica" w:eastAsia="Helvetica" w:cs="Helvetica"/>
-                <w:i w:val="false"/>
-                <w:b w:val="false"/>
-                <w:u w:val="none"/>
-                <w:sz w:val="20"/>
-                <w:szCs w:val="20"/>
-                <w:color w:val="000000"/>
-              </w:rPr>
-            </w:pPr>
-            <w:r>
-              <w:rPr>
-                <w:rFonts w:ascii="Helvetica" w:hAnsi="Helvetica" w:eastAsia="Helvetica" w:cs="Helvetica"/>
-                <w:i w:val="false"/>
-                <w:b w:val="false"/>
-                <w:u w:val="none"/>
-                <w:sz w:val="20"/>
-                <w:szCs w:val="20"/>
-                <w:color w:val="000000"/>
-              </w:rPr>
-              <w:t xml:space="preserve">7 [3–18.8]</w:t>
-            </w:r>
-          </w:p>
-        </w:tc>
-        <w:tc>
-          <w:tcPr>
-            <w:tcBorders>
-              <w:bottom w:val="none" w:sz="0" w:space="0" w:color="000000"/>
-              <w:top w:val="none" w:sz="0" w:space="0" w:color="000000"/>
-              <w:left w:val="none" w:sz="0" w:space="0" w:color="000000"/>
-              <w:right w:val="none" w:sz="0" w:space="0" w:color="000000"/>
-            </w:tcBorders>
-            <w:shd w:val="clear" w:color="auto" w:fill="FFFFFF"/>
-            <w:tcMar>
-              <w:top w:w="0" w:type="dxa"/>
-              <w:bottom w:w="0" w:type="dxa"/>
-              <w:left w:w="0" w:type="dxa"/>
-              <w:right w:w="0" w:type="dxa"/>
-            </w:tcMar>
-            <w:vAlign w:val="center"/>
-          </w:tcPr>
-          <w:p>
-            <w:pPr>
-              <w:jc w:val="center"/>
-              <w:pBdr>
-                <w:bottom w:val="none" w:sz="0" w:space="0" w:color="000000"/>
-                <w:top w:val="none" w:sz="0" w:space="0" w:color="000000"/>
-                <w:left w:val="none" w:sz="0" w:space="0" w:color="000000"/>
-                <w:right w:val="none" w:sz="0" w:space="0" w:color="000000"/>
-              </w:pBdr>
-              <w:spacing w:after="100" w:before="100" w:line="240"/>
-              <w:ind w:left="100" w:right="100" w:firstLine="0" w:firstLineChars="0"/>
-              <w:rPr>
-                <w:rFonts w:ascii="Helvetica" w:hAnsi="Helvetica" w:eastAsia="Helvetica" w:cs="Helvetica"/>
-                <w:i w:val="false"/>
-                <w:b w:val="false"/>
-                <w:u w:val="none"/>
-                <w:sz w:val="20"/>
-                <w:szCs w:val="20"/>
-                <w:color w:val="000000"/>
-              </w:rPr>
-            </w:pPr>
-            <w:r>
-              <w:rPr>
-                <w:rFonts w:ascii="Helvetica" w:hAnsi="Helvetica" w:eastAsia="Helvetica" w:cs="Helvetica"/>
-                <w:i w:val="false"/>
-                <w:b w:val="false"/>
-                <w:u w:val="none"/>
-                <w:sz w:val="20"/>
-                <w:szCs w:val="20"/>
-                <w:color w:val="000000"/>
-              </w:rPr>
-              <w:t xml:space="preserve">0.000000000001612046499900</w:t>
+              <w:spacing w:after="0" w:before="0" w:line="240"/>
+              <w:ind w:left="0" w:right="120" w:firstLine="0" w:firstLineChars="0"/>
+              <w:rPr>
+                <w:rFonts w:ascii="Arial" w:hAnsi="Arial" w:eastAsia="Arial" w:cs="Arial"/>
+                <w:i w:val="false"/>
+                <w:b w:val="false"/>
+                <w:u w:val="none"/>
+                <w:strike w:val="false"/>
+                <w:sz w:val="18"/>
+                <w:szCs w:val="18"/>
+                <w:color w:val="000000"/>
+              </w:rPr>
+            </w:pPr>
+            <w:r>
+              <w:rPr>
+                <w:rFonts w:ascii="Arial" w:hAnsi="Arial" w:eastAsia="Arial" w:cs="Arial"/>
+                <w:i w:val="false"/>
+                <w:b w:val="false"/>
+                <w:u w:val="none"/>
+                <w:strike w:val="false"/>
+                <w:sz w:val="18"/>
+                <w:szCs w:val="18"/>
+                <w:color w:val="000000"/>
+              </w:rPr>
+              <w:t xml:space="preserve">57.9 [33.5–81]</w:t>
             </w:r>
           </w:p>
         </w:tc>
       </w:tr>
       <w:tr>
         <w:trPr>
-          <w:trHeight w:val="360" w:hRule="auto"/>
+          <w:trHeight w:val="144" w:hRule="auto"/>
         </w:trPr>
         body22
         <w:tc>
@@ -3605,29 +2575,31 @@
                 <w:left w:val="none" w:sz="0" w:space="0" w:color="000000"/>
                 <w:right w:val="none" w:sz="0" w:space="0" w:color="000000"/>
               </w:pBdr>
-              <w:spacing w:after="100" w:before="100" w:line="240"/>
-              <w:ind w:left="100" w:right="100" w:firstLine="0" w:firstLineChars="0"/>
-              <w:rPr>
-                <w:rFonts w:ascii="Helvetica" w:hAnsi="Helvetica" w:eastAsia="Helvetica" w:cs="Helvetica"/>
-                <w:i w:val="false"/>
-                <w:b w:val="false"/>
-                <w:u w:val="none"/>
-                <w:sz w:val="20"/>
-                <w:szCs w:val="20"/>
-                <w:color w:val="000000"/>
-              </w:rPr>
-            </w:pPr>
-            <w:r>
-              <w:rPr>
-                <w:rFonts w:ascii="Helvetica" w:hAnsi="Helvetica" w:eastAsia="Helvetica" w:cs="Helvetica"/>
-                <w:i w:val="false"/>
-                <w:b w:val="false"/>
-                <w:u w:val="none"/>
-                <w:sz w:val="20"/>
-                <w:szCs w:val="20"/>
-                <w:color w:val="000000"/>
-              </w:rPr>
-              <w:t xml:space="preserve">ICU_days_72h</w:t>
+              <w:spacing w:after="0" w:before="0" w:line="240"/>
+              <w:ind w:left="240" w:right="120" w:firstLine="0" w:firstLineChars="0"/>
+              <w:rPr>
+                <w:rFonts w:ascii="Arial" w:hAnsi="Arial" w:eastAsia="Arial" w:cs="Arial"/>
+                <w:i w:val="false"/>
+                <w:b w:val="false"/>
+                <w:u w:val="none"/>
+                <w:strike w:val="false"/>
+                <w:sz w:val="18"/>
+                <w:szCs w:val="18"/>
+                <w:color w:val="000000"/>
+              </w:rPr>
+            </w:pPr>
+            <w:r>
+              <w:rPr>
+                <w:rFonts w:ascii="Arial" w:hAnsi="Arial" w:eastAsia="Arial" w:cs="Arial"/>
+                <w:i w:val="false"/>
+                <w:b w:val="false"/>
+                <w:u w:val="none"/>
+                <w:strike w:val="false"/>
+                <w:sz w:val="18"/>
+                <w:szCs w:val="18"/>
+                <w:color w:val="000000"/>
+              </w:rPr>
+              <w:t xml:space="preserve">hospital_days</w:t>
             </w:r>
           </w:p>
         </w:tc>
@@ -3657,88 +2629,38 @@
                 <w:left w:val="none" w:sz="0" w:space="0" w:color="000000"/>
                 <w:right w:val="none" w:sz="0" w:space="0" w:color="000000"/>
               </w:pBdr>
-              <w:spacing w:after="100" w:before="100" w:line="240"/>
-              <w:ind w:left="100" w:right="100" w:firstLine="0" w:firstLineChars="0"/>
-              <w:rPr>
-                <w:rFonts w:ascii="Helvetica" w:hAnsi="Helvetica" w:eastAsia="Helvetica" w:cs="Helvetica"/>
-                <w:i w:val="false"/>
-                <w:b w:val="false"/>
-                <w:u w:val="none"/>
-                <w:sz w:val="20"/>
-                <w:szCs w:val="20"/>
-                <w:color w:val="000000"/>
-              </w:rPr>
-            </w:pPr>
-            <w:r>
-              <w:rPr>
-                <w:rFonts w:ascii="Helvetica" w:hAnsi="Helvetica" w:eastAsia="Helvetica" w:cs="Helvetica"/>
-                <w:i w:val="false"/>
-                <w:b w:val="false"/>
-                <w:u w:val="none"/>
-                <w:sz w:val="20"/>
-                <w:szCs w:val="20"/>
-                <w:color w:val="000000"/>
-              </w:rPr>
-              <w:t xml:space="preserve">8 [4–21.5]</w:t>
-            </w:r>
-          </w:p>
-        </w:tc>
-        <w:tc>
-          <w:tcPr>
-            <w:tcBorders>
-              <w:bottom w:val="none" w:sz="0" w:space="0" w:color="000000"/>
-              <w:top w:val="none" w:sz="0" w:space="0" w:color="000000"/>
-              <w:left w:val="none" w:sz="0" w:space="0" w:color="000000"/>
-              <w:right w:val="none" w:sz="0" w:space="0" w:color="000000"/>
-            </w:tcBorders>
-            <w:shd w:val="clear" w:color="auto" w:fill="FFFFFF"/>
-            <w:tcMar>
-              <w:top w:w="0" w:type="dxa"/>
-              <w:bottom w:w="0" w:type="dxa"/>
-              <w:left w:w="0" w:type="dxa"/>
-              <w:right w:w="0" w:type="dxa"/>
-            </w:tcMar>
-            <w:vAlign w:val="center"/>
-          </w:tcPr>
-          <w:p>
-            <w:pPr>
-              <w:jc w:val="center"/>
-              <w:pBdr>
-                <w:bottom w:val="none" w:sz="0" w:space="0" w:color="000000"/>
-                <w:top w:val="none" w:sz="0" w:space="0" w:color="000000"/>
-                <w:left w:val="none" w:sz="0" w:space="0" w:color="000000"/>
-                <w:right w:val="none" w:sz="0" w:space="0" w:color="000000"/>
-              </w:pBdr>
-              <w:spacing w:after="100" w:before="100" w:line="240"/>
-              <w:ind w:left="100" w:right="100" w:firstLine="0" w:firstLineChars="0"/>
-              <w:rPr>
-                <w:rFonts w:ascii="Helvetica" w:hAnsi="Helvetica" w:eastAsia="Helvetica" w:cs="Helvetica"/>
-                <w:i w:val="false"/>
-                <w:b w:val="false"/>
-                <w:u w:val="none"/>
-                <w:sz w:val="20"/>
-                <w:szCs w:val="20"/>
-                <w:color w:val="000000"/>
-              </w:rPr>
-            </w:pPr>
-            <w:r>
-              <w:rPr>
-                <w:rFonts w:ascii="Helvetica" w:hAnsi="Helvetica" w:eastAsia="Helvetica" w:cs="Helvetica"/>
-                <w:i w:val="false"/>
-                <w:b w:val="false"/>
-                <w:u w:val="none"/>
-                <w:sz w:val="20"/>
-                <w:szCs w:val="20"/>
-                <w:color w:val="000000"/>
-              </w:rPr>
-              <w:t xml:space="preserve">0.000000000035371138347036</w:t>
+              <w:spacing w:after="0" w:before="0" w:line="240"/>
+              <w:ind w:left="0" w:right="120" w:firstLine="0" w:firstLineChars="0"/>
+              <w:rPr>
+                <w:rFonts w:ascii="Arial" w:hAnsi="Arial" w:eastAsia="Arial" w:cs="Arial"/>
+                <w:i w:val="false"/>
+                <w:b w:val="false"/>
+                <w:u w:val="none"/>
+                <w:strike w:val="false"/>
+                <w:sz w:val="18"/>
+                <w:szCs w:val="18"/>
+                <w:color w:val="000000"/>
+              </w:rPr>
+            </w:pPr>
+            <w:r>
+              <w:rPr>
+                <w:rFonts w:ascii="Arial" w:hAnsi="Arial" w:eastAsia="Arial" w:cs="Arial"/>
+                <w:i w:val="false"/>
+                <w:b w:val="false"/>
+                <w:u w:val="none"/>
+                <w:strike w:val="false"/>
+                <w:sz w:val="18"/>
+                <w:szCs w:val="18"/>
+                <w:color w:val="000000"/>
+              </w:rPr>
+              <w:t xml:space="preserve">11 [1–24.2]</w:t>
             </w:r>
           </w:p>
         </w:tc>
       </w:tr>
       <w:tr>
         <w:trPr>
-          <w:trHeight w:val="360" w:hRule="auto"/>
+          <w:trHeight w:val="144" w:hRule="auto"/>
         </w:trPr>
         body23
         <w:tc>
@@ -3767,29 +2689,31 @@
                 <w:left w:val="none" w:sz="0" w:space="0" w:color="000000"/>
                 <w:right w:val="none" w:sz="0" w:space="0" w:color="000000"/>
               </w:pBdr>
-              <w:spacing w:after="100" w:before="100" w:line="240"/>
-              <w:ind w:left="100" w:right="100" w:firstLine="0" w:firstLineChars="0"/>
-              <w:rPr>
-                <w:rFonts w:ascii="Helvetica" w:hAnsi="Helvetica" w:eastAsia="Helvetica" w:cs="Helvetica"/>
-                <w:i w:val="false"/>
-                <w:b w:val="false"/>
-                <w:u w:val="none"/>
-                <w:sz w:val="20"/>
-                <w:szCs w:val="20"/>
-                <w:color w:val="000000"/>
-              </w:rPr>
-            </w:pPr>
-            <w:r>
-              <w:rPr>
-                <w:rFonts w:ascii="Helvetica" w:hAnsi="Helvetica" w:eastAsia="Helvetica" w:cs="Helvetica"/>
-                <w:i w:val="false"/>
-                <w:b w:val="false"/>
-                <w:u w:val="none"/>
-                <w:sz w:val="20"/>
-                <w:szCs w:val="20"/>
-                <w:color w:val="000000"/>
-              </w:rPr>
-              <w:t xml:space="preserve">vent_days</w:t>
+              <w:spacing w:after="0" w:before="0" w:line="240"/>
+              <w:ind w:left="240" w:right="120" w:firstLine="0" w:firstLineChars="0"/>
+              <w:rPr>
+                <w:rFonts w:ascii="Arial" w:hAnsi="Arial" w:eastAsia="Arial" w:cs="Arial"/>
+                <w:i w:val="false"/>
+                <w:b w:val="false"/>
+                <w:u w:val="none"/>
+                <w:strike w:val="false"/>
+                <w:sz w:val="18"/>
+                <w:szCs w:val="18"/>
+                <w:color w:val="000000"/>
+              </w:rPr>
+            </w:pPr>
+            <w:r>
+              <w:rPr>
+                <w:rFonts w:ascii="Arial" w:hAnsi="Arial" w:eastAsia="Arial" w:cs="Arial"/>
+                <w:i w:val="false"/>
+                <w:b w:val="false"/>
+                <w:u w:val="none"/>
+                <w:strike w:val="false"/>
+                <w:sz w:val="18"/>
+                <w:szCs w:val="18"/>
+                <w:color w:val="000000"/>
+              </w:rPr>
+              <w:t xml:space="preserve">hospital_days_72h</w:t>
             </w:r>
           </w:p>
         </w:tc>
@@ -3819,88 +2743,38 @@
                 <w:left w:val="none" w:sz="0" w:space="0" w:color="000000"/>
                 <w:right w:val="none" w:sz="0" w:space="0" w:color="000000"/>
               </w:pBdr>
-              <w:spacing w:after="100" w:before="100" w:line="240"/>
-              <w:ind w:left="100" w:right="100" w:firstLine="0" w:firstLineChars="0"/>
-              <w:rPr>
-                <w:rFonts w:ascii="Helvetica" w:hAnsi="Helvetica" w:eastAsia="Helvetica" w:cs="Helvetica"/>
-                <w:i w:val="false"/>
-                <w:b w:val="false"/>
-                <w:u w:val="none"/>
-                <w:sz w:val="20"/>
-                <w:szCs w:val="20"/>
-                <w:color w:val="000000"/>
-              </w:rPr>
-            </w:pPr>
-            <w:r>
-              <w:rPr>
-                <w:rFonts w:ascii="Helvetica" w:hAnsi="Helvetica" w:eastAsia="Helvetica" w:cs="Helvetica"/>
-                <w:i w:val="false"/>
-                <w:b w:val="false"/>
-                <w:u w:val="none"/>
-                <w:sz w:val="20"/>
-                <w:szCs w:val="20"/>
-                <w:color w:val="000000"/>
-              </w:rPr>
-              <w:t xml:space="preserve">3 [1–6]</w:t>
-            </w:r>
-          </w:p>
-        </w:tc>
-        <w:tc>
-          <w:tcPr>
-            <w:tcBorders>
-              <w:bottom w:val="none" w:sz="0" w:space="0" w:color="000000"/>
-              <w:top w:val="none" w:sz="0" w:space="0" w:color="000000"/>
-              <w:left w:val="none" w:sz="0" w:space="0" w:color="000000"/>
-              <w:right w:val="none" w:sz="0" w:space="0" w:color="000000"/>
-            </w:tcBorders>
-            <w:shd w:val="clear" w:color="auto" w:fill="FFFFFF"/>
-            <w:tcMar>
-              <w:top w:w="0" w:type="dxa"/>
-              <w:bottom w:w="0" w:type="dxa"/>
-              <w:left w:w="0" w:type="dxa"/>
-              <w:right w:w="0" w:type="dxa"/>
-            </w:tcMar>
-            <w:vAlign w:val="center"/>
-          </w:tcPr>
-          <w:p>
-            <w:pPr>
-              <w:jc w:val="center"/>
-              <w:pBdr>
-                <w:bottom w:val="none" w:sz="0" w:space="0" w:color="000000"/>
-                <w:top w:val="none" w:sz="0" w:space="0" w:color="000000"/>
-                <w:left w:val="none" w:sz="0" w:space="0" w:color="000000"/>
-                <w:right w:val="none" w:sz="0" w:space="0" w:color="000000"/>
-              </w:pBdr>
-              <w:spacing w:after="100" w:before="100" w:line="240"/>
-              <w:ind w:left="100" w:right="100" w:firstLine="0" w:firstLineChars="0"/>
-              <w:rPr>
-                <w:rFonts w:ascii="Helvetica" w:hAnsi="Helvetica" w:eastAsia="Helvetica" w:cs="Helvetica"/>
-                <w:i w:val="false"/>
-                <w:b w:val="false"/>
-                <w:u w:val="none"/>
-                <w:sz w:val="20"/>
-                <w:szCs w:val="20"/>
-                <w:color w:val="000000"/>
-              </w:rPr>
-            </w:pPr>
-            <w:r>
-              <w:rPr>
-                <w:rFonts w:ascii="Helvetica" w:hAnsi="Helvetica" w:eastAsia="Helvetica" w:cs="Helvetica"/>
-                <w:i w:val="false"/>
-                <w:b w:val="false"/>
-                <w:u w:val="none"/>
-                <w:sz w:val="20"/>
-                <w:szCs w:val="20"/>
-                <w:color w:val="000000"/>
-              </w:rPr>
-              <w:t xml:space="preserve">0.000000000000011320914776</w:t>
+              <w:spacing w:after="0" w:before="0" w:line="240"/>
+              <w:ind w:left="0" w:right="120" w:firstLine="0" w:firstLineChars="0"/>
+              <w:rPr>
+                <w:rFonts w:ascii="Arial" w:hAnsi="Arial" w:eastAsia="Arial" w:cs="Arial"/>
+                <w:i w:val="false"/>
+                <w:b w:val="false"/>
+                <w:u w:val="none"/>
+                <w:strike w:val="false"/>
+                <w:sz w:val="18"/>
+                <w:szCs w:val="18"/>
+                <w:color w:val="000000"/>
+              </w:rPr>
+            </w:pPr>
+            <w:r>
+              <w:rPr>
+                <w:rFonts w:ascii="Arial" w:hAnsi="Arial" w:eastAsia="Arial" w:cs="Arial"/>
+                <w:i w:val="false"/>
+                <w:b w:val="false"/>
+                <w:u w:val="none"/>
+                <w:strike w:val="false"/>
+                <w:sz w:val="18"/>
+                <w:szCs w:val="18"/>
+                <w:color w:val="000000"/>
+              </w:rPr>
+              <w:t xml:space="preserve">20 [13–35.2]</w:t>
             </w:r>
           </w:p>
         </w:tc>
       </w:tr>
       <w:tr>
         <w:trPr>
-          <w:trHeight w:val="360" w:hRule="auto"/>
+          <w:trHeight w:val="144" w:hRule="auto"/>
         </w:trPr>
         body24
         <w:tc>
@@ -3929,29 +2803,31 @@
                 <w:left w:val="none" w:sz="0" w:space="0" w:color="000000"/>
                 <w:right w:val="none" w:sz="0" w:space="0" w:color="000000"/>
               </w:pBdr>
-              <w:spacing w:after="100" w:before="100" w:line="240"/>
-              <w:ind w:left="100" w:right="100" w:firstLine="0" w:firstLineChars="0"/>
-              <w:rPr>
-                <w:rFonts w:ascii="Helvetica" w:hAnsi="Helvetica" w:eastAsia="Helvetica" w:cs="Helvetica"/>
-                <w:i w:val="false"/>
-                <w:b w:val="false"/>
-                <w:u w:val="none"/>
-                <w:sz w:val="20"/>
-                <w:szCs w:val="20"/>
-                <w:color w:val="000000"/>
-              </w:rPr>
-            </w:pPr>
-            <w:r>
-              <w:rPr>
-                <w:rFonts w:ascii="Helvetica" w:hAnsi="Helvetica" w:eastAsia="Helvetica" w:cs="Helvetica"/>
-                <w:i w:val="false"/>
-                <w:b w:val="false"/>
-                <w:u w:val="none"/>
-                <w:sz w:val="20"/>
-                <w:szCs w:val="20"/>
-                <w:color w:val="000000"/>
-              </w:rPr>
-              <w:t xml:space="preserve">vent_days_72h</w:t>
+              <w:spacing w:after="0" w:before="0" w:line="240"/>
+              <w:ind w:left="240" w:right="120" w:firstLine="0" w:firstLineChars="0"/>
+              <w:rPr>
+                <w:rFonts w:ascii="Arial" w:hAnsi="Arial" w:eastAsia="Arial" w:cs="Arial"/>
+                <w:i w:val="false"/>
+                <w:b w:val="false"/>
+                <w:u w:val="none"/>
+                <w:strike w:val="false"/>
+                <w:sz w:val="18"/>
+                <w:szCs w:val="18"/>
+                <w:color w:val="000000"/>
+              </w:rPr>
+            </w:pPr>
+            <w:r>
+              <w:rPr>
+                <w:rFonts w:ascii="Arial" w:hAnsi="Arial" w:eastAsia="Arial" w:cs="Arial"/>
+                <w:i w:val="false"/>
+                <w:b w:val="false"/>
+                <w:u w:val="none"/>
+                <w:strike w:val="false"/>
+                <w:sz w:val="18"/>
+                <w:szCs w:val="18"/>
+                <w:color w:val="000000"/>
+              </w:rPr>
+              <w:t xml:space="preserve">ICU_days</w:t>
             </w:r>
           </w:p>
         </w:tc>
@@ -3981,88 +2857,38 @@
                 <w:left w:val="none" w:sz="0" w:space="0" w:color="000000"/>
                 <w:right w:val="none" w:sz="0" w:space="0" w:color="000000"/>
               </w:pBdr>
-              <w:spacing w:after="100" w:before="100" w:line="240"/>
-              <w:ind w:left="100" w:right="100" w:firstLine="0" w:firstLineChars="0"/>
-              <w:rPr>
-                <w:rFonts w:ascii="Helvetica" w:hAnsi="Helvetica" w:eastAsia="Helvetica" w:cs="Helvetica"/>
-                <w:i w:val="false"/>
-                <w:b w:val="false"/>
-                <w:u w:val="none"/>
-                <w:sz w:val="20"/>
-                <w:szCs w:val="20"/>
-                <w:color w:val="000000"/>
-              </w:rPr>
-            </w:pPr>
-            <w:r>
-              <w:rPr>
-                <w:rFonts w:ascii="Helvetica" w:hAnsi="Helvetica" w:eastAsia="Helvetica" w:cs="Helvetica"/>
-                <w:i w:val="false"/>
-                <w:b w:val="false"/>
-                <w:u w:val="none"/>
-                <w:sz w:val="20"/>
-                <w:szCs w:val="20"/>
-                <w:color w:val="000000"/>
-              </w:rPr>
-              <w:t xml:space="preserve">4 [2–11.8]</w:t>
-            </w:r>
-          </w:p>
-        </w:tc>
-        <w:tc>
-          <w:tcPr>
-            <w:tcBorders>
-              <w:bottom w:val="none" w:sz="0" w:space="0" w:color="000000"/>
-              <w:top w:val="none" w:sz="0" w:space="0" w:color="000000"/>
-              <w:left w:val="none" w:sz="0" w:space="0" w:color="000000"/>
-              <w:right w:val="none" w:sz="0" w:space="0" w:color="000000"/>
-            </w:tcBorders>
-            <w:shd w:val="clear" w:color="auto" w:fill="FFFFFF"/>
-            <w:tcMar>
-              <w:top w:w="0" w:type="dxa"/>
-              <w:bottom w:w="0" w:type="dxa"/>
-              <w:left w:w="0" w:type="dxa"/>
-              <w:right w:w="0" w:type="dxa"/>
-            </w:tcMar>
-            <w:vAlign w:val="center"/>
-          </w:tcPr>
-          <w:p>
-            <w:pPr>
-              <w:jc w:val="center"/>
-              <w:pBdr>
-                <w:bottom w:val="none" w:sz="0" w:space="0" w:color="000000"/>
-                <w:top w:val="none" w:sz="0" w:space="0" w:color="000000"/>
-                <w:left w:val="none" w:sz="0" w:space="0" w:color="000000"/>
-                <w:right w:val="none" w:sz="0" w:space="0" w:color="000000"/>
-              </w:pBdr>
-              <w:spacing w:after="100" w:before="100" w:line="240"/>
-              <w:ind w:left="100" w:right="100" w:firstLine="0" w:firstLineChars="0"/>
-              <w:rPr>
-                <w:rFonts w:ascii="Helvetica" w:hAnsi="Helvetica" w:eastAsia="Helvetica" w:cs="Helvetica"/>
-                <w:i w:val="false"/>
-                <w:b w:val="false"/>
-                <w:u w:val="none"/>
-                <w:sz w:val="20"/>
-                <w:szCs w:val="20"/>
-                <w:color w:val="000000"/>
-              </w:rPr>
-            </w:pPr>
-            <w:r>
-              <w:rPr>
-                <w:rFonts w:ascii="Helvetica" w:hAnsi="Helvetica" w:eastAsia="Helvetica" w:cs="Helvetica"/>
-                <w:i w:val="false"/>
-                <w:b w:val="false"/>
-                <w:u w:val="none"/>
-                <w:sz w:val="20"/>
-                <w:szCs w:val="20"/>
-                <w:color w:val="000000"/>
-              </w:rPr>
-              <w:t xml:space="preserve">0.000000000090223674127082</w:t>
+              <w:spacing w:after="0" w:before="0" w:line="240"/>
+              <w:ind w:left="0" w:right="120" w:firstLine="0" w:firstLineChars="0"/>
+              <w:rPr>
+                <w:rFonts w:ascii="Arial" w:hAnsi="Arial" w:eastAsia="Arial" w:cs="Arial"/>
+                <w:i w:val="false"/>
+                <w:b w:val="false"/>
+                <w:u w:val="none"/>
+                <w:strike w:val="false"/>
+                <w:sz w:val="18"/>
+                <w:szCs w:val="18"/>
+                <w:color w:val="000000"/>
+              </w:rPr>
+            </w:pPr>
+            <w:r>
+              <w:rPr>
+                <w:rFonts w:ascii="Arial" w:hAnsi="Arial" w:eastAsia="Arial" w:cs="Arial"/>
+                <w:i w:val="false"/>
+                <w:b w:val="false"/>
+                <w:u w:val="none"/>
+                <w:strike w:val="false"/>
+                <w:sz w:val="18"/>
+                <w:szCs w:val="18"/>
+                <w:color w:val="000000"/>
+              </w:rPr>
+              <w:t xml:space="preserve">7 [3–18.8]</w:t>
             </w:r>
           </w:p>
         </w:tc>
       </w:tr>
       <w:tr>
         <w:trPr>
-          <w:trHeight w:val="360" w:hRule="auto"/>
+          <w:trHeight w:val="144" w:hRule="auto"/>
         </w:trPr>
         body25
         <w:tc>
@@ -4091,29 +2917,31 @@
                 <w:left w:val="none" w:sz="0" w:space="0" w:color="000000"/>
                 <w:right w:val="none" w:sz="0" w:space="0" w:color="000000"/>
               </w:pBdr>
-              <w:spacing w:after="100" w:before="100" w:line="240"/>
-              <w:ind w:left="100" w:right="100" w:firstLine="0" w:firstLineChars="0"/>
-              <w:rPr>
-                <w:rFonts w:ascii="Helvetica" w:hAnsi="Helvetica" w:eastAsia="Helvetica" w:cs="Helvetica"/>
-                <w:i w:val="false"/>
-                <w:b w:val="false"/>
-                <w:u w:val="none"/>
-                <w:sz w:val="20"/>
-                <w:szCs w:val="20"/>
-                <w:color w:val="000000"/>
-              </w:rPr>
-            </w:pPr>
-            <w:r>
-              <w:rPr>
-                <w:rFonts w:ascii="Helvetica" w:hAnsi="Helvetica" w:eastAsia="Helvetica" w:cs="Helvetica"/>
-                <w:i w:val="false"/>
-                <w:b w:val="false"/>
-                <w:u w:val="none"/>
-                <w:sz w:val="20"/>
-                <w:szCs w:val="20"/>
-                <w:color w:val="000000"/>
-              </w:rPr>
-              <w:t xml:space="preserve">readmission_wi_30d: N</w:t>
+              <w:spacing w:after="0" w:before="0" w:line="240"/>
+              <w:ind w:left="240" w:right="120" w:firstLine="0" w:firstLineChars="0"/>
+              <w:rPr>
+                <w:rFonts w:ascii="Arial" w:hAnsi="Arial" w:eastAsia="Arial" w:cs="Arial"/>
+                <w:i w:val="false"/>
+                <w:b w:val="false"/>
+                <w:u w:val="none"/>
+                <w:strike w:val="false"/>
+                <w:sz w:val="18"/>
+                <w:szCs w:val="18"/>
+                <w:color w:val="000000"/>
+              </w:rPr>
+            </w:pPr>
+            <w:r>
+              <w:rPr>
+                <w:rFonts w:ascii="Arial" w:hAnsi="Arial" w:eastAsia="Arial" w:cs="Arial"/>
+                <w:i w:val="false"/>
+                <w:b w:val="false"/>
+                <w:u w:val="none"/>
+                <w:strike w:val="false"/>
+                <w:sz w:val="18"/>
+                <w:szCs w:val="18"/>
+                <w:color w:val="000000"/>
+              </w:rPr>
+              <w:t xml:space="preserve">ICU_days_72h</w:t>
             </w:r>
           </w:p>
         </w:tc>
@@ -4143,94 +2971,44 @@
                 <w:left w:val="none" w:sz="0" w:space="0" w:color="000000"/>
                 <w:right w:val="none" w:sz="0" w:space="0" w:color="000000"/>
               </w:pBdr>
-              <w:spacing w:after="100" w:before="100" w:line="240"/>
-              <w:ind w:left="100" w:right="100" w:firstLine="0" w:firstLineChars="0"/>
-              <w:rPr>
-                <w:rFonts w:ascii="Helvetica" w:hAnsi="Helvetica" w:eastAsia="Helvetica" w:cs="Helvetica"/>
-                <w:i w:val="false"/>
-                <w:b w:val="false"/>
-                <w:u w:val="none"/>
-                <w:sz w:val="20"/>
-                <w:szCs w:val="20"/>
-                <w:color w:val="000000"/>
-              </w:rPr>
-            </w:pPr>
-            <w:r>
-              <w:rPr>
-                <w:rFonts w:ascii="Helvetica" w:hAnsi="Helvetica" w:eastAsia="Helvetica" w:cs="Helvetica"/>
-                <w:i w:val="false"/>
-                <w:b w:val="false"/>
-                <w:u w:val="none"/>
-                <w:sz w:val="20"/>
-                <w:szCs w:val="20"/>
-                <w:color w:val="000000"/>
-              </w:rPr>
-              <w:t xml:space="preserve">63 (85%)</w:t>
-            </w:r>
-          </w:p>
-        </w:tc>
-        <w:tc>
-          <w:tcPr>
-            <w:tcBorders>
-              <w:bottom w:val="none" w:sz="0" w:space="0" w:color="000000"/>
-              <w:top w:val="none" w:sz="0" w:space="0" w:color="000000"/>
-              <w:left w:val="none" w:sz="0" w:space="0" w:color="000000"/>
-              <w:right w:val="none" w:sz="0" w:space="0" w:color="000000"/>
-            </w:tcBorders>
-            <w:shd w:val="clear" w:color="auto" w:fill="FFFFFF"/>
-            <w:tcMar>
-              <w:top w:w="0" w:type="dxa"/>
-              <w:bottom w:w="0" w:type="dxa"/>
-              <w:left w:w="0" w:type="dxa"/>
-              <w:right w:w="0" w:type="dxa"/>
-            </w:tcMar>
-            <w:vAlign w:val="center"/>
-          </w:tcPr>
-          <w:p>
-            <w:pPr>
-              <w:jc w:val="center"/>
-              <w:pBdr>
-                <w:bottom w:val="none" w:sz="0" w:space="0" w:color="000000"/>
-                <w:top w:val="none" w:sz="0" w:space="0" w:color="000000"/>
-                <w:left w:val="none" w:sz="0" w:space="0" w:color="000000"/>
-                <w:right w:val="none" w:sz="0" w:space="0" w:color="000000"/>
-              </w:pBdr>
-              <w:spacing w:after="100" w:before="100" w:line="240"/>
-              <w:ind w:left="100" w:right="100" w:firstLine="0" w:firstLineChars="0"/>
-              <w:rPr>
-                <w:rFonts w:ascii="Helvetica" w:hAnsi="Helvetica" w:eastAsia="Helvetica" w:cs="Helvetica"/>
-                <w:i w:val="false"/>
-                <w:b w:val="false"/>
-                <w:u w:val="none"/>
-                <w:sz w:val="20"/>
-                <w:szCs w:val="20"/>
-                <w:color w:val="000000"/>
-              </w:rPr>
-            </w:pPr>
-            <w:r>
-              <w:rPr>
-                <w:rFonts w:ascii="Helvetica" w:hAnsi="Helvetica" w:eastAsia="Helvetica" w:cs="Helvetica"/>
-                <w:i w:val="false"/>
-                <w:b w:val="false"/>
-                <w:u w:val="none"/>
-                <w:sz w:val="20"/>
-                <w:szCs w:val="20"/>
-                <w:color w:val="000000"/>
-              </w:rPr>
-              <w:t xml:space="preserve"/>
+              <w:spacing w:after="0" w:before="0" w:line="240"/>
+              <w:ind w:left="0" w:right="120" w:firstLine="0" w:firstLineChars="0"/>
+              <w:rPr>
+                <w:rFonts w:ascii="Arial" w:hAnsi="Arial" w:eastAsia="Arial" w:cs="Arial"/>
+                <w:i w:val="false"/>
+                <w:b w:val="false"/>
+                <w:u w:val="none"/>
+                <w:strike w:val="false"/>
+                <w:sz w:val="18"/>
+                <w:szCs w:val="18"/>
+                <w:color w:val="000000"/>
+              </w:rPr>
+            </w:pPr>
+            <w:r>
+              <w:rPr>
+                <w:rFonts w:ascii="Arial" w:hAnsi="Arial" w:eastAsia="Arial" w:cs="Arial"/>
+                <w:i w:val="false"/>
+                <w:b w:val="false"/>
+                <w:u w:val="none"/>
+                <w:strike w:val="false"/>
+                <w:sz w:val="18"/>
+                <w:szCs w:val="18"/>
+                <w:color w:val="000000"/>
+              </w:rPr>
+              <w:t xml:space="preserve">8 [4–21.5]</w:t>
             </w:r>
           </w:p>
         </w:tc>
       </w:tr>
       <w:tr>
         <w:trPr>
-          <w:trHeight w:val="360" w:hRule="auto"/>
+          <w:trHeight w:val="144" w:hRule="auto"/>
         </w:trPr>
         body26
         <w:tc>
           <w:tcPr>
             <w:tcBorders>
-              <w:bottom w:val="single" w:sz="12" w:space="0" w:color="666666"/>
+              <w:bottom w:val="none" w:sz="0" w:space="0" w:color="000000"/>
               <w:top w:val="none" w:sz="0" w:space="0" w:color="000000"/>
               <w:left w:val="none" w:sz="0" w:space="0" w:color="000000"/>
               <w:right w:val="none" w:sz="0" w:space="0" w:color="000000"/>
@@ -4253,26 +3031,256 @@
                 <w:left w:val="none" w:sz="0" w:space="0" w:color="000000"/>
                 <w:right w:val="none" w:sz="0" w:space="0" w:color="000000"/>
               </w:pBdr>
-              <w:spacing w:after="100" w:before="100" w:line="240"/>
-              <w:ind w:left="100" w:right="100" w:firstLine="0" w:firstLineChars="0"/>
-              <w:rPr>
-                <w:rFonts w:ascii="Helvetica" w:hAnsi="Helvetica" w:eastAsia="Helvetica" w:cs="Helvetica"/>
-                <w:i w:val="false"/>
-                <w:b w:val="false"/>
-                <w:u w:val="none"/>
-                <w:sz w:val="20"/>
-                <w:szCs w:val="20"/>
-                <w:color w:val="000000"/>
-              </w:rPr>
-            </w:pPr>
-            <w:r>
-              <w:rPr>
-                <w:rFonts w:ascii="Helvetica" w:hAnsi="Helvetica" w:eastAsia="Helvetica" w:cs="Helvetica"/>
-                <w:i w:val="false"/>
-                <w:b w:val="false"/>
-                <w:u w:val="none"/>
-                <w:sz w:val="20"/>
-                <w:szCs w:val="20"/>
+              <w:spacing w:after="0" w:before="0" w:line="240"/>
+              <w:ind w:left="240" w:right="120" w:firstLine="0" w:firstLineChars="0"/>
+              <w:rPr>
+                <w:rFonts w:ascii="Arial" w:hAnsi="Arial" w:eastAsia="Arial" w:cs="Arial"/>
+                <w:i w:val="false"/>
+                <w:b w:val="false"/>
+                <w:u w:val="none"/>
+                <w:strike w:val="false"/>
+                <w:sz w:val="18"/>
+                <w:szCs w:val="18"/>
+                <w:color w:val="000000"/>
+              </w:rPr>
+            </w:pPr>
+            <w:r>
+              <w:rPr>
+                <w:rFonts w:ascii="Arial" w:hAnsi="Arial" w:eastAsia="Arial" w:cs="Arial"/>
+                <w:i w:val="false"/>
+                <w:b w:val="false"/>
+                <w:u w:val="none"/>
+                <w:strike w:val="false"/>
+                <w:sz w:val="18"/>
+                <w:szCs w:val="18"/>
+                <w:color w:val="000000"/>
+              </w:rPr>
+              <w:t xml:space="preserve">vent_days</w:t>
+            </w:r>
+          </w:p>
+        </w:tc>
+        <w:tc>
+          <w:tcPr>
+            <w:tcBorders>
+              <w:bottom w:val="none" w:sz="0" w:space="0" w:color="000000"/>
+              <w:top w:val="none" w:sz="0" w:space="0" w:color="000000"/>
+              <w:left w:val="none" w:sz="0" w:space="0" w:color="000000"/>
+              <w:right w:val="none" w:sz="0" w:space="0" w:color="000000"/>
+            </w:tcBorders>
+            <w:shd w:val="clear" w:color="auto" w:fill="FFFFFF"/>
+            <w:tcMar>
+              <w:top w:w="0" w:type="dxa"/>
+              <w:bottom w:w="0" w:type="dxa"/>
+              <w:left w:w="0" w:type="dxa"/>
+              <w:right w:w="0" w:type="dxa"/>
+            </w:tcMar>
+            <w:vAlign w:val="center"/>
+          </w:tcPr>
+          <w:p>
+            <w:pPr>
+              <w:jc w:val="center"/>
+              <w:pBdr>
+                <w:bottom w:val="none" w:sz="0" w:space="0" w:color="000000"/>
+                <w:top w:val="none" w:sz="0" w:space="0" w:color="000000"/>
+                <w:left w:val="none" w:sz="0" w:space="0" w:color="000000"/>
+                <w:right w:val="none" w:sz="0" w:space="0" w:color="000000"/>
+              </w:pBdr>
+              <w:spacing w:after="0" w:before="0" w:line="240"/>
+              <w:ind w:left="0" w:right="120" w:firstLine="0" w:firstLineChars="0"/>
+              <w:rPr>
+                <w:rFonts w:ascii="Arial" w:hAnsi="Arial" w:eastAsia="Arial" w:cs="Arial"/>
+                <w:i w:val="false"/>
+                <w:b w:val="false"/>
+                <w:u w:val="none"/>
+                <w:strike w:val="false"/>
+                <w:sz w:val="18"/>
+                <w:szCs w:val="18"/>
+                <w:color w:val="000000"/>
+              </w:rPr>
+            </w:pPr>
+            <w:r>
+              <w:rPr>
+                <w:rFonts w:ascii="Arial" w:hAnsi="Arial" w:eastAsia="Arial" w:cs="Arial"/>
+                <w:i w:val="false"/>
+                <w:b w:val="false"/>
+                <w:u w:val="none"/>
+                <w:strike w:val="false"/>
+                <w:sz w:val="18"/>
+                <w:szCs w:val="18"/>
+                <w:color w:val="000000"/>
+              </w:rPr>
+              <w:t xml:space="preserve">3 [1–6]</w:t>
+            </w:r>
+          </w:p>
+        </w:tc>
+      </w:tr>
+      <w:tr>
+        <w:trPr>
+          <w:trHeight w:val="144" w:hRule="auto"/>
+        </w:trPr>
+        body27
+        <w:tc>
+          <w:tcPr>
+            <w:tcBorders>
+              <w:bottom w:val="none" w:sz="0" w:space="0" w:color="000000"/>
+              <w:top w:val="none" w:sz="0" w:space="0" w:color="000000"/>
+              <w:left w:val="none" w:sz="0" w:space="0" w:color="000000"/>
+              <w:right w:val="none" w:sz="0" w:space="0" w:color="000000"/>
+            </w:tcBorders>
+            <w:shd w:val="clear" w:color="auto" w:fill="FFFFFF"/>
+            <w:tcMar>
+              <w:top w:w="0" w:type="dxa"/>
+              <w:bottom w:w="0" w:type="dxa"/>
+              <w:left w:w="0" w:type="dxa"/>
+              <w:right w:w="0" w:type="dxa"/>
+            </w:tcMar>
+            <w:vAlign w:val="center"/>
+          </w:tcPr>
+          <w:p>
+            <w:pPr>
+              <w:jc w:val="left"/>
+              <w:pBdr>
+                <w:bottom w:val="none" w:sz="0" w:space="0" w:color="000000"/>
+                <w:top w:val="none" w:sz="0" w:space="0" w:color="000000"/>
+                <w:left w:val="none" w:sz="0" w:space="0" w:color="000000"/>
+                <w:right w:val="none" w:sz="0" w:space="0" w:color="000000"/>
+              </w:pBdr>
+              <w:spacing w:after="0" w:before="0" w:line="240"/>
+              <w:ind w:left="240" w:right="120" w:firstLine="0" w:firstLineChars="0"/>
+              <w:rPr>
+                <w:rFonts w:ascii="Arial" w:hAnsi="Arial" w:eastAsia="Arial" w:cs="Arial"/>
+                <w:i w:val="false"/>
+                <w:b w:val="false"/>
+                <w:u w:val="none"/>
+                <w:strike w:val="false"/>
+                <w:sz w:val="18"/>
+                <w:szCs w:val="18"/>
+                <w:color w:val="000000"/>
+              </w:rPr>
+            </w:pPr>
+            <w:r>
+              <w:rPr>
+                <w:rFonts w:ascii="Arial" w:hAnsi="Arial" w:eastAsia="Arial" w:cs="Arial"/>
+                <w:i w:val="false"/>
+                <w:b w:val="false"/>
+                <w:u w:val="none"/>
+                <w:strike w:val="false"/>
+                <w:sz w:val="18"/>
+                <w:szCs w:val="18"/>
+                <w:color w:val="000000"/>
+              </w:rPr>
+              <w:t xml:space="preserve">vent_days_72h</w:t>
+            </w:r>
+          </w:p>
+        </w:tc>
+        <w:tc>
+          <w:tcPr>
+            <w:tcBorders>
+              <w:bottom w:val="none" w:sz="0" w:space="0" w:color="000000"/>
+              <w:top w:val="none" w:sz="0" w:space="0" w:color="000000"/>
+              <w:left w:val="none" w:sz="0" w:space="0" w:color="000000"/>
+              <w:right w:val="none" w:sz="0" w:space="0" w:color="000000"/>
+            </w:tcBorders>
+            <w:shd w:val="clear" w:color="auto" w:fill="FFFFFF"/>
+            <w:tcMar>
+              <w:top w:w="0" w:type="dxa"/>
+              <w:bottom w:w="0" w:type="dxa"/>
+              <w:left w:w="0" w:type="dxa"/>
+              <w:right w:w="0" w:type="dxa"/>
+            </w:tcMar>
+            <w:vAlign w:val="center"/>
+          </w:tcPr>
+          <w:p>
+            <w:pPr>
+              <w:jc w:val="center"/>
+              <w:pBdr>
+                <w:bottom w:val="none" w:sz="0" w:space="0" w:color="000000"/>
+                <w:top w:val="none" w:sz="0" w:space="0" w:color="000000"/>
+                <w:left w:val="none" w:sz="0" w:space="0" w:color="000000"/>
+                <w:right w:val="none" w:sz="0" w:space="0" w:color="000000"/>
+              </w:pBdr>
+              <w:spacing w:after="0" w:before="0" w:line="240"/>
+              <w:ind w:left="0" w:right="120" w:firstLine="0" w:firstLineChars="0"/>
+              <w:rPr>
+                <w:rFonts w:ascii="Arial" w:hAnsi="Arial" w:eastAsia="Arial" w:cs="Arial"/>
+                <w:i w:val="false"/>
+                <w:b w:val="false"/>
+                <w:u w:val="none"/>
+                <w:strike w:val="false"/>
+                <w:sz w:val="18"/>
+                <w:szCs w:val="18"/>
+                <w:color w:val="000000"/>
+              </w:rPr>
+            </w:pPr>
+            <w:r>
+              <w:rPr>
+                <w:rFonts w:ascii="Arial" w:hAnsi="Arial" w:eastAsia="Arial" w:cs="Arial"/>
+                <w:i w:val="false"/>
+                <w:b w:val="false"/>
+                <w:u w:val="none"/>
+                <w:strike w:val="false"/>
+                <w:sz w:val="18"/>
+                <w:szCs w:val="18"/>
+                <w:color w:val="000000"/>
+              </w:rPr>
+              <w:t xml:space="preserve">4 [2–11.8]</w:t>
+            </w:r>
+          </w:p>
+        </w:tc>
+      </w:tr>
+      <w:tr>
+        <w:trPr>
+          <w:trHeight w:val="144" w:hRule="auto"/>
+        </w:trPr>
+        body28
+        <w:tc>
+          <w:tcPr>
+            <w:tcBorders>
+              <w:bottom w:val="single" w:sz="4" w:space="0" w:color="000000"/>
+              <w:top w:val="none" w:sz="0" w:space="0" w:color="000000"/>
+              <w:left w:val="none" w:sz="0" w:space="0" w:color="000000"/>
+              <w:right w:val="none" w:sz="0" w:space="0" w:color="000000"/>
+            </w:tcBorders>
+            <w:shd w:val="clear" w:color="auto" w:fill="FFFFFF"/>
+            <w:tcMar>
+              <w:top w:w="0" w:type="dxa"/>
+              <w:bottom w:w="0" w:type="dxa"/>
+              <w:left w:w="0" w:type="dxa"/>
+              <w:right w:w="0" w:type="dxa"/>
+            </w:tcMar>
+            <w:vAlign w:val="center"/>
+          </w:tcPr>
+          <w:p>
+            <w:pPr>
+              <w:jc w:val="left"/>
+              <w:pBdr>
+                <w:bottom w:val="none" w:sz="0" w:space="0" w:color="000000"/>
+                <w:top w:val="none" w:sz="0" w:space="0" w:color="000000"/>
+                <w:left w:val="none" w:sz="0" w:space="0" w:color="000000"/>
+                <w:right w:val="none" w:sz="0" w:space="0" w:color="000000"/>
+              </w:pBdr>
+              <w:spacing w:after="0" w:before="0" w:line="240"/>
+              <w:ind w:left="240" w:right="120" w:firstLine="0" w:firstLineChars="0"/>
+              <w:rPr>
+                <w:rFonts w:ascii="Arial" w:hAnsi="Arial" w:eastAsia="Arial" w:cs="Arial"/>
+                <w:i w:val="false"/>
+                <w:b w:val="false"/>
+                <w:u w:val="none"/>
+                <w:strike w:val="false"/>
+                <w:sz w:val="18"/>
+                <w:szCs w:val="18"/>
+                <w:color w:val="000000"/>
+              </w:rPr>
+            </w:pPr>
+            <w:r>
+              <w:rPr>
+                <w:rFonts w:ascii="Arial" w:hAnsi="Arial" w:eastAsia="Arial" w:cs="Arial"/>
+                <w:i w:val="false"/>
+                <w:b w:val="false"/>
+                <w:u w:val="none"/>
+                <w:strike w:val="false"/>
+                <w:sz w:val="18"/>
+                <w:szCs w:val="18"/>
                 <w:color w:val="000000"/>
               </w:rPr>
               <w:t xml:space="preserve">readmission_wi_30d: Y</w:t>
@@ -4282,7 +3290,7 @@
         <w:tc>
           <w:tcPr>
             <w:tcBorders>
-              <w:bottom w:val="single" w:sz="12" w:space="0" w:color="666666"/>
+              <w:bottom w:val="single" w:sz="4" w:space="0" w:color="000000"/>
               <w:top w:val="none" w:sz="0" w:space="0" w:color="000000"/>
               <w:left w:val="none" w:sz="0" w:space="0" w:color="000000"/>
               <w:right w:val="none" w:sz="0" w:space="0" w:color="000000"/>
@@ -4305,180 +3313,162 @@
                 <w:left w:val="none" w:sz="0" w:space="0" w:color="000000"/>
                 <w:right w:val="none" w:sz="0" w:space="0" w:color="000000"/>
               </w:pBdr>
-              <w:spacing w:after="100" w:before="100" w:line="240"/>
-              <w:ind w:left="100" w:right="100" w:firstLine="0" w:firstLineChars="0"/>
-              <w:rPr>
-                <w:rFonts w:ascii="Helvetica" w:hAnsi="Helvetica" w:eastAsia="Helvetica" w:cs="Helvetica"/>
-                <w:i w:val="false"/>
-                <w:b w:val="false"/>
-                <w:u w:val="none"/>
-                <w:sz w:val="20"/>
-                <w:szCs w:val="20"/>
-                <w:color w:val="000000"/>
-              </w:rPr>
-            </w:pPr>
-            <w:r>
-              <w:rPr>
-                <w:rFonts w:ascii="Helvetica" w:hAnsi="Helvetica" w:eastAsia="Helvetica" w:cs="Helvetica"/>
-                <w:i w:val="false"/>
-                <w:b w:val="false"/>
-                <w:u w:val="none"/>
-                <w:sz w:val="20"/>
-                <w:szCs w:val="20"/>
+              <w:spacing w:after="0" w:before="0" w:line="240"/>
+              <w:ind w:left="0" w:right="120" w:firstLine="0" w:firstLineChars="0"/>
+              <w:rPr>
+                <w:rFonts w:ascii="Arial" w:hAnsi="Arial" w:eastAsia="Arial" w:cs="Arial"/>
+                <w:i w:val="false"/>
+                <w:b w:val="false"/>
+                <w:u w:val="none"/>
+                <w:strike w:val="false"/>
+                <w:sz w:val="18"/>
+                <w:szCs w:val="18"/>
+                <w:color w:val="000000"/>
+              </w:rPr>
+            </w:pPr>
+            <w:r>
+              <w:rPr>
+                <w:rFonts w:ascii="Arial" w:hAnsi="Arial" w:eastAsia="Arial" w:cs="Arial"/>
+                <w:i w:val="false"/>
+                <w:b w:val="false"/>
+                <w:u w:val="none"/>
+                <w:strike w:val="false"/>
+                <w:sz w:val="18"/>
+                <w:szCs w:val="18"/>
                 <w:color w:val="000000"/>
               </w:rPr>
               <w:t xml:space="preserve">11 (15%)</w:t>
             </w:r>
           </w:p>
         </w:tc>
-        <w:tc>
-          <w:tcPr>
-            <w:tcBorders>
-              <w:bottom w:val="single" w:sz="12" w:space="0" w:color="666666"/>
-              <w:top w:val="none" w:sz="0" w:space="0" w:color="000000"/>
-              <w:left w:val="none" w:sz="0" w:space="0" w:color="000000"/>
-              <w:right w:val="none" w:sz="0" w:space="0" w:color="000000"/>
-            </w:tcBorders>
-            <w:shd w:val="clear" w:color="auto" w:fill="FFFFFF"/>
-            <w:tcMar>
-              <w:top w:w="0" w:type="dxa"/>
-              <w:bottom w:w="0" w:type="dxa"/>
-              <w:left w:w="0" w:type="dxa"/>
-              <w:right w:w="0" w:type="dxa"/>
-            </w:tcMar>
-            <w:vAlign w:val="center"/>
-          </w:tcPr>
-          <w:p>
-            <w:pPr>
-              <w:jc w:val="center"/>
-              <w:pBdr>
-                <w:bottom w:val="none" w:sz="0" w:space="0" w:color="000000"/>
-                <w:top w:val="none" w:sz="0" w:space="0" w:color="000000"/>
-                <w:left w:val="none" w:sz="0" w:space="0" w:color="000000"/>
-                <w:right w:val="none" w:sz="0" w:space="0" w:color="000000"/>
-              </w:pBdr>
-              <w:spacing w:after="100" w:before="100" w:line="240"/>
-              <w:ind w:left="100" w:right="100" w:firstLine="0" w:firstLineChars="0"/>
-              <w:rPr>
-                <w:rFonts w:ascii="Helvetica" w:hAnsi="Helvetica" w:eastAsia="Helvetica" w:cs="Helvetica"/>
-                <w:i w:val="false"/>
-                <w:b w:val="false"/>
-                <w:u w:val="none"/>
-                <w:sz w:val="20"/>
-                <w:szCs w:val="20"/>
-                <w:color w:val="000000"/>
-              </w:rPr>
-            </w:pPr>
-            <w:r>
-              <w:rPr>
-                <w:rFonts w:ascii="Helvetica" w:hAnsi="Helvetica" w:eastAsia="Helvetica" w:cs="Helvetica"/>
-                <w:i w:val="false"/>
-                <w:b w:val="false"/>
-                <w:u w:val="none"/>
-                <w:sz w:val="20"/>
-                <w:szCs w:val="20"/>
-                <w:color w:val="000000"/>
-              </w:rPr>
-              <w:t xml:space="preserve"/>
+      </w:tr>
+      <w:tr>
+        <w:trPr>
+          <w:trHeight w:val="1152" w:hRule="auto"/>
+        </w:trPr>
+        body29
+        <w:tc>
+          <w:tcPr>
+            <w:gridSpan w:val="2"/>
+            <w:tcBorders>
+              <w:bottom w:val="single" w:sz="4" w:space="0" w:color="000000"/>
+              <w:top w:val="single" w:sz="4" w:space="0" w:color="000000"/>
+              <w:left w:val="none" w:sz="0" w:space="0" w:color="000000"/>
+              <w:right w:val="none" w:sz="0" w:space="0" w:color="000000"/>
+            </w:tcBorders>
+            <w:shd w:val="clear" w:color="auto" w:fill="FFFFFF"/>
+            <w:tcMar>
+              <w:top w:w="0" w:type="dxa"/>
+              <w:bottom w:w="0" w:type="dxa"/>
+              <w:left w:w="0" w:type="dxa"/>
+              <w:right w:w="0" w:type="dxa"/>
+            </w:tcMar>
+            <w:vAlign w:val="center"/>
+          </w:tcPr>
+          <w:p>
+            <w:pPr>
+              <w:jc w:val="left"/>
+              <w:pBdr>
+                <w:bottom w:val="none" w:sz="0" w:space="0" w:color="000000"/>
+                <w:top w:val="none" w:sz="0" w:space="0" w:color="000000"/>
+                <w:left w:val="none" w:sz="0" w:space="0" w:color="000000"/>
+                <w:right w:val="none" w:sz="0" w:space="0" w:color="000000"/>
+              </w:pBdr>
+              <w:spacing w:after="120" w:before="120" w:line="240"/>
+              <w:ind w:left="120" w:right="120" w:firstLine="0" w:firstLineChars="0"/>
+              <w:rPr>
+                <w:rFonts w:ascii="Arial" w:hAnsi="Arial" w:eastAsia="Arial" w:cs="Arial"/>
+                <w:i w:val="true"/>
+                <w:b w:val="false"/>
+                <w:u w:val="none"/>
+                <w:strike w:val="false"/>
+                <w:sz w:val="12"/>
+                <w:szCs w:val="12"/>
+                <w:color w:val="000000"/>
+              </w:rPr>
+            </w:pPr>
+            <w:r>
+              <w:rPr>
+                <w:rFonts w:ascii="Arial" w:hAnsi="Arial" w:eastAsia="Arial" w:cs="Arial"/>
+                <w:i w:val="true"/>
+                <w:b w:val="false"/>
+                <w:u w:val="none"/>
+                <w:strike w:val="false"/>
+                <w:sz w:val="12"/>
+                <w:szCs w:val="12"/>
+                <w:color w:val="000000"/>
+              </w:rPr>
+              <w:t xml:space="preserve">Statistical Methods: For continuous variables, normality was assessed using the Shapiro–Wilk test (when enabled). Normally distributed variables were summarized as mean ± SD and compared using Welch's t-test for two-group comparisons or one-way ANOVA for three-group comparisons. Non-normally distributed or user-specified ordinal variables were summarized as median [IQR] and compared using the Wilcoxon rank-sum test (two groups) or Kruskal–Wallis test (three groups). Categorical variables were summarized as n (%) and compared using Chi-squared tests or Fisher's exact tests when expected counts were &lt;5. For binary categorical variables, odds ratios with 95% confidence intervals were computed using Fisher's exact or Wald methods, as appropriate. Approximate p-values were used for non-parametric tests with tied data.</w:t>
+            </w:r>
+            <w:r>
+              <w:rPr>
+                <w:rFonts w:ascii="Arial" w:hAnsi="Arial" w:eastAsia="Arial" w:cs="Arial"/>
+                <w:i w:val="true"/>
+                <w:b w:val="false"/>
+                <w:u w:val="none"/>
+                <w:strike w:val="false"/>
+                <w:sz w:val="12"/>
+                <w:szCs w:val="12"/>
+                <w:color w:val="000000"/>
+              </w:rPr>
+              <w:br/>
+            </w:r>
+            <w:r>
+              <w:rPr>
+                <w:rFonts w:ascii="Arial" w:hAnsi="Arial" w:eastAsia="Arial" w:cs="Arial"/>
+                <w:i w:val="true"/>
+                <w:b w:val="false"/>
+                <w:u w:val="none"/>
+                <w:strike w:val="false"/>
+                <w:sz w:val="12"/>
+                <w:szCs w:val="12"/>
+                <w:color w:val="000000"/>
+              </w:rPr>
+              <w:br/>
+            </w:r>
+            <w:r>
+              <w:rPr>
+                <w:rFonts w:ascii="Arial" w:hAnsi="Arial" w:eastAsia="Arial" w:cs="Arial"/>
+                <w:i w:val="true"/>
+                <w:b w:val="false"/>
+                <w:u w:val="none"/>
+                <w:strike w:val="false"/>
+                <w:sz w:val="12"/>
+                <w:szCs w:val="12"/>
+                <w:color w:val="000000"/>
+              </w:rPr>
+              <w:t xml:space="preserve">*- All values are presented as mean ± SD for normally distributed continuous variables, median [IQR] for non-normally distributed continuous or ordinal variables, and n (%) for categorical variables.</w:t>
+            </w:r>
+            <w:r>
+              <w:rPr>
+                <w:rFonts w:ascii="Arial" w:hAnsi="Arial" w:eastAsia="Arial" w:cs="Arial"/>
+                <w:i w:val="true"/>
+                <w:b w:val="false"/>
+                <w:u w:val="none"/>
+                <w:strike w:val="false"/>
+                <w:sz w:val="12"/>
+                <w:szCs w:val="12"/>
+                <w:color w:val="000000"/>
+              </w:rPr>
+              <w:br/>
+            </w:r>
+            <w:r>
+              <w:rPr>
+                <w:rFonts w:ascii="Arial" w:hAnsi="Arial" w:eastAsia="Arial" w:cs="Arial"/>
+                <w:i w:val="true"/>
+                <w:b w:val="false"/>
+                <w:u w:val="none"/>
+                <w:strike w:val="false"/>
+                <w:sz w:val="12"/>
+                <w:szCs w:val="12"/>
+                <w:color w:val="000000"/>
+              </w:rPr>
+              <w:t xml:space="preserve">†- Welch's t-test was used to compute p-values for normally distributed continuous variables. Wilcoxon Rank Sum test was used to compute p-values for non-normally distributed continuous or ordinal variables. Fisher's exact or chi-squared test was used to compute p-values for categorical variables, as appropriate. p-values are bolded for p ≤ 0.05.</w:t>
             </w:r>
           </w:p>
         </w:tc>
       </w:tr>
     </w:tbl>
-    <w:p>
-      <w:pPr>
-        <w:pStyle w:val="Normal"/>
-      </w:pPr>
-      <w:r>
-        <w:t xml:space="preserve"/>
-      </w:r>
-    </w:p>
-    <w:p>
-      <w:pPr>
-        <w:pStyle w:val="Normal"/>
-        <w:jc w:val="left"/>
-        <w:pBdr>
-          <w:bottom w:val="none" w:sz="0" w:space="0" w:color="000000"/>
-          <w:top w:val="none" w:sz="0" w:space="0" w:color="000000"/>
-          <w:left w:val="none" w:sz="0" w:space="0" w:color="000000"/>
-          <w:right w:val="none" w:sz="0" w:space="0" w:color="000000"/>
-        </w:pBdr>
-        <w:spacing w:after="0" w:before="0" w:line="240"/>
-        <w:ind w:left="0" w:right="0" w:firstLine="0" w:firstLineChars="0"/>
-      </w:pPr>
-      <w:r>
-        <w:rPr>
-          <w:rFonts w:ascii="Arial" w:hAnsi="Arial" w:eastAsia="Arial" w:cs="Arial"/>
-          <w:i w:val="true"/>
-          <w:b w:val="false"/>
-          <w:u w:val="none"/>
-          <w:sz w:val="16"/>
-          <w:szCs w:val="16"/>
-          <w:color w:val="000000"/>
-        </w:rPr>
-        <w:t xml:space="preserve">Statistical Methods: For continuous variables, normality was assessed using the Shapiro-Wilk test. </w:t>
-      </w:r>
-      <w:r>
-        <w:rPr>
-          <w:rFonts w:ascii="Arial" w:hAnsi="Arial" w:eastAsia="Arial" w:cs="Arial"/>
-          <w:i w:val="true"/>
-          <w:b w:val="false"/>
-          <w:u w:val="none"/>
-          <w:sz w:val="16"/>
-          <w:szCs w:val="16"/>
-          <w:color w:val="000000"/>
-        </w:rPr>
-        <w:t xml:space="preserve">For 2-group comparisons, normally distributed variables were compared using Welch’s t-test; non-normal distributions were compared using the Wilcoxon rank-sum test. </w:t>
-      </w:r>
-      <w:r>
-        <w:rPr>
-          <w:rFonts w:ascii="Arial" w:hAnsi="Arial" w:eastAsia="Arial" w:cs="Arial"/>
-          <w:i w:val="true"/>
-          <w:b w:val="false"/>
-          <w:u w:val="none"/>
-          <w:sz w:val="16"/>
-          <w:szCs w:val="16"/>
-          <w:color w:val="000000"/>
-        </w:rPr>
-        <w:t xml:space="preserve">For 3-group comparisons, normally distributed variables were compared using one-way ANOVA; non-normal or ordinal variables specified by the user were compared using the Kruskal-Wallis test. </w:t>
-      </w:r>
-      <w:r>
-        <w:rPr>
-          <w:rFonts w:ascii="Arial" w:hAnsi="Arial" w:eastAsia="Arial" w:cs="Arial"/>
-          <w:i w:val="true"/>
-          <w:b w:val="false"/>
-          <w:u w:val="none"/>
-          <w:sz w:val="16"/>
-          <w:szCs w:val="16"/>
-          <w:color w:val="000000"/>
-        </w:rPr>
-        <w:t xml:space="preserve">Categorical variables were compared using Chi-squared tests or Fisher’s exact tests if expected counts were &lt;5. </w:t>
-      </w:r>
-      <w:r>
-        <w:rPr>
-          <w:rFonts w:ascii="Arial" w:hAnsi="Arial" w:eastAsia="Arial" w:cs="Arial"/>
-          <w:i w:val="true"/>
-          <w:b w:val="false"/>
-          <w:u w:val="none"/>
-          <w:sz w:val="16"/>
-          <w:szCs w:val="16"/>
-          <w:color w:val="000000"/>
-        </w:rPr>
-        <w:t xml:space="preserve">Ordinal variables were summarized as medians [IQR] and compared using appropriate non-parametric tests. </w:t>
-      </w:r>
-      <w:r>
-        <w:rPr>
-          <w:rFonts w:ascii="Arial" w:hAnsi="Arial" w:eastAsia="Arial" w:cs="Arial"/>
-          <w:i w:val="true"/>
-          <w:b w:val="false"/>
-          <w:u w:val="none"/>
-          <w:sz w:val="16"/>
-          <w:szCs w:val="16"/>
-          <w:color w:val="000000"/>
-        </w:rPr>
-        <w:t xml:space="preserve">Note: Approximate p-values were used for non-parametric tests with tied data.</w:t>
-      </w:r>
-    </w:p>
     <w:sectPr>
       <w:type w:val="continuous"/>
       <w:pgSz w:w="11900" w:h="16840"/>

--- a/Outputs/table1.docx
+++ b/Outputs/table1.docx
@@ -259,7 +259,7 @@
                 <w:szCs w:val="18"/>
                 <w:color w:val="000000"/>
               </w:rPr>
-              <w:t xml:space="preserve">28 [23–36.5]</w:t>
+              <w:t xml:space="preserve">31.5 ± 12.4</w:t>
             </w:r>
           </w:p>
         </w:tc>
@@ -715,7 +715,7 @@
                 <w:szCs w:val="18"/>
                 <w:color w:val="000000"/>
               </w:rPr>
-              <w:t xml:space="preserve">25.9 [23.2–31.3]</w:t>
+              <w:t xml:space="preserve">27.3 ± 5.9</w:t>
             </w:r>
           </w:p>
         </w:tc>
@@ -1741,7 +1741,7 @@
                 <w:szCs w:val="18"/>
                 <w:color w:val="000000"/>
               </w:rPr>
-              <w:t xml:space="preserve">101 [80–125.8]</w:t>
+              <w:t xml:space="preserve">98 ± 37.7</w:t>
             </w:r>
           </w:p>
         </w:tc>
@@ -1855,7 +1855,7 @@
                 <w:szCs w:val="18"/>
                 <w:color w:val="000000"/>
               </w:rPr>
-              <w:t xml:space="preserve">61 [40–82]</w:t>
+              <w:t xml:space="preserve">57.8 ± 34.2</w:t>
             </w:r>
           </w:p>
         </w:tc>
@@ -1969,7 +1969,7 @@
                 <w:szCs w:val="18"/>
                 <w:color w:val="000000"/>
               </w:rPr>
-              <w:t xml:space="preserve">104 [84.8–129.2]</w:t>
+              <w:t xml:space="preserve">101.9 ± 37.7</w:t>
             </w:r>
           </w:p>
         </w:tc>
@@ -2539,7 +2539,7 @@
                 <w:szCs w:val="18"/>
                 <w:color w:val="000000"/>
               </w:rPr>
-              <w:t xml:space="preserve">57.9 [33.5–81]</w:t>
+              <w:t xml:space="preserve">59.2 ± 36.9</w:t>
             </w:r>
           </w:p>
         </w:tc>

--- a/Outputs/table1.docx
+++ b/Outputs/table1.docx
@@ -2539,7 +2539,7 @@
                 <w:szCs w:val="18"/>
                 <w:color w:val="000000"/>
               </w:rPr>
-              <w:t xml:space="preserve">59.2 ± 36.9</w:t>
+              <w:t xml:space="preserve">57.9 [33.5–81]</w:t>
             </w:r>
           </w:p>
         </w:tc>

--- a/Outputs/table1.docx
+++ b/Outputs/table1.docx
@@ -3283,7 +3283,7 @@
                 <w:szCs w:val="18"/>
                 <w:color w:val="000000"/>
               </w:rPr>
-              <w:t xml:space="preserve">readmission_wi_30d: Y</w:t>
+              <w:t xml:space="preserve">readmission_wi_30d</w:t>
             </w:r>
           </w:p>
         </w:tc>
@@ -3398,72 +3398,7 @@
                 <w:szCs w:val="12"/>
                 <w:color w:val="000000"/>
               </w:rPr>
-              <w:t xml:space="preserve">Statistical Methods: For continuous variables, normality was assessed using the Shapiro–Wilk test (when enabled). Normally distributed variables were summarized as mean ± SD and compared using Welch's t-test for two-group comparisons or one-way ANOVA for three-group comparisons. Non-normally distributed or user-specified ordinal variables were summarized as median [IQR] and compared using the Wilcoxon rank-sum test (two groups) or Kruskal–Wallis test (three groups). Categorical variables were summarized as n (%) and compared using Chi-squared tests or Fisher's exact tests when expected counts were &lt;5. For binary categorical variables, odds ratios with 95% confidence intervals were computed using Fisher's exact or Wald methods, as appropriate. Approximate p-values were used for non-parametric tests with tied data.</w:t>
-            </w:r>
-            <w:r>
-              <w:rPr>
-                <w:rFonts w:ascii="Arial" w:hAnsi="Arial" w:eastAsia="Arial" w:cs="Arial"/>
-                <w:i w:val="true"/>
-                <w:b w:val="false"/>
-                <w:u w:val="none"/>
-                <w:strike w:val="false"/>
-                <w:sz w:val="12"/>
-                <w:szCs w:val="12"/>
-                <w:color w:val="000000"/>
-              </w:rPr>
-              <w:br/>
-            </w:r>
-            <w:r>
-              <w:rPr>
-                <w:rFonts w:ascii="Arial" w:hAnsi="Arial" w:eastAsia="Arial" w:cs="Arial"/>
-                <w:i w:val="true"/>
-                <w:b w:val="false"/>
-                <w:u w:val="none"/>
-                <w:strike w:val="false"/>
-                <w:sz w:val="12"/>
-                <w:szCs w:val="12"/>
-                <w:color w:val="000000"/>
-              </w:rPr>
-              <w:br/>
-            </w:r>
-            <w:r>
-              <w:rPr>
-                <w:rFonts w:ascii="Arial" w:hAnsi="Arial" w:eastAsia="Arial" w:cs="Arial"/>
-                <w:i w:val="true"/>
-                <w:b w:val="false"/>
-                <w:u w:val="none"/>
-                <w:strike w:val="false"/>
-                <w:sz w:val="12"/>
-                <w:szCs w:val="12"/>
-                <w:color w:val="000000"/>
-              </w:rPr>
-              <w:t xml:space="preserve">*- All values are presented as mean ± SD for normally distributed continuous variables, median [IQR] for non-normally distributed continuous or ordinal variables, and n (%) for categorical variables.</w:t>
-            </w:r>
-            <w:r>
-              <w:rPr>
-                <w:rFonts w:ascii="Arial" w:hAnsi="Arial" w:eastAsia="Arial" w:cs="Arial"/>
-                <w:i w:val="true"/>
-                <w:b w:val="false"/>
-                <w:u w:val="none"/>
-                <w:strike w:val="false"/>
-                <w:sz w:val="12"/>
-                <w:szCs w:val="12"/>
-                <w:color w:val="000000"/>
-              </w:rPr>
-              <w:br/>
-            </w:r>
-            <w:r>
-              <w:rPr>
-                <w:rFonts w:ascii="Arial" w:hAnsi="Arial" w:eastAsia="Arial" w:cs="Arial"/>
-                <w:i w:val="true"/>
-                <w:b w:val="false"/>
-                <w:u w:val="none"/>
-                <w:strike w:val="false"/>
-                <w:sz w:val="12"/>
-                <w:szCs w:val="12"/>
-                <w:color w:val="000000"/>
-              </w:rPr>
-              <w:t xml:space="preserve">†- Welch's t-test was used to compute p-values for normally distributed continuous variables. Wilcoxon Rank Sum test was used to compute p-values for non-normally distributed continuous or ordinal variables. Fisher's exact or chi-squared test was used to compute p-values for categorical variables, as appropriate. p-values are bolded for p ≤ 0.05.</w:t>
+              <w:t xml:space="preserve">†- Continuous variables are presented as mean ± SD for normally distributed variables or median [IQR] for non-normally distributed or ordinal variables. Categorical variables are presented as n (%).</w:t>
             </w:r>
           </w:p>
         </w:tc>
